--- a/Aksharamaale/Kannada/Learn ಕನ್ನಡ(Kannada) interactively with Sounds By Vedavyasa Rao.docx
+++ b/Aksharamaale/Kannada/Learn ಕನ್ನಡ(Kannada) interactively with Sounds By Vedavyasa Rao.docx
@@ -15,6 +15,7 @@
         </w:rPr>
         <w:t xml:space="preserve">Learn </w:t>
       </w:r>
+      <w:proofErr w:type="gramStart"/>
       <w:r>
         <w:rPr>
           <w:rFonts w:cs="Tunga"/>
@@ -23,6 +24,7 @@
         </w:rPr>
         <w:t>ಕನ್ನಡ(</w:t>
       </w:r>
+      <w:proofErr w:type="gramEnd"/>
       <w:r>
         <w:rPr>
           <w:lang w:val="en-US"/>
@@ -216,8 +218,16 @@
         <w:rPr>
           <w:lang w:val="en-US"/>
         </w:rPr>
-        <w:t>the JavaScript code is</w:t>
-      </w:r>
+        <w:t xml:space="preserve">the JavaScript code </w:t>
+      </w:r>
+      <w:proofErr w:type="gramStart"/>
+      <w:r>
+        <w:rPr>
+          <w:lang w:val="en-US"/>
+        </w:rPr>
+        <w:t>is</w:t>
+      </w:r>
+      <w:proofErr w:type="gramEnd"/>
       <w:r>
         <w:rPr>
           <w:lang w:val="en-US"/>
@@ -270,14 +280,13 @@
       </w:pPr>
       <w:r>
         <w:rPr>
-          <w:noProof/>
           <w:lang w:val="en-US"/>
         </w:rPr>
         <w:drawing>
-          <wp:inline distT="0" distB="0" distL="0" distR="0" wp14:anchorId="61FAD604" wp14:editId="0BFE03B9">
-            <wp:extent cx="5731510" cy="3855720"/>
-            <wp:effectExtent l="0" t="0" r="2540" b="0"/>
-            <wp:docPr id="7" name="Picture 7"/>
+          <wp:inline distT="0" distB="0" distL="0" distR="0" wp14:anchorId="0EF0ACAF" wp14:editId="696CD22E">
+            <wp:extent cx="5731510" cy="3900805"/>
+            <wp:effectExtent l="0" t="0" r="2540" b="4445"/>
+            <wp:docPr id="12" name="Picture 12"/>
             <wp:cNvGraphicFramePr>
               <a:graphicFrameLocks xmlns:a="http://schemas.openxmlformats.org/drawingml/2006/main" noChangeAspect="1"/>
             </wp:cNvGraphicFramePr>
@@ -285,36 +294,23 @@
               <a:graphicData uri="http://schemas.openxmlformats.org/drawingml/2006/picture">
                 <pic:pic xmlns:pic="http://schemas.openxmlformats.org/drawingml/2006/picture">
                   <pic:nvPicPr>
-                    <pic:cNvPr id="0" name="Picture 2"/>
-                    <pic:cNvPicPr>
-                      <a:picLocks noChangeAspect="1" noChangeArrowheads="1"/>
-                    </pic:cNvPicPr>
+                    <pic:cNvPr id="1" name=""/>
+                    <pic:cNvPicPr/>
                   </pic:nvPicPr>
                   <pic:blipFill>
-                    <a:blip r:embed="rId6">
-                      <a:extLst>
-                        <a:ext uri="{28A0092B-C50C-407E-A947-70E740481C1C}">
-                          <a14:useLocalDpi xmlns:a14="http://schemas.microsoft.com/office/drawing/2010/main" val="0"/>
-                        </a:ext>
-                      </a:extLst>
-                    </a:blip>
-                    <a:srcRect/>
+                    <a:blip r:embed="rId6"/>
                     <a:stretch>
                       <a:fillRect/>
                     </a:stretch>
                   </pic:blipFill>
-                  <pic:spPr bwMode="auto">
+                  <pic:spPr>
                     <a:xfrm>
                       <a:off x="0" y="0"/>
-                      <a:ext cx="5731510" cy="3855720"/>
+                      <a:ext cx="5731510" cy="3900805"/>
                     </a:xfrm>
                     <a:prstGeom prst="rect">
                       <a:avLst/>
                     </a:prstGeom>
-                    <a:noFill/>
-                    <a:ln>
-                      <a:noFill/>
-                    </a:ln>
                   </pic:spPr>
                 </pic:pic>
               </a:graphicData>
@@ -1884,27 +1880,27 @@
         <mc:AlternateContent>
           <mc:Choice Requires="wps">
             <w:drawing>
-              <wp:anchor distT="0" distB="0" distL="114300" distR="114300" simplePos="0" relativeHeight="251668480" behindDoc="0" locked="0" layoutInCell="1" allowOverlap="1" wp14:anchorId="79D0231E" wp14:editId="432B75B5">
+              <wp:anchor distT="0" distB="0" distL="114300" distR="114300" simplePos="0" relativeHeight="251667456" behindDoc="0" locked="0" layoutInCell="1" allowOverlap="1" wp14:anchorId="5E1C5587" wp14:editId="4222D14D">
                 <wp:simplePos x="0" y="0"/>
                 <wp:positionH relativeFrom="column">
-                  <wp:posOffset>4991100</wp:posOffset>
+                  <wp:posOffset>380999</wp:posOffset>
                 </wp:positionH>
                 <wp:positionV relativeFrom="paragraph">
-                  <wp:posOffset>438149</wp:posOffset>
+                  <wp:posOffset>451485</wp:posOffset>
                 </wp:positionV>
-                <wp:extent cx="390525" cy="809625"/>
-                <wp:effectExtent l="0" t="38100" r="66675" b="28575"/>
+                <wp:extent cx="739775" cy="739775"/>
+                <wp:effectExtent l="38100" t="38100" r="22225" b="22225"/>
                 <wp:wrapNone/>
-                <wp:docPr id="24" name="Straight Arrow Connector 24"/>
+                <wp:docPr id="23" name="Straight Arrow Connector 23"/>
                 <wp:cNvGraphicFramePr/>
                 <a:graphic xmlns:a="http://schemas.openxmlformats.org/drawingml/2006/main">
                   <a:graphicData uri="http://schemas.microsoft.com/office/word/2010/wordprocessingShape">
                     <wps:wsp>
                       <wps:cNvCnPr/>
                       <wps:spPr>
-                        <a:xfrm flipV="1">
+                        <a:xfrm flipH="1" flipV="1">
                           <a:off x="0" y="0"/>
-                          <a:ext cx="390525" cy="809625"/>
+                          <a:ext cx="739775" cy="739775"/>
                         </a:xfrm>
                         <a:prstGeom prst="straightConnector1">
                           <a:avLst/>
@@ -1942,11 +1938,11 @@
           </mc:Choice>
           <mc:Fallback>
             <w:pict>
-              <v:shapetype w14:anchorId="33060319" id="_x0000_t32" coordsize="21600,21600" o:spt="32" o:oned="t" path="m,l21600,21600e" filled="f">
+              <v:shapetype w14:anchorId="75D41721" id="_x0000_t32" coordsize="21600,21600" o:spt="32" o:oned="t" path="m,l21600,21600e" filled="f">
                 <v:path arrowok="t" fillok="f" o:connecttype="none"/>
                 <o:lock v:ext="edit" shapetype="t"/>
               </v:shapetype>
-              <v:shape id="Straight Arrow Connector 24" o:spid="_x0000_s1026" type="#_x0000_t32" style="position:absolute;margin-left:393pt;margin-top:34.5pt;width:30.75pt;height:63.75pt;flip:y;z-index:251668480;visibility:visible;mso-wrap-style:square;mso-width-percent:0;mso-height-percent:0;mso-wrap-distance-left:9pt;mso-wrap-distance-top:0;mso-wrap-distance-right:9pt;mso-wrap-distance-bottom:0;mso-position-horizontal:absolute;mso-position-horizontal-relative:text;mso-position-vertical:absolute;mso-position-vertical-relative:text;mso-width-percent:0;mso-height-percent:0;mso-width-relative:margin;mso-height-relative:margin" o:gfxdata="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" strokecolor="#4472c4 [3204]" strokeweight=".5pt">
+              <v:shape id="Straight Arrow Connector 23" o:spid="_x0000_s1026" type="#_x0000_t32" style="position:absolute;margin-left:30pt;margin-top:35.55pt;width:58.25pt;height:58.25pt;flip:x y;z-index:251667456;visibility:visible;mso-wrap-style:square;mso-width-percent:0;mso-height-percent:0;mso-wrap-distance-left:9pt;mso-wrap-distance-top:0;mso-wrap-distance-right:9pt;mso-wrap-distance-bottom:0;mso-position-horizontal:absolute;mso-position-horizontal-relative:text;mso-position-vertical:absolute;mso-position-vertical-relative:text;mso-width-percent:0;mso-height-percent:0;mso-width-relative:margin;mso-height-relative:margin" o:gfxdata="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" strokecolor="#4472c4 [3204]" strokeweight=".5pt">
                 <v:stroke endarrow="block" joinstyle="miter"/>
               </v:shape>
             </w:pict>
@@ -1961,7 +1957,153 @@
         <mc:AlternateContent>
           <mc:Choice Requires="wps">
             <w:drawing>
-              <wp:anchor distT="0" distB="0" distL="114300" distR="114300" simplePos="0" relativeHeight="251670528" behindDoc="0" locked="0" layoutInCell="1" allowOverlap="1" wp14:anchorId="452A5475" wp14:editId="35B74467">
+              <wp:anchor distT="0" distB="0" distL="114300" distR="114300" simplePos="0" relativeHeight="251666432" behindDoc="0" locked="0" layoutInCell="1" allowOverlap="1" wp14:anchorId="6AEBFB5A" wp14:editId="13C2E255">
+                <wp:simplePos x="0" y="0"/>
+                <wp:positionH relativeFrom="column">
+                  <wp:posOffset>285750</wp:posOffset>
+                </wp:positionH>
+                <wp:positionV relativeFrom="paragraph">
+                  <wp:posOffset>480060</wp:posOffset>
+                </wp:positionV>
+                <wp:extent cx="298450" cy="704850"/>
+                <wp:effectExtent l="38100" t="38100" r="25400" b="19050"/>
+                <wp:wrapNone/>
+                <wp:docPr id="22" name="Straight Arrow Connector 22"/>
+                <wp:cNvGraphicFramePr/>
+                <a:graphic xmlns:a="http://schemas.openxmlformats.org/drawingml/2006/main">
+                  <a:graphicData uri="http://schemas.microsoft.com/office/word/2010/wordprocessingShape">
+                    <wps:wsp>
+                      <wps:cNvCnPr/>
+                      <wps:spPr>
+                        <a:xfrm flipH="1" flipV="1">
+                          <a:off x="0" y="0"/>
+                          <a:ext cx="298450" cy="704850"/>
+                        </a:xfrm>
+                        <a:prstGeom prst="straightConnector1">
+                          <a:avLst/>
+                        </a:prstGeom>
+                        <a:ln>
+                          <a:tailEnd type="triangle"/>
+                        </a:ln>
+                      </wps:spPr>
+                      <wps:style>
+                        <a:lnRef idx="1">
+                          <a:schemeClr val="accent1"/>
+                        </a:lnRef>
+                        <a:fillRef idx="0">
+                          <a:schemeClr val="accent1"/>
+                        </a:fillRef>
+                        <a:effectRef idx="0">
+                          <a:schemeClr val="accent1"/>
+                        </a:effectRef>
+                        <a:fontRef idx="minor">
+                          <a:schemeClr val="tx1"/>
+                        </a:fontRef>
+                      </wps:style>
+                      <wps:bodyPr/>
+                    </wps:wsp>
+                  </a:graphicData>
+                </a:graphic>
+                <wp14:sizeRelH relativeFrom="margin">
+                  <wp14:pctWidth>0</wp14:pctWidth>
+                </wp14:sizeRelH>
+                <wp14:sizeRelV relativeFrom="margin">
+                  <wp14:pctHeight>0</wp14:pctHeight>
+                </wp14:sizeRelV>
+              </wp:anchor>
+            </w:drawing>
+          </mc:Choice>
+          <mc:Fallback>
+            <w:pict>
+              <v:shape w14:anchorId="2E7CF6E5" id="Straight Arrow Connector 22" o:spid="_x0000_s1026" type="#_x0000_t32" style="position:absolute;margin-left:22.5pt;margin-top:37.8pt;width:23.5pt;height:55.5pt;flip:x y;z-index:251666432;visibility:visible;mso-wrap-style:square;mso-width-percent:0;mso-height-percent:0;mso-wrap-distance-left:9pt;mso-wrap-distance-top:0;mso-wrap-distance-right:9pt;mso-wrap-distance-bottom:0;mso-position-horizontal:absolute;mso-position-horizontal-relative:text;mso-position-vertical:absolute;mso-position-vertical-relative:text;mso-width-percent:0;mso-height-percent:0;mso-width-relative:margin;mso-height-relative:margin" o:gfxdata="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" strokecolor="#4472c4 [3204]" strokeweight=".5pt">
+                <v:stroke endarrow="block" joinstyle="miter"/>
+              </v:shape>
+            </w:pict>
+          </mc:Fallback>
+        </mc:AlternateContent>
+      </w:r>
+      <w:r>
+        <w:rPr>
+          <w:noProof/>
+          <w:lang w:val="en-US"/>
+        </w:rPr>
+        <mc:AlternateContent>
+          <mc:Choice Requires="wps">
+            <w:drawing>
+              <wp:anchor distT="0" distB="0" distL="114300" distR="114300" simplePos="0" relativeHeight="251668480" behindDoc="0" locked="0" layoutInCell="1" allowOverlap="1" wp14:anchorId="79D0231E" wp14:editId="51F35793">
+                <wp:simplePos x="0" y="0"/>
+                <wp:positionH relativeFrom="column">
+                  <wp:posOffset>4991100</wp:posOffset>
+                </wp:positionH>
+                <wp:positionV relativeFrom="paragraph">
+                  <wp:posOffset>451485</wp:posOffset>
+                </wp:positionV>
+                <wp:extent cx="476250" cy="800100"/>
+                <wp:effectExtent l="0" t="38100" r="57150" b="19050"/>
+                <wp:wrapNone/>
+                <wp:docPr id="24" name="Straight Arrow Connector 24"/>
+                <wp:cNvGraphicFramePr/>
+                <a:graphic xmlns:a="http://schemas.openxmlformats.org/drawingml/2006/main">
+                  <a:graphicData uri="http://schemas.microsoft.com/office/word/2010/wordprocessingShape">
+                    <wps:wsp>
+                      <wps:cNvCnPr/>
+                      <wps:spPr>
+                        <a:xfrm flipV="1">
+                          <a:off x="0" y="0"/>
+                          <a:ext cx="476250" cy="800100"/>
+                        </a:xfrm>
+                        <a:prstGeom prst="straightConnector1">
+                          <a:avLst/>
+                        </a:prstGeom>
+                        <a:ln>
+                          <a:tailEnd type="triangle"/>
+                        </a:ln>
+                      </wps:spPr>
+                      <wps:style>
+                        <a:lnRef idx="1">
+                          <a:schemeClr val="accent1"/>
+                        </a:lnRef>
+                        <a:fillRef idx="0">
+                          <a:schemeClr val="accent1"/>
+                        </a:fillRef>
+                        <a:effectRef idx="0">
+                          <a:schemeClr val="accent1"/>
+                        </a:effectRef>
+                        <a:fontRef idx="minor">
+                          <a:schemeClr val="tx1"/>
+                        </a:fontRef>
+                      </wps:style>
+                      <wps:bodyPr/>
+                    </wps:wsp>
+                  </a:graphicData>
+                </a:graphic>
+                <wp14:sizeRelH relativeFrom="margin">
+                  <wp14:pctWidth>0</wp14:pctWidth>
+                </wp14:sizeRelH>
+                <wp14:sizeRelV relativeFrom="margin">
+                  <wp14:pctHeight>0</wp14:pctHeight>
+                </wp14:sizeRelV>
+              </wp:anchor>
+            </w:drawing>
+          </mc:Choice>
+          <mc:Fallback>
+            <w:pict>
+              <v:shape w14:anchorId="0C09AE0A" id="Straight Arrow Connector 24" o:spid="_x0000_s1026" type="#_x0000_t32" style="position:absolute;margin-left:393pt;margin-top:35.55pt;width:37.5pt;height:63pt;flip:y;z-index:251668480;visibility:visible;mso-wrap-style:square;mso-width-percent:0;mso-height-percent:0;mso-wrap-distance-left:9pt;mso-wrap-distance-top:0;mso-wrap-distance-right:9pt;mso-wrap-distance-bottom:0;mso-position-horizontal:absolute;mso-position-horizontal-relative:text;mso-position-vertical:absolute;mso-position-vertical-relative:text;mso-width-percent:0;mso-height-percent:0;mso-width-relative:margin;mso-height-relative:margin" o:gfxdata="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" strokecolor="#4472c4 [3204]" strokeweight=".5pt">
+                <v:stroke endarrow="block" joinstyle="miter"/>
+              </v:shape>
+            </w:pict>
+          </mc:Fallback>
+        </mc:AlternateContent>
+      </w:r>
+      <w:r>
+        <w:rPr>
+          <w:noProof/>
+          <w:lang w:val="en-US"/>
+        </w:rPr>
+        <mc:AlternateContent>
+          <mc:Choice Requires="wps">
+            <w:drawing>
+              <wp:anchor distT="0" distB="0" distL="114300" distR="114300" simplePos="0" relativeHeight="251670528" behindDoc="0" locked="0" layoutInCell="1" allowOverlap="1" wp14:anchorId="452A5475" wp14:editId="28115460">
                 <wp:simplePos x="0" y="0"/>
                 <wp:positionH relativeFrom="column">
                   <wp:posOffset>4829174</wp:posOffset>
@@ -2019,226 +2161,7 @@
           </mc:Choice>
           <mc:Fallback>
             <w:pict>
-              <v:shape w14:anchorId="0968636A" id="Straight Arrow Connector 26" o:spid="_x0000_s1026" type="#_x0000_t32" style="position:absolute;margin-left:380.25pt;margin-top:36pt;width:12.75pt;height:63pt;flip:y;z-index:251670528;visibility:visible;mso-wrap-style:square;mso-width-percent:0;mso-height-percent:0;mso-wrap-distance-left:9pt;mso-wrap-distance-top:0;mso-wrap-distance-right:9pt;mso-wrap-distance-bottom:0;mso-position-horizontal:absolute;mso-position-horizontal-relative:text;mso-position-vertical:absolute;mso-position-vertical-relative:text;mso-width-percent:0;mso-height-percent:0;mso-width-relative:margin;mso-height-relative:margin" o:gfxdata="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" strokecolor="#4472c4 [3204]" strokeweight=".5pt">
-                <v:stroke endarrow="block" joinstyle="miter"/>
-              </v:shape>
-            </w:pict>
-          </mc:Fallback>
-        </mc:AlternateContent>
-      </w:r>
-      <w:r>
-        <w:rPr>
-          <w:noProof/>
-          <w:lang w:val="en-US"/>
-        </w:rPr>
-        <mc:AlternateContent>
-          <mc:Choice Requires="wps">
-            <w:drawing>
-              <wp:anchor distT="0" distB="0" distL="114300" distR="114300" simplePos="0" relativeHeight="251669504" behindDoc="0" locked="0" layoutInCell="1" allowOverlap="1" wp14:anchorId="4171546D" wp14:editId="0EE94BA1">
-                <wp:simplePos x="0" y="0"/>
-                <wp:positionH relativeFrom="column">
-                  <wp:posOffset>4562475</wp:posOffset>
-                </wp:positionH>
-                <wp:positionV relativeFrom="paragraph">
-                  <wp:posOffset>419099</wp:posOffset>
-                </wp:positionV>
-                <wp:extent cx="295275" cy="828675"/>
-                <wp:effectExtent l="0" t="38100" r="66675" b="28575"/>
-                <wp:wrapNone/>
-                <wp:docPr id="25" name="Straight Arrow Connector 25"/>
-                <wp:cNvGraphicFramePr/>
-                <a:graphic xmlns:a="http://schemas.openxmlformats.org/drawingml/2006/main">
-                  <a:graphicData uri="http://schemas.microsoft.com/office/word/2010/wordprocessingShape">
-                    <wps:wsp>
-                      <wps:cNvCnPr/>
-                      <wps:spPr>
-                        <a:xfrm flipV="1">
-                          <a:off x="0" y="0"/>
-                          <a:ext cx="295275" cy="828675"/>
-                        </a:xfrm>
-                        <a:prstGeom prst="straightConnector1">
-                          <a:avLst/>
-                        </a:prstGeom>
-                        <a:ln>
-                          <a:tailEnd type="triangle"/>
-                        </a:ln>
-                      </wps:spPr>
-                      <wps:style>
-                        <a:lnRef idx="1">
-                          <a:schemeClr val="accent1"/>
-                        </a:lnRef>
-                        <a:fillRef idx="0">
-                          <a:schemeClr val="accent1"/>
-                        </a:fillRef>
-                        <a:effectRef idx="0">
-                          <a:schemeClr val="accent1"/>
-                        </a:effectRef>
-                        <a:fontRef idx="minor">
-                          <a:schemeClr val="tx1"/>
-                        </a:fontRef>
-                      </wps:style>
-                      <wps:bodyPr/>
-                    </wps:wsp>
-                  </a:graphicData>
-                </a:graphic>
-                <wp14:sizeRelH relativeFrom="margin">
-                  <wp14:pctWidth>0</wp14:pctWidth>
-                </wp14:sizeRelH>
-                <wp14:sizeRelV relativeFrom="margin">
-                  <wp14:pctHeight>0</wp14:pctHeight>
-                </wp14:sizeRelV>
-              </wp:anchor>
-            </w:drawing>
-          </mc:Choice>
-          <mc:Fallback>
-            <w:pict>
-              <v:shape w14:anchorId="60078C6B" id="Straight Arrow Connector 25" o:spid="_x0000_s1026" type="#_x0000_t32" style="position:absolute;margin-left:359.25pt;margin-top:33pt;width:23.25pt;height:65.25pt;flip:y;z-index:251669504;visibility:visible;mso-wrap-style:square;mso-width-percent:0;mso-height-percent:0;mso-wrap-distance-left:9pt;mso-wrap-distance-top:0;mso-wrap-distance-right:9pt;mso-wrap-distance-bottom:0;mso-position-horizontal:absolute;mso-position-horizontal-relative:text;mso-position-vertical:absolute;mso-position-vertical-relative:text;mso-width-percent:0;mso-height-percent:0;mso-width-relative:margin;mso-height-relative:margin" o:gfxdata="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" strokecolor="#4472c4 [3204]" strokeweight=".5pt">
-                <v:stroke endarrow="block" joinstyle="miter"/>
-              </v:shape>
-            </w:pict>
-          </mc:Fallback>
-        </mc:AlternateContent>
-      </w:r>
-      <w:r>
-        <w:rPr>
-          <w:noProof/>
-          <w:lang w:val="en-US"/>
-        </w:rPr>
-        <mc:AlternateContent>
-          <mc:Choice Requires="wps">
-            <w:drawing>
-              <wp:anchor distT="0" distB="0" distL="114300" distR="114300" simplePos="0" relativeHeight="251667456" behindDoc="0" locked="0" layoutInCell="1" allowOverlap="1" wp14:anchorId="5E1C5587" wp14:editId="3F134B34">
-                <wp:simplePos x="0" y="0"/>
-                <wp:positionH relativeFrom="column">
-                  <wp:posOffset>495299</wp:posOffset>
-                </wp:positionH>
-                <wp:positionV relativeFrom="paragraph">
-                  <wp:posOffset>438150</wp:posOffset>
-                </wp:positionV>
-                <wp:extent cx="625475" cy="758825"/>
-                <wp:effectExtent l="38100" t="38100" r="22225" b="22225"/>
-                <wp:wrapNone/>
-                <wp:docPr id="23" name="Straight Arrow Connector 23"/>
-                <wp:cNvGraphicFramePr/>
-                <a:graphic xmlns:a="http://schemas.openxmlformats.org/drawingml/2006/main">
-                  <a:graphicData uri="http://schemas.microsoft.com/office/word/2010/wordprocessingShape">
-                    <wps:wsp>
-                      <wps:cNvCnPr/>
-                      <wps:spPr>
-                        <a:xfrm flipH="1" flipV="1">
-                          <a:off x="0" y="0"/>
-                          <a:ext cx="625475" cy="758825"/>
-                        </a:xfrm>
-                        <a:prstGeom prst="straightConnector1">
-                          <a:avLst/>
-                        </a:prstGeom>
-                        <a:ln>
-                          <a:tailEnd type="triangle"/>
-                        </a:ln>
-                      </wps:spPr>
-                      <wps:style>
-                        <a:lnRef idx="1">
-                          <a:schemeClr val="accent1"/>
-                        </a:lnRef>
-                        <a:fillRef idx="0">
-                          <a:schemeClr val="accent1"/>
-                        </a:fillRef>
-                        <a:effectRef idx="0">
-                          <a:schemeClr val="accent1"/>
-                        </a:effectRef>
-                        <a:fontRef idx="minor">
-                          <a:schemeClr val="tx1"/>
-                        </a:fontRef>
-                      </wps:style>
-                      <wps:bodyPr/>
-                    </wps:wsp>
-                  </a:graphicData>
-                </a:graphic>
-                <wp14:sizeRelH relativeFrom="margin">
-                  <wp14:pctWidth>0</wp14:pctWidth>
-                </wp14:sizeRelH>
-                <wp14:sizeRelV relativeFrom="margin">
-                  <wp14:pctHeight>0</wp14:pctHeight>
-                </wp14:sizeRelV>
-              </wp:anchor>
-            </w:drawing>
-          </mc:Choice>
-          <mc:Fallback>
-            <w:pict>
-              <v:shape w14:anchorId="479E042F" id="Straight Arrow Connector 23" o:spid="_x0000_s1026" type="#_x0000_t32" style="position:absolute;margin-left:39pt;margin-top:34.5pt;width:49.25pt;height:59.75pt;flip:x y;z-index:251667456;visibility:visible;mso-wrap-style:square;mso-width-percent:0;mso-height-percent:0;mso-wrap-distance-left:9pt;mso-wrap-distance-top:0;mso-wrap-distance-right:9pt;mso-wrap-distance-bottom:0;mso-position-horizontal:absolute;mso-position-horizontal-relative:text;mso-position-vertical:absolute;mso-position-vertical-relative:text;mso-width-percent:0;mso-height-percent:0;mso-width-relative:margin;mso-height-relative:margin" o:gfxdata="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" strokecolor="#4472c4 [3204]" strokeweight=".5pt">
-                <v:stroke endarrow="block" joinstyle="miter"/>
-              </v:shape>
-            </w:pict>
-          </mc:Fallback>
-        </mc:AlternateContent>
-      </w:r>
-      <w:r>
-        <w:rPr>
-          <w:noProof/>
-          <w:lang w:val="en-US"/>
-        </w:rPr>
-        <mc:AlternateContent>
-          <mc:Choice Requires="wps">
-            <w:drawing>
-              <wp:anchor distT="0" distB="0" distL="114300" distR="114300" simplePos="0" relativeHeight="251666432" behindDoc="0" locked="0" layoutInCell="1" allowOverlap="1" wp14:anchorId="6AEBFB5A" wp14:editId="2CC288BE">
-                <wp:simplePos x="0" y="0"/>
-                <wp:positionH relativeFrom="column">
-                  <wp:posOffset>314324</wp:posOffset>
-                </wp:positionH>
-                <wp:positionV relativeFrom="paragraph">
-                  <wp:posOffset>438150</wp:posOffset>
-                </wp:positionV>
-                <wp:extent cx="269875" cy="742950"/>
-                <wp:effectExtent l="38100" t="38100" r="34925" b="19050"/>
-                <wp:wrapNone/>
-                <wp:docPr id="22" name="Straight Arrow Connector 22"/>
-                <wp:cNvGraphicFramePr/>
-                <a:graphic xmlns:a="http://schemas.openxmlformats.org/drawingml/2006/main">
-                  <a:graphicData uri="http://schemas.microsoft.com/office/word/2010/wordprocessingShape">
-                    <wps:wsp>
-                      <wps:cNvCnPr/>
-                      <wps:spPr>
-                        <a:xfrm flipH="1" flipV="1">
-                          <a:off x="0" y="0"/>
-                          <a:ext cx="269875" cy="742950"/>
-                        </a:xfrm>
-                        <a:prstGeom prst="straightConnector1">
-                          <a:avLst/>
-                        </a:prstGeom>
-                        <a:ln>
-                          <a:tailEnd type="triangle"/>
-                        </a:ln>
-                      </wps:spPr>
-                      <wps:style>
-                        <a:lnRef idx="1">
-                          <a:schemeClr val="accent1"/>
-                        </a:lnRef>
-                        <a:fillRef idx="0">
-                          <a:schemeClr val="accent1"/>
-                        </a:fillRef>
-                        <a:effectRef idx="0">
-                          <a:schemeClr val="accent1"/>
-                        </a:effectRef>
-                        <a:fontRef idx="minor">
-                          <a:schemeClr val="tx1"/>
-                        </a:fontRef>
-                      </wps:style>
-                      <wps:bodyPr/>
-                    </wps:wsp>
-                  </a:graphicData>
-                </a:graphic>
-                <wp14:sizeRelH relativeFrom="margin">
-                  <wp14:pctWidth>0</wp14:pctWidth>
-                </wp14:sizeRelH>
-                <wp14:sizeRelV relativeFrom="margin">
-                  <wp14:pctHeight>0</wp14:pctHeight>
-                </wp14:sizeRelV>
-              </wp:anchor>
-            </w:drawing>
-          </mc:Choice>
-          <mc:Fallback>
-            <w:pict>
-              <v:shape w14:anchorId="6964D270" id="Straight Arrow Connector 22" o:spid="_x0000_s1026" type="#_x0000_t32" style="position:absolute;margin-left:24.75pt;margin-top:34.5pt;width:21.25pt;height:58.5pt;flip:x y;z-index:251666432;visibility:visible;mso-wrap-style:square;mso-width-percent:0;mso-height-percent:0;mso-wrap-distance-left:9pt;mso-wrap-distance-top:0;mso-wrap-distance-right:9pt;mso-wrap-distance-bottom:0;mso-position-horizontal:absolute;mso-position-horizontal-relative:text;mso-position-vertical:absolute;mso-position-vertical-relative:text;mso-width-percent:0;mso-height-percent:0;mso-width-relative:margin;mso-height-relative:margin" o:gfxdata="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" strokecolor="#4472c4 [3204]" strokeweight=".5pt">
+              <v:shape w14:anchorId="04C95F2A" id="Straight Arrow Connector 26" o:spid="_x0000_s1026" type="#_x0000_t32" style="position:absolute;margin-left:380.25pt;margin-top:36pt;width:12.75pt;height:63pt;flip:y;z-index:251670528;visibility:visible;mso-wrap-style:square;mso-width-percent:0;mso-height-percent:0;mso-wrap-distance-left:9pt;mso-wrap-distance-top:0;mso-wrap-distance-right:9pt;mso-wrap-distance-bottom:0;mso-position-horizontal:absolute;mso-position-horizontal-relative:text;mso-position-vertical:absolute;mso-position-vertical-relative:text;mso-width-percent:0;mso-height-percent:0;mso-width-relative:margin;mso-height-relative:margin" o:gfxdata="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" strokecolor="#4472c4 [3204]" strokeweight=".5pt">
                 <v:stroke endarrow="block" joinstyle="miter"/>
               </v:shape>
             </w:pict>
@@ -2569,14 +2492,13 @@
       </w:r>
       <w:r>
         <w:rPr>
-          <w:noProof/>
           <w:lang w:val="en-US"/>
         </w:rPr>
         <w:drawing>
-          <wp:inline distT="0" distB="0" distL="0" distR="0" wp14:anchorId="736D25E6" wp14:editId="39C7E327">
+          <wp:inline distT="0" distB="0" distL="0" distR="0" wp14:anchorId="5EA03C5A" wp14:editId="653F682A">
             <wp:extent cx="5731510" cy="799465"/>
             <wp:effectExtent l="0" t="0" r="2540" b="635"/>
-            <wp:docPr id="27" name="Picture 27"/>
+            <wp:docPr id="8" name="Picture 8"/>
             <wp:cNvGraphicFramePr>
               <a:graphicFrameLocks xmlns:a="http://schemas.openxmlformats.org/drawingml/2006/main" noChangeAspect="1"/>
             </wp:cNvGraphicFramePr>
@@ -2626,13 +2548,27 @@
         <w:rPr>
           <w:lang w:val="en-US"/>
         </w:rPr>
-        <w:t xml:space="preserve">Vowels   Matras   </w:t>
+        <w:t xml:space="preserve">Vowels   </w:t>
       </w:r>
       <w:proofErr w:type="spellStart"/>
       <w:r>
         <w:rPr>
           <w:lang w:val="en-US"/>
         </w:rPr>
+        <w:t>Kagunita</w:t>
+      </w:r>
+      <w:proofErr w:type="spellEnd"/>
+      <w:r>
+        <w:rPr>
+          <w:lang w:val="en-US"/>
+        </w:rPr>
+        <w:t xml:space="preserve">   </w:t>
+      </w:r>
+      <w:proofErr w:type="spellStart"/>
+      <w:r>
+        <w:rPr>
+          <w:lang w:val="en-US"/>
+        </w:rPr>
         <w:t>Halant</w:t>
       </w:r>
       <w:proofErr w:type="spellEnd"/>
@@ -2640,7 +2576,7 @@
         <w:rPr>
           <w:lang w:val="en-US"/>
         </w:rPr>
-        <w:t xml:space="preserve">                                                                                                   </w:t>
+        <w:t xml:space="preserve">                                                                                                </w:t>
       </w:r>
       <w:proofErr w:type="spellStart"/>
       <w:r>
@@ -2661,8 +2597,21 @@
         <w:rPr>
           <w:lang w:val="en-US"/>
         </w:rPr>
-        <w:t xml:space="preserve">                                                                                                               (</w:t>
-      </w:r>
+        <w:t xml:space="preserve">                                                                                                           </w:t>
+      </w:r>
+      <w:r>
+        <w:rPr>
+          <w:lang w:val="en-US"/>
+        </w:rPr>
+        <w:t xml:space="preserve">                       </w:t>
+      </w:r>
+      <w:r>
+        <w:rPr>
+          <w:lang w:val="en-US"/>
+        </w:rPr>
+        <w:t xml:space="preserve">    (</w:t>
+      </w:r>
+      <w:proofErr w:type="gramStart"/>
       <w:r>
         <w:rPr>
           <w:lang w:val="en-US"/>
@@ -2673,43 +2622,59 @@
         <w:rPr>
           <w:lang w:val="en-US"/>
         </w:rPr>
-        <w:t>, Chandrabindu, Visarga)</w:t>
+        <w:t>,  Visarga</w:t>
+      </w:r>
+      <w:proofErr w:type="gramEnd"/>
+      <w:r>
+        <w:rPr>
+          <w:lang w:val="en-US"/>
+        </w:rPr>
+        <w:t>)</w:t>
       </w:r>
     </w:p>
     <w:p>
       <w:pPr>
         <w:pStyle w:val="Heading2"/>
         <w:rPr>
-          <w:rFonts w:cs="Mangal"/>
-          <w:lang w:val="en-US" w:bidi="hi-IN"/>
-        </w:rPr>
-      </w:pPr>
-      <w:r>
-        <w:rPr>
-          <w:lang w:val="en-US"/>
-        </w:rPr>
-        <w:t xml:space="preserve">Consonants and </w:t>
-      </w:r>
-      <w:r>
-        <w:rPr>
-          <w:lang w:val="en-US"/>
-        </w:rPr>
-        <w:t xml:space="preserve">Ardha </w:t>
+          <w:noProof/>
+        </w:rPr>
+      </w:pPr>
+      <w:r>
+        <w:rPr>
+          <w:lang w:val="en-US"/>
+        </w:rPr>
+        <w:t>Consonants</w:t>
+      </w:r>
+      <w:r>
+        <w:rPr>
+          <w:lang w:val="en-US"/>
+        </w:rPr>
+        <w:t xml:space="preserve">, </w:t>
       </w:r>
       <w:proofErr w:type="spellStart"/>
       <w:r>
         <w:rPr>
           <w:lang w:val="en-US"/>
         </w:rPr>
-        <w:t>vyanjan</w:t>
-      </w:r>
-      <w:r>
-        <w:rPr>
-          <w:lang w:val="en-US"/>
-        </w:rPr>
-        <w:t>s</w:t>
+        <w:t>Ottakshara</w:t>
       </w:r>
       <w:proofErr w:type="spellEnd"/>
+      <w:r>
+        <w:rPr>
+          <w:lang w:val="en-US"/>
+        </w:rPr>
+        <w:t xml:space="preserve"> and </w:t>
+      </w:r>
+      <w:proofErr w:type="spellStart"/>
+      <w:r>
+        <w:rPr>
+          <w:lang w:val="en-US"/>
+        </w:rPr>
+        <w:t>Arkaottu</w:t>
+      </w:r>
+      <w:proofErr w:type="spellEnd"/>
+    </w:p>
+    <w:p>
       <w:r>
         <w:rPr>
           <w:noProof/>
@@ -2718,18 +2683,18 @@
         <mc:AlternateContent>
           <mc:Choice Requires="wps">
             <w:drawing>
-              <wp:anchor distT="0" distB="0" distL="114300" distR="114300" simplePos="0" relativeHeight="251674624" behindDoc="0" locked="0" layoutInCell="1" allowOverlap="1" wp14:anchorId="440EF0DC" wp14:editId="0E782D14">
+              <wp:anchor distT="0" distB="0" distL="114300" distR="114300" simplePos="0" relativeHeight="251716608" behindDoc="0" locked="0" layoutInCell="1" allowOverlap="1" wp14:anchorId="5CBD0D3E" wp14:editId="4807CAA6">
                 <wp:simplePos x="0" y="0"/>
                 <wp:positionH relativeFrom="column">
-                  <wp:posOffset>599440</wp:posOffset>
+                  <wp:posOffset>1714500</wp:posOffset>
                 </wp:positionH>
                 <wp:positionV relativeFrom="paragraph">
-                  <wp:posOffset>1175385</wp:posOffset>
+                  <wp:posOffset>676275</wp:posOffset>
                 </wp:positionV>
-                <wp:extent cx="333375" cy="466725"/>
-                <wp:effectExtent l="38100" t="38100" r="28575" b="28575"/>
+                <wp:extent cx="361950" cy="514350"/>
+                <wp:effectExtent l="38100" t="38100" r="19050" b="19050"/>
                 <wp:wrapNone/>
-                <wp:docPr id="33" name="Straight Arrow Connector 33"/>
+                <wp:docPr id="10" name="Straight Arrow Connector 10"/>
                 <wp:cNvGraphicFramePr/>
                 <a:graphic xmlns:a="http://schemas.openxmlformats.org/drawingml/2006/main">
                   <a:graphicData uri="http://schemas.microsoft.com/office/word/2010/wordprocessingShape">
@@ -2738,7 +2703,7 @@
                       <wps:spPr>
                         <a:xfrm flipH="1" flipV="1">
                           <a:off x="0" y="0"/>
-                          <a:ext cx="333375" cy="466725"/>
+                          <a:ext cx="361950" cy="514350"/>
                         </a:xfrm>
                         <a:prstGeom prst="straightConnector1">
                           <a:avLst/>
@@ -2776,7 +2741,7 @@
           </mc:Choice>
           <mc:Fallback>
             <w:pict>
-              <v:shape w14:anchorId="5FEAE234" id="Straight Arrow Connector 33" o:spid="_x0000_s1026" type="#_x0000_t32" style="position:absolute;margin-left:47.2pt;margin-top:92.55pt;width:26.25pt;height:36.75pt;flip:x y;z-index:251674624;visibility:visible;mso-wrap-style:square;mso-width-percent:0;mso-height-percent:0;mso-wrap-distance-left:9pt;mso-wrap-distance-top:0;mso-wrap-distance-right:9pt;mso-wrap-distance-bottom:0;mso-position-horizontal:absolute;mso-position-horizontal-relative:text;mso-position-vertical:absolute;mso-position-vertical-relative:text;mso-width-percent:0;mso-height-percent:0;mso-width-relative:margin;mso-height-relative:margin" o:gfxdata="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" strokecolor="#4472c4 [3204]" strokeweight=".5pt">
+              <v:shape w14:anchorId="56B66F32" id="Straight Arrow Connector 10" o:spid="_x0000_s1026" type="#_x0000_t32" style="position:absolute;margin-left:135pt;margin-top:53.25pt;width:28.5pt;height:40.5pt;flip:x y;z-index:251716608;visibility:visible;mso-wrap-style:square;mso-width-percent:0;mso-height-percent:0;mso-wrap-distance-left:9pt;mso-wrap-distance-top:0;mso-wrap-distance-right:9pt;mso-wrap-distance-bottom:0;mso-position-horizontal:absolute;mso-position-horizontal-relative:text;mso-position-vertical:absolute;mso-position-vertical-relative:text;mso-width-percent:0;mso-height-percent:0;mso-width-relative:margin;mso-height-relative:margin" o:gfxdata="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" strokecolor="#4472c4 [3204]" strokeweight=".5pt">
                 <v:stroke endarrow="block" joinstyle="miter"/>
               </v:shape>
             </w:pict>
@@ -2791,13 +2756,86 @@
         <mc:AlternateContent>
           <mc:Choice Requires="wps">
             <w:drawing>
-              <wp:anchor distT="0" distB="0" distL="114300" distR="114300" simplePos="0" relativeHeight="251672576" behindDoc="0" locked="0" layoutInCell="1" allowOverlap="1" wp14:anchorId="2C7A583F" wp14:editId="18B47B29">
+              <wp:anchor distT="0" distB="0" distL="114300" distR="114300" simplePos="0" relativeHeight="251674624" behindDoc="0" locked="0" layoutInCell="1" allowOverlap="1" wp14:anchorId="440EF0DC" wp14:editId="385F94E0">
                 <wp:simplePos x="0" y="0"/>
                 <wp:positionH relativeFrom="column">
-                  <wp:posOffset>170815</wp:posOffset>
+                  <wp:posOffset>523874</wp:posOffset>
                 </wp:positionH>
                 <wp:positionV relativeFrom="paragraph">
-                  <wp:posOffset>1214120</wp:posOffset>
+                  <wp:posOffset>662304</wp:posOffset>
+                </wp:positionV>
+                <wp:extent cx="361950" cy="514350"/>
+                <wp:effectExtent l="38100" t="38100" r="19050" b="19050"/>
+                <wp:wrapNone/>
+                <wp:docPr id="33" name="Straight Arrow Connector 33"/>
+                <wp:cNvGraphicFramePr/>
+                <a:graphic xmlns:a="http://schemas.openxmlformats.org/drawingml/2006/main">
+                  <a:graphicData uri="http://schemas.microsoft.com/office/word/2010/wordprocessingShape">
+                    <wps:wsp>
+                      <wps:cNvCnPr/>
+                      <wps:spPr>
+                        <a:xfrm flipH="1" flipV="1">
+                          <a:off x="0" y="0"/>
+                          <a:ext cx="361950" cy="514350"/>
+                        </a:xfrm>
+                        <a:prstGeom prst="straightConnector1">
+                          <a:avLst/>
+                        </a:prstGeom>
+                        <a:ln>
+                          <a:tailEnd type="triangle"/>
+                        </a:ln>
+                      </wps:spPr>
+                      <wps:style>
+                        <a:lnRef idx="1">
+                          <a:schemeClr val="accent1"/>
+                        </a:lnRef>
+                        <a:fillRef idx="0">
+                          <a:schemeClr val="accent1"/>
+                        </a:fillRef>
+                        <a:effectRef idx="0">
+                          <a:schemeClr val="accent1"/>
+                        </a:effectRef>
+                        <a:fontRef idx="minor">
+                          <a:schemeClr val="tx1"/>
+                        </a:fontRef>
+                      </wps:style>
+                      <wps:bodyPr/>
+                    </wps:wsp>
+                  </a:graphicData>
+                </a:graphic>
+                <wp14:sizeRelH relativeFrom="margin">
+                  <wp14:pctWidth>0</wp14:pctWidth>
+                </wp14:sizeRelH>
+                <wp14:sizeRelV relativeFrom="margin">
+                  <wp14:pctHeight>0</wp14:pctHeight>
+                </wp14:sizeRelV>
+              </wp:anchor>
+            </w:drawing>
+          </mc:Choice>
+          <mc:Fallback>
+            <w:pict>
+              <v:shape w14:anchorId="120D1C5A" id="Straight Arrow Connector 33" o:spid="_x0000_s1026" type="#_x0000_t32" style="position:absolute;margin-left:41.25pt;margin-top:52.15pt;width:28.5pt;height:40.5pt;flip:x y;z-index:251674624;visibility:visible;mso-wrap-style:square;mso-width-percent:0;mso-height-percent:0;mso-wrap-distance-left:9pt;mso-wrap-distance-top:0;mso-wrap-distance-right:9pt;mso-wrap-distance-bottom:0;mso-position-horizontal:absolute;mso-position-horizontal-relative:text;mso-position-vertical:absolute;mso-position-vertical-relative:text;mso-width-percent:0;mso-height-percent:0;mso-width-relative:margin;mso-height-relative:margin" o:gfxdata="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" strokecolor="#4472c4 [3204]" strokeweight=".5pt">
+                <v:stroke endarrow="block" joinstyle="miter"/>
+              </v:shape>
+            </w:pict>
+          </mc:Fallback>
+        </mc:AlternateContent>
+      </w:r>
+      <w:r>
+        <w:rPr>
+          <w:noProof/>
+          <w:lang w:val="en-US"/>
+        </w:rPr>
+        <mc:AlternateContent>
+          <mc:Choice Requires="wps">
+            <w:drawing>
+              <wp:anchor distT="0" distB="0" distL="114300" distR="114300" simplePos="0" relativeHeight="251672576" behindDoc="0" locked="0" layoutInCell="1" allowOverlap="1" wp14:anchorId="2C7A583F" wp14:editId="7BBFA6CC">
+                <wp:simplePos x="0" y="0"/>
+                <wp:positionH relativeFrom="column">
+                  <wp:posOffset>144145</wp:posOffset>
+                </wp:positionH>
+                <wp:positionV relativeFrom="paragraph">
+                  <wp:posOffset>701675</wp:posOffset>
                 </wp:positionV>
                 <wp:extent cx="45719" cy="476250"/>
                 <wp:effectExtent l="38100" t="38100" r="50165" b="19050"/>
@@ -2849,7 +2887,7 @@
           </mc:Choice>
           <mc:Fallback>
             <w:pict>
-              <v:shape w14:anchorId="57EB1793" id="Straight Arrow Connector 32" o:spid="_x0000_s1026" type="#_x0000_t32" style="position:absolute;margin-left:13.45pt;margin-top:95.6pt;width:3.6pt;height:37.5pt;flip:y;z-index:251672576;visibility:visible;mso-wrap-style:square;mso-width-percent:0;mso-height-percent:0;mso-wrap-distance-left:9pt;mso-wrap-distance-top:0;mso-wrap-distance-right:9pt;mso-wrap-distance-bottom:0;mso-position-horizontal:absolute;mso-position-horizontal-relative:text;mso-position-vertical:absolute;mso-position-vertical-relative:text;mso-width-percent:0;mso-height-percent:0;mso-width-relative:margin;mso-height-relative:margin" o:gfxdata="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" strokecolor="#4472c4 [3204]" strokeweight=".5pt">
+              <v:shape w14:anchorId="79A5DBF5" id="Straight Arrow Connector 32" o:spid="_x0000_s1026" type="#_x0000_t32" style="position:absolute;margin-left:11.35pt;margin-top:55.25pt;width:3.6pt;height:37.5pt;flip:y;z-index:251672576;visibility:visible;mso-wrap-style:square;mso-width-percent:0;mso-height-percent:0;mso-wrap-distance-left:9pt;mso-wrap-distance-top:0;mso-wrap-distance-right:9pt;mso-wrap-distance-bottom:0;mso-position-horizontal:absolute;mso-position-horizontal-relative:text;mso-position-vertical:absolute;mso-position-vertical-relative:text;mso-width-percent:0;mso-height-percent:0;mso-width-relative:margin;mso-height-relative:margin" o:gfxdata="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" strokecolor="#4472c4 [3204]" strokeweight=".5pt">
                 <v:stroke endarrow="block" joinstyle="miter"/>
               </v:shape>
             </w:pict>
@@ -2857,20 +2895,11 @@
         </mc:AlternateContent>
       </w:r>
       <w:r>
-        <w:rPr>
-          <w:noProof/>
-        </w:rPr>
-        <w:t xml:space="preserve"> </w:t>
-      </w:r>
-      <w:r>
-        <w:rPr>
-          <w:noProof/>
-        </w:rPr>
         <w:drawing>
-          <wp:inline distT="0" distB="0" distL="0" distR="0" wp14:anchorId="3E600A74" wp14:editId="37EBC5CC">
-            <wp:extent cx="5731510" cy="1082675"/>
-            <wp:effectExtent l="0" t="0" r="2540" b="3175"/>
-            <wp:docPr id="35" name="Picture 35"/>
+          <wp:inline distT="0" distB="0" distL="0" distR="0" wp14:anchorId="75A3E1B3" wp14:editId="21CCA3C4">
+            <wp:extent cx="2086266" cy="752580"/>
+            <wp:effectExtent l="0" t="0" r="9525" b="9525"/>
+            <wp:docPr id="9" name="Picture 9"/>
             <wp:cNvGraphicFramePr>
               <a:graphicFrameLocks xmlns:a="http://schemas.openxmlformats.org/drawingml/2006/main" noChangeAspect="1"/>
             </wp:cNvGraphicFramePr>
@@ -2890,7 +2919,7 @@
                   <pic:spPr>
                     <a:xfrm>
                       <a:off x="0" y="0"/>
-                      <a:ext cx="5731510" cy="1082675"/>
+                      <a:ext cx="2086266" cy="752580"/>
                     </a:xfrm>
                     <a:prstGeom prst="rect">
                       <a:avLst/>
@@ -2922,18 +2951,26 @@
         </w:rPr>
         <w:t xml:space="preserve">Consonant   </w:t>
       </w:r>
-      <w:r>
-        <w:rPr>
-          <w:lang w:val="en-US"/>
-        </w:rPr>
-        <w:t xml:space="preserve">Ardha </w:t>
-      </w:r>
       <w:proofErr w:type="spellStart"/>
       <w:r>
         <w:rPr>
           <w:lang w:val="en-US"/>
         </w:rPr>
-        <w:t>vyanjan</w:t>
+        <w:t>Ottakshara</w:t>
+      </w:r>
+      <w:proofErr w:type="spellEnd"/>
+      <w:r>
+        <w:rPr>
+          <w:lang w:val="en-US"/>
+        </w:rPr>
+        <w:t xml:space="preserve">             </w:t>
+      </w:r>
+      <w:proofErr w:type="spellStart"/>
+      <w:r>
+        <w:rPr>
+          <w:lang w:val="en-US"/>
+        </w:rPr>
+        <w:t>Arkaottu</w:t>
       </w:r>
       <w:proofErr w:type="spellEnd"/>
     </w:p>
@@ -3027,6 +3064,7 @@
           <w:lang w:val="en-US"/>
         </w:rPr>
       </w:pPr>
+      <w:proofErr w:type="gramStart"/>
       <w:r>
         <w:rPr>
           <w:lang w:val="en-US"/>
@@ -3037,7 +3075,14 @@
         <w:rPr>
           <w:lang w:val="en-US"/>
         </w:rPr>
-        <w:t xml:space="preserve"> this button clears all Radio button selections.</w:t>
+        <w:t xml:space="preserve"> this</w:t>
+      </w:r>
+      <w:proofErr w:type="gramEnd"/>
+      <w:r>
+        <w:rPr>
+          <w:lang w:val="en-US"/>
+        </w:rPr>
+        <w:t xml:space="preserve"> button clears all Radio button selections.</w:t>
       </w:r>
     </w:p>
     <w:p>
@@ -3163,27 +3208,27 @@
         <mc:AlternateContent>
           <mc:Choice Requires="wps">
             <w:drawing>
-              <wp:anchor distT="0" distB="0" distL="114300" distR="114300" simplePos="0" relativeHeight="251696128" behindDoc="0" locked="0" layoutInCell="1" allowOverlap="1" wp14:anchorId="1ADB5E0A" wp14:editId="45FAFE0A">
+              <wp:anchor distT="0" distB="0" distL="114300" distR="114300" simplePos="0" relativeHeight="251698176" behindDoc="0" locked="0" layoutInCell="1" allowOverlap="1" wp14:anchorId="77E4DE20" wp14:editId="3E02D7DE">
                 <wp:simplePos x="0" y="0"/>
                 <wp:positionH relativeFrom="margin">
-                  <wp:posOffset>3502325</wp:posOffset>
+                  <wp:posOffset>4010025</wp:posOffset>
                 </wp:positionH>
                 <wp:positionV relativeFrom="paragraph">
-                  <wp:posOffset>1341491</wp:posOffset>
+                  <wp:posOffset>2332990</wp:posOffset>
                 </wp:positionV>
-                <wp:extent cx="1281741" cy="270654"/>
-                <wp:effectExtent l="0" t="57150" r="0" b="34290"/>
+                <wp:extent cx="731520" cy="274320"/>
+                <wp:effectExtent l="0" t="0" r="68580" b="68580"/>
                 <wp:wrapNone/>
-                <wp:docPr id="50" name="Straight Arrow Connector 50"/>
+                <wp:docPr id="51" name="Straight Arrow Connector 51"/>
                 <wp:cNvGraphicFramePr/>
                 <a:graphic xmlns:a="http://schemas.openxmlformats.org/drawingml/2006/main">
                   <a:graphicData uri="http://schemas.microsoft.com/office/word/2010/wordprocessingShape">
                     <wps:wsp>
                       <wps:cNvCnPr/>
                       <wps:spPr>
-                        <a:xfrm flipV="1">
+                        <a:xfrm>
                           <a:off x="0" y="0"/>
-                          <a:ext cx="1281741" cy="270654"/>
+                          <a:ext cx="731520" cy="274320"/>
                         </a:xfrm>
                         <a:prstGeom prst="straightConnector1">
                           <a:avLst/>
@@ -3221,11 +3266,7 @@
           </mc:Choice>
           <mc:Fallback>
             <w:pict>
-              <v:shapetype w14:anchorId="15839177" id="_x0000_t32" coordsize="21600,21600" o:spt="32" o:oned="t" path="m,l21600,21600e" filled="f">
-                <v:path arrowok="t" fillok="f" o:connecttype="none"/>
-                <o:lock v:ext="edit" shapetype="t"/>
-              </v:shapetype>
-              <v:shape id="Straight Arrow Connector 50" o:spid="_x0000_s1026" type="#_x0000_t32" style="position:absolute;margin-left:275.75pt;margin-top:105.65pt;width:100.9pt;height:21.3pt;flip:y;z-index:251696128;visibility:visible;mso-wrap-style:square;mso-width-percent:0;mso-height-percent:0;mso-wrap-distance-left:9pt;mso-wrap-distance-top:0;mso-wrap-distance-right:9pt;mso-wrap-distance-bottom:0;mso-position-horizontal:absolute;mso-position-horizontal-relative:margin;mso-position-vertical:absolute;mso-position-vertical-relative:text;mso-width-percent:0;mso-height-percent:0;mso-width-relative:margin;mso-height-relative:margin" o:gfxdata="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" strokecolor="#4472c4 [3204]" strokeweight=".5pt">
+              <v:shape w14:anchorId="5AA53F27" id="Straight Arrow Connector 51" o:spid="_x0000_s1026" type="#_x0000_t32" style="position:absolute;margin-left:315.75pt;margin-top:183.7pt;width:57.6pt;height:21.6pt;z-index:251698176;visibility:visible;mso-wrap-style:square;mso-width-percent:0;mso-height-percent:0;mso-wrap-distance-left:9pt;mso-wrap-distance-top:0;mso-wrap-distance-right:9pt;mso-wrap-distance-bottom:0;mso-position-horizontal:absolute;mso-position-horizontal-relative:margin;mso-position-vertical:absolute;mso-position-vertical-relative:text;mso-width-percent:0;mso-height-percent:0;mso-width-relative:margin;mso-height-relative:margin" o:gfxdata="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" strokecolor="#4472c4 [3204]" strokeweight=".5pt">
                 <v:stroke endarrow="block" joinstyle="miter"/>
                 <w10:wrap anchorx="margin"/>
               </v:shape>
@@ -3241,27 +3282,27 @@
         <mc:AlternateContent>
           <mc:Choice Requires="wps">
             <w:drawing>
-              <wp:anchor distT="0" distB="0" distL="114300" distR="114300" simplePos="0" relativeHeight="251698176" behindDoc="0" locked="0" layoutInCell="1" allowOverlap="1" wp14:anchorId="77E4DE20" wp14:editId="6094ECDA">
+              <wp:anchor distT="0" distB="0" distL="114300" distR="114300" simplePos="0" relativeHeight="251696128" behindDoc="0" locked="0" layoutInCell="1" allowOverlap="1" wp14:anchorId="1ADB5E0A" wp14:editId="547DE7C1">
                 <wp:simplePos x="0" y="0"/>
                 <wp:positionH relativeFrom="margin">
-                  <wp:posOffset>3847380</wp:posOffset>
+                  <wp:posOffset>3667124</wp:posOffset>
                 </wp:positionH>
                 <wp:positionV relativeFrom="paragraph">
-                  <wp:posOffset>2172862</wp:posOffset>
+                  <wp:posOffset>1342390</wp:posOffset>
                 </wp:positionV>
-                <wp:extent cx="893577" cy="436712"/>
-                <wp:effectExtent l="0" t="0" r="78105" b="59055"/>
+                <wp:extent cx="1119505" cy="257175"/>
+                <wp:effectExtent l="0" t="57150" r="4445" b="28575"/>
                 <wp:wrapNone/>
-                <wp:docPr id="51" name="Straight Arrow Connector 51"/>
+                <wp:docPr id="50" name="Straight Arrow Connector 50"/>
                 <wp:cNvGraphicFramePr/>
                 <a:graphic xmlns:a="http://schemas.openxmlformats.org/drawingml/2006/main">
                   <a:graphicData uri="http://schemas.microsoft.com/office/word/2010/wordprocessingShape">
                     <wps:wsp>
                       <wps:cNvCnPr/>
                       <wps:spPr>
-                        <a:xfrm>
+                        <a:xfrm flipV="1">
                           <a:off x="0" y="0"/>
-                          <a:ext cx="893577" cy="436712"/>
+                          <a:ext cx="1119505" cy="257175"/>
                         </a:xfrm>
                         <a:prstGeom prst="straightConnector1">
                           <a:avLst/>
@@ -3299,7 +3340,7 @@
           </mc:Choice>
           <mc:Fallback>
             <w:pict>
-              <v:shape w14:anchorId="1E143718" id="Straight Arrow Connector 51" o:spid="_x0000_s1026" type="#_x0000_t32" style="position:absolute;margin-left:302.95pt;margin-top:171.1pt;width:70.35pt;height:34.4pt;z-index:251698176;visibility:visible;mso-wrap-style:square;mso-width-percent:0;mso-height-percent:0;mso-wrap-distance-left:9pt;mso-wrap-distance-top:0;mso-wrap-distance-right:9pt;mso-wrap-distance-bottom:0;mso-position-horizontal:absolute;mso-position-horizontal-relative:margin;mso-position-vertical:absolute;mso-position-vertical-relative:text;mso-width-percent:0;mso-height-percent:0;mso-width-relative:margin;mso-height-relative:margin" o:gfxdata="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" strokecolor="#4472c4 [3204]" strokeweight=".5pt">
+              <v:shape w14:anchorId="0A97F3EA" id="Straight Arrow Connector 50" o:spid="_x0000_s1026" type="#_x0000_t32" style="position:absolute;margin-left:288.75pt;margin-top:105.7pt;width:88.15pt;height:20.25pt;flip:y;z-index:251696128;visibility:visible;mso-wrap-style:square;mso-width-percent:0;mso-height-percent:0;mso-wrap-distance-left:9pt;mso-wrap-distance-top:0;mso-wrap-distance-right:9pt;mso-wrap-distance-bottom:0;mso-position-horizontal:absolute;mso-position-horizontal-relative:margin;mso-position-vertical:absolute;mso-position-vertical-relative:text;mso-width-percent:0;mso-height-percent:0;mso-width-relative:margin;mso-height-relative:margin" o:gfxdata="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" strokecolor="#4472c4 [3204]" strokeweight=".5pt">
                 <v:stroke endarrow="block" joinstyle="miter"/>
                 <w10:wrap anchorx="margin"/>
               </v:shape>
@@ -3315,16 +3356,16 @@
         <mc:AlternateContent>
           <mc:Choice Requires="wps">
             <w:drawing>
-              <wp:anchor distT="0" distB="0" distL="114300" distR="114300" simplePos="0" relativeHeight="251694080" behindDoc="0" locked="0" layoutInCell="1" allowOverlap="1" wp14:anchorId="0E4B9762" wp14:editId="048EE87B">
+              <wp:anchor distT="0" distB="0" distL="114300" distR="114300" simplePos="0" relativeHeight="251694080" behindDoc="0" locked="0" layoutInCell="1" allowOverlap="1" wp14:anchorId="0E4B9762" wp14:editId="225CA074">
                 <wp:simplePos x="0" y="0"/>
                 <wp:positionH relativeFrom="margin">
-                  <wp:posOffset>3165894</wp:posOffset>
+                  <wp:posOffset>3305174</wp:posOffset>
                 </wp:positionH>
                 <wp:positionV relativeFrom="paragraph">
-                  <wp:posOffset>651377</wp:posOffset>
+                  <wp:posOffset>647064</wp:posOffset>
                 </wp:positionV>
-                <wp:extent cx="1590496" cy="460435"/>
-                <wp:effectExtent l="0" t="38100" r="48260" b="34925"/>
+                <wp:extent cx="1447165" cy="647700"/>
+                <wp:effectExtent l="0" t="38100" r="57785" b="19050"/>
                 <wp:wrapNone/>
                 <wp:docPr id="49" name="Straight Arrow Connector 49"/>
                 <wp:cNvGraphicFramePr/>
@@ -3335,7 +3376,7 @@
                       <wps:spPr>
                         <a:xfrm flipV="1">
                           <a:off x="0" y="0"/>
-                          <a:ext cx="1590496" cy="460435"/>
+                          <a:ext cx="1447165" cy="647700"/>
                         </a:xfrm>
                         <a:prstGeom prst="straightConnector1">
                           <a:avLst/>
@@ -3373,7 +3414,7 @@
           </mc:Choice>
           <mc:Fallback>
             <w:pict>
-              <v:shape w14:anchorId="1FD82F73" id="Straight Arrow Connector 49" o:spid="_x0000_s1026" type="#_x0000_t32" style="position:absolute;margin-left:249.3pt;margin-top:51.3pt;width:125.25pt;height:36.25pt;flip:y;z-index:251694080;visibility:visible;mso-wrap-style:square;mso-width-percent:0;mso-height-percent:0;mso-wrap-distance-left:9pt;mso-wrap-distance-top:0;mso-wrap-distance-right:9pt;mso-wrap-distance-bottom:0;mso-position-horizontal:absolute;mso-position-horizontal-relative:margin;mso-position-vertical:absolute;mso-position-vertical-relative:text;mso-width-percent:0;mso-height-percent:0;mso-width-relative:margin;mso-height-relative:margin" o:gfxdata="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" strokecolor="#4472c4 [3204]" strokeweight=".5pt">
+              <v:shape w14:anchorId="673AE1B2" id="Straight Arrow Connector 49" o:spid="_x0000_s1026" type="#_x0000_t32" style="position:absolute;margin-left:260.25pt;margin-top:50.95pt;width:113.95pt;height:51pt;flip:y;z-index:251694080;visibility:visible;mso-wrap-style:square;mso-width-percent:0;mso-height-percent:0;mso-wrap-distance-left:9pt;mso-wrap-distance-top:0;mso-wrap-distance-right:9pt;mso-wrap-distance-bottom:0;mso-position-horizontal:absolute;mso-position-horizontal-relative:margin;mso-position-vertical:absolute;mso-position-vertical-relative:text;mso-width-percent:0;mso-height-percent:0;mso-width-relative:margin;mso-height-relative:margin" o:gfxdata="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" strokecolor="#4472c4 [3204]" strokeweight=".5pt">
                 <v:stroke endarrow="block" joinstyle="miter"/>
                 <w10:wrap anchorx="margin"/>
               </v:shape>
@@ -3389,16 +3430,16 @@
         <mc:AlternateContent>
           <mc:Choice Requires="wps">
             <w:drawing>
-              <wp:anchor distT="0" distB="0" distL="114300" distR="114300" simplePos="0" relativeHeight="251675648" behindDoc="0" locked="0" layoutInCell="1" allowOverlap="1" wp14:anchorId="5EFB6B35" wp14:editId="6C870B0B">
+              <wp:anchor distT="0" distB="0" distL="114300" distR="114300" simplePos="0" relativeHeight="251675648" behindDoc="0" locked="0" layoutInCell="1" allowOverlap="1" wp14:anchorId="5EFB6B35" wp14:editId="108AE1A8">
                 <wp:simplePos x="0" y="0"/>
                 <wp:positionH relativeFrom="column">
-                  <wp:posOffset>1164566</wp:posOffset>
+                  <wp:posOffset>1162049</wp:posOffset>
                 </wp:positionH>
                 <wp:positionV relativeFrom="paragraph">
-                  <wp:posOffset>2854349</wp:posOffset>
+                  <wp:posOffset>3129280</wp:posOffset>
                 </wp:positionV>
-                <wp:extent cx="1009291" cy="272810"/>
-                <wp:effectExtent l="38100" t="0" r="19685" b="70485"/>
+                <wp:extent cx="1038225" cy="45719"/>
+                <wp:effectExtent l="19050" t="76200" r="28575" b="50165"/>
                 <wp:wrapNone/>
                 <wp:docPr id="37" name="Straight Arrow Connector 37"/>
                 <wp:cNvGraphicFramePr/>
@@ -3407,9 +3448,9 @@
                     <wps:wsp>
                       <wps:cNvCnPr/>
                       <wps:spPr>
-                        <a:xfrm flipH="1">
+                        <a:xfrm flipH="1" flipV="1">
                           <a:off x="0" y="0"/>
-                          <a:ext cx="1009291" cy="272810"/>
+                          <a:ext cx="1038225" cy="45719"/>
                         </a:xfrm>
                         <a:prstGeom prst="straightConnector1">
                           <a:avLst/>
@@ -3447,7 +3488,226 @@
           </mc:Choice>
           <mc:Fallback>
             <w:pict>
-              <v:shape w14:anchorId="62F33F05" id="Straight Arrow Connector 37" o:spid="_x0000_s1026" type="#_x0000_t32" style="position:absolute;margin-left:91.7pt;margin-top:224.75pt;width:79.45pt;height:21.5pt;flip:x;z-index:251675648;visibility:visible;mso-wrap-style:square;mso-width-percent:0;mso-height-percent:0;mso-wrap-distance-left:9pt;mso-wrap-distance-top:0;mso-wrap-distance-right:9pt;mso-wrap-distance-bottom:0;mso-position-horizontal:absolute;mso-position-horizontal-relative:text;mso-position-vertical:absolute;mso-position-vertical-relative:text;mso-width-percent:0;mso-height-percent:0;mso-width-relative:margin;mso-height-relative:margin" o:gfxdata="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" strokecolor="#4472c4 [3204]" strokeweight=".5pt">
+              <v:shape w14:anchorId="59B12237" id="Straight Arrow Connector 37" o:spid="_x0000_s1026" type="#_x0000_t32" style="position:absolute;margin-left:91.5pt;margin-top:246.4pt;width:81.75pt;height:3.6pt;flip:x y;z-index:251675648;visibility:visible;mso-wrap-style:square;mso-width-percent:0;mso-height-percent:0;mso-wrap-distance-left:9pt;mso-wrap-distance-top:0;mso-wrap-distance-right:9pt;mso-wrap-distance-bottom:0;mso-position-horizontal:absolute;mso-position-horizontal-relative:text;mso-position-vertical:absolute;mso-position-vertical-relative:text;mso-width-percent:0;mso-height-percent:0;mso-width-relative:margin;mso-height-relative:margin" o:gfxdata="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" strokecolor="#4472c4 [3204]" strokeweight=".5pt">
+                <v:stroke endarrow="block" joinstyle="miter"/>
+              </v:shape>
+            </w:pict>
+          </mc:Fallback>
+        </mc:AlternateContent>
+      </w:r>
+      <w:r>
+        <w:rPr>
+          <w:noProof/>
+          <w:lang w:val="en-US"/>
+        </w:rPr>
+        <mc:AlternateContent>
+          <mc:Choice Requires="wps">
+            <w:drawing>
+              <wp:anchor distT="0" distB="0" distL="114300" distR="114300" simplePos="0" relativeHeight="251678720" behindDoc="0" locked="0" layoutInCell="1" allowOverlap="1" wp14:anchorId="5A7D8A9A" wp14:editId="2F83EC40">
+                <wp:simplePos x="0" y="0"/>
+                <wp:positionH relativeFrom="column">
+                  <wp:posOffset>981074</wp:posOffset>
+                </wp:positionH>
+                <wp:positionV relativeFrom="paragraph">
+                  <wp:posOffset>2220595</wp:posOffset>
+                </wp:positionV>
+                <wp:extent cx="1123950" cy="45719"/>
+                <wp:effectExtent l="38100" t="38100" r="19050" b="88265"/>
+                <wp:wrapNone/>
+                <wp:docPr id="40" name="Straight Arrow Connector 40"/>
+                <wp:cNvGraphicFramePr/>
+                <a:graphic xmlns:a="http://schemas.openxmlformats.org/drawingml/2006/main">
+                  <a:graphicData uri="http://schemas.microsoft.com/office/word/2010/wordprocessingShape">
+                    <wps:wsp>
+                      <wps:cNvCnPr/>
+                      <wps:spPr>
+                        <a:xfrm flipH="1">
+                          <a:off x="0" y="0"/>
+                          <a:ext cx="1123950" cy="45719"/>
+                        </a:xfrm>
+                        <a:prstGeom prst="straightConnector1">
+                          <a:avLst/>
+                        </a:prstGeom>
+                        <a:ln>
+                          <a:tailEnd type="triangle"/>
+                        </a:ln>
+                      </wps:spPr>
+                      <wps:style>
+                        <a:lnRef idx="1">
+                          <a:schemeClr val="accent1"/>
+                        </a:lnRef>
+                        <a:fillRef idx="0">
+                          <a:schemeClr val="accent1"/>
+                        </a:fillRef>
+                        <a:effectRef idx="0">
+                          <a:schemeClr val="accent1"/>
+                        </a:effectRef>
+                        <a:fontRef idx="minor">
+                          <a:schemeClr val="tx1"/>
+                        </a:fontRef>
+                      </wps:style>
+                      <wps:bodyPr/>
+                    </wps:wsp>
+                  </a:graphicData>
+                </a:graphic>
+                <wp14:sizeRelH relativeFrom="margin">
+                  <wp14:pctWidth>0</wp14:pctWidth>
+                </wp14:sizeRelH>
+                <wp14:sizeRelV relativeFrom="margin">
+                  <wp14:pctHeight>0</wp14:pctHeight>
+                </wp14:sizeRelV>
+              </wp:anchor>
+            </w:drawing>
+          </mc:Choice>
+          <mc:Fallback>
+            <w:pict>
+              <v:shape w14:anchorId="28A73773" id="Straight Arrow Connector 40" o:spid="_x0000_s1026" type="#_x0000_t32" style="position:absolute;margin-left:77.25pt;margin-top:174.85pt;width:88.5pt;height:3.6pt;flip:x;z-index:251678720;visibility:visible;mso-wrap-style:square;mso-width-percent:0;mso-height-percent:0;mso-wrap-distance-left:9pt;mso-wrap-distance-top:0;mso-wrap-distance-right:9pt;mso-wrap-distance-bottom:0;mso-position-horizontal:absolute;mso-position-horizontal-relative:text;mso-position-vertical:absolute;mso-position-vertical-relative:text;mso-width-percent:0;mso-height-percent:0;mso-width-relative:margin;mso-height-relative:margin" o:gfxdata="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" strokecolor="#4472c4 [3204]" strokeweight=".5pt">
+                <v:stroke endarrow="block" joinstyle="miter"/>
+              </v:shape>
+            </w:pict>
+          </mc:Fallback>
+        </mc:AlternateContent>
+      </w:r>
+      <w:r>
+        <w:rPr>
+          <w:noProof/>
+          <w:lang w:val="en-US"/>
+        </w:rPr>
+        <mc:AlternateContent>
+          <mc:Choice Requires="wps">
+            <w:drawing>
+              <wp:anchor distT="0" distB="0" distL="114300" distR="114300" simplePos="0" relativeHeight="251681792" behindDoc="0" locked="0" layoutInCell="1" allowOverlap="1" wp14:anchorId="6D0554B5" wp14:editId="35AC7CFB">
+                <wp:simplePos x="0" y="0"/>
+                <wp:positionH relativeFrom="column">
+                  <wp:posOffset>895349</wp:posOffset>
+                </wp:positionH>
+                <wp:positionV relativeFrom="paragraph">
+                  <wp:posOffset>1504315</wp:posOffset>
+                </wp:positionV>
+                <wp:extent cx="1104900" cy="266700"/>
+                <wp:effectExtent l="38100" t="57150" r="19050" b="19050"/>
+                <wp:wrapNone/>
+                <wp:docPr id="42" name="Straight Arrow Connector 42"/>
+                <wp:cNvGraphicFramePr/>
+                <a:graphic xmlns:a="http://schemas.openxmlformats.org/drawingml/2006/main">
+                  <a:graphicData uri="http://schemas.microsoft.com/office/word/2010/wordprocessingShape">
+                    <wps:wsp>
+                      <wps:cNvCnPr/>
+                      <wps:spPr>
+                        <a:xfrm flipH="1" flipV="1">
+                          <a:off x="0" y="0"/>
+                          <a:ext cx="1104900" cy="266700"/>
+                        </a:xfrm>
+                        <a:prstGeom prst="straightConnector1">
+                          <a:avLst/>
+                        </a:prstGeom>
+                        <a:ln>
+                          <a:tailEnd type="triangle"/>
+                        </a:ln>
+                      </wps:spPr>
+                      <wps:style>
+                        <a:lnRef idx="1">
+                          <a:schemeClr val="accent1"/>
+                        </a:lnRef>
+                        <a:fillRef idx="0">
+                          <a:schemeClr val="accent1"/>
+                        </a:fillRef>
+                        <a:effectRef idx="0">
+                          <a:schemeClr val="accent1"/>
+                        </a:effectRef>
+                        <a:fontRef idx="minor">
+                          <a:schemeClr val="tx1"/>
+                        </a:fontRef>
+                      </wps:style>
+                      <wps:bodyPr/>
+                    </wps:wsp>
+                  </a:graphicData>
+                </a:graphic>
+                <wp14:sizeRelH relativeFrom="margin">
+                  <wp14:pctWidth>0</wp14:pctWidth>
+                </wp14:sizeRelH>
+                <wp14:sizeRelV relativeFrom="margin">
+                  <wp14:pctHeight>0</wp14:pctHeight>
+                </wp14:sizeRelV>
+              </wp:anchor>
+            </w:drawing>
+          </mc:Choice>
+          <mc:Fallback>
+            <w:pict>
+              <v:shape w14:anchorId="5F93DB5A" id="Straight Arrow Connector 42" o:spid="_x0000_s1026" type="#_x0000_t32" style="position:absolute;margin-left:70.5pt;margin-top:118.45pt;width:87pt;height:21pt;flip:x y;z-index:251681792;visibility:visible;mso-wrap-style:square;mso-width-percent:0;mso-height-percent:0;mso-wrap-distance-left:9pt;mso-wrap-distance-top:0;mso-wrap-distance-right:9pt;mso-wrap-distance-bottom:0;mso-position-horizontal:absolute;mso-position-horizontal-relative:text;mso-position-vertical:absolute;mso-position-vertical-relative:text;mso-width-percent:0;mso-height-percent:0;mso-width-relative:margin;mso-height-relative:margin" o:gfxdata="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" strokecolor="#4472c4 [3204]" strokeweight=".5pt">
+                <v:stroke endarrow="block" joinstyle="miter"/>
+              </v:shape>
+            </w:pict>
+          </mc:Fallback>
+        </mc:AlternateContent>
+      </w:r>
+      <w:r>
+        <w:rPr>
+          <w:noProof/>
+          <w:lang w:val="en-US"/>
+        </w:rPr>
+        <mc:AlternateContent>
+          <mc:Choice Requires="wps">
+            <w:drawing>
+              <wp:anchor distT="0" distB="0" distL="114300" distR="114300" simplePos="0" relativeHeight="251684864" behindDoc="0" locked="0" layoutInCell="1" allowOverlap="1" wp14:anchorId="24A45FCA" wp14:editId="3E9542A2">
+                <wp:simplePos x="0" y="0"/>
+                <wp:positionH relativeFrom="column">
+                  <wp:posOffset>952499</wp:posOffset>
+                </wp:positionH>
+                <wp:positionV relativeFrom="paragraph">
+                  <wp:posOffset>542289</wp:posOffset>
+                </wp:positionV>
+                <wp:extent cx="1190625" cy="676275"/>
+                <wp:effectExtent l="38100" t="38100" r="28575" b="28575"/>
+                <wp:wrapNone/>
+                <wp:docPr id="44" name="Straight Arrow Connector 44"/>
+                <wp:cNvGraphicFramePr/>
+                <a:graphic xmlns:a="http://schemas.openxmlformats.org/drawingml/2006/main">
+                  <a:graphicData uri="http://schemas.microsoft.com/office/word/2010/wordprocessingShape">
+                    <wps:wsp>
+                      <wps:cNvCnPr/>
+                      <wps:spPr>
+                        <a:xfrm flipH="1" flipV="1">
+                          <a:off x="0" y="0"/>
+                          <a:ext cx="1190625" cy="676275"/>
+                        </a:xfrm>
+                        <a:prstGeom prst="straightConnector1">
+                          <a:avLst/>
+                        </a:prstGeom>
+                        <a:ln>
+                          <a:tailEnd type="triangle"/>
+                        </a:ln>
+                      </wps:spPr>
+                      <wps:style>
+                        <a:lnRef idx="1">
+                          <a:schemeClr val="accent1"/>
+                        </a:lnRef>
+                        <a:fillRef idx="0">
+                          <a:schemeClr val="accent1"/>
+                        </a:fillRef>
+                        <a:effectRef idx="0">
+                          <a:schemeClr val="accent1"/>
+                        </a:effectRef>
+                        <a:fontRef idx="minor">
+                          <a:schemeClr val="tx1"/>
+                        </a:fontRef>
+                      </wps:style>
+                      <wps:bodyPr/>
+                    </wps:wsp>
+                  </a:graphicData>
+                </a:graphic>
+                <wp14:sizeRelH relativeFrom="margin">
+                  <wp14:pctWidth>0</wp14:pctWidth>
+                </wp14:sizeRelH>
+                <wp14:sizeRelV relativeFrom="margin">
+                  <wp14:pctHeight>0</wp14:pctHeight>
+                </wp14:sizeRelV>
+              </wp:anchor>
+            </w:drawing>
+          </mc:Choice>
+          <mc:Fallback>
+            <w:pict>
+              <v:shape w14:anchorId="6D6D1D8A" id="Straight Arrow Connector 44" o:spid="_x0000_s1026" type="#_x0000_t32" style="position:absolute;margin-left:75pt;margin-top:42.7pt;width:93.75pt;height:53.25pt;flip:x y;z-index:251684864;visibility:visible;mso-wrap-style:square;mso-width-percent:0;mso-height-percent:0;mso-wrap-distance-left:9pt;mso-wrap-distance-top:0;mso-wrap-distance-right:9pt;mso-wrap-distance-bottom:0;mso-position-horizontal:absolute;mso-position-horizontal-relative:text;mso-position-vertical:absolute;mso-position-vertical-relative:text;mso-width-percent:0;mso-height-percent:0;mso-width-relative:margin;mso-height-relative:margin" o:gfxdata="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" strokecolor="#4472c4 [3204]" strokeweight=".5pt">
                 <v:stroke endarrow="block" joinstyle="miter"/>
               </v:shape>
             </w:pict>
@@ -3521,7 +3781,13 @@
                               <w:rPr>
                                 <w:lang w:val="en-US"/>
                               </w:rPr>
-                              <w:t>Ayogavaha</w:t>
+                              <w:t>Y</w:t>
+                            </w:r>
+                            <w:r>
+                              <w:rPr>
+                                <w:lang w:val="en-US"/>
+                              </w:rPr>
+                              <w:t>ogavaha</w:t>
                             </w:r>
                             <w:proofErr w:type="spellEnd"/>
                             <w:r>
@@ -3583,7 +3849,13 @@
                         <w:rPr>
                           <w:lang w:val="en-US"/>
                         </w:rPr>
-                        <w:t>Ayogavaha</w:t>
+                        <w:t>Y</w:t>
+                      </w:r>
+                      <w:r>
+                        <w:rPr>
+                          <w:lang w:val="en-US"/>
+                        </w:rPr>
+                        <w:t>ogavaha</w:t>
                       </w:r>
                       <w:proofErr w:type="spellEnd"/>
                       <w:r>
@@ -4002,18 +4274,46 @@
                               <w:t xml:space="preserve">a </w:t>
                             </w:r>
                             <w:proofErr w:type="spellStart"/>
+                            <w:proofErr w:type="gramStart"/>
                             <w:r>
                               <w:rPr>
                                 <w:lang w:val="en-US"/>
                               </w:rPr>
-                              <w:t>Samyuktakshar</w:t>
+                              <w:t>Ottakshara</w:t>
                             </w:r>
                             <w:proofErr w:type="spellEnd"/>
                             <w:r>
                               <w:rPr>
                                 <w:lang w:val="en-US"/>
                               </w:rPr>
-                              <w:t xml:space="preserve"> with Marta/</w:t>
+                              <w:t xml:space="preserve">, </w:t>
+                            </w:r>
+                            <w:r>
+                              <w:rPr>
+                                <w:lang w:val="en-US"/>
+                              </w:rPr>
+                              <w:t xml:space="preserve"> </w:t>
+                            </w:r>
+                            <w:proofErr w:type="spellStart"/>
+                            <w:r>
+                              <w:rPr>
+                                <w:lang w:val="en-US"/>
+                              </w:rPr>
+                              <w:t>Arkaottu</w:t>
+                            </w:r>
+                            <w:proofErr w:type="spellEnd"/>
+                            <w:proofErr w:type="gramEnd"/>
+                            <w:r>
+                              <w:rPr>
+                                <w:lang w:val="en-US"/>
+                              </w:rPr>
+                              <w:t xml:space="preserve"> </w:t>
+                            </w:r>
+                            <w:r>
+                              <w:rPr>
+                                <w:lang w:val="en-US"/>
+                              </w:rPr>
+                              <w:t>with Marta/</w:t>
                             </w:r>
                             <w:r>
                               <w:rPr>
@@ -4035,6 +4335,26 @@
                               <w:t>Ayogavaha</w:t>
                             </w:r>
                             <w:proofErr w:type="spellEnd"/>
+                            <w:r>
+                              <w:rPr>
+                                <w:lang w:val="en-US"/>
+                              </w:rPr>
+                              <w:t xml:space="preserve"> and </w:t>
+                            </w:r>
+                            <w:proofErr w:type="spellStart"/>
+                            <w:r>
+                              <w:rPr>
+                                <w:lang w:val="en-US"/>
+                              </w:rPr>
+                              <w:t>Halant</w:t>
+                            </w:r>
+                            <w:proofErr w:type="spellEnd"/>
+                            <w:r>
+                              <w:rPr>
+                                <w:lang w:val="en-US"/>
+                              </w:rPr>
+                              <w:t xml:space="preserve"> </w:t>
+                            </w:r>
                             <w:r>
                               <w:rPr>
                                 <w:lang w:val="en-US"/>
@@ -4099,18 +4419,46 @@
                         <w:t xml:space="preserve">a </w:t>
                       </w:r>
                       <w:proofErr w:type="spellStart"/>
+                      <w:proofErr w:type="gramStart"/>
                       <w:r>
                         <w:rPr>
                           <w:lang w:val="en-US"/>
                         </w:rPr>
-                        <w:t>Samyuktakshar</w:t>
+                        <w:t>Ottakshara</w:t>
                       </w:r>
                       <w:proofErr w:type="spellEnd"/>
                       <w:r>
                         <w:rPr>
                           <w:lang w:val="en-US"/>
                         </w:rPr>
-                        <w:t xml:space="preserve"> with Marta/</w:t>
+                        <w:t xml:space="preserve">, </w:t>
+                      </w:r>
+                      <w:r>
+                        <w:rPr>
+                          <w:lang w:val="en-US"/>
+                        </w:rPr>
+                        <w:t xml:space="preserve"> </w:t>
+                      </w:r>
+                      <w:proofErr w:type="spellStart"/>
+                      <w:r>
+                        <w:rPr>
+                          <w:lang w:val="en-US"/>
+                        </w:rPr>
+                        <w:t>Arkaottu</w:t>
+                      </w:r>
+                      <w:proofErr w:type="spellEnd"/>
+                      <w:proofErr w:type="gramEnd"/>
+                      <w:r>
+                        <w:rPr>
+                          <w:lang w:val="en-US"/>
+                        </w:rPr>
+                        <w:t xml:space="preserve"> </w:t>
+                      </w:r>
+                      <w:r>
+                        <w:rPr>
+                          <w:lang w:val="en-US"/>
+                        </w:rPr>
+                        <w:t>with Marta/</w:t>
                       </w:r>
                       <w:r>
                         <w:rPr>
@@ -4132,6 +4480,26 @@
                         <w:t>Ayogavaha</w:t>
                       </w:r>
                       <w:proofErr w:type="spellEnd"/>
+                      <w:r>
+                        <w:rPr>
+                          <w:lang w:val="en-US"/>
+                        </w:rPr>
+                        <w:t xml:space="preserve"> and </w:t>
+                      </w:r>
+                      <w:proofErr w:type="spellStart"/>
+                      <w:r>
+                        <w:rPr>
+                          <w:lang w:val="en-US"/>
+                        </w:rPr>
+                        <w:t>Halant</w:t>
+                      </w:r>
+                      <w:proofErr w:type="spellEnd"/>
+                      <w:r>
+                        <w:rPr>
+                          <w:lang w:val="en-US"/>
+                        </w:rPr>
+                        <w:t xml:space="preserve"> </w:t>
+                      </w:r>
                       <w:r>
                         <w:rPr>
                           <w:lang w:val="en-US"/>
@@ -4167,7 +4535,7 @@
         <mc:AlternateContent>
           <mc:Choice Requires="wps">
             <w:drawing>
-              <wp:anchor distT="0" distB="0" distL="114300" distR="114300" simplePos="0" relativeHeight="251689984" behindDoc="0" locked="0" layoutInCell="1" allowOverlap="1" wp14:anchorId="43348C84" wp14:editId="63B89F53">
+              <wp:anchor distT="0" distB="0" distL="114300" distR="114300" simplePos="0" relativeHeight="251689984" behindDoc="0" locked="0" layoutInCell="1" allowOverlap="1" wp14:anchorId="43348C84" wp14:editId="0E39233C">
                 <wp:simplePos x="0" y="0"/>
                 <wp:positionH relativeFrom="column">
                   <wp:posOffset>4762500</wp:posOffset>
@@ -4233,11 +4601,19 @@
                               </w:rPr>
                               <w:t xml:space="preserve"> </w:t>
                             </w:r>
+                            <w:proofErr w:type="spellStart"/>
                             <w:r>
                               <w:rPr>
                                 <w:lang w:val="en-US"/>
                               </w:rPr>
-                              <w:t>Marta/</w:t>
+                              <w:t>Kagunita</w:t>
+                            </w:r>
+                            <w:proofErr w:type="spellEnd"/>
+                            <w:r>
+                              <w:rPr>
+                                <w:lang w:val="en-US"/>
+                              </w:rPr>
+                              <w:t>/</w:t>
                             </w:r>
                             <w:r>
                               <w:rPr>
@@ -4256,7 +4632,13 @@
                               <w:rPr>
                                 <w:lang w:val="en-US"/>
                               </w:rPr>
-                              <w:t>Ayogavaha</w:t>
+                              <w:t>Y</w:t>
+                            </w:r>
+                            <w:r>
+                              <w:rPr>
+                                <w:lang w:val="en-US"/>
+                              </w:rPr>
+                              <w:t>ogavaha</w:t>
                             </w:r>
                             <w:proofErr w:type="spellEnd"/>
                             <w:r>
@@ -4354,11 +4736,19 @@
                         </w:rPr>
                         <w:t xml:space="preserve"> </w:t>
                       </w:r>
+                      <w:proofErr w:type="spellStart"/>
                       <w:r>
                         <w:rPr>
                           <w:lang w:val="en-US"/>
                         </w:rPr>
-                        <w:t>Marta/</w:t>
+                        <w:t>Kagunita</w:t>
+                      </w:r>
+                      <w:proofErr w:type="spellEnd"/>
+                      <w:r>
+                        <w:rPr>
+                          <w:lang w:val="en-US"/>
+                        </w:rPr>
+                        <w:t>/</w:t>
                       </w:r>
                       <w:r>
                         <w:rPr>
@@ -4377,7 +4767,13 @@
                         <w:rPr>
                           <w:lang w:val="en-US"/>
                         </w:rPr>
-                        <w:t>Ayogavaha</w:t>
+                        <w:t>Y</w:t>
+                      </w:r>
+                      <w:r>
+                        <w:rPr>
+                          <w:lang w:val="en-US"/>
+                        </w:rPr>
+                        <w:t>ogavaha</w:t>
                       </w:r>
                       <w:proofErr w:type="spellEnd"/>
                       <w:r>
@@ -4435,80 +4831,7 @@
         <mc:AlternateContent>
           <mc:Choice Requires="wps">
             <w:drawing>
-              <wp:anchor distT="0" distB="0" distL="114300" distR="114300" simplePos="0" relativeHeight="251684864" behindDoc="0" locked="0" layoutInCell="1" allowOverlap="1" wp14:anchorId="24A45FCA" wp14:editId="0D7931A1">
-                <wp:simplePos x="0" y="0"/>
-                <wp:positionH relativeFrom="column">
-                  <wp:posOffset>952499</wp:posOffset>
-                </wp:positionH>
-                <wp:positionV relativeFrom="paragraph">
-                  <wp:posOffset>544830</wp:posOffset>
-                </wp:positionV>
-                <wp:extent cx="1133475" cy="447675"/>
-                <wp:effectExtent l="38100" t="38100" r="28575" b="28575"/>
-                <wp:wrapNone/>
-                <wp:docPr id="44" name="Straight Arrow Connector 44"/>
-                <wp:cNvGraphicFramePr/>
-                <a:graphic xmlns:a="http://schemas.openxmlformats.org/drawingml/2006/main">
-                  <a:graphicData uri="http://schemas.microsoft.com/office/word/2010/wordprocessingShape">
-                    <wps:wsp>
-                      <wps:cNvCnPr/>
-                      <wps:spPr>
-                        <a:xfrm flipH="1" flipV="1">
-                          <a:off x="0" y="0"/>
-                          <a:ext cx="1133475" cy="447675"/>
-                        </a:xfrm>
-                        <a:prstGeom prst="straightConnector1">
-                          <a:avLst/>
-                        </a:prstGeom>
-                        <a:ln>
-                          <a:tailEnd type="triangle"/>
-                        </a:ln>
-                      </wps:spPr>
-                      <wps:style>
-                        <a:lnRef idx="1">
-                          <a:schemeClr val="accent1"/>
-                        </a:lnRef>
-                        <a:fillRef idx="0">
-                          <a:schemeClr val="accent1"/>
-                        </a:fillRef>
-                        <a:effectRef idx="0">
-                          <a:schemeClr val="accent1"/>
-                        </a:effectRef>
-                        <a:fontRef idx="minor">
-                          <a:schemeClr val="tx1"/>
-                        </a:fontRef>
-                      </wps:style>
-                      <wps:bodyPr/>
-                    </wps:wsp>
-                  </a:graphicData>
-                </a:graphic>
-                <wp14:sizeRelH relativeFrom="margin">
-                  <wp14:pctWidth>0</wp14:pctWidth>
-                </wp14:sizeRelH>
-                <wp14:sizeRelV relativeFrom="margin">
-                  <wp14:pctHeight>0</wp14:pctHeight>
-                </wp14:sizeRelV>
-              </wp:anchor>
-            </w:drawing>
-          </mc:Choice>
-          <mc:Fallback>
-            <w:pict>
-              <v:shape w14:anchorId="1A3ABF57" id="Straight Arrow Connector 44" o:spid="_x0000_s1026" type="#_x0000_t32" style="position:absolute;margin-left:75pt;margin-top:42.9pt;width:89.25pt;height:35.25pt;flip:x y;z-index:251684864;visibility:visible;mso-wrap-style:square;mso-width-percent:0;mso-height-percent:0;mso-wrap-distance-left:9pt;mso-wrap-distance-top:0;mso-wrap-distance-right:9pt;mso-wrap-distance-bottom:0;mso-position-horizontal:absolute;mso-position-horizontal-relative:text;mso-position-vertical:absolute;mso-position-vertical-relative:text;mso-width-percent:0;mso-height-percent:0;mso-width-relative:margin;mso-height-relative:margin" o:gfxdata="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" strokecolor="#4472c4 [3204]" strokeweight=".5pt">
-                <v:stroke endarrow="block" joinstyle="miter"/>
-              </v:shape>
-            </w:pict>
-          </mc:Fallback>
-        </mc:AlternateContent>
-      </w:r>
-      <w:r>
-        <w:rPr>
-          <w:noProof/>
-          <w:lang w:val="en-US"/>
-        </w:rPr>
-        <mc:AlternateContent>
-          <mc:Choice Requires="wps">
-            <w:drawing>
-              <wp:anchor distT="0" distB="0" distL="114300" distR="114300" simplePos="0" relativeHeight="251685888" behindDoc="0" locked="0" layoutInCell="1" allowOverlap="1" wp14:anchorId="5E0FF2F5" wp14:editId="2CFEB628">
+              <wp:anchor distT="0" distB="0" distL="114300" distR="114300" simplePos="0" relativeHeight="251685888" behindDoc="0" locked="0" layoutInCell="1" allowOverlap="1" wp14:anchorId="5E0FF2F5" wp14:editId="06D41D5F">
                 <wp:simplePos x="0" y="0"/>
                 <wp:positionH relativeFrom="column">
                   <wp:posOffset>-685800</wp:posOffset>
@@ -4613,24 +4936,934 @@
       </w:r>
       <w:r>
         <w:rPr>
+          <w:lang w:val="en-US"/>
+        </w:rPr>
+        <w:t xml:space="preserve">                                                       </w:t>
+      </w:r>
+      <w:r>
+        <w:rPr>
+          <w:lang w:val="en-US"/>
+        </w:rPr>
+        <w:drawing>
+          <wp:inline distT="0" distB="0" distL="0" distR="0" wp14:anchorId="512529ED" wp14:editId="19C64962">
+            <wp:extent cx="2762636" cy="3791479"/>
+            <wp:effectExtent l="0" t="0" r="0" b="0"/>
+            <wp:docPr id="1" name="Picture 1"/>
+            <wp:cNvGraphicFramePr>
+              <a:graphicFrameLocks xmlns:a="http://schemas.openxmlformats.org/drawingml/2006/main" noChangeAspect="1"/>
+            </wp:cNvGraphicFramePr>
+            <a:graphic xmlns:a="http://schemas.openxmlformats.org/drawingml/2006/main">
+              <a:graphicData uri="http://schemas.openxmlformats.org/drawingml/2006/picture">
+                <pic:pic xmlns:pic="http://schemas.openxmlformats.org/drawingml/2006/picture">
+                  <pic:nvPicPr>
+                    <pic:cNvPr id="1" name=""/>
+                    <pic:cNvPicPr/>
+                  </pic:nvPicPr>
+                  <pic:blipFill>
+                    <a:blip r:embed="rId17"/>
+                    <a:stretch>
+                      <a:fillRect/>
+                    </a:stretch>
+                  </pic:blipFill>
+                  <pic:spPr>
+                    <a:xfrm>
+                      <a:off x="0" y="0"/>
+                      <a:ext cx="2762636" cy="3791479"/>
+                    </a:xfrm>
+                    <a:prstGeom prst="rect">
+                      <a:avLst/>
+                    </a:prstGeom>
+                  </pic:spPr>
+                </pic:pic>
+              </a:graphicData>
+            </a:graphic>
+          </wp:inline>
+        </w:drawing>
+      </w:r>
+    </w:p>
+    <w:p>
+      <w:pPr>
+        <w:rPr>
+          <w:lang w:val="en-US"/>
+        </w:rPr>
+      </w:pPr>
+    </w:p>
+    <w:p>
+      <w:pPr>
+        <w:pStyle w:val="Heading2"/>
+      </w:pPr>
+      <w:r>
+        <w:t>Grammar Rules</w:t>
+      </w:r>
+    </w:p>
+    <w:p>
+      <w:pPr>
+        <w:rPr>
+          <w:rFonts w:cs="Mangal"/>
+          <w:lang w:val="en-US" w:bidi="hi-IN"/>
+        </w:rPr>
+      </w:pPr>
+      <w:r>
+        <w:rPr>
+          <w:lang w:val="en-US"/>
+        </w:rPr>
+        <w:t>For Vowels, Vowels</w:t>
+      </w:r>
+      <w:r>
+        <w:rPr>
+          <w:lang w:val="en-US"/>
+        </w:rPr>
+        <w:t xml:space="preserve"> (</w:t>
+      </w:r>
+      <w:r>
+        <w:rPr>
+          <w:rFonts w:ascii="Segoe UI Emoji" w:hAnsi="Segoe UI Emoji" w:cs="Segoe UI Emoji" w:hint="cs"/>
+          <w:cs/>
+          <w:lang w:val="en-US" w:bidi="hi-IN"/>
+        </w:rPr>
+        <w:t>🔵</w:t>
+      </w:r>
+      <w:r>
+        <w:rPr>
+          <w:lang w:val="en-US"/>
+        </w:rPr>
+        <w:t>)</w:t>
+      </w:r>
+      <w:r>
+        <w:rPr>
+          <w:lang w:val="en-US"/>
+        </w:rPr>
+        <w:t xml:space="preserve"> and</w:t>
+      </w:r>
+      <w:r>
+        <w:rPr>
+          <w:lang w:val="en-US"/>
+        </w:rPr>
+        <w:t xml:space="preserve"> </w:t>
+      </w:r>
+      <w:proofErr w:type="spellStart"/>
+      <w:r>
+        <w:rPr>
+          <w:lang w:val="en-US"/>
+        </w:rPr>
+        <w:t>Y</w:t>
+      </w:r>
+      <w:r>
+        <w:rPr>
+          <w:lang w:val="en-US"/>
+        </w:rPr>
+        <w:t>ogavaha</w:t>
+      </w:r>
+      <w:proofErr w:type="spellEnd"/>
+      <w:r>
+        <w:rPr>
+          <w:lang w:val="en-US"/>
+        </w:rPr>
+        <w:t xml:space="preserve"> (</w:t>
+      </w:r>
+      <w:r>
+        <w:rPr>
+          <w:rFonts w:ascii="Segoe UI Emoji" w:hAnsi="Segoe UI Emoji" w:cs="Segoe UI Emoji" w:hint="cs"/>
+          <w:cs/>
+          <w:lang w:val="en-US" w:bidi="hi-IN"/>
+        </w:rPr>
+        <w:t>🟤</w:t>
+      </w:r>
+      <w:r>
+        <w:rPr>
+          <w:lang w:val="en-US"/>
+        </w:rPr>
+        <w:t>)</w:t>
+      </w:r>
+      <w:r>
+        <w:rPr>
+          <w:lang w:val="en-US"/>
+        </w:rPr>
+        <w:t xml:space="preserve"> are allowed. Examples, </w:t>
+      </w:r>
+      <w:r>
+        <w:rPr>
+          <w:rFonts w:cs="Tunga"/>
+          <w:cs/>
+          <w:lang w:val="en-US" w:bidi="kn-IN"/>
+        </w:rPr>
+        <w:t>ಏ</w:t>
+      </w:r>
+      <w:r>
+        <w:rPr>
+          <w:rFonts w:cs="Tunga"/>
+          <w:lang w:val="en-US" w:bidi="kn-IN"/>
+        </w:rPr>
+        <w:t>,</w:t>
+      </w:r>
+      <w:r>
+        <w:rPr>
+          <w:rFonts w:cs="Tunga"/>
+          <w:cs/>
+          <w:lang w:bidi="kn-IN"/>
+        </w:rPr>
+        <w:t xml:space="preserve"> </w:t>
+      </w:r>
+      <w:r>
+        <w:rPr>
+          <w:rFonts w:cs="Tunga"/>
+          <w:cs/>
+          <w:lang w:val="en-US" w:bidi="kn-IN"/>
+        </w:rPr>
+        <w:t>ಉಂ</w:t>
+      </w:r>
+    </w:p>
+    <w:p>
+      <w:pPr>
+        <w:rPr>
+          <w:rFonts w:cs="Tunga"/>
+          <w:lang w:val="en-US" w:bidi="kn-IN"/>
+        </w:rPr>
+      </w:pPr>
+      <w:r>
+        <w:rPr>
+          <w:lang w:val="en-US"/>
+        </w:rPr>
+        <w:t xml:space="preserve">For Consonants, </w:t>
+      </w:r>
+      <w:r>
+        <w:rPr>
+          <w:lang w:val="en-US"/>
+        </w:rPr>
+        <w:t>Consonants (</w:t>
+      </w:r>
+      <w:r>
+        <w:rPr>
+          <w:rFonts w:ascii="Segoe UI Emoji" w:hAnsi="Segoe UI Emoji" w:cs="Segoe UI Emoji" w:hint="cs"/>
+          <w:cs/>
+          <w:lang w:val="en-US" w:bidi="hi-IN"/>
+        </w:rPr>
+        <w:t>🟣</w:t>
+      </w:r>
+      <w:r>
+        <w:rPr>
+          <w:lang w:val="en-US"/>
+        </w:rPr>
+        <w:t xml:space="preserve">), </w:t>
+      </w:r>
+      <w:proofErr w:type="spellStart"/>
+      <w:r>
+        <w:rPr>
+          <w:lang w:val="en-US"/>
+        </w:rPr>
+        <w:t>Kagunita</w:t>
+      </w:r>
+      <w:proofErr w:type="spellEnd"/>
+      <w:r>
+        <w:rPr>
+          <w:lang w:val="en-US"/>
+        </w:rPr>
+        <w:t xml:space="preserve"> (</w:t>
+      </w:r>
+      <w:r>
+        <w:rPr>
+          <w:rFonts w:ascii="Segoe UI Emoji" w:hAnsi="Segoe UI Emoji" w:cs="Segoe UI Emoji" w:hint="cs"/>
+          <w:cs/>
+          <w:lang w:val="en-US" w:bidi="hi-IN"/>
+        </w:rPr>
+        <w:t>🔴</w:t>
+      </w:r>
+      <w:r>
+        <w:rPr>
+          <w:lang w:val="en-US"/>
+        </w:rPr>
+        <w:t xml:space="preserve">), </w:t>
+      </w:r>
+      <w:proofErr w:type="spellStart"/>
+      <w:r>
+        <w:rPr>
+          <w:lang w:val="en-US"/>
+        </w:rPr>
+        <w:t>Halant</w:t>
+      </w:r>
+      <w:proofErr w:type="spellEnd"/>
+      <w:r>
+        <w:rPr>
+          <w:lang w:val="en-US"/>
+        </w:rPr>
+        <w:t xml:space="preserve"> (</w:t>
+      </w:r>
+      <w:r>
+        <w:rPr>
+          <w:rFonts w:ascii="Segoe UI Emoji" w:hAnsi="Segoe UI Emoji" w:cs="Segoe UI Emoji" w:hint="cs"/>
+          <w:cs/>
+          <w:lang w:val="en-US" w:bidi="hi-IN"/>
+        </w:rPr>
+        <w:t>⚫</w:t>
+      </w:r>
+      <w:r>
+        <w:rPr>
+          <w:lang w:val="en-US"/>
+        </w:rPr>
+        <w:t xml:space="preserve">), </w:t>
+      </w:r>
+      <w:proofErr w:type="spellStart"/>
+      <w:r>
+        <w:rPr>
+          <w:lang w:val="en-US"/>
+        </w:rPr>
+        <w:t>Y</w:t>
+      </w:r>
+      <w:r>
+        <w:rPr>
+          <w:lang w:val="en-US"/>
+        </w:rPr>
+        <w:t>ogavaha</w:t>
+      </w:r>
+      <w:proofErr w:type="spellEnd"/>
+      <w:r>
+        <w:rPr>
+          <w:lang w:val="en-US"/>
+        </w:rPr>
+        <w:t xml:space="preserve"> (</w:t>
+      </w:r>
+      <w:r>
+        <w:rPr>
+          <w:rFonts w:ascii="Segoe UI Emoji" w:hAnsi="Segoe UI Emoji" w:cs="Segoe UI Emoji" w:hint="cs"/>
+          <w:cs/>
+          <w:lang w:val="en-US" w:bidi="hi-IN"/>
+        </w:rPr>
+        <w:t>🟤</w:t>
+      </w:r>
+      <w:r>
+        <w:rPr>
+          <w:lang w:val="en-US"/>
+        </w:rPr>
+        <w:t>)</w:t>
+      </w:r>
+      <w:r>
+        <w:rPr>
+          <w:lang w:val="en-US"/>
+        </w:rPr>
+        <w:t xml:space="preserve"> are allowed. Examples, </w:t>
+      </w:r>
+      <w:r>
+        <w:rPr>
+          <w:rFonts w:cs="Tunga"/>
+          <w:cs/>
+          <w:lang w:val="en-US" w:bidi="kn-IN"/>
+        </w:rPr>
+        <w:t>ರಾಮಶಂಕರ್</w:t>
+      </w:r>
+    </w:p>
+    <w:p>
+      <w:pPr>
+        <w:rPr>
+          <w:rFonts w:cs="Mangal"/>
+          <w:lang w:val="en-US" w:bidi="hi-IN"/>
+        </w:rPr>
+      </w:pPr>
+      <w:r>
+        <w:rPr>
+          <w:lang w:val="en-US"/>
+        </w:rPr>
+        <w:t xml:space="preserve">For </w:t>
+      </w:r>
+      <w:proofErr w:type="spellStart"/>
+      <w:r>
+        <w:rPr>
+          <w:lang w:val="en-US"/>
+        </w:rPr>
+        <w:t>Samyuktakshars</w:t>
+      </w:r>
+      <w:proofErr w:type="spellEnd"/>
+      <w:r>
+        <w:rPr>
+          <w:lang w:val="en-US"/>
+        </w:rPr>
+        <w:t xml:space="preserve">, </w:t>
+      </w:r>
+      <w:r>
+        <w:rPr>
+          <w:lang w:val="en-US"/>
+        </w:rPr>
+        <w:t>Ardha</w:t>
+      </w:r>
+      <w:r>
+        <w:rPr>
+          <w:lang w:val="en-US"/>
+        </w:rPr>
+        <w:t xml:space="preserve"> </w:t>
+      </w:r>
+      <w:proofErr w:type="spellStart"/>
+      <w:r>
+        <w:rPr>
+          <w:lang w:val="en-US"/>
+        </w:rPr>
+        <w:t>vyanjan</w:t>
+      </w:r>
+      <w:r>
+        <w:rPr>
+          <w:lang w:val="en-US"/>
+        </w:rPr>
+        <w:t>s</w:t>
+      </w:r>
+      <w:proofErr w:type="spellEnd"/>
+      <w:r>
+        <w:rPr>
+          <w:lang w:val="en-US"/>
+        </w:rPr>
+        <w:t xml:space="preserve"> (</w:t>
+      </w:r>
+      <w:r>
+        <w:rPr>
+          <w:rFonts w:ascii="Segoe UI Emoji" w:hAnsi="Segoe UI Emoji" w:cs="Segoe UI Emoji" w:hint="cs"/>
+          <w:cs/>
+          <w:lang w:val="en-US" w:bidi="hi-IN"/>
+        </w:rPr>
+        <w:t>🟢</w:t>
+      </w:r>
+      <w:r>
+        <w:rPr>
+          <w:lang w:val="en-US"/>
+        </w:rPr>
+        <w:t xml:space="preserve">), </w:t>
+      </w:r>
+      <w:r>
+        <w:rPr>
+          <w:lang w:val="en-US"/>
+        </w:rPr>
+        <w:t>Consonants</w:t>
+      </w:r>
+      <w:r>
+        <w:rPr>
+          <w:lang w:val="en-US"/>
+        </w:rPr>
+        <w:t>(</w:t>
+      </w:r>
+      <w:r>
+        <w:rPr>
+          <w:rFonts w:ascii="Segoe UI Emoji" w:hAnsi="Segoe UI Emoji" w:cs="Segoe UI Emoji" w:hint="cs"/>
+          <w:cs/>
+          <w:lang w:val="en-US" w:bidi="hi-IN"/>
+        </w:rPr>
+        <w:t>🟣</w:t>
+      </w:r>
+      <w:r>
+        <w:rPr>
+          <w:lang w:val="en-US"/>
+        </w:rPr>
+        <w:t>)</w:t>
+      </w:r>
+      <w:r>
+        <w:rPr>
+          <w:lang w:val="en-US"/>
+        </w:rPr>
+        <w:t xml:space="preserve">, </w:t>
+      </w:r>
+      <w:proofErr w:type="spellStart"/>
+      <w:r>
+        <w:rPr>
+          <w:lang w:val="en-US"/>
+        </w:rPr>
+        <w:t>Ayogavaha</w:t>
+      </w:r>
+      <w:proofErr w:type="spellEnd"/>
+      <w:r>
+        <w:rPr>
+          <w:lang w:val="en-US"/>
+        </w:rPr>
+        <w:t xml:space="preserve"> (</w:t>
+      </w:r>
+      <w:r>
+        <w:rPr>
+          <w:rFonts w:ascii="Segoe UI Emoji" w:hAnsi="Segoe UI Emoji" w:cs="Segoe UI Emoji" w:hint="cs"/>
+          <w:cs/>
+          <w:lang w:val="en-US" w:bidi="hi-IN"/>
+        </w:rPr>
+        <w:t>🟤</w:t>
+      </w:r>
+      <w:r>
+        <w:rPr>
+          <w:lang w:val="en-US"/>
+        </w:rPr>
+        <w:t>)</w:t>
+      </w:r>
+      <w:r>
+        <w:rPr>
+          <w:lang w:val="en-US"/>
+        </w:rPr>
+        <w:t xml:space="preserve">, </w:t>
+      </w:r>
+      <w:proofErr w:type="spellStart"/>
+      <w:r>
+        <w:rPr>
+          <w:lang w:val="en-US"/>
+        </w:rPr>
+        <w:t>Halant</w:t>
+      </w:r>
+      <w:proofErr w:type="spellEnd"/>
+      <w:r>
+        <w:rPr>
+          <w:lang w:val="en-US"/>
+        </w:rPr>
+        <w:t xml:space="preserve"> (</w:t>
+      </w:r>
+      <w:r>
+        <w:rPr>
+          <w:rFonts w:ascii="Segoe UI Emoji" w:hAnsi="Segoe UI Emoji" w:cs="Segoe UI Emoji" w:hint="cs"/>
+          <w:cs/>
+          <w:lang w:val="en-US" w:bidi="hi-IN"/>
+        </w:rPr>
+        <w:t>⚫</w:t>
+      </w:r>
+      <w:r>
+        <w:rPr>
+          <w:lang w:val="en-US"/>
+        </w:rPr>
+        <w:t xml:space="preserve">), </w:t>
+      </w:r>
+      <w:proofErr w:type="spellStart"/>
+      <w:r>
+        <w:rPr>
+          <w:lang w:val="en-US"/>
+        </w:rPr>
+        <w:t>Arkaottu</w:t>
+      </w:r>
+      <w:proofErr w:type="spellEnd"/>
+      <w:r>
+        <w:rPr>
+          <w:lang w:val="en-US"/>
+        </w:rPr>
+        <w:t xml:space="preserve"> (</w:t>
+      </w:r>
+      <w:r>
+        <w:rPr>
+          <w:rFonts w:ascii="Segoe UI Emoji" w:hAnsi="Segoe UI Emoji" w:cs="Segoe UI Emoji"/>
+          <w:lang w:val="en-US"/>
+        </w:rPr>
+        <w:t>🟠</w:t>
+      </w:r>
+      <w:r>
+        <w:rPr>
+          <w:lang w:val="en-US"/>
+        </w:rPr>
+        <w:t xml:space="preserve">) </w:t>
+      </w:r>
+      <w:r>
+        <w:rPr>
+          <w:lang w:val="en-US"/>
+        </w:rPr>
+        <w:t xml:space="preserve">and </w:t>
+      </w:r>
+      <w:proofErr w:type="spellStart"/>
+      <w:r>
+        <w:rPr>
+          <w:lang w:val="en-US"/>
+        </w:rPr>
+        <w:t>Kagunita</w:t>
+      </w:r>
+      <w:proofErr w:type="spellEnd"/>
+      <w:r>
+        <w:rPr>
+          <w:lang w:val="en-US"/>
+        </w:rPr>
+        <w:t xml:space="preserve"> (</w:t>
+      </w:r>
+      <w:proofErr w:type="gramStart"/>
+      <w:r>
+        <w:rPr>
+          <w:rFonts w:ascii="Segoe UI Emoji" w:hAnsi="Segoe UI Emoji" w:cs="Segoe UI Emoji" w:hint="cs"/>
+          <w:cs/>
+          <w:lang w:val="en-US" w:bidi="hi-IN"/>
+        </w:rPr>
+        <w:t>🔴</w:t>
+      </w:r>
+      <w:r>
+        <w:rPr>
+          <w:lang w:val="en-US"/>
+        </w:rPr>
+        <w:t xml:space="preserve">) </w:t>
+      </w:r>
+      <w:r>
+        <w:rPr>
+          <w:lang w:val="en-US"/>
+        </w:rPr>
+        <w:t xml:space="preserve"> are</w:t>
+      </w:r>
+      <w:proofErr w:type="gramEnd"/>
+      <w:r>
+        <w:rPr>
+          <w:lang w:val="en-US"/>
+        </w:rPr>
+        <w:t xml:space="preserve"> allowed. Examples, </w:t>
+      </w:r>
+      <w:r>
+        <w:rPr>
+          <w:rFonts w:cs="Tunga"/>
+          <w:cs/>
+          <w:lang w:val="en-US" w:bidi="kn-IN"/>
+        </w:rPr>
+        <w:t>ಸೂರ್ಯಃ</w:t>
+      </w:r>
+      <w:r>
+        <w:rPr>
+          <w:rFonts w:cs="Tunga"/>
+          <w:lang w:val="en-US" w:bidi="kn-IN"/>
+        </w:rPr>
+        <w:t xml:space="preserve">  </w:t>
+      </w:r>
+    </w:p>
+    <w:p>
+      <w:pPr>
+        <w:rPr>
+          <w:rFonts w:cs="Mangal"/>
+          <w:lang w:val="en-US" w:bidi="hi-IN"/>
+        </w:rPr>
+      </w:pPr>
+      <w:r>
+        <w:rPr>
+          <w:rFonts w:cs="Mangal"/>
+          <w:lang w:val="en-US" w:bidi="hi-IN"/>
+        </w:rPr>
+        <w:t>The player is editable, so you can separate letters by putting comma. This will slow down the playback.</w:t>
+      </w:r>
+    </w:p>
+    <w:p>
+      <w:pPr>
+        <w:rPr>
+          <w:rFonts w:cs="Mangal"/>
+          <w:lang w:val="en-US" w:bidi="hi-IN"/>
+        </w:rPr>
+      </w:pPr>
+      <w:r>
+        <w:rPr>
+          <w:rFonts w:cs="Mangal"/>
+          <w:lang w:val="en-US" w:bidi="hi-IN"/>
+        </w:rPr>
+        <w:t xml:space="preserve">For e.g., </w:t>
+      </w:r>
+      <w:proofErr w:type="gramStart"/>
+      <w:r>
+        <w:rPr>
+          <w:rFonts w:cs="Tunga"/>
+          <w:cs/>
+          <w:lang w:val="en-US" w:bidi="kn-IN"/>
+        </w:rPr>
+        <w:t>ಕ</w:t>
+      </w:r>
+      <w:r>
+        <w:rPr>
+          <w:rFonts w:cs="Mangal"/>
+          <w:lang w:val="en-US" w:bidi="hi-IN"/>
+        </w:rPr>
+        <w:t>,</w:t>
+      </w:r>
+      <w:r>
+        <w:rPr>
+          <w:rFonts w:cs="Tunga"/>
+          <w:cs/>
+          <w:lang w:val="en-US" w:bidi="kn-IN"/>
+        </w:rPr>
+        <w:t>ಕಾ</w:t>
+      </w:r>
+      <w:proofErr w:type="gramEnd"/>
+      <w:r>
+        <w:rPr>
+          <w:rFonts w:cs="Mangal"/>
+          <w:lang w:val="en-US" w:bidi="hi-IN"/>
+        </w:rPr>
+        <w:t>,</w:t>
+      </w:r>
+      <w:r>
+        <w:rPr>
+          <w:rFonts w:cs="Tunga"/>
+          <w:cs/>
+          <w:lang w:val="en-US" w:bidi="kn-IN"/>
+        </w:rPr>
+        <w:t>ಕಿ</w:t>
+      </w:r>
+      <w:r>
+        <w:rPr>
+          <w:rFonts w:cs="Mangal"/>
+          <w:lang w:val="en-US" w:bidi="hi-IN"/>
+        </w:rPr>
+        <w:t>,</w:t>
+      </w:r>
+      <w:r>
+        <w:rPr>
+          <w:rFonts w:cs="Tunga"/>
+          <w:cs/>
+          <w:lang w:val="en-US" w:bidi="kn-IN"/>
+        </w:rPr>
+        <w:t>ಕೀ</w:t>
+      </w:r>
+      <w:r>
+        <w:rPr>
+          <w:rFonts w:cs="Mangal"/>
+          <w:lang w:val="en-US" w:bidi="hi-IN"/>
+        </w:rPr>
+        <w:t>,</w:t>
+      </w:r>
+      <w:r>
+        <w:rPr>
+          <w:rFonts w:cs="Tunga"/>
+          <w:cs/>
+          <w:lang w:val="en-US" w:bidi="kn-IN"/>
+        </w:rPr>
+        <w:t>ಕು</w:t>
+      </w:r>
+      <w:r>
+        <w:rPr>
+          <w:rFonts w:cs="Mangal"/>
+          <w:lang w:val="en-US" w:bidi="hi-IN"/>
+        </w:rPr>
+        <w:t>,</w:t>
+      </w:r>
+      <w:r>
+        <w:rPr>
+          <w:rFonts w:cs="Tunga"/>
+          <w:cs/>
+          <w:lang w:val="en-US" w:bidi="kn-IN"/>
+        </w:rPr>
+        <w:t>ಕೂ</w:t>
+      </w:r>
+      <w:r>
+        <w:rPr>
+          <w:rFonts w:cs="Mangal"/>
+          <w:lang w:val="en-US" w:bidi="hi-IN"/>
+        </w:rPr>
+        <w:t>,</w:t>
+      </w:r>
+      <w:r>
+        <w:rPr>
+          <w:rFonts w:cs="Tunga"/>
+          <w:cs/>
+          <w:lang w:val="en-US" w:bidi="kn-IN"/>
+        </w:rPr>
+        <w:t>ಕೃ</w:t>
+      </w:r>
+      <w:r>
+        <w:rPr>
+          <w:rFonts w:cs="Mangal"/>
+          <w:lang w:val="en-US" w:bidi="hi-IN"/>
+        </w:rPr>
+        <w:t>,</w:t>
+      </w:r>
+      <w:r>
+        <w:rPr>
+          <w:rFonts w:cs="Tunga"/>
+          <w:cs/>
+          <w:lang w:val="en-US" w:bidi="kn-IN"/>
+        </w:rPr>
+        <w:t>ಕೆ</w:t>
+      </w:r>
+      <w:r>
+        <w:rPr>
+          <w:rFonts w:cs="Mangal"/>
+          <w:lang w:val="en-US" w:bidi="hi-IN"/>
+        </w:rPr>
+        <w:t>,</w:t>
+      </w:r>
+      <w:r>
+        <w:rPr>
+          <w:rFonts w:cs="Tunga"/>
+          <w:cs/>
+          <w:lang w:val="en-US" w:bidi="kn-IN"/>
+        </w:rPr>
+        <w:t>ಕೇ</w:t>
+      </w:r>
+      <w:r>
+        <w:rPr>
+          <w:rFonts w:cs="Mangal"/>
+          <w:lang w:val="en-US" w:bidi="hi-IN"/>
+        </w:rPr>
+        <w:t>,</w:t>
+      </w:r>
+      <w:r>
+        <w:rPr>
+          <w:rFonts w:cs="Tunga"/>
+          <w:cs/>
+          <w:lang w:val="en-US" w:bidi="kn-IN"/>
+        </w:rPr>
+        <w:t>ಕೈ</w:t>
+      </w:r>
+      <w:r>
+        <w:rPr>
+          <w:rFonts w:cs="Mangal"/>
+          <w:lang w:val="en-US" w:bidi="hi-IN"/>
+        </w:rPr>
+        <w:t>,</w:t>
+      </w:r>
+      <w:r>
+        <w:rPr>
+          <w:rFonts w:cs="Tunga"/>
+          <w:cs/>
+          <w:lang w:val="en-US" w:bidi="kn-IN"/>
+        </w:rPr>
+        <w:t>ಕೊ</w:t>
+      </w:r>
+      <w:r>
+        <w:rPr>
+          <w:rFonts w:cs="Mangal"/>
+          <w:lang w:val="en-US" w:bidi="hi-IN"/>
+        </w:rPr>
+        <w:t>,</w:t>
+      </w:r>
+      <w:r>
+        <w:rPr>
+          <w:rFonts w:cs="Tunga"/>
+          <w:cs/>
+          <w:lang w:val="en-US" w:bidi="kn-IN"/>
+        </w:rPr>
+        <w:t>ಕೋ</w:t>
+      </w:r>
+      <w:r>
+        <w:rPr>
+          <w:rFonts w:cs="Mangal"/>
+          <w:lang w:val="en-US" w:bidi="hi-IN"/>
+        </w:rPr>
+        <w:t>,</w:t>
+      </w:r>
+      <w:r>
+        <w:rPr>
+          <w:rFonts w:cs="Tunga"/>
+          <w:cs/>
+          <w:lang w:val="en-US" w:bidi="kn-IN"/>
+        </w:rPr>
+        <w:t>ಕೌ</w:t>
+      </w:r>
+      <w:r>
+        <w:rPr>
+          <w:rFonts w:cs="Mangal"/>
+          <w:lang w:val="en-US" w:bidi="hi-IN"/>
+        </w:rPr>
+        <w:t>,</w:t>
+      </w:r>
+      <w:r>
+        <w:rPr>
+          <w:rFonts w:cs="Tunga"/>
+          <w:cs/>
+          <w:lang w:val="en-US" w:bidi="kn-IN"/>
+        </w:rPr>
+        <w:t>ಕಂ</w:t>
+      </w:r>
+      <w:r>
+        <w:rPr>
+          <w:rFonts w:cs="Mangal"/>
+          <w:lang w:val="en-US" w:bidi="hi-IN"/>
+        </w:rPr>
+        <w:t>,</w:t>
+      </w:r>
+      <w:r>
+        <w:rPr>
+          <w:rFonts w:cs="Tunga"/>
+          <w:cs/>
+          <w:lang w:val="en-US" w:bidi="kn-IN"/>
+        </w:rPr>
+        <w:t>ಕಃ</w:t>
+      </w:r>
+    </w:p>
+    <w:p>
+      <w:pPr>
+        <w:rPr>
+          <w:lang w:val="en-US"/>
+        </w:rPr>
+      </w:pPr>
+      <w:r>
+        <w:rPr>
+          <w:lang w:val="en-US"/>
+        </w:rPr>
+        <w:br w:type="page"/>
+      </w:r>
+    </w:p>
+    <w:p>
+      <w:pPr>
+        <w:rPr>
+          <w:lang w:val="en-US"/>
+        </w:rPr>
+      </w:pPr>
+    </w:p>
+    <w:p>
+      <w:pPr>
+        <w:pStyle w:val="Heading1"/>
+        <w:rPr>
+          <w:lang w:val="en-US"/>
+        </w:rPr>
+      </w:pPr>
+      <w:r>
+        <w:rPr>
+          <w:lang w:val="en-US"/>
+        </w:rPr>
+        <w:t>Numerals</w:t>
+      </w:r>
+    </w:p>
+    <w:p>
+      <w:pPr>
+        <w:rPr>
+          <w:lang w:val="en-US"/>
+        </w:rPr>
+      </w:pPr>
+      <w:r>
+        <w:rPr>
+          <w:lang w:val="en-US"/>
+        </w:rPr>
+        <w:t xml:space="preserve">The numbers can be entered into the input box. Clicking the “Display Button” prints the number and populates its </w:t>
+      </w:r>
+      <w:proofErr w:type="gramStart"/>
+      <w:r>
+        <w:rPr>
+          <w:lang w:val="en-US"/>
+        </w:rPr>
+        <w:t xml:space="preserve">Kannada </w:t>
+      </w:r>
+      <w:r>
+        <w:rPr>
+          <w:lang w:val="en-US"/>
+        </w:rPr>
+        <w:t xml:space="preserve"> text</w:t>
+      </w:r>
+      <w:proofErr w:type="gramEnd"/>
+      <w:r>
+        <w:rPr>
+          <w:lang w:val="en-US"/>
+        </w:rPr>
+        <w:t xml:space="preserve"> </w:t>
+      </w:r>
+      <w:r>
+        <w:rPr>
+          <w:lang w:val="en-US"/>
+        </w:rPr>
+        <w:t xml:space="preserve">in the “Play Buffer” </w:t>
+      </w:r>
+      <w:r>
+        <w:rPr>
+          <w:lang w:val="en-US"/>
+        </w:rPr>
+        <w:t>for audio sound as shown below.</w:t>
+      </w:r>
+    </w:p>
+    <w:p>
+      <w:pPr>
+        <w:rPr>
+          <w:lang w:val="en-US"/>
+        </w:rPr>
+      </w:pPr>
+      <w:r>
+        <w:rPr>
           <w:noProof/>
           <w:lang w:val="en-US"/>
         </w:rPr>
         <mc:AlternateContent>
           <mc:Choice Requires="wps">
             <w:drawing>
-              <wp:anchor distT="0" distB="0" distL="114300" distR="114300" simplePos="0" relativeHeight="251681792" behindDoc="0" locked="0" layoutInCell="1" allowOverlap="1" wp14:anchorId="6D0554B5" wp14:editId="518E3103">
+              <wp:anchor distT="0" distB="0" distL="114300" distR="114300" simplePos="0" relativeHeight="251713536" behindDoc="0" locked="0" layoutInCell="1" allowOverlap="1" wp14:anchorId="7EE325BE" wp14:editId="0722D449">
                 <wp:simplePos x="0" y="0"/>
                 <wp:positionH relativeFrom="column">
-                  <wp:posOffset>895349</wp:posOffset>
+                  <wp:posOffset>3209924</wp:posOffset>
                 </wp:positionH>
                 <wp:positionV relativeFrom="paragraph">
-                  <wp:posOffset>1421129</wp:posOffset>
+                  <wp:posOffset>2698115</wp:posOffset>
                 </wp:positionV>
-                <wp:extent cx="1076325" cy="85725"/>
-                <wp:effectExtent l="38100" t="0" r="28575" b="85725"/>
+                <wp:extent cx="685800" cy="718185"/>
+                <wp:effectExtent l="38100" t="0" r="19050" b="62865"/>
                 <wp:wrapNone/>
-                <wp:docPr id="42" name="Straight Arrow Connector 42"/>
+                <wp:docPr id="88" name="Straight Arrow Connector 88"/>
                 <wp:cNvGraphicFramePr/>
                 <a:graphic xmlns:a="http://schemas.openxmlformats.org/drawingml/2006/main">
                   <a:graphicData uri="http://schemas.microsoft.com/office/word/2010/wordprocessingShape">
@@ -4639,7 +5872,7 @@
                       <wps:spPr>
                         <a:xfrm flipH="1">
                           <a:off x="0" y="0"/>
-                          <a:ext cx="1076325" cy="85725"/>
+                          <a:ext cx="685800" cy="718185"/>
                         </a:xfrm>
                         <a:prstGeom prst="straightConnector1">
                           <a:avLst/>
@@ -4677,7 +5910,7 @@
           </mc:Choice>
           <mc:Fallback>
             <w:pict>
-              <v:shape w14:anchorId="73D1296E" id="Straight Arrow Connector 42" o:spid="_x0000_s1026" type="#_x0000_t32" style="position:absolute;margin-left:70.5pt;margin-top:111.9pt;width:84.75pt;height:6.75pt;flip:x;z-index:251681792;visibility:visible;mso-wrap-style:square;mso-width-percent:0;mso-height-percent:0;mso-wrap-distance-left:9pt;mso-wrap-distance-top:0;mso-wrap-distance-right:9pt;mso-wrap-distance-bottom:0;mso-position-horizontal:absolute;mso-position-horizontal-relative:text;mso-position-vertical:absolute;mso-position-vertical-relative:text;mso-width-percent:0;mso-height-percent:0;mso-width-relative:margin;mso-height-relative:margin" o:gfxdata="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" strokecolor="#4472c4 [3204]" strokeweight=".5pt">
+              <v:shape w14:anchorId="57C149D4" id="Straight Arrow Connector 88" o:spid="_x0000_s1026" type="#_x0000_t32" style="position:absolute;margin-left:252.75pt;margin-top:212.45pt;width:54pt;height:56.55pt;flip:x;z-index:251713536;visibility:visible;mso-wrap-style:square;mso-width-percent:0;mso-height-percent:0;mso-wrap-distance-left:9pt;mso-wrap-distance-top:0;mso-wrap-distance-right:9pt;mso-wrap-distance-bottom:0;mso-position-horizontal:absolute;mso-position-horizontal-relative:text;mso-position-vertical:absolute;mso-position-vertical-relative:text;mso-width-percent:0;mso-height-percent:0;mso-width-relative:margin;mso-height-relative:margin" o:gfxdata="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" strokecolor="#4472c4 [3204]" strokeweight=".5pt">
                 <v:stroke endarrow="block" joinstyle="miter"/>
               </v:shape>
             </w:pict>
@@ -4692,18 +5925,18 @@
         <mc:AlternateContent>
           <mc:Choice Requires="wps">
             <w:drawing>
-              <wp:anchor distT="0" distB="0" distL="114300" distR="114300" simplePos="0" relativeHeight="251678720" behindDoc="0" locked="0" layoutInCell="1" allowOverlap="1" wp14:anchorId="5A7D8A9A" wp14:editId="485E71DC">
+              <wp:anchor distT="0" distB="0" distL="114300" distR="114300" simplePos="0" relativeHeight="251710464" behindDoc="0" locked="0" layoutInCell="1" allowOverlap="1" wp14:anchorId="38271461" wp14:editId="2793263A">
                 <wp:simplePos x="0" y="0"/>
                 <wp:positionH relativeFrom="column">
-                  <wp:posOffset>981074</wp:posOffset>
+                  <wp:posOffset>1276349</wp:posOffset>
                 </wp:positionH>
                 <wp:positionV relativeFrom="paragraph">
-                  <wp:posOffset>2059304</wp:posOffset>
+                  <wp:posOffset>2707641</wp:posOffset>
                 </wp:positionV>
-                <wp:extent cx="1000125" cy="209550"/>
-                <wp:effectExtent l="38100" t="0" r="28575" b="76200"/>
+                <wp:extent cx="771525" cy="689610"/>
+                <wp:effectExtent l="38100" t="0" r="28575" b="53340"/>
                 <wp:wrapNone/>
-                <wp:docPr id="40" name="Straight Arrow Connector 40"/>
+                <wp:docPr id="86" name="Straight Arrow Connector 86"/>
                 <wp:cNvGraphicFramePr/>
                 <a:graphic xmlns:a="http://schemas.openxmlformats.org/drawingml/2006/main">
                   <a:graphicData uri="http://schemas.microsoft.com/office/word/2010/wordprocessingShape">
@@ -4712,7 +5945,7 @@
                       <wps:spPr>
                         <a:xfrm flipH="1">
                           <a:off x="0" y="0"/>
-                          <a:ext cx="1000125" cy="209550"/>
+                          <a:ext cx="771525" cy="689610"/>
                         </a:xfrm>
                         <a:prstGeom prst="straightConnector1">
                           <a:avLst/>
@@ -4750,923 +5983,7 @@
           </mc:Choice>
           <mc:Fallback>
             <w:pict>
-              <v:shape w14:anchorId="323D70BA" id="Straight Arrow Connector 40" o:spid="_x0000_s1026" type="#_x0000_t32" style="position:absolute;margin-left:77.25pt;margin-top:162.15pt;width:78.75pt;height:16.5pt;flip:x;z-index:251678720;visibility:visible;mso-wrap-style:square;mso-width-percent:0;mso-height-percent:0;mso-wrap-distance-left:9pt;mso-wrap-distance-top:0;mso-wrap-distance-right:9pt;mso-wrap-distance-bottom:0;mso-position-horizontal:absolute;mso-position-horizontal-relative:text;mso-position-vertical:absolute;mso-position-vertical-relative:text;mso-width-percent:0;mso-height-percent:0;mso-width-relative:margin;mso-height-relative:margin" o:gfxdata="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" strokecolor="#4472c4 [3204]" strokeweight=".5pt">
-                <v:stroke endarrow="block" joinstyle="miter"/>
-              </v:shape>
-            </w:pict>
-          </mc:Fallback>
-        </mc:AlternateContent>
-      </w:r>
-      <w:r>
-        <w:rPr>
-          <w:lang w:val="en-US"/>
-        </w:rPr>
-        <w:t xml:space="preserve">                                                       </w:t>
-      </w:r>
-      <w:r>
-        <w:rPr>
-          <w:noProof/>
-          <w:lang w:val="en-US"/>
-        </w:rPr>
-        <w:drawing>
-          <wp:inline distT="0" distB="0" distL="0" distR="0" wp14:anchorId="609315FE" wp14:editId="05BF8F03">
-            <wp:extent cx="2343477" cy="3324689"/>
-            <wp:effectExtent l="0" t="0" r="0" b="9525"/>
-            <wp:docPr id="1" name="Picture 1"/>
-            <wp:cNvGraphicFramePr>
-              <a:graphicFrameLocks xmlns:a="http://schemas.openxmlformats.org/drawingml/2006/main" noChangeAspect="1"/>
-            </wp:cNvGraphicFramePr>
-            <a:graphic xmlns:a="http://schemas.openxmlformats.org/drawingml/2006/main">
-              <a:graphicData uri="http://schemas.openxmlformats.org/drawingml/2006/picture">
-                <pic:pic xmlns:pic="http://schemas.openxmlformats.org/drawingml/2006/picture">
-                  <pic:nvPicPr>
-                    <pic:cNvPr id="1" name=""/>
-                    <pic:cNvPicPr/>
-                  </pic:nvPicPr>
-                  <pic:blipFill>
-                    <a:blip r:embed="rId17"/>
-                    <a:stretch>
-                      <a:fillRect/>
-                    </a:stretch>
-                  </pic:blipFill>
-                  <pic:spPr>
-                    <a:xfrm>
-                      <a:off x="0" y="0"/>
-                      <a:ext cx="2343477" cy="3324689"/>
-                    </a:xfrm>
-                    <a:prstGeom prst="rect">
-                      <a:avLst/>
-                    </a:prstGeom>
-                  </pic:spPr>
-                </pic:pic>
-              </a:graphicData>
-            </a:graphic>
-          </wp:inline>
-        </w:drawing>
-      </w:r>
-    </w:p>
-    <w:p>
-      <w:pPr>
-        <w:rPr>
-          <w:lang w:val="en-US"/>
-        </w:rPr>
-      </w:pPr>
-    </w:p>
-    <w:p>
-      <w:pPr>
-        <w:pStyle w:val="Heading2"/>
-      </w:pPr>
-      <w:r>
-        <w:t>Grammar Rules</w:t>
-      </w:r>
-    </w:p>
-    <w:p>
-      <w:pPr>
-        <w:rPr>
-          <w:rFonts w:cs="Mangal"/>
-          <w:lang w:val="en-US" w:bidi="hi-IN"/>
-        </w:rPr>
-      </w:pPr>
-      <w:r>
-        <w:rPr>
-          <w:lang w:val="en-US"/>
-        </w:rPr>
-        <w:t>For Vowels, Vowels</w:t>
-      </w:r>
-      <w:r>
-        <w:rPr>
-          <w:lang w:val="en-US"/>
-        </w:rPr>
-        <w:t xml:space="preserve"> (</w:t>
-      </w:r>
-      <w:r>
-        <w:rPr>
-          <w:rFonts w:ascii="Segoe UI Emoji" w:hAnsi="Segoe UI Emoji" w:cs="Segoe UI Emoji" w:hint="cs"/>
-          <w:cs/>
-          <w:lang w:val="en-US" w:bidi="hi-IN"/>
-        </w:rPr>
-        <w:t>🔵</w:t>
-      </w:r>
-      <w:r>
-        <w:rPr>
-          <w:lang w:val="en-US"/>
-        </w:rPr>
-        <w:t>)</w:t>
-      </w:r>
-      <w:r>
-        <w:rPr>
-          <w:lang w:val="en-US"/>
-        </w:rPr>
-        <w:t xml:space="preserve"> and </w:t>
-      </w:r>
-      <w:proofErr w:type="spellStart"/>
-      <w:r>
-        <w:rPr>
-          <w:lang w:val="en-US"/>
-        </w:rPr>
-        <w:t>Ayogavaha</w:t>
-      </w:r>
-      <w:proofErr w:type="spellEnd"/>
-      <w:r>
-        <w:rPr>
-          <w:lang w:val="en-US"/>
-        </w:rPr>
-        <w:t xml:space="preserve"> (</w:t>
-      </w:r>
-      <w:r>
-        <w:rPr>
-          <w:rFonts w:ascii="Segoe UI Emoji" w:hAnsi="Segoe UI Emoji" w:cs="Segoe UI Emoji" w:hint="cs"/>
-          <w:cs/>
-          <w:lang w:val="en-US" w:bidi="hi-IN"/>
-        </w:rPr>
-        <w:t>🟤</w:t>
-      </w:r>
-      <w:r>
-        <w:rPr>
-          <w:lang w:val="en-US"/>
-        </w:rPr>
-        <w:t>)</w:t>
-      </w:r>
-      <w:r>
-        <w:rPr>
-          <w:lang w:val="en-US"/>
-        </w:rPr>
-        <w:t xml:space="preserve"> are allowed. Examples, </w:t>
-      </w:r>
-      <w:r>
-        <w:rPr>
-          <w:rFonts w:cs="Mangal"/>
-          <w:cs/>
-          <w:lang w:val="en-US" w:bidi="hi-IN"/>
-        </w:rPr>
-        <w:t>ई</w:t>
-      </w:r>
-      <w:r>
-        <w:rPr>
-          <w:rFonts w:cs="Mangal"/>
-          <w:lang w:val="en-US" w:bidi="hi-IN"/>
-        </w:rPr>
-        <w:t xml:space="preserve">, </w:t>
-      </w:r>
-      <w:r>
-        <w:rPr>
-          <w:rFonts w:cs="Mangal"/>
-          <w:cs/>
-          <w:lang w:val="en-US" w:bidi="hi-IN"/>
-        </w:rPr>
-        <w:t>ऊँ</w:t>
-      </w:r>
-    </w:p>
-    <w:p>
-      <w:pPr>
-        <w:rPr>
-          <w:rFonts w:cs="Mangal"/>
-          <w:lang w:val="en-US" w:bidi="hi-IN"/>
-        </w:rPr>
-      </w:pPr>
-      <w:r>
-        <w:rPr>
-          <w:lang w:val="en-US"/>
-        </w:rPr>
-        <w:t xml:space="preserve">For Consonants, </w:t>
-      </w:r>
-      <w:r>
-        <w:rPr>
-          <w:lang w:val="en-US"/>
-        </w:rPr>
-        <w:t>Consonants (</w:t>
-      </w:r>
-      <w:r>
-        <w:rPr>
-          <w:rFonts w:ascii="Segoe UI Emoji" w:hAnsi="Segoe UI Emoji" w:cs="Segoe UI Emoji" w:hint="cs"/>
-          <w:cs/>
-          <w:lang w:val="en-US" w:bidi="hi-IN"/>
-        </w:rPr>
-        <w:t>🟣</w:t>
-      </w:r>
-      <w:r>
-        <w:rPr>
-          <w:lang w:val="en-US"/>
-        </w:rPr>
-        <w:t xml:space="preserve">), </w:t>
-      </w:r>
-      <w:r>
-        <w:rPr>
-          <w:lang w:val="en-US"/>
-        </w:rPr>
-        <w:t>Matras (</w:t>
-      </w:r>
-      <w:r>
-        <w:rPr>
-          <w:rFonts w:ascii="Segoe UI Emoji" w:hAnsi="Segoe UI Emoji" w:cs="Segoe UI Emoji" w:hint="cs"/>
-          <w:cs/>
-          <w:lang w:val="en-US" w:bidi="hi-IN"/>
-        </w:rPr>
-        <w:t>🔴</w:t>
-      </w:r>
-      <w:r>
-        <w:rPr>
-          <w:lang w:val="en-US"/>
-        </w:rPr>
-        <w:t xml:space="preserve">), </w:t>
-      </w:r>
-      <w:proofErr w:type="spellStart"/>
-      <w:r>
-        <w:rPr>
-          <w:lang w:val="en-US"/>
-        </w:rPr>
-        <w:t>Halant</w:t>
-      </w:r>
-      <w:proofErr w:type="spellEnd"/>
-      <w:r>
-        <w:rPr>
-          <w:lang w:val="en-US"/>
-        </w:rPr>
-        <w:t xml:space="preserve"> (</w:t>
-      </w:r>
-      <w:r>
-        <w:rPr>
-          <w:rFonts w:ascii="Segoe UI Emoji" w:hAnsi="Segoe UI Emoji" w:cs="Segoe UI Emoji" w:hint="cs"/>
-          <w:cs/>
-          <w:lang w:val="en-US" w:bidi="hi-IN"/>
-        </w:rPr>
-        <w:t>⚫</w:t>
-      </w:r>
-      <w:r>
-        <w:rPr>
-          <w:lang w:val="en-US"/>
-        </w:rPr>
-        <w:t xml:space="preserve">), </w:t>
-      </w:r>
-      <w:proofErr w:type="spellStart"/>
-      <w:r>
-        <w:rPr>
-          <w:lang w:val="en-US"/>
-        </w:rPr>
-        <w:t>Ayogavaha</w:t>
-      </w:r>
-      <w:proofErr w:type="spellEnd"/>
-      <w:r>
-        <w:rPr>
-          <w:lang w:val="en-US"/>
-        </w:rPr>
-        <w:t xml:space="preserve"> (</w:t>
-      </w:r>
-      <w:r>
-        <w:rPr>
-          <w:rFonts w:ascii="Segoe UI Emoji" w:hAnsi="Segoe UI Emoji" w:cs="Segoe UI Emoji" w:hint="cs"/>
-          <w:cs/>
-          <w:lang w:val="en-US" w:bidi="hi-IN"/>
-        </w:rPr>
-        <w:t>🟤</w:t>
-      </w:r>
-      <w:r>
-        <w:rPr>
-          <w:lang w:val="en-US"/>
-        </w:rPr>
-        <w:t>)</w:t>
-      </w:r>
-      <w:r>
-        <w:rPr>
-          <w:lang w:val="en-US"/>
-        </w:rPr>
-        <w:t xml:space="preserve">, and are allowed. Examples, </w:t>
-      </w:r>
-      <w:r>
-        <w:rPr>
-          <w:rFonts w:cs="Mangal"/>
-          <w:cs/>
-          <w:lang w:val="en-US" w:bidi="hi-IN"/>
-        </w:rPr>
-        <w:t>राम्</w:t>
-      </w:r>
-      <w:r>
-        <w:rPr>
-          <w:rFonts w:cs="Mangal"/>
-          <w:lang w:val="en-US" w:bidi="hi-IN"/>
-        </w:rPr>
-        <w:t xml:space="preserve"> </w:t>
-      </w:r>
-      <w:r>
-        <w:rPr>
-          <w:rFonts w:cs="Mangal"/>
-          <w:cs/>
-          <w:lang w:val="en-US" w:bidi="hi-IN"/>
-        </w:rPr>
-        <w:t>शंकर</w:t>
-      </w:r>
-    </w:p>
-    <w:p>
-      <w:pPr>
-        <w:rPr>
-          <w:rFonts w:cs="Mangal"/>
-          <w:lang w:val="en-US" w:bidi="hi-IN"/>
-        </w:rPr>
-      </w:pPr>
-      <w:r>
-        <w:rPr>
-          <w:lang w:val="en-US"/>
-        </w:rPr>
-        <w:t xml:space="preserve">For </w:t>
-      </w:r>
-      <w:proofErr w:type="spellStart"/>
-      <w:r>
-        <w:rPr>
-          <w:lang w:val="en-US"/>
-        </w:rPr>
-        <w:t>Samyuktakshars</w:t>
-      </w:r>
-      <w:proofErr w:type="spellEnd"/>
-      <w:r>
-        <w:rPr>
-          <w:lang w:val="en-US"/>
-        </w:rPr>
-        <w:t xml:space="preserve">, </w:t>
-      </w:r>
-      <w:r>
-        <w:rPr>
-          <w:lang w:val="en-US"/>
-        </w:rPr>
-        <w:t>Ardha</w:t>
-      </w:r>
-      <w:r>
-        <w:rPr>
-          <w:lang w:val="en-US"/>
-        </w:rPr>
-        <w:t xml:space="preserve"> </w:t>
-      </w:r>
-      <w:proofErr w:type="spellStart"/>
-      <w:r>
-        <w:rPr>
-          <w:lang w:val="en-US"/>
-        </w:rPr>
-        <w:t>vyanjan</w:t>
-      </w:r>
-      <w:r>
-        <w:rPr>
-          <w:lang w:val="en-US"/>
-        </w:rPr>
-        <w:t>s</w:t>
-      </w:r>
-      <w:proofErr w:type="spellEnd"/>
-      <w:r>
-        <w:rPr>
-          <w:lang w:val="en-US"/>
-        </w:rPr>
-        <w:t xml:space="preserve"> (</w:t>
-      </w:r>
-      <w:r>
-        <w:rPr>
-          <w:rFonts w:ascii="Segoe UI Emoji" w:hAnsi="Segoe UI Emoji" w:cs="Segoe UI Emoji" w:hint="cs"/>
-          <w:cs/>
-          <w:lang w:val="en-US" w:bidi="hi-IN"/>
-        </w:rPr>
-        <w:t>🟢</w:t>
-      </w:r>
-      <w:r>
-        <w:rPr>
-          <w:lang w:val="en-US"/>
-        </w:rPr>
-        <w:t xml:space="preserve">), </w:t>
-      </w:r>
-      <w:r>
-        <w:rPr>
-          <w:lang w:val="en-US"/>
-        </w:rPr>
-        <w:t>Consonants</w:t>
-      </w:r>
-      <w:r>
-        <w:rPr>
-          <w:lang w:val="en-US"/>
-        </w:rPr>
-        <w:t>(</w:t>
-      </w:r>
-      <w:r>
-        <w:rPr>
-          <w:rFonts w:ascii="Segoe UI Emoji" w:hAnsi="Segoe UI Emoji" w:cs="Segoe UI Emoji" w:hint="cs"/>
-          <w:cs/>
-          <w:lang w:val="en-US" w:bidi="hi-IN"/>
-        </w:rPr>
-        <w:t>🟣</w:t>
-      </w:r>
-      <w:r>
-        <w:rPr>
-          <w:lang w:val="en-US"/>
-        </w:rPr>
-        <w:t>)</w:t>
-      </w:r>
-      <w:r>
-        <w:rPr>
-          <w:lang w:val="en-US"/>
-        </w:rPr>
-        <w:t xml:space="preserve">, </w:t>
-      </w:r>
-      <w:proofErr w:type="spellStart"/>
-      <w:r>
-        <w:rPr>
-          <w:lang w:val="en-US"/>
-        </w:rPr>
-        <w:t>Ayogavaha</w:t>
-      </w:r>
-      <w:proofErr w:type="spellEnd"/>
-      <w:r>
-        <w:rPr>
-          <w:lang w:val="en-US"/>
-        </w:rPr>
-        <w:t xml:space="preserve"> (</w:t>
-      </w:r>
-      <w:r>
-        <w:rPr>
-          <w:rFonts w:ascii="Segoe UI Emoji" w:hAnsi="Segoe UI Emoji" w:cs="Segoe UI Emoji" w:hint="cs"/>
-          <w:cs/>
-          <w:lang w:val="en-US" w:bidi="hi-IN"/>
-        </w:rPr>
-        <w:t>🟤</w:t>
-      </w:r>
-      <w:r>
-        <w:rPr>
-          <w:lang w:val="en-US"/>
-        </w:rPr>
-        <w:t>)</w:t>
-      </w:r>
-      <w:r>
-        <w:rPr>
-          <w:lang w:val="en-US"/>
-        </w:rPr>
-        <w:t>, and Matras</w:t>
-      </w:r>
-      <w:r>
-        <w:rPr>
-          <w:lang w:val="en-US"/>
-        </w:rPr>
-        <w:t xml:space="preserve"> (</w:t>
-      </w:r>
-      <w:r>
-        <w:rPr>
-          <w:rFonts w:ascii="Segoe UI Emoji" w:hAnsi="Segoe UI Emoji" w:cs="Segoe UI Emoji" w:hint="cs"/>
-          <w:cs/>
-          <w:lang w:val="en-US" w:bidi="hi-IN"/>
-        </w:rPr>
-        <w:t>🔴</w:t>
-      </w:r>
-      <w:r>
-        <w:rPr>
-          <w:lang w:val="en-US"/>
-        </w:rPr>
-        <w:t xml:space="preserve">) </w:t>
-      </w:r>
-      <w:r>
-        <w:rPr>
-          <w:lang w:val="en-US"/>
-        </w:rPr>
-        <w:t xml:space="preserve"> are allowed. Examples, </w:t>
-      </w:r>
-      <w:r>
-        <w:rPr>
-          <w:rFonts w:cs="Mangal"/>
-          <w:cs/>
-          <w:lang w:val="en-US" w:bidi="hi-IN"/>
-        </w:rPr>
-        <w:t>श्याँ</w:t>
-      </w:r>
-    </w:p>
-    <w:p>
-      <w:pPr>
-        <w:rPr>
-          <w:rFonts w:cs="Mangal"/>
-          <w:lang w:val="en-US" w:bidi="hi-IN"/>
-        </w:rPr>
-      </w:pPr>
-      <w:r>
-        <w:rPr>
-          <w:rFonts w:cs="Mangal"/>
-          <w:lang w:val="en-US" w:bidi="hi-IN"/>
-        </w:rPr>
-        <w:t>The player is editable, so you can separate letters by putting comma. This will slow down the playback.</w:t>
-      </w:r>
-    </w:p>
-    <w:p>
-      <w:pPr>
-        <w:rPr>
-          <w:rFonts w:cs="Mangal"/>
-          <w:lang w:val="en-US" w:bidi="hi-IN"/>
-        </w:rPr>
-      </w:pPr>
-      <w:r>
-        <w:rPr>
-          <w:rFonts w:cs="Mangal"/>
-          <w:lang w:val="en-US" w:bidi="hi-IN"/>
-        </w:rPr>
-        <w:t xml:space="preserve">For e.g., </w:t>
-      </w:r>
-      <w:r>
-        <w:rPr>
-          <w:rFonts w:cs="Mangal"/>
-          <w:cs/>
-          <w:lang w:val="en-US" w:bidi="hi-IN"/>
-        </w:rPr>
-        <w:t>क्र</w:t>
-      </w:r>
-      <w:r>
-        <w:rPr>
-          <w:rFonts w:cs="Mangal"/>
-          <w:lang w:val="en-US"/>
-        </w:rPr>
-        <w:t>,</w:t>
-      </w:r>
-      <w:r>
-        <w:rPr>
-          <w:rFonts w:cs="Mangal"/>
-          <w:cs/>
-          <w:lang w:val="en-US" w:bidi="hi-IN"/>
-        </w:rPr>
-        <w:t>क्रा</w:t>
-      </w:r>
-      <w:r>
-        <w:rPr>
-          <w:rFonts w:cs="Mangal"/>
-          <w:lang w:val="en-US"/>
-        </w:rPr>
-        <w:t>,</w:t>
-      </w:r>
-      <w:r>
-        <w:rPr>
-          <w:rFonts w:cs="Mangal"/>
-          <w:cs/>
-          <w:lang w:val="en-US" w:bidi="hi-IN"/>
-        </w:rPr>
-        <w:t>क्रि</w:t>
-      </w:r>
-      <w:r>
-        <w:rPr>
-          <w:rFonts w:cs="Mangal"/>
-          <w:lang w:val="en-US"/>
-        </w:rPr>
-        <w:t>,</w:t>
-      </w:r>
-      <w:r>
-        <w:rPr>
-          <w:rFonts w:cs="Mangal"/>
-          <w:cs/>
-          <w:lang w:val="en-US" w:bidi="hi-IN"/>
-        </w:rPr>
-        <w:t>क्री</w:t>
-      </w:r>
-      <w:r>
-        <w:rPr>
-          <w:rFonts w:cs="Mangal"/>
-          <w:lang w:val="en-US"/>
-        </w:rPr>
-        <w:t>,</w:t>
-      </w:r>
-      <w:r>
-        <w:rPr>
-          <w:rFonts w:cs="Mangal"/>
-          <w:cs/>
-          <w:lang w:val="en-US" w:bidi="hi-IN"/>
-        </w:rPr>
-        <w:t>क्रु</w:t>
-      </w:r>
-      <w:r>
-        <w:rPr>
-          <w:rFonts w:cs="Mangal"/>
-          <w:lang w:val="en-US"/>
-        </w:rPr>
-        <w:t>,</w:t>
-      </w:r>
-      <w:r>
-        <w:rPr>
-          <w:rFonts w:cs="Mangal"/>
-          <w:cs/>
-          <w:lang w:val="en-US" w:bidi="hi-IN"/>
-        </w:rPr>
-        <w:t>क्रू</w:t>
-      </w:r>
-      <w:r>
-        <w:rPr>
-          <w:rFonts w:cs="Mangal"/>
-          <w:lang w:val="en-US"/>
-        </w:rPr>
-        <w:t>,</w:t>
-      </w:r>
-      <w:r>
-        <w:rPr>
-          <w:rFonts w:cs="Mangal"/>
-          <w:cs/>
-          <w:lang w:val="en-US" w:bidi="hi-IN"/>
-        </w:rPr>
-        <w:t>क्रृ</w:t>
-      </w:r>
-      <w:r>
-        <w:rPr>
-          <w:rFonts w:cs="Mangal"/>
-          <w:lang w:val="en-US"/>
-        </w:rPr>
-        <w:t>,</w:t>
-      </w:r>
-      <w:r>
-        <w:rPr>
-          <w:rFonts w:cs="Mangal"/>
-          <w:cs/>
-          <w:lang w:val="en-US" w:bidi="hi-IN"/>
-        </w:rPr>
-        <w:t>क्रे</w:t>
-      </w:r>
-      <w:r>
-        <w:rPr>
-          <w:rFonts w:cs="Mangal"/>
-          <w:lang w:val="en-US"/>
-        </w:rPr>
-        <w:t>,</w:t>
-      </w:r>
-      <w:r>
-        <w:rPr>
-          <w:rFonts w:cs="Mangal"/>
-          <w:cs/>
-          <w:lang w:val="en-US" w:bidi="hi-IN"/>
-        </w:rPr>
-        <w:t>क्रै</w:t>
-      </w:r>
-      <w:r>
-        <w:rPr>
-          <w:rFonts w:cs="Mangal"/>
-          <w:lang w:val="en-US"/>
-        </w:rPr>
-        <w:t>,</w:t>
-      </w:r>
-      <w:r>
-        <w:rPr>
-          <w:rFonts w:cs="Mangal"/>
-          <w:cs/>
-          <w:lang w:val="en-US" w:bidi="hi-IN"/>
-        </w:rPr>
-        <w:t>क्रो</w:t>
-      </w:r>
-      <w:r>
-        <w:rPr>
-          <w:rFonts w:cs="Mangal"/>
-          <w:lang w:val="en-US"/>
-        </w:rPr>
-        <w:t>,</w:t>
-      </w:r>
-      <w:r>
-        <w:rPr>
-          <w:rFonts w:cs="Mangal"/>
-          <w:cs/>
-          <w:lang w:val="en-US" w:bidi="hi-IN"/>
-        </w:rPr>
-        <w:t>क्रौ</w:t>
-      </w:r>
-      <w:r>
-        <w:rPr>
-          <w:rFonts w:cs="Mangal"/>
-          <w:lang w:val="en-US"/>
-        </w:rPr>
-        <w:t>,</w:t>
-      </w:r>
-      <w:r>
-        <w:rPr>
-          <w:rFonts w:cs="Mangal"/>
-          <w:cs/>
-          <w:lang w:val="en-US" w:bidi="hi-IN"/>
-        </w:rPr>
-        <w:t>क्रं</w:t>
-      </w:r>
-      <w:r>
-        <w:rPr>
-          <w:rFonts w:cs="Mangal"/>
-          <w:lang w:val="en-US"/>
-        </w:rPr>
-        <w:t>,</w:t>
-      </w:r>
-      <w:r>
-        <w:rPr>
-          <w:rFonts w:cs="Mangal"/>
-          <w:cs/>
-          <w:lang w:val="en-US" w:bidi="hi-IN"/>
-        </w:rPr>
-        <w:t>क्रः</w:t>
-      </w:r>
-    </w:p>
-    <w:p>
-      <w:pPr>
-        <w:rPr>
-          <w:lang w:val="en-US"/>
-        </w:rPr>
-      </w:pPr>
-      <w:r>
-        <w:rPr>
-          <w:lang w:val="en-US"/>
-        </w:rPr>
-        <w:br w:type="page"/>
-      </w:r>
-    </w:p>
-    <w:p>
-      <w:pPr>
-        <w:rPr>
-          <w:lang w:val="en-US"/>
-        </w:rPr>
-      </w:pPr>
-    </w:p>
-    <w:p>
-      <w:pPr>
-        <w:pStyle w:val="Heading1"/>
-        <w:rPr>
-          <w:lang w:val="en-US"/>
-        </w:rPr>
-      </w:pPr>
-      <w:r>
-        <w:rPr>
-          <w:lang w:val="en-US"/>
-        </w:rPr>
-        <w:t>Numerals</w:t>
-      </w:r>
-    </w:p>
-    <w:p>
-      <w:pPr>
-        <w:rPr>
-          <w:lang w:val="en-US"/>
-        </w:rPr>
-      </w:pPr>
-      <w:r>
-        <w:rPr>
-          <w:lang w:val="en-US"/>
-        </w:rPr>
-        <w:t xml:space="preserve">The numbers can be entered into the input box. Clicking the “Display Button” prints the number and populates its </w:t>
-      </w:r>
-      <w:proofErr w:type="spellStart"/>
-      <w:r>
-        <w:rPr>
-          <w:lang w:val="en-US"/>
-        </w:rPr>
-        <w:t>hindi</w:t>
-      </w:r>
-      <w:proofErr w:type="spellEnd"/>
-      <w:r>
-        <w:rPr>
-          <w:lang w:val="en-US"/>
-        </w:rPr>
-        <w:t xml:space="preserve"> text </w:t>
-      </w:r>
-      <w:r>
-        <w:rPr>
-          <w:lang w:val="en-US"/>
-        </w:rPr>
-        <w:t xml:space="preserve">in the “Play Buffer” </w:t>
-      </w:r>
-      <w:r>
-        <w:rPr>
-          <w:lang w:val="en-US"/>
-        </w:rPr>
-        <w:t>for audio sound as shown below.</w:t>
-      </w:r>
-    </w:p>
-    <w:p>
-      <w:pPr>
-        <w:rPr>
-          <w:lang w:val="en-US"/>
-        </w:rPr>
-      </w:pPr>
-      <w:r>
-        <w:rPr>
-          <w:noProof/>
-          <w:lang w:val="en-US"/>
-        </w:rPr>
-        <mc:AlternateContent>
-          <mc:Choice Requires="wps">
-            <w:drawing>
-              <wp:anchor distT="0" distB="0" distL="114300" distR="114300" simplePos="0" relativeHeight="251713536" behindDoc="0" locked="0" layoutInCell="1" allowOverlap="1" wp14:anchorId="7EE325BE" wp14:editId="2AFA2239">
-                <wp:simplePos x="0" y="0"/>
-                <wp:positionH relativeFrom="column">
-                  <wp:posOffset>3208739</wp:posOffset>
-                </wp:positionH>
-                <wp:positionV relativeFrom="paragraph">
-                  <wp:posOffset>2855343</wp:posOffset>
-                </wp:positionV>
-                <wp:extent cx="586597" cy="566108"/>
-                <wp:effectExtent l="38100" t="0" r="23495" b="62865"/>
-                <wp:wrapNone/>
-                <wp:docPr id="88" name="Straight Arrow Connector 88"/>
-                <wp:cNvGraphicFramePr/>
-                <a:graphic xmlns:a="http://schemas.openxmlformats.org/drawingml/2006/main">
-                  <a:graphicData uri="http://schemas.microsoft.com/office/word/2010/wordprocessingShape">
-                    <wps:wsp>
-                      <wps:cNvCnPr/>
-                      <wps:spPr>
-                        <a:xfrm flipH="1">
-                          <a:off x="0" y="0"/>
-                          <a:ext cx="586597" cy="566108"/>
-                        </a:xfrm>
-                        <a:prstGeom prst="straightConnector1">
-                          <a:avLst/>
-                        </a:prstGeom>
-                        <a:ln>
-                          <a:tailEnd type="triangle"/>
-                        </a:ln>
-                      </wps:spPr>
-                      <wps:style>
-                        <a:lnRef idx="1">
-                          <a:schemeClr val="accent1"/>
-                        </a:lnRef>
-                        <a:fillRef idx="0">
-                          <a:schemeClr val="accent1"/>
-                        </a:fillRef>
-                        <a:effectRef idx="0">
-                          <a:schemeClr val="accent1"/>
-                        </a:effectRef>
-                        <a:fontRef idx="minor">
-                          <a:schemeClr val="tx1"/>
-                        </a:fontRef>
-                      </wps:style>
-                      <wps:bodyPr/>
-                    </wps:wsp>
-                  </a:graphicData>
-                </a:graphic>
-                <wp14:sizeRelH relativeFrom="margin">
-                  <wp14:pctWidth>0</wp14:pctWidth>
-                </wp14:sizeRelH>
-                <wp14:sizeRelV relativeFrom="margin">
-                  <wp14:pctHeight>0</wp14:pctHeight>
-                </wp14:sizeRelV>
-              </wp:anchor>
-            </w:drawing>
-          </mc:Choice>
-          <mc:Fallback>
-            <w:pict>
-              <v:shape w14:anchorId="6CC4E16F" id="Straight Arrow Connector 88" o:spid="_x0000_s1026" type="#_x0000_t32" style="position:absolute;margin-left:252.65pt;margin-top:224.85pt;width:46.2pt;height:44.6pt;flip:x;z-index:251713536;visibility:visible;mso-wrap-style:square;mso-width-percent:0;mso-height-percent:0;mso-wrap-distance-left:9pt;mso-wrap-distance-top:0;mso-wrap-distance-right:9pt;mso-wrap-distance-bottom:0;mso-position-horizontal:absolute;mso-position-horizontal-relative:text;mso-position-vertical:absolute;mso-position-vertical-relative:text;mso-width-percent:0;mso-height-percent:0;mso-width-relative:margin;mso-height-relative:margin" o:gfxdata="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" strokecolor="#4472c4 [3204]" strokeweight=".5pt">
-                <v:stroke endarrow="block" joinstyle="miter"/>
-              </v:shape>
-            </w:pict>
-          </mc:Fallback>
-        </mc:AlternateContent>
-      </w:r>
-      <w:r>
-        <w:rPr>
-          <w:noProof/>
-          <w:lang w:val="en-US"/>
-        </w:rPr>
-        <mc:AlternateContent>
-          <mc:Choice Requires="wps">
-            <w:drawing>
-              <wp:anchor distT="0" distB="0" distL="114300" distR="114300" simplePos="0" relativeHeight="251710464" behindDoc="0" locked="0" layoutInCell="1" allowOverlap="1" wp14:anchorId="38271461" wp14:editId="69273D0D">
-                <wp:simplePos x="0" y="0"/>
-                <wp:positionH relativeFrom="column">
-                  <wp:posOffset>1276709</wp:posOffset>
-                </wp:positionH>
-                <wp:positionV relativeFrom="paragraph">
-                  <wp:posOffset>2834101</wp:posOffset>
-                </wp:positionV>
-                <wp:extent cx="586597" cy="566108"/>
-                <wp:effectExtent l="38100" t="0" r="23495" b="62865"/>
-                <wp:wrapNone/>
-                <wp:docPr id="86" name="Straight Arrow Connector 86"/>
-                <wp:cNvGraphicFramePr/>
-                <a:graphic xmlns:a="http://schemas.openxmlformats.org/drawingml/2006/main">
-                  <a:graphicData uri="http://schemas.microsoft.com/office/word/2010/wordprocessingShape">
-                    <wps:wsp>
-                      <wps:cNvCnPr/>
-                      <wps:spPr>
-                        <a:xfrm flipH="1">
-                          <a:off x="0" y="0"/>
-                          <a:ext cx="586597" cy="566108"/>
-                        </a:xfrm>
-                        <a:prstGeom prst="straightConnector1">
-                          <a:avLst/>
-                        </a:prstGeom>
-                        <a:ln>
-                          <a:tailEnd type="triangle"/>
-                        </a:ln>
-                      </wps:spPr>
-                      <wps:style>
-                        <a:lnRef idx="1">
-                          <a:schemeClr val="accent1"/>
-                        </a:lnRef>
-                        <a:fillRef idx="0">
-                          <a:schemeClr val="accent1"/>
-                        </a:fillRef>
-                        <a:effectRef idx="0">
-                          <a:schemeClr val="accent1"/>
-                        </a:effectRef>
-                        <a:fontRef idx="minor">
-                          <a:schemeClr val="tx1"/>
-                        </a:fontRef>
-                      </wps:style>
-                      <wps:bodyPr/>
-                    </wps:wsp>
-                  </a:graphicData>
-                </a:graphic>
-                <wp14:sizeRelH relativeFrom="margin">
-                  <wp14:pctWidth>0</wp14:pctWidth>
-                </wp14:sizeRelH>
-                <wp14:sizeRelV relativeFrom="margin">
-                  <wp14:pctHeight>0</wp14:pctHeight>
-                </wp14:sizeRelV>
-              </wp:anchor>
-            </w:drawing>
-          </mc:Choice>
-          <mc:Fallback>
-            <w:pict>
-              <v:shape w14:anchorId="7D8EE590" id="Straight Arrow Connector 86" o:spid="_x0000_s1026" type="#_x0000_t32" style="position:absolute;margin-left:100.55pt;margin-top:223.15pt;width:46.2pt;height:44.6pt;flip:x;z-index:251710464;visibility:visible;mso-wrap-style:square;mso-width-percent:0;mso-height-percent:0;mso-wrap-distance-left:9pt;mso-wrap-distance-top:0;mso-wrap-distance-right:9pt;mso-wrap-distance-bottom:0;mso-position-horizontal:absolute;mso-position-horizontal-relative:text;mso-position-vertical:absolute;mso-position-vertical-relative:text;mso-width-percent:0;mso-height-percent:0;mso-width-relative:margin;mso-height-relative:margin" o:gfxdata="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" strokecolor="#4472c4 [3204]" strokeweight=".5pt">
+              <v:shape w14:anchorId="1B8E118A" id="Straight Arrow Connector 86" o:spid="_x0000_s1026" type="#_x0000_t32" style="position:absolute;margin-left:100.5pt;margin-top:213.2pt;width:60.75pt;height:54.3pt;flip:x;z-index:251710464;visibility:visible;mso-wrap-style:square;mso-width-percent:0;mso-height-percent:0;mso-wrap-distance-left:9pt;mso-wrap-distance-top:0;mso-wrap-distance-right:9pt;mso-wrap-distance-bottom:0;mso-position-horizontal:absolute;mso-position-horizontal-relative:text;mso-position-vertical:absolute;mso-position-vertical-relative:text;mso-width-percent:0;mso-height-percent:0;mso-width-relative:margin;mso-height-relative:margin" o:gfxdata="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" strokecolor="#4472c4 [3204]" strokeweight=".5pt">
                 <v:stroke endarrow="block" joinstyle="miter"/>
               </v:shape>
             </w:pict>
@@ -5800,16 +6117,40 @@
                               <w:rPr>
                                 <w:lang w:val="en-US"/>
                               </w:rPr>
-                              <w:t xml:space="preserve">Shows Hindi number text. E.g. </w:t>
+                              <w:t xml:space="preserve">Shows </w:t>
                             </w:r>
-                            <w:proofErr w:type="spellStart"/>
                             <w:r>
                               <w:rPr>
                                 <w:lang w:val="en-US"/>
                               </w:rPr>
-                              <w:t>shunya</w:t>
+                              <w:t>Kannada</w:t>
                             </w:r>
-                            <w:proofErr w:type="spellEnd"/>
+                            <w:r>
+                              <w:rPr>
+                                <w:lang w:val="en-US"/>
+                              </w:rPr>
+                              <w:t xml:space="preserve"> number text. </w:t>
+                            </w:r>
+                            <w:proofErr w:type="gramStart"/>
+                            <w:r>
+                              <w:rPr>
+                                <w:lang w:val="en-US"/>
+                              </w:rPr>
+                              <w:t>E.g.</w:t>
+                            </w:r>
+                            <w:proofErr w:type="gramEnd"/>
+                            <w:r>
+                              <w:rPr>
+                                <w:lang w:val="en-US"/>
+                              </w:rPr>
+                              <w:t xml:space="preserve"> </w:t>
+                            </w:r>
+                            <w:r>
+                              <w:rPr>
+                                <w:lang w:val="en-US"/>
+                              </w:rPr>
+                              <w:t>Sonne</w:t>
+                            </w:r>
                           </w:p>
                           <w:p>
                             <w:pPr>
@@ -5850,16 +6191,40 @@
                         <w:rPr>
                           <w:lang w:val="en-US"/>
                         </w:rPr>
-                        <w:t xml:space="preserve">Shows Hindi number text. E.g. </w:t>
+                        <w:t xml:space="preserve">Shows </w:t>
                       </w:r>
-                      <w:proofErr w:type="spellStart"/>
                       <w:r>
                         <w:rPr>
                           <w:lang w:val="en-US"/>
                         </w:rPr>
-                        <w:t>shunya</w:t>
+                        <w:t>Kannada</w:t>
                       </w:r>
-                      <w:proofErr w:type="spellEnd"/>
+                      <w:r>
+                        <w:rPr>
+                          <w:lang w:val="en-US"/>
+                        </w:rPr>
+                        <w:t xml:space="preserve"> number text. </w:t>
+                      </w:r>
+                      <w:proofErr w:type="gramStart"/>
+                      <w:r>
+                        <w:rPr>
+                          <w:lang w:val="en-US"/>
+                        </w:rPr>
+                        <w:t>E.g.</w:t>
+                      </w:r>
+                      <w:proofErr w:type="gramEnd"/>
+                      <w:r>
+                        <w:rPr>
+                          <w:lang w:val="en-US"/>
+                        </w:rPr>
+                        <w:t xml:space="preserve"> </w:t>
+                      </w:r>
+                      <w:r>
+                        <w:rPr>
+                          <w:lang w:val="en-US"/>
+                        </w:rPr>
+                        <w:t>Sonne</w:t>
+                      </w:r>
                     </w:p>
                     <w:p>
                       <w:pPr>
@@ -5882,10 +6247,10 @@
           <w:lang w:val="en-US"/>
         </w:rPr>
         <w:drawing>
-          <wp:inline distT="0" distB="0" distL="0" distR="0" wp14:anchorId="10520715" wp14:editId="72294A94">
-            <wp:extent cx="5731510" cy="2900045"/>
-            <wp:effectExtent l="0" t="0" r="2540" b="0"/>
-            <wp:docPr id="95" name="Picture 95"/>
+          <wp:inline distT="0" distB="0" distL="0" distR="0" wp14:anchorId="694C2D7B" wp14:editId="19E2CB08">
+            <wp:extent cx="5724525" cy="2809875"/>
+            <wp:effectExtent l="0" t="0" r="9525" b="9525"/>
+            <wp:docPr id="13" name="Picture 13"/>
             <wp:cNvGraphicFramePr>
               <a:graphicFrameLocks xmlns:a="http://schemas.openxmlformats.org/drawingml/2006/main" noChangeAspect="1"/>
             </wp:cNvGraphicFramePr>
@@ -5893,7 +6258,7 @@
               <a:graphicData uri="http://schemas.openxmlformats.org/drawingml/2006/picture">
                 <pic:pic xmlns:pic="http://schemas.openxmlformats.org/drawingml/2006/picture">
                   <pic:nvPicPr>
-                    <pic:cNvPr id="0" name="Picture 18"/>
+                    <pic:cNvPr id="0" name="Picture 1"/>
                     <pic:cNvPicPr>
                       <a:picLocks noChangeAspect="1" noChangeArrowheads="1"/>
                     </pic:cNvPicPr>
@@ -5914,7 +6279,7 @@
                   <pic:spPr bwMode="auto">
                     <a:xfrm>
                       <a:off x="0" y="0"/>
-                      <a:ext cx="5731510" cy="2900045"/>
+                      <a:ext cx="5724525" cy="2809875"/>
                     </a:xfrm>
                     <a:prstGeom prst="rect">
                       <a:avLst/>
@@ -5991,7 +6356,19 @@
                               <w:rPr>
                                 <w:lang w:val="en-US"/>
                               </w:rPr>
-                              <w:t xml:space="preserve">Shows Hindi number. </w:t>
+                              <w:t xml:space="preserve">Shows </w:t>
+                            </w:r>
+                            <w:r>
+                              <w:rPr>
+                                <w:lang w:val="en-US"/>
+                              </w:rPr>
+                              <w:t>Kannada</w:t>
+                            </w:r>
+                            <w:r>
+                              <w:rPr>
+                                <w:lang w:val="en-US"/>
+                              </w:rPr>
+                              <w:t xml:space="preserve"> number. </w:t>
                             </w:r>
                             <w:proofErr w:type="spellStart"/>
                             <w:r>
@@ -6048,7 +6425,19 @@
                         <w:rPr>
                           <w:lang w:val="en-US"/>
                         </w:rPr>
-                        <w:t xml:space="preserve">Shows Hindi number. </w:t>
+                        <w:t xml:space="preserve">Shows </w:t>
+                      </w:r>
+                      <w:r>
+                        <w:rPr>
+                          <w:lang w:val="en-US"/>
+                        </w:rPr>
+                        <w:t>Kannada</w:t>
+                      </w:r>
+                      <w:r>
+                        <w:rPr>
+                          <w:lang w:val="en-US"/>
+                        </w:rPr>
+                        <w:t xml:space="preserve"> number. </w:t>
                       </w:r>
                       <w:proofErr w:type="spellStart"/>
                       <w:r>
@@ -6459,30 +6848,59 @@
         </w:rPr>
         <w:t xml:space="preserve">❌ </w:t>
       </w:r>
-      <w:r>
-        <w:rPr>
-          <w:lang w:val="en-US"/>
-        </w:rPr>
-        <w:t>Ardha</w:t>
-      </w:r>
+      <w:proofErr w:type="spellStart"/>
+      <w:r>
+        <w:rPr>
+          <w:lang w:val="en-US"/>
+        </w:rPr>
+        <w:t>Ottakshara</w:t>
+      </w:r>
+      <w:proofErr w:type="spellEnd"/>
       <w:r>
         <w:rPr>
           <w:lang w:val="en-US"/>
         </w:rPr>
         <w:t xml:space="preserve"> </w:t>
       </w:r>
+      <w:r>
+        <w:rPr>
+          <w:lang w:val="en-US"/>
+        </w:rPr>
+        <w:t>(</w:t>
+      </w:r>
+      <w:r>
+        <w:rPr>
+          <w:rFonts w:ascii="Segoe UI Emoji" w:hAnsi="Segoe UI Emoji" w:cs="Segoe UI Emoji" w:hint="cs"/>
+          <w:cs/>
+          <w:lang w:val="en-US" w:bidi="hi-IN"/>
+        </w:rPr>
+        <w:t>🟢</w:t>
+      </w:r>
+      <w:r>
+        <w:rPr>
+          <w:lang w:val="en-US"/>
+        </w:rPr>
+        <w:t xml:space="preserve">)  </w:t>
+      </w:r>
+    </w:p>
+    <w:p>
+      <w:pPr>
+        <w:rPr>
+          <w:lang w:val="en-US"/>
+        </w:rPr>
+      </w:pPr>
+      <w:r>
+        <w:rPr>
+          <w:rFonts w:ascii="Segoe UI Emoji" w:hAnsi="Segoe UI Emoji" w:cs="Segoe UI Emoji"/>
+        </w:rPr>
+        <w:t xml:space="preserve">❌ </w:t>
+      </w:r>
       <w:proofErr w:type="spellStart"/>
       <w:r>
         <w:rPr>
           <w:lang w:val="en-US"/>
         </w:rPr>
-        <w:t>vyanjan</w:t>
-      </w:r>
-      <w:r>
-        <w:rPr>
-          <w:lang w:val="en-US"/>
-        </w:rPr>
-        <w:t>s</w:t>
+        <w:t>Arkaottu</w:t>
       </w:r>
       <w:proofErr w:type="spellEnd"/>
       <w:r>
@@ -6493,11 +6911,98 @@
       </w:r>
       <w:r>
         <w:rPr>
+          <w:rFonts w:ascii="Segoe UI Emoji" w:hAnsi="Segoe UI Emoji" w:cs="Segoe UI Emoji"/>
+          <w:lang w:val="en-US"/>
+        </w:rPr>
+        <w:t>🟠</w:t>
+      </w:r>
+      <w:r>
+        <w:rPr>
+          <w:lang w:val="en-US"/>
+        </w:rPr>
+        <w:t xml:space="preserve">)  </w:t>
+      </w:r>
+    </w:p>
+    <w:p>
+      <w:pPr>
+        <w:rPr>
+          <w:lang w:val="en-US"/>
+        </w:rPr>
+      </w:pPr>
+      <w:r>
+        <w:rPr>
+          <w:rFonts w:ascii="Segoe UI Emoji" w:hAnsi="Segoe UI Emoji" w:cs="Segoe UI Emoji"/>
+        </w:rPr>
+        <w:t xml:space="preserve">✅ </w:t>
+      </w:r>
+      <w:proofErr w:type="spellStart"/>
+      <w:r>
+        <w:rPr>
+          <w:lang w:val="en-US"/>
+        </w:rPr>
+        <w:t>Y</w:t>
+      </w:r>
+      <w:r>
+        <w:rPr>
+          <w:lang w:val="en-US"/>
+        </w:rPr>
+        <w:t>ogavaha</w:t>
+      </w:r>
+      <w:proofErr w:type="spellEnd"/>
+      <w:r>
+        <w:rPr>
+          <w:lang w:val="en-US"/>
+        </w:rPr>
+        <w:t xml:space="preserve"> (</w:t>
+      </w:r>
+      <w:r>
+        <w:rPr>
           <w:rFonts w:ascii="Segoe UI Emoji" w:hAnsi="Segoe UI Emoji" w:cs="Segoe UI Emoji" w:hint="cs"/>
           <w:cs/>
           <w:lang w:val="en-US" w:bidi="hi-IN"/>
         </w:rPr>
-        <w:t>🟢</w:t>
+        <w:t>🟤</w:t>
+      </w:r>
+      <w:r>
+        <w:rPr>
+          <w:lang w:val="en-US"/>
+        </w:rPr>
+        <w:t xml:space="preserve">) </w:t>
+      </w:r>
+    </w:p>
+    <w:p>
+      <w:pPr>
+        <w:rPr>
+          <w:lang w:val="en-US"/>
+        </w:rPr>
+      </w:pPr>
+      <w:r>
+        <w:rPr>
+          <w:rFonts w:ascii="Segoe UI Emoji" w:hAnsi="Segoe UI Emoji" w:cs="Segoe UI Emoji"/>
+        </w:rPr>
+        <w:t xml:space="preserve">❌ </w:t>
+      </w:r>
+      <w:proofErr w:type="spellStart"/>
+      <w:r>
+        <w:rPr>
+          <w:lang w:val="en-US"/>
+        </w:rPr>
+        <w:t>Kagunita</w:t>
+      </w:r>
+      <w:proofErr w:type="spellEnd"/>
+      <w:r>
+        <w:rPr>
+          <w:lang w:val="en-US"/>
+        </w:rPr>
+        <w:t xml:space="preserve"> (</w:t>
+      </w:r>
+      <w:r>
+        <w:rPr>
+          <w:rFonts w:ascii="Segoe UI Emoji" w:hAnsi="Segoe UI Emoji" w:cs="Segoe UI Emoji" w:hint="cs"/>
+          <w:cs/>
+          <w:lang w:val="en-US" w:bidi="hi-IN"/>
+        </w:rPr>
+        <w:t>🔴</w:t>
       </w:r>
       <w:r>
         <w:rPr>
@@ -6516,14 +7021,14 @@
         <w:rPr>
           <w:rFonts w:ascii="Segoe UI Emoji" w:hAnsi="Segoe UI Emoji" w:cs="Segoe UI Emoji"/>
         </w:rPr>
-        <w:t xml:space="preserve">✅ </w:t>
+        <w:t xml:space="preserve">❌ </w:t>
       </w:r>
       <w:proofErr w:type="spellStart"/>
       <w:r>
         <w:rPr>
           <w:lang w:val="en-US"/>
         </w:rPr>
-        <w:t>Ayogavaha</w:t>
+        <w:t>Halant</w:t>
       </w:r>
       <w:proofErr w:type="spellEnd"/>
       <w:r>
@@ -6538,80 +7043,6 @@
           <w:cs/>
           <w:lang w:val="en-US" w:bidi="hi-IN"/>
         </w:rPr>
-        <w:t>🟤</w:t>
-      </w:r>
-      <w:r>
-        <w:rPr>
-          <w:lang w:val="en-US"/>
-        </w:rPr>
-        <w:t xml:space="preserve">) </w:t>
-      </w:r>
-    </w:p>
-    <w:p>
-      <w:pPr>
-        <w:rPr>
-          <w:lang w:val="en-US"/>
-        </w:rPr>
-      </w:pPr>
-      <w:r>
-        <w:rPr>
-          <w:rFonts w:ascii="Segoe UI Emoji" w:hAnsi="Segoe UI Emoji" w:cs="Segoe UI Emoji"/>
-        </w:rPr>
-        <w:t xml:space="preserve">❌ </w:t>
-      </w:r>
-      <w:r>
-        <w:rPr>
-          <w:lang w:val="en-US"/>
-        </w:rPr>
-        <w:t>Matras (</w:t>
-      </w:r>
-      <w:r>
-        <w:rPr>
-          <w:rFonts w:ascii="Segoe UI Emoji" w:hAnsi="Segoe UI Emoji" w:cs="Segoe UI Emoji" w:hint="cs"/>
-          <w:cs/>
-          <w:lang w:val="en-US" w:bidi="hi-IN"/>
-        </w:rPr>
-        <w:t>🔴</w:t>
-      </w:r>
-      <w:r>
-        <w:rPr>
-          <w:lang w:val="en-US"/>
-        </w:rPr>
-        <w:t xml:space="preserve">)  </w:t>
-      </w:r>
-    </w:p>
-    <w:p>
-      <w:pPr>
-        <w:rPr>
-          <w:lang w:val="en-US"/>
-        </w:rPr>
-      </w:pPr>
-      <w:r>
-        <w:rPr>
-          <w:rFonts w:ascii="Segoe UI Emoji" w:hAnsi="Segoe UI Emoji" w:cs="Segoe UI Emoji"/>
-        </w:rPr>
-        <w:t xml:space="preserve">❌ </w:t>
-      </w:r>
-      <w:proofErr w:type="spellStart"/>
-      <w:r>
-        <w:rPr>
-          <w:lang w:val="en-US"/>
-        </w:rPr>
-        <w:t>Halant</w:t>
-      </w:r>
-      <w:proofErr w:type="spellEnd"/>
-      <w:r>
-        <w:rPr>
-          <w:lang w:val="en-US"/>
-        </w:rPr>
-        <w:t xml:space="preserve"> (</w:t>
-      </w:r>
-      <w:r>
-        <w:rPr>
-          <w:rFonts w:ascii="Segoe UI Emoji" w:hAnsi="Segoe UI Emoji" w:cs="Segoe UI Emoji" w:hint="cs"/>
-          <w:cs/>
-          <w:lang w:val="en-US" w:bidi="hi-IN"/>
-        </w:rPr>
         <w:t>⚫</w:t>
       </w:r>
       <w:r>
@@ -6630,23 +7061,19 @@
     </w:p>
     <w:p>
       <w:pPr>
-        <w:pBdr>
-          <w:bottom w:val="dotted" w:sz="24" w:space="1" w:color="auto"/>
-        </w:pBdr>
-        <w:rPr>
-          <w:lang w:val="en-US"/>
-        </w:rPr>
-      </w:pPr>
-      <w:r>
-        <w:rPr>
-          <w:noProof/>
+        <w:rPr>
+          <w:lang w:val="en-US"/>
+        </w:rPr>
+      </w:pPr>
+      <w:r>
+        <w:rPr>
           <w:lang w:val="en-US"/>
         </w:rPr>
         <w:drawing>
-          <wp:inline distT="0" distB="0" distL="0" distR="0" wp14:anchorId="33ACF61A" wp14:editId="50CD1AD6">
-            <wp:extent cx="5731510" cy="996315"/>
+          <wp:inline distT="0" distB="0" distL="0" distR="0" wp14:anchorId="4D9975C1" wp14:editId="72B7984C">
+            <wp:extent cx="5731510" cy="788670"/>
             <wp:effectExtent l="0" t="0" r="2540" b="0"/>
-            <wp:docPr id="56" name="Picture 56"/>
+            <wp:docPr id="14" name="Picture 14"/>
             <wp:cNvGraphicFramePr>
               <a:graphicFrameLocks xmlns:a="http://schemas.openxmlformats.org/drawingml/2006/main" noChangeAspect="1"/>
             </wp:cNvGraphicFramePr>
@@ -6666,7 +7093,7 @@
                   <pic:spPr>
                     <a:xfrm>
                       <a:off x="0" y="0"/>
-                      <a:ext cx="5731510" cy="996315"/>
+                      <a:ext cx="5731510" cy="788670"/>
                     </a:xfrm>
                     <a:prstGeom prst="rect">
                       <a:avLst/>
@@ -6681,27 +7108,23 @@
     </w:p>
     <w:p>
       <w:pPr>
-        <w:rPr>
-          <w:lang w:val="en-US"/>
-        </w:rPr>
-      </w:pPr>
-    </w:p>
-    <w:p>
-      <w:pPr>
-        <w:rPr>
-          <w:lang w:val="en-US"/>
-        </w:rPr>
-      </w:pPr>
-      <w:r>
-        <w:rPr>
-          <w:noProof/>
+        <w:pBdr>
+          <w:top w:val="dotted" w:sz="24" w:space="1" w:color="auto"/>
+          <w:bottom w:val="dotted" w:sz="24" w:space="1" w:color="auto"/>
+        </w:pBdr>
+        <w:rPr>
+          <w:lang w:val="en-US"/>
+        </w:rPr>
+      </w:pPr>
+      <w:r>
+        <w:rPr>
           <w:lang w:val="en-US"/>
         </w:rPr>
         <w:drawing>
-          <wp:inline distT="0" distB="0" distL="0" distR="0" wp14:anchorId="09C124E8" wp14:editId="16FA611F">
-            <wp:extent cx="5731510" cy="1016000"/>
-            <wp:effectExtent l="0" t="0" r="2540" b="0"/>
-            <wp:docPr id="58" name="Picture 58"/>
+          <wp:inline distT="0" distB="0" distL="0" distR="0" wp14:anchorId="7E53EA55" wp14:editId="574CB8FE">
+            <wp:extent cx="5731510" cy="774700"/>
+            <wp:effectExtent l="0" t="0" r="2540" b="6350"/>
+            <wp:docPr id="16" name="Picture 16"/>
             <wp:cNvGraphicFramePr>
               <a:graphicFrameLocks xmlns:a="http://schemas.openxmlformats.org/drawingml/2006/main" noChangeAspect="1"/>
             </wp:cNvGraphicFramePr>
@@ -6721,7 +7144,7 @@
                   <pic:spPr>
                     <a:xfrm>
                       <a:off x="0" y="0"/>
-                      <a:ext cx="5731510" cy="1016000"/>
+                      <a:ext cx="5731510" cy="774700"/>
                     </a:xfrm>
                     <a:prstGeom prst="rect">
                       <a:avLst/>
@@ -6737,8 +7160,8 @@
     <w:p>
       <w:pPr>
         <w:pBdr>
-          <w:top w:val="dotted" w:sz="24" w:space="1" w:color="auto"/>
           <w:bottom w:val="dotted" w:sz="24" w:space="1" w:color="auto"/>
+          <w:between w:val="dotted" w:sz="24" w:space="1" w:color="auto"/>
         </w:pBdr>
         <w:rPr>
           <w:lang w:val="en-US"/>
@@ -6746,14 +7169,13 @@
       </w:pPr>
       <w:r>
         <w:rPr>
-          <w:noProof/>
           <w:lang w:val="en-US"/>
         </w:rPr>
         <w:drawing>
-          <wp:inline distT="0" distB="0" distL="0" distR="0" wp14:anchorId="77F67285" wp14:editId="5C6022D1">
-            <wp:extent cx="5731510" cy="1035050"/>
-            <wp:effectExtent l="0" t="0" r="2540" b="0"/>
-            <wp:docPr id="59" name="Picture 59"/>
+          <wp:inline distT="0" distB="0" distL="0" distR="0" wp14:anchorId="5A449881" wp14:editId="1AA8826D">
+            <wp:extent cx="5731510" cy="776605"/>
+            <wp:effectExtent l="0" t="0" r="2540" b="4445"/>
+            <wp:docPr id="28" name="Picture 28"/>
             <wp:cNvGraphicFramePr>
               <a:graphicFrameLocks xmlns:a="http://schemas.openxmlformats.org/drawingml/2006/main" noChangeAspect="1"/>
             </wp:cNvGraphicFramePr>
@@ -6773,7 +7195,7 @@
                   <pic:spPr>
                     <a:xfrm>
                       <a:off x="0" y="0"/>
-                      <a:ext cx="5731510" cy="1035050"/>
+                      <a:ext cx="5731510" cy="776605"/>
                     </a:xfrm>
                     <a:prstGeom prst="rect">
                       <a:avLst/>
@@ -6785,6 +7207,13 @@
           </wp:inline>
         </w:drawing>
       </w:r>
+    </w:p>
+    <w:p>
+      <w:pPr>
+        <w:rPr>
+          <w:lang w:val="en-US"/>
+        </w:rPr>
+      </w:pPr>
     </w:p>
     <w:p>
       <w:pPr>
@@ -6939,30 +7368,59 @@
         </w:rPr>
         <w:t xml:space="preserve">❌ </w:t>
       </w:r>
-      <w:r>
-        <w:rPr>
-          <w:lang w:val="en-US"/>
-        </w:rPr>
-        <w:t>Ardha</w:t>
-      </w:r>
+      <w:proofErr w:type="spellStart"/>
+      <w:r>
+        <w:rPr>
+          <w:lang w:val="en-US"/>
+        </w:rPr>
+        <w:t>Ottakshara</w:t>
+      </w:r>
+      <w:proofErr w:type="spellEnd"/>
       <w:r>
         <w:rPr>
           <w:lang w:val="en-US"/>
         </w:rPr>
         <w:t xml:space="preserve"> </w:t>
       </w:r>
+      <w:r>
+        <w:rPr>
+          <w:lang w:val="en-US"/>
+        </w:rPr>
+        <w:t>(</w:t>
+      </w:r>
+      <w:r>
+        <w:rPr>
+          <w:rFonts w:ascii="Segoe UI Emoji" w:hAnsi="Segoe UI Emoji" w:cs="Segoe UI Emoji" w:hint="cs"/>
+          <w:cs/>
+          <w:lang w:val="en-US" w:bidi="hi-IN"/>
+        </w:rPr>
+        <w:t>🟢</w:t>
+      </w:r>
+      <w:r>
+        <w:rPr>
+          <w:lang w:val="en-US"/>
+        </w:rPr>
+        <w:t xml:space="preserve">)  </w:t>
+      </w:r>
+    </w:p>
+    <w:p>
+      <w:pPr>
+        <w:rPr>
+          <w:lang w:val="en-US"/>
+        </w:rPr>
+      </w:pPr>
+      <w:r>
+        <w:rPr>
+          <w:rFonts w:ascii="Segoe UI Emoji" w:hAnsi="Segoe UI Emoji" w:cs="Segoe UI Emoji"/>
+        </w:rPr>
+        <w:t xml:space="preserve">❌ </w:t>
+      </w:r>
       <w:proofErr w:type="spellStart"/>
       <w:r>
         <w:rPr>
           <w:lang w:val="en-US"/>
         </w:rPr>
-        <w:t>vyanjan</w:t>
-      </w:r>
-      <w:r>
-        <w:rPr>
-          <w:lang w:val="en-US"/>
-        </w:rPr>
-        <w:t>s</w:t>
+        <w:t>Arkaottu</w:t>
       </w:r>
       <w:proofErr w:type="spellEnd"/>
       <w:r>
@@ -6973,11 +7431,104 @@
       </w:r>
       <w:r>
         <w:rPr>
+          <w:rFonts w:ascii="Segoe UI Emoji" w:hAnsi="Segoe UI Emoji" w:cs="Segoe UI Emoji"/>
+          <w:lang w:val="en-US"/>
+        </w:rPr>
+        <w:t>🟠</w:t>
+      </w:r>
+      <w:r>
+        <w:rPr>
+          <w:lang w:val="en-US"/>
+        </w:rPr>
+        <w:t xml:space="preserve">)  </w:t>
+      </w:r>
+    </w:p>
+    <w:p>
+      <w:pPr>
+        <w:rPr>
+          <w:lang w:val="en-US"/>
+        </w:rPr>
+      </w:pPr>
+      <w:r>
+        <w:rPr>
+          <w:rFonts w:ascii="Segoe UI Emoji" w:hAnsi="Segoe UI Emoji" w:cs="Segoe UI Emoji"/>
+        </w:rPr>
+        <w:t xml:space="preserve">✅ </w:t>
+      </w:r>
+      <w:r>
+        <w:rPr>
+          <w:rFonts w:ascii="Segoe UI Emoji" w:hAnsi="Segoe UI Emoji" w:cs="Segoe UI Emoji"/>
+        </w:rPr>
+        <w:t>Y</w:t>
+      </w:r>
+      <w:proofErr w:type="spellStart"/>
+      <w:r>
+        <w:rPr>
+          <w:lang w:val="en-US"/>
+        </w:rPr>
+        <w:t>ogavaha</w:t>
+      </w:r>
+      <w:proofErr w:type="spellEnd"/>
+      <w:r>
+        <w:rPr>
+          <w:lang w:val="en-US"/>
+        </w:rPr>
+        <w:t xml:space="preserve"> (</w:t>
+      </w:r>
+      <w:r>
+        <w:rPr>
           <w:rFonts w:ascii="Segoe UI Emoji" w:hAnsi="Segoe UI Emoji" w:cs="Segoe UI Emoji" w:hint="cs"/>
           <w:cs/>
           <w:lang w:val="en-US" w:bidi="hi-IN"/>
         </w:rPr>
-        <w:t>🟢</w:t>
+        <w:t>🟤</w:t>
+      </w:r>
+      <w:r>
+        <w:rPr>
+          <w:lang w:val="en-US"/>
+        </w:rPr>
+        <w:t xml:space="preserve">) </w:t>
+      </w:r>
+    </w:p>
+    <w:p>
+      <w:pPr>
+        <w:rPr>
+          <w:lang w:val="en-US"/>
+        </w:rPr>
+      </w:pPr>
+      <w:r>
+        <w:rPr>
+          <w:rFonts w:ascii="Segoe UI Emoji" w:hAnsi="Segoe UI Emoji" w:cs="Segoe UI Emoji"/>
+        </w:rPr>
+        <w:t xml:space="preserve">✅ </w:t>
+      </w:r>
+      <w:proofErr w:type="spellStart"/>
+      <w:r>
+        <w:rPr>
+          <w:lang w:val="en-US"/>
+        </w:rPr>
+        <w:t>Kagunita</w:t>
+      </w:r>
+      <w:proofErr w:type="spellEnd"/>
+      <w:r>
+        <w:rPr>
+          <w:lang w:val="en-US"/>
+        </w:rPr>
+        <w:t xml:space="preserve"> </w:t>
+      </w:r>
+      <w:r>
+        <w:rPr>
+          <w:lang w:val="en-US"/>
+        </w:rPr>
+        <w:t>(</w:t>
+      </w:r>
+      <w:r>
+        <w:rPr>
+          <w:rFonts w:ascii="Segoe UI Emoji" w:hAnsi="Segoe UI Emoji" w:cs="Segoe UI Emoji" w:hint="cs"/>
+          <w:cs/>
+          <w:lang w:val="en-US" w:bidi="hi-IN"/>
+        </w:rPr>
+        <w:t>🔴</w:t>
       </w:r>
       <w:r>
         <w:rPr>
@@ -7003,7 +7554,7 @@
         <w:rPr>
           <w:lang w:val="en-US"/>
         </w:rPr>
-        <w:t>Ayogavaha</w:t>
+        <w:t>Halant</w:t>
       </w:r>
       <w:proofErr w:type="spellEnd"/>
       <w:r>
@@ -7018,80 +7569,6 @@
           <w:cs/>
           <w:lang w:val="en-US" w:bidi="hi-IN"/>
         </w:rPr>
-        <w:t>🟤</w:t>
-      </w:r>
-      <w:r>
-        <w:rPr>
-          <w:lang w:val="en-US"/>
-        </w:rPr>
-        <w:t xml:space="preserve">) </w:t>
-      </w:r>
-    </w:p>
-    <w:p>
-      <w:pPr>
-        <w:rPr>
-          <w:lang w:val="en-US"/>
-        </w:rPr>
-      </w:pPr>
-      <w:r>
-        <w:rPr>
-          <w:rFonts w:ascii="Segoe UI Emoji" w:hAnsi="Segoe UI Emoji" w:cs="Segoe UI Emoji"/>
-        </w:rPr>
-        <w:t xml:space="preserve">✅ </w:t>
-      </w:r>
-      <w:r>
-        <w:rPr>
-          <w:lang w:val="en-US"/>
-        </w:rPr>
-        <w:t>Matras (</w:t>
-      </w:r>
-      <w:r>
-        <w:rPr>
-          <w:rFonts w:ascii="Segoe UI Emoji" w:hAnsi="Segoe UI Emoji" w:cs="Segoe UI Emoji" w:hint="cs"/>
-          <w:cs/>
-          <w:lang w:val="en-US" w:bidi="hi-IN"/>
-        </w:rPr>
-        <w:t>🔴</w:t>
-      </w:r>
-      <w:r>
-        <w:rPr>
-          <w:lang w:val="en-US"/>
-        </w:rPr>
-        <w:t xml:space="preserve">)  </w:t>
-      </w:r>
-    </w:p>
-    <w:p>
-      <w:pPr>
-        <w:rPr>
-          <w:lang w:val="en-US"/>
-        </w:rPr>
-      </w:pPr>
-      <w:r>
-        <w:rPr>
-          <w:rFonts w:ascii="Segoe UI Emoji" w:hAnsi="Segoe UI Emoji" w:cs="Segoe UI Emoji"/>
-        </w:rPr>
-        <w:t xml:space="preserve">✅ </w:t>
-      </w:r>
-      <w:proofErr w:type="spellStart"/>
-      <w:r>
-        <w:rPr>
-          <w:lang w:val="en-US"/>
-        </w:rPr>
-        <w:t>Halant</w:t>
-      </w:r>
-      <w:proofErr w:type="spellEnd"/>
-      <w:r>
-        <w:rPr>
-          <w:lang w:val="en-US"/>
-        </w:rPr>
-        <w:t xml:space="preserve"> (</w:t>
-      </w:r>
-      <w:r>
-        <w:rPr>
-          <w:rFonts w:ascii="Segoe UI Emoji" w:hAnsi="Segoe UI Emoji" w:cs="Segoe UI Emoji" w:hint="cs"/>
-          <w:cs/>
-          <w:lang w:val="en-US" w:bidi="hi-IN"/>
-        </w:rPr>
         <w:t>⚫</w:t>
       </w:r>
       <w:r>
@@ -7120,10 +7597,10 @@
           <w:lang w:val="en-US"/>
         </w:rPr>
         <w:drawing>
-          <wp:inline distT="0" distB="0" distL="0" distR="0" wp14:anchorId="2C7A2884" wp14:editId="636A38BF">
-            <wp:extent cx="5543550" cy="1752600"/>
-            <wp:effectExtent l="0" t="0" r="0" b="0"/>
-            <wp:docPr id="71" name="Picture 71"/>
+          <wp:inline distT="0" distB="0" distL="0" distR="0" wp14:anchorId="129DBF33" wp14:editId="2287447E">
+            <wp:extent cx="5724525" cy="1466850"/>
+            <wp:effectExtent l="0" t="0" r="9525" b="0"/>
+            <wp:docPr id="29" name="Picture 29"/>
             <wp:cNvGraphicFramePr>
               <a:graphicFrameLocks xmlns:a="http://schemas.openxmlformats.org/drawingml/2006/main" noChangeAspect="1"/>
             </wp:cNvGraphicFramePr>
@@ -7131,7 +7608,7 @@
               <a:graphicData uri="http://schemas.openxmlformats.org/drawingml/2006/picture">
                 <pic:pic xmlns:pic="http://schemas.openxmlformats.org/drawingml/2006/picture">
                   <pic:nvPicPr>
-                    <pic:cNvPr id="0" name="Picture 7"/>
+                    <pic:cNvPr id="0" name="Picture 2"/>
                     <pic:cNvPicPr>
                       <a:picLocks noChangeAspect="1" noChangeArrowheads="1"/>
                     </pic:cNvPicPr>
@@ -7152,7 +7629,7 @@
                   <pic:spPr bwMode="auto">
                     <a:xfrm>
                       <a:off x="0" y="0"/>
-                      <a:ext cx="5543550" cy="1752600"/>
+                      <a:ext cx="5724525" cy="1466850"/>
                     </a:xfrm>
                     <a:prstGeom prst="rect">
                       <a:avLst/>
@@ -7181,14 +7658,13 @@
       </w:pPr>
       <w:r>
         <w:rPr>
-          <w:noProof/>
           <w:lang w:val="en-US"/>
         </w:rPr>
         <w:drawing>
-          <wp:inline distT="0" distB="0" distL="0" distR="0" wp14:anchorId="05FF86E4" wp14:editId="686AAABA">
-            <wp:extent cx="5705475" cy="1885950"/>
-            <wp:effectExtent l="0" t="0" r="9525" b="0"/>
-            <wp:docPr id="64" name="Picture 64"/>
+          <wp:inline distT="0" distB="0" distL="0" distR="0" wp14:anchorId="39DFE60B" wp14:editId="6CECBDC1">
+            <wp:extent cx="5731510" cy="767080"/>
+            <wp:effectExtent l="0" t="0" r="2540" b="0"/>
+            <wp:docPr id="30" name="Picture 30"/>
             <wp:cNvGraphicFramePr>
               <a:graphicFrameLocks xmlns:a="http://schemas.openxmlformats.org/drawingml/2006/main" noChangeAspect="1"/>
             </wp:cNvGraphicFramePr>
@@ -7196,13 +7672,65 @@
               <a:graphicData uri="http://schemas.openxmlformats.org/drawingml/2006/picture">
                 <pic:pic xmlns:pic="http://schemas.openxmlformats.org/drawingml/2006/picture">
                   <pic:nvPicPr>
-                    <pic:cNvPr id="0" name="Picture 6"/>
+                    <pic:cNvPr id="1" name=""/>
+                    <pic:cNvPicPr/>
+                  </pic:nvPicPr>
+                  <pic:blipFill>
+                    <a:blip r:embed="rId27"/>
+                    <a:stretch>
+                      <a:fillRect/>
+                    </a:stretch>
+                  </pic:blipFill>
+                  <pic:spPr>
+                    <a:xfrm>
+                      <a:off x="0" y="0"/>
+                      <a:ext cx="5731510" cy="767080"/>
+                    </a:xfrm>
+                    <a:prstGeom prst="rect">
+                      <a:avLst/>
+                    </a:prstGeom>
+                  </pic:spPr>
+                </pic:pic>
+              </a:graphicData>
+            </a:graphic>
+          </wp:inline>
+        </w:drawing>
+      </w:r>
+    </w:p>
+    <w:p>
+      <w:pPr>
+        <w:pBdr>
+          <w:bottom w:val="dotted" w:sz="24" w:space="1" w:color="auto"/>
+          <w:between w:val="dotted" w:sz="24" w:space="1" w:color="auto"/>
+        </w:pBdr>
+        <w:rPr>
+          <w:lang w:val="en-US"/>
+        </w:rPr>
+      </w:pPr>
+      <w:r>
+        <w:rPr>
+          <w:noProof/>
+          <w:lang w:val="en-US"/>
+        </w:rPr>
+        <w:drawing>
+          <wp:inline distT="0" distB="0" distL="0" distR="0" wp14:anchorId="66BA4222" wp14:editId="1E61AAFE">
+            <wp:extent cx="5731510" cy="1504315"/>
+            <wp:effectExtent l="0" t="0" r="2540" b="635"/>
+            <wp:docPr id="34" name="Picture 34"/>
+            <wp:cNvGraphicFramePr>
+              <a:graphicFrameLocks xmlns:a="http://schemas.openxmlformats.org/drawingml/2006/main" noChangeAspect="1"/>
+            </wp:cNvGraphicFramePr>
+            <a:graphic xmlns:a="http://schemas.openxmlformats.org/drawingml/2006/main">
+              <a:graphicData uri="http://schemas.openxmlformats.org/drawingml/2006/picture">
+                <pic:pic xmlns:pic="http://schemas.openxmlformats.org/drawingml/2006/picture">
+                  <pic:nvPicPr>
+                    <pic:cNvPr id="0" name="Picture 3"/>
                     <pic:cNvPicPr>
                       <a:picLocks noChangeAspect="1" noChangeArrowheads="1"/>
                     </pic:cNvPicPr>
                   </pic:nvPicPr>
                   <pic:blipFill>
-                    <a:blip r:embed="rId27">
+                    <a:blip r:embed="rId28">
                       <a:extLst>
                         <a:ext uri="{28A0092B-C50C-407E-A947-70E740481C1C}">
                           <a14:useLocalDpi xmlns:a14="http://schemas.microsoft.com/office/drawing/2010/main" val="0"/>
@@ -7217,7 +7745,7 @@
                   <pic:spPr bwMode="auto">
                     <a:xfrm>
                       <a:off x="0" y="0"/>
-                      <a:ext cx="5705475" cy="1885950"/>
+                      <a:ext cx="5731510" cy="1504315"/>
                     </a:xfrm>
                     <a:prstGeom prst="rect">
                       <a:avLst/>
@@ -7242,57 +7770,9 @@
       </w:pPr>
       <w:r>
         <w:rPr>
-          <w:noProof/>
-          <w:lang w:val="en-US"/>
-        </w:rPr>
-        <w:drawing>
-          <wp:inline distT="0" distB="0" distL="0" distR="0" wp14:anchorId="3716C360" wp14:editId="41BF82D9">
-            <wp:extent cx="5374800" cy="1742400"/>
-            <wp:effectExtent l="0" t="0" r="0" b="0"/>
-            <wp:docPr id="73" name="Picture 73"/>
-            <wp:cNvGraphicFramePr>
-              <a:graphicFrameLocks xmlns:a="http://schemas.openxmlformats.org/drawingml/2006/main" noChangeAspect="1"/>
-            </wp:cNvGraphicFramePr>
-            <a:graphic xmlns:a="http://schemas.openxmlformats.org/drawingml/2006/main">
-              <a:graphicData uri="http://schemas.openxmlformats.org/drawingml/2006/picture">
-                <pic:pic xmlns:pic="http://schemas.openxmlformats.org/drawingml/2006/picture">
-                  <pic:nvPicPr>
-                    <pic:cNvPr id="0" name="Picture 9"/>
-                    <pic:cNvPicPr>
-                      <a:picLocks noChangeAspect="1" noChangeArrowheads="1"/>
-                    </pic:cNvPicPr>
-                  </pic:nvPicPr>
-                  <pic:blipFill>
-                    <a:blip r:embed="rId28" cstate="print">
-                      <a:extLst>
-                        <a:ext uri="{28A0092B-C50C-407E-A947-70E740481C1C}">
-                          <a14:useLocalDpi xmlns:a14="http://schemas.microsoft.com/office/drawing/2010/main" val="0"/>
-                        </a:ext>
-                      </a:extLst>
-                    </a:blip>
-                    <a:srcRect/>
-                    <a:stretch>
-                      <a:fillRect/>
-                    </a:stretch>
-                  </pic:blipFill>
-                  <pic:spPr bwMode="auto">
-                    <a:xfrm>
-                      <a:off x="0" y="0"/>
-                      <a:ext cx="5374800" cy="1742400"/>
-                    </a:xfrm>
-                    <a:prstGeom prst="rect">
-                      <a:avLst/>
-                    </a:prstGeom>
-                    <a:noFill/>
-                    <a:ln>
-                      <a:noFill/>
-                    </a:ln>
-                  </pic:spPr>
-                </pic:pic>
-              </a:graphicData>
-            </a:graphic>
-          </wp:inline>
-        </w:drawing>
+          <w:lang w:val="en-US"/>
+        </w:rPr>
+        <w:t xml:space="preserve"> </w:t>
       </w:r>
       <w:r>
         <w:rPr>
@@ -7302,7 +7782,7 @@
         <mc:AlternateContent>
           <mc:Choice Requires="aink">
             <w:drawing>
-              <wp:anchor distT="0" distB="0" distL="114300" distR="114300" simplePos="0" relativeHeight="251705344" behindDoc="0" locked="0" layoutInCell="1" allowOverlap="1" wp14:anchorId="3F876000" wp14:editId="32E332BC">
+              <wp:anchor distT="0" distB="0" distL="114300" distR="114300" simplePos="0" relativeHeight="251705344" behindDoc="0" locked="0" layoutInCell="1" allowOverlap="1" wp14:anchorId="3F876000" wp14:editId="52F2FAD5">
                 <wp:simplePos x="0" y="0"/>
                 <wp:positionH relativeFrom="column">
                   <wp:posOffset>475920</wp:posOffset>
@@ -7333,7 +7813,7 @@
           </mc:Choice>
           <mc:Fallback>
             <w:drawing>
-              <wp:anchor distT="0" distB="0" distL="114300" distR="114300" simplePos="0" relativeHeight="251705344" behindDoc="0" locked="0" layoutInCell="1" allowOverlap="1" wp14:anchorId="3F876000" wp14:editId="32E332BC">
+              <wp:anchor distT="0" distB="0" distL="114300" distR="114300" simplePos="0" relativeHeight="251705344" behindDoc="0" locked="0" layoutInCell="1" allowOverlap="1" wp14:anchorId="3F876000" wp14:editId="52F2FAD5">
                 <wp:simplePos x="0" y="0"/>
                 <wp:positionH relativeFrom="column">
                   <wp:posOffset>475920</wp:posOffset>
@@ -7806,6 +8286,7 @@
         </w:rPr>
         <w:t xml:space="preserve">For e.g., </w:t>
       </w:r>
+      <w:proofErr w:type="gramStart"/>
       <w:r>
         <w:rPr>
           <w:rFonts w:cs="Mangal"/>
@@ -7829,6 +8310,7 @@
         </w:rPr>
         <w:t>क्रा</w:t>
       </w:r>
+      <w:proofErr w:type="gramEnd"/>
       <w:r>
         <w:rPr>
           <w:rFonts w:cs="Mangal"/>
@@ -8073,30 +8555,59 @@
         </w:rPr>
         <w:t xml:space="preserve">✅ </w:t>
       </w:r>
-      <w:r>
-        <w:rPr>
-          <w:lang w:val="en-US"/>
-        </w:rPr>
-        <w:t>Ardha</w:t>
-      </w:r>
+      <w:proofErr w:type="spellStart"/>
+      <w:r>
+        <w:rPr>
+          <w:lang w:val="en-US"/>
+        </w:rPr>
+        <w:t>Ottakshara</w:t>
+      </w:r>
+      <w:proofErr w:type="spellEnd"/>
       <w:r>
         <w:rPr>
           <w:lang w:val="en-US"/>
         </w:rPr>
         <w:t xml:space="preserve"> </w:t>
       </w:r>
+      <w:r>
+        <w:rPr>
+          <w:lang w:val="en-US"/>
+        </w:rPr>
+        <w:t>(</w:t>
+      </w:r>
+      <w:r>
+        <w:rPr>
+          <w:rFonts w:ascii="Segoe UI Emoji" w:hAnsi="Segoe UI Emoji" w:cs="Segoe UI Emoji" w:hint="cs"/>
+          <w:cs/>
+          <w:lang w:val="en-US" w:bidi="hi-IN"/>
+        </w:rPr>
+        <w:t>🟢</w:t>
+      </w:r>
+      <w:r>
+        <w:rPr>
+          <w:lang w:val="en-US"/>
+        </w:rPr>
+        <w:t xml:space="preserve">)  </w:t>
+      </w:r>
+    </w:p>
+    <w:p>
+      <w:pPr>
+        <w:rPr>
+          <w:lang w:val="en-US"/>
+        </w:rPr>
+      </w:pPr>
+      <w:r>
+        <w:rPr>
+          <w:rFonts w:ascii="Segoe UI Emoji" w:hAnsi="Segoe UI Emoji" w:cs="Segoe UI Emoji"/>
+        </w:rPr>
+        <w:t xml:space="preserve">✅ </w:t>
+      </w:r>
       <w:proofErr w:type="spellStart"/>
       <w:r>
         <w:rPr>
           <w:lang w:val="en-US"/>
         </w:rPr>
-        <w:t>vyanjan</w:t>
-      </w:r>
-      <w:r>
-        <w:rPr>
-          <w:lang w:val="en-US"/>
-        </w:rPr>
-        <w:t>s</w:t>
+        <w:t>Arkaottu</w:t>
       </w:r>
       <w:proofErr w:type="spellEnd"/>
       <w:r>
@@ -8107,11 +8618,104 @@
       </w:r>
       <w:r>
         <w:rPr>
+          <w:rFonts w:ascii="Segoe UI Emoji" w:hAnsi="Segoe UI Emoji" w:cs="Segoe UI Emoji"/>
+          <w:lang w:val="en-US"/>
+        </w:rPr>
+        <w:t>🟠</w:t>
+      </w:r>
+      <w:r>
+        <w:rPr>
+          <w:lang w:val="en-US"/>
+        </w:rPr>
+        <w:t xml:space="preserve">)  </w:t>
+      </w:r>
+    </w:p>
+    <w:p>
+      <w:pPr>
+        <w:rPr>
+          <w:lang w:val="en-US"/>
+        </w:rPr>
+      </w:pPr>
+      <w:r>
+        <w:rPr>
+          <w:rFonts w:ascii="Segoe UI Emoji" w:hAnsi="Segoe UI Emoji" w:cs="Segoe UI Emoji"/>
+        </w:rPr>
+        <w:t xml:space="preserve">✅ </w:t>
+      </w:r>
+      <w:r>
+        <w:rPr>
+          <w:rFonts w:ascii="Segoe UI Emoji" w:hAnsi="Segoe UI Emoji" w:cs="Segoe UI Emoji"/>
+        </w:rPr>
+        <w:t>Y</w:t>
+      </w:r>
+      <w:proofErr w:type="spellStart"/>
+      <w:r>
+        <w:rPr>
+          <w:lang w:val="en-US"/>
+        </w:rPr>
+        <w:t>ogavaha</w:t>
+      </w:r>
+      <w:proofErr w:type="spellEnd"/>
+      <w:r>
+        <w:rPr>
+          <w:lang w:val="en-US"/>
+        </w:rPr>
+        <w:t xml:space="preserve"> (</w:t>
+      </w:r>
+      <w:r>
+        <w:rPr>
           <w:rFonts w:ascii="Segoe UI Emoji" w:hAnsi="Segoe UI Emoji" w:cs="Segoe UI Emoji" w:hint="cs"/>
           <w:cs/>
           <w:lang w:val="en-US" w:bidi="hi-IN"/>
         </w:rPr>
-        <w:t>🟢</w:t>
+        <w:t>🟤</w:t>
+      </w:r>
+      <w:r>
+        <w:rPr>
+          <w:lang w:val="en-US"/>
+        </w:rPr>
+        <w:t xml:space="preserve">) </w:t>
+      </w:r>
+    </w:p>
+    <w:p>
+      <w:pPr>
+        <w:rPr>
+          <w:lang w:val="en-US"/>
+        </w:rPr>
+      </w:pPr>
+      <w:r>
+        <w:rPr>
+          <w:rFonts w:ascii="Segoe UI Emoji" w:hAnsi="Segoe UI Emoji" w:cs="Segoe UI Emoji"/>
+        </w:rPr>
+        <w:t xml:space="preserve">✅ </w:t>
+      </w:r>
+      <w:proofErr w:type="spellStart"/>
+      <w:r>
+        <w:rPr>
+          <w:lang w:val="en-US"/>
+        </w:rPr>
+        <w:t>Kagunita</w:t>
+      </w:r>
+      <w:proofErr w:type="spellEnd"/>
+      <w:r>
+        <w:rPr>
+          <w:lang w:val="en-US"/>
+        </w:rPr>
+        <w:t xml:space="preserve"> </w:t>
+      </w:r>
+      <w:r>
+        <w:rPr>
+          <w:lang w:val="en-US"/>
+        </w:rPr>
+        <w:t>(</w:t>
+      </w:r>
+      <w:r>
+        <w:rPr>
+          <w:rFonts w:ascii="Segoe UI Emoji" w:hAnsi="Segoe UI Emoji" w:cs="Segoe UI Emoji" w:hint="cs"/>
+          <w:cs/>
+          <w:lang w:val="en-US" w:bidi="hi-IN"/>
+        </w:rPr>
+        <w:t>🔴</w:t>
       </w:r>
       <w:r>
         <w:rPr>
@@ -8126,20 +8730,28 @@
           <w:lang w:val="en-US"/>
         </w:rPr>
       </w:pPr>
+      <w:proofErr w:type="gramStart"/>
       <w:r>
         <w:rPr>
           <w:rFonts w:ascii="Segoe UI Emoji" w:hAnsi="Segoe UI Emoji" w:cs="Segoe UI Emoji"/>
         </w:rPr>
         <w:t xml:space="preserve">✅ </w:t>
       </w:r>
+      <w:r>
+        <w:rPr>
+          <w:rFonts w:ascii="Segoe UI Emoji" w:hAnsi="Segoe UI Emoji" w:cs="Segoe UI Emoji"/>
+        </w:rPr>
+        <w:t xml:space="preserve"> </w:t>
+      </w:r>
       <w:proofErr w:type="spellStart"/>
       <w:r>
         <w:rPr>
           <w:lang w:val="en-US"/>
         </w:rPr>
-        <w:t>Ayogavaha</w:t>
+        <w:t>Halant</w:t>
       </w:r>
       <w:proofErr w:type="spellEnd"/>
+      <w:proofErr w:type="gramEnd"/>
       <w:r>
         <w:rPr>
           <w:lang w:val="en-US"/>
@@ -8152,80 +8764,6 @@
           <w:cs/>
           <w:lang w:val="en-US" w:bidi="hi-IN"/>
         </w:rPr>
-        <w:t>🟤</w:t>
-      </w:r>
-      <w:r>
-        <w:rPr>
-          <w:lang w:val="en-US"/>
-        </w:rPr>
-        <w:t xml:space="preserve">) </w:t>
-      </w:r>
-    </w:p>
-    <w:p>
-      <w:pPr>
-        <w:rPr>
-          <w:lang w:val="en-US"/>
-        </w:rPr>
-      </w:pPr>
-      <w:r>
-        <w:rPr>
-          <w:rFonts w:ascii="Segoe UI Emoji" w:hAnsi="Segoe UI Emoji" w:cs="Segoe UI Emoji"/>
-        </w:rPr>
-        <w:t xml:space="preserve">✅ </w:t>
-      </w:r>
-      <w:r>
-        <w:rPr>
-          <w:lang w:val="en-US"/>
-        </w:rPr>
-        <w:t>Matras (</w:t>
-      </w:r>
-      <w:r>
-        <w:rPr>
-          <w:rFonts w:ascii="Segoe UI Emoji" w:hAnsi="Segoe UI Emoji" w:cs="Segoe UI Emoji" w:hint="cs"/>
-          <w:cs/>
-          <w:lang w:val="en-US" w:bidi="hi-IN"/>
-        </w:rPr>
-        <w:t>🔴</w:t>
-      </w:r>
-      <w:r>
-        <w:rPr>
-          <w:lang w:val="en-US"/>
-        </w:rPr>
-        <w:t xml:space="preserve">)  </w:t>
-      </w:r>
-    </w:p>
-    <w:p>
-      <w:pPr>
-        <w:rPr>
-          <w:lang w:val="en-US"/>
-        </w:rPr>
-      </w:pPr>
-      <w:r>
-        <w:rPr>
-          <w:rFonts w:ascii="Segoe UI Emoji" w:hAnsi="Segoe UI Emoji" w:cs="Segoe UI Emoji"/>
-        </w:rPr>
-        <w:t xml:space="preserve">❌ </w:t>
-      </w:r>
-      <w:proofErr w:type="spellStart"/>
-      <w:r>
-        <w:rPr>
-          <w:lang w:val="en-US"/>
-        </w:rPr>
-        <w:t>Halant</w:t>
-      </w:r>
-      <w:proofErr w:type="spellEnd"/>
-      <w:r>
-        <w:rPr>
-          <w:lang w:val="en-US"/>
-        </w:rPr>
-        <w:t xml:space="preserve"> (</w:t>
-      </w:r>
-      <w:r>
-        <w:rPr>
-          <w:rFonts w:ascii="Segoe UI Emoji" w:hAnsi="Segoe UI Emoji" w:cs="Segoe UI Emoji" w:hint="cs"/>
-          <w:cs/>
-          <w:lang w:val="en-US" w:bidi="hi-IN"/>
-        </w:rPr>
         <w:t>⚫</w:t>
       </w:r>
       <w:r>
@@ -8244,9 +8782,6 @@
     </w:p>
     <w:p>
       <w:pPr>
-        <w:pBdr>
-          <w:bottom w:val="dotted" w:sz="24" w:space="1" w:color="auto"/>
-        </w:pBdr>
         <w:rPr>
           <w:lang w:val="en-US"/>
         </w:rPr>
@@ -8257,10 +8792,10 @@
           <w:lang w:val="en-US"/>
         </w:rPr>
         <w:drawing>
-          <wp:inline distT="0" distB="0" distL="0" distR="0" wp14:anchorId="510E446B" wp14:editId="6E10E60D">
-            <wp:extent cx="5715000" cy="1933575"/>
-            <wp:effectExtent l="0" t="0" r="0" b="9525"/>
-            <wp:docPr id="76" name="Picture 76"/>
+          <wp:inline distT="0" distB="0" distL="0" distR="0" wp14:anchorId="56102860" wp14:editId="21945EF1">
+            <wp:extent cx="5724525" cy="1495425"/>
+            <wp:effectExtent l="0" t="0" r="9525" b="9525"/>
+            <wp:docPr id="36" name="Picture 36"/>
             <wp:cNvGraphicFramePr>
               <a:graphicFrameLocks xmlns:a="http://schemas.openxmlformats.org/drawingml/2006/main" noChangeAspect="1"/>
             </wp:cNvGraphicFramePr>
@@ -8268,7 +8803,7 @@
               <a:graphicData uri="http://schemas.openxmlformats.org/drawingml/2006/picture">
                 <pic:pic xmlns:pic="http://schemas.openxmlformats.org/drawingml/2006/picture">
                   <pic:nvPicPr>
-                    <pic:cNvPr id="0" name="Picture 11"/>
+                    <pic:cNvPr id="0" name="Picture 4"/>
                     <pic:cNvPicPr>
                       <a:picLocks noChangeAspect="1" noChangeArrowheads="1"/>
                     </pic:cNvPicPr>
@@ -8289,7 +8824,7 @@
                   <pic:spPr bwMode="auto">
                     <a:xfrm>
                       <a:off x="0" y="0"/>
-                      <a:ext cx="5715000" cy="1933575"/>
+                      <a:ext cx="5724525" cy="1495425"/>
                     </a:xfrm>
                     <a:prstGeom prst="rect">
                       <a:avLst/>
@@ -8308,6 +8843,10 @@
     </w:p>
     <w:p>
       <w:pPr>
+        <w:pBdr>
+          <w:top w:val="dotted" w:sz="24" w:space="1" w:color="auto"/>
+          <w:bottom w:val="dotted" w:sz="24" w:space="1" w:color="auto"/>
+        </w:pBdr>
         <w:rPr>
           <w:lang w:val="en-US"/>
         </w:rPr>
@@ -8318,10 +8857,10 @@
           <w:lang w:val="en-US"/>
         </w:rPr>
         <w:drawing>
-          <wp:inline distT="0" distB="0" distL="0" distR="0" wp14:anchorId="4FD2CE87" wp14:editId="2A2F6D11">
-            <wp:extent cx="5724525" cy="1952625"/>
+          <wp:inline distT="0" distB="0" distL="0" distR="0" wp14:anchorId="718812F6" wp14:editId="0A097249">
+            <wp:extent cx="5724525" cy="1457325"/>
             <wp:effectExtent l="0" t="0" r="9525" b="9525"/>
-            <wp:docPr id="77" name="Picture 77"/>
+            <wp:docPr id="38" name="Picture 38"/>
             <wp:cNvGraphicFramePr>
               <a:graphicFrameLocks xmlns:a="http://schemas.openxmlformats.org/drawingml/2006/main" noChangeAspect="1"/>
             </wp:cNvGraphicFramePr>
@@ -8329,7 +8868,7 @@
               <a:graphicData uri="http://schemas.openxmlformats.org/drawingml/2006/picture">
                 <pic:pic xmlns:pic="http://schemas.openxmlformats.org/drawingml/2006/picture">
                   <pic:nvPicPr>
-                    <pic:cNvPr id="0" name="Picture 12"/>
+                    <pic:cNvPr id="0" name="Picture 5"/>
                     <pic:cNvPicPr>
                       <a:picLocks noChangeAspect="1" noChangeArrowheads="1"/>
                     </pic:cNvPicPr>
@@ -8350,7 +8889,7 @@
                   <pic:spPr bwMode="auto">
                     <a:xfrm>
                       <a:off x="0" y="0"/>
-                      <a:ext cx="5724525" cy="1952625"/>
+                      <a:ext cx="5724525" cy="1457325"/>
                     </a:xfrm>
                     <a:prstGeom prst="rect">
                       <a:avLst/>
@@ -8369,6 +8908,10 @@
     </w:p>
     <w:p>
       <w:pPr>
+        <w:pBdr>
+          <w:bottom w:val="dotted" w:sz="24" w:space="1" w:color="auto"/>
+          <w:between w:val="dotted" w:sz="24" w:space="1" w:color="auto"/>
+        </w:pBdr>
         <w:rPr>
           <w:lang w:val="en-US"/>
         </w:rPr>
@@ -8378,12 +8921,11 @@
           <w:noProof/>
           <w:lang w:val="en-US"/>
         </w:rPr>
-        <w:lastRenderedPageBreak/>
         <w:drawing>
-          <wp:inline distT="0" distB="0" distL="0" distR="0" wp14:anchorId="6935E3C7" wp14:editId="2E22CCF1">
-            <wp:extent cx="5731510" cy="2882900"/>
-            <wp:effectExtent l="0" t="0" r="2540" b="0"/>
-            <wp:docPr id="5" name="Picture 5"/>
+          <wp:inline distT="0" distB="0" distL="0" distR="0" wp14:anchorId="718F6C6A" wp14:editId="55AF183B">
+            <wp:extent cx="5724525" cy="1524000"/>
+            <wp:effectExtent l="0" t="0" r="9525" b="0"/>
+            <wp:docPr id="52" name="Picture 52"/>
             <wp:cNvGraphicFramePr>
               <a:graphicFrameLocks xmlns:a="http://schemas.openxmlformats.org/drawingml/2006/main" noChangeAspect="1"/>
             </wp:cNvGraphicFramePr>
@@ -8391,7 +8933,7 @@
               <a:graphicData uri="http://schemas.openxmlformats.org/drawingml/2006/picture">
                 <pic:pic xmlns:pic="http://schemas.openxmlformats.org/drawingml/2006/picture">
                   <pic:nvPicPr>
-                    <pic:cNvPr id="0" name="Picture 1"/>
+                    <pic:cNvPr id="0" name="Picture 6"/>
                     <pic:cNvPicPr>
                       <a:picLocks noChangeAspect="1" noChangeArrowheads="1"/>
                     </pic:cNvPicPr>
@@ -8412,7 +8954,75 @@
                   <pic:spPr bwMode="auto">
                     <a:xfrm>
                       <a:off x="0" y="0"/>
-                      <a:ext cx="5731510" cy="2882900"/>
+                      <a:ext cx="5724525" cy="1524000"/>
+                    </a:xfrm>
+                    <a:prstGeom prst="rect">
+                      <a:avLst/>
+                    </a:prstGeom>
+                    <a:noFill/>
+                    <a:ln>
+                      <a:noFill/>
+                    </a:ln>
+                  </pic:spPr>
+                </pic:pic>
+              </a:graphicData>
+            </a:graphic>
+          </wp:inline>
+        </w:drawing>
+      </w:r>
+    </w:p>
+    <w:p>
+      <w:pPr>
+        <w:rPr>
+          <w:lang w:val="en-US"/>
+        </w:rPr>
+      </w:pPr>
+    </w:p>
+    <w:p>
+      <w:pPr>
+        <w:rPr>
+          <w:lang w:val="en-US"/>
+        </w:rPr>
+      </w:pPr>
+      <w:r>
+        <w:rPr>
+          <w:noProof/>
+          <w:lang w:val="en-US"/>
+        </w:rPr>
+        <w:drawing>
+          <wp:inline distT="0" distB="0" distL="0" distR="0" wp14:anchorId="0189B58A" wp14:editId="054E5BB1">
+            <wp:extent cx="5731510" cy="2780030"/>
+            <wp:effectExtent l="0" t="0" r="2540" b="1270"/>
+            <wp:docPr id="53" name="Picture 53"/>
+            <wp:cNvGraphicFramePr>
+              <a:graphicFrameLocks xmlns:a="http://schemas.openxmlformats.org/drawingml/2006/main" noChangeAspect="1"/>
+            </wp:cNvGraphicFramePr>
+            <a:graphic xmlns:a="http://schemas.openxmlformats.org/drawingml/2006/main">
+              <a:graphicData uri="http://schemas.openxmlformats.org/drawingml/2006/picture">
+                <pic:pic xmlns:pic="http://schemas.openxmlformats.org/drawingml/2006/picture">
+                  <pic:nvPicPr>
+                    <pic:cNvPr id="0" name="Picture 7"/>
+                    <pic:cNvPicPr>
+                      <a:picLocks noChangeAspect="1" noChangeArrowheads="1"/>
+                    </pic:cNvPicPr>
+                  </pic:nvPicPr>
+                  <pic:blipFill>
+                    <a:blip r:embed="rId43">
+                      <a:extLst>
+                        <a:ext uri="{28A0092B-C50C-407E-A947-70E740481C1C}">
+                          <a14:useLocalDpi xmlns:a14="http://schemas.microsoft.com/office/drawing/2010/main" val="0"/>
+                        </a:ext>
+                      </a:extLst>
+                    </a:blip>
+                    <a:srcRect/>
+                    <a:stretch>
+                      <a:fillRect/>
+                    </a:stretch>
+                  </pic:blipFill>
+                  <pic:spPr bwMode="auto">
+                    <a:xfrm>
+                      <a:off x="0" y="0"/>
+                      <a:ext cx="5731510" cy="2780030"/>
                     </a:xfrm>
                     <a:prstGeom prst="rect">
                       <a:avLst/>
@@ -8476,7 +9086,7 @@
                     <pic:cNvPicPr/>
                   </pic:nvPicPr>
                   <pic:blipFill>
-                    <a:blip r:embed="rId43"/>
+                    <a:blip r:embed="rId44"/>
                     <a:stretch>
                       <a:fillRect/>
                     </a:stretch>
@@ -8507,174 +9117,64 @@
         <w:rPr>
           <w:lang w:val="en-US"/>
         </w:rPr>
-        <w:t xml:space="preserve">Converts decimal number into Hindi number and </w:t>
+        <w:t xml:space="preserve">Converts decimal number into </w:t>
+      </w:r>
+      <w:proofErr w:type="gramStart"/>
+      <w:r>
+        <w:rPr>
+          <w:lang w:val="en-US"/>
+        </w:rPr>
+        <w:t xml:space="preserve">Kannada </w:t>
+      </w:r>
+      <w:r>
+        <w:rPr>
+          <w:lang w:val="en-US"/>
+        </w:rPr>
+        <w:t xml:space="preserve"> number</w:t>
+      </w:r>
+      <w:proofErr w:type="gramEnd"/>
+      <w:r>
+        <w:rPr>
+          <w:lang w:val="en-US"/>
+        </w:rPr>
+        <w:t xml:space="preserve"> and </w:t>
       </w:r>
       <w:proofErr w:type="spellStart"/>
       <w:r>
         <w:rPr>
           <w:lang w:val="en-US"/>
         </w:rPr>
-        <w:t>hindi</w:t>
+        <w:t>kannada</w:t>
       </w:r>
       <w:proofErr w:type="spellEnd"/>
       <w:r>
         <w:rPr>
           <w:lang w:val="en-US"/>
         </w:rPr>
-        <w:t xml:space="preserve"> text for the same.</w:t>
-      </w:r>
-    </w:p>
-    <w:p>
-      <w:pPr>
-        <w:rPr>
-          <w:lang w:val="en-US"/>
-        </w:rPr>
-      </w:pPr>
-      <w:r>
-        <w:rPr>
-          <w:noProof/>
+        <w:t xml:space="preserve"> </w:t>
+      </w:r>
+      <w:r>
+        <w:rPr>
+          <w:lang w:val="en-US"/>
+        </w:rPr>
+        <w:t>text for the same.</w:t>
+      </w:r>
+    </w:p>
+    <w:p>
+      <w:pPr>
+        <w:rPr>
+          <w:lang w:val="en-US"/>
+        </w:rPr>
+      </w:pPr>
+      <w:r>
+        <w:rPr>
           <w:lang w:val="en-US"/>
         </w:rPr>
         <w:drawing>
-          <wp:inline distT="0" distB="0" distL="0" distR="0" wp14:anchorId="7DF77030" wp14:editId="586EFBA7">
-            <wp:extent cx="5731510" cy="2546985"/>
-            <wp:effectExtent l="0" t="0" r="2540" b="5715"/>
-            <wp:docPr id="96" name="Picture 96"/>
-            <wp:cNvGraphicFramePr>
-              <a:graphicFrameLocks xmlns:a="http://schemas.openxmlformats.org/drawingml/2006/main" noChangeAspect="1"/>
-            </wp:cNvGraphicFramePr>
-            <a:graphic xmlns:a="http://schemas.openxmlformats.org/drawingml/2006/main">
-              <a:graphicData uri="http://schemas.openxmlformats.org/drawingml/2006/picture">
-                <pic:pic xmlns:pic="http://schemas.openxmlformats.org/drawingml/2006/picture">
-                  <pic:nvPicPr>
-                    <pic:cNvPr id="0" name="Picture 19"/>
-                    <pic:cNvPicPr>
-                      <a:picLocks noChangeAspect="1" noChangeArrowheads="1"/>
-                    </pic:cNvPicPr>
-                  </pic:nvPicPr>
-                  <pic:blipFill>
-                    <a:blip r:embed="rId44">
-                      <a:extLst>
-                        <a:ext uri="{28A0092B-C50C-407E-A947-70E740481C1C}">
-                          <a14:useLocalDpi xmlns:a14="http://schemas.microsoft.com/office/drawing/2010/main" val="0"/>
-                        </a:ext>
-                      </a:extLst>
-                    </a:blip>
-                    <a:srcRect/>
-                    <a:stretch>
-                      <a:fillRect/>
-                    </a:stretch>
-                  </pic:blipFill>
-                  <pic:spPr bwMode="auto">
-                    <a:xfrm>
-                      <a:off x="0" y="0"/>
-                      <a:ext cx="5731510" cy="2546985"/>
-                    </a:xfrm>
-                    <a:prstGeom prst="rect">
-                      <a:avLst/>
-                    </a:prstGeom>
-                    <a:noFill/>
-                    <a:ln>
-                      <a:noFill/>
-                    </a:ln>
-                  </pic:spPr>
-                </pic:pic>
-              </a:graphicData>
-            </a:graphic>
-          </wp:inline>
-        </w:drawing>
-      </w:r>
-    </w:p>
-    <w:p>
-      <w:pPr>
-        <w:rPr>
-          <w:lang w:val="en-US"/>
-        </w:rPr>
-      </w:pPr>
-    </w:p>
-    <w:p>
-      <w:pPr>
-        <w:rPr>
-          <w:lang w:val="en-US"/>
-        </w:rPr>
-      </w:pPr>
-      <w:r>
-        <w:rPr>
-          <w:lang w:val="en-US"/>
-        </w:rPr>
-        <w:br w:type="page"/>
-      </w:r>
-    </w:p>
-    <w:p>
-      <w:pPr>
-        <w:pStyle w:val="Heading1"/>
-        <w:rPr>
-          <w:lang w:val="en-US"/>
-        </w:rPr>
-      </w:pPr>
-      <w:r>
-        <w:rPr>
-          <w:lang w:val="en-US"/>
-        </w:rPr>
-        <w:lastRenderedPageBreak/>
-        <w:t>Troubleshooting and workarounds</w:t>
-      </w:r>
-    </w:p>
-    <w:p>
-      <w:pPr>
-        <w:pStyle w:val="Heading2"/>
-        <w:rPr>
-          <w:lang w:val="en-US"/>
-        </w:rPr>
-      </w:pPr>
-      <w:r>
-        <w:rPr>
-          <w:lang w:val="en-US"/>
-        </w:rPr>
-        <w:t>Preloaded Sounds</w:t>
-      </w:r>
-    </w:p>
-    <w:p>
-      <w:pPr>
-        <w:rPr>
-          <w:lang w:val="en-US"/>
-        </w:rPr>
-      </w:pPr>
-      <w:r>
-        <w:rPr>
-          <w:lang w:val="en-US"/>
-        </w:rPr>
-        <w:t xml:space="preserve">Sometimes the Audio files don’t get loaded for streaming. In such cases, the Vowel </w:t>
-      </w:r>
-      <w:r>
-        <w:rPr>
-          <w:lang w:val="en-US"/>
-        </w:rPr>
-        <w:t>or Consonants</w:t>
-      </w:r>
-      <w:r>
-        <w:rPr>
-          <w:lang w:val="en-US"/>
-        </w:rPr>
-        <w:t xml:space="preserve"> button background color becomes red as shown below.</w:t>
-      </w:r>
-    </w:p>
-    <w:p>
-      <w:pPr>
-        <w:rPr>
-          <w:lang w:val="en-US"/>
-        </w:rPr>
-      </w:pPr>
-      <w:r>
-        <w:rPr>
-          <w:noProof/>
-          <w:lang w:val="en-US"/>
-        </w:rPr>
-        <w:drawing>
-          <wp:inline distT="0" distB="0" distL="0" distR="0" wp14:anchorId="38E62DC4" wp14:editId="71767FAF">
-            <wp:extent cx="1867161" cy="438211"/>
-            <wp:effectExtent l="0" t="0" r="0" b="0"/>
-            <wp:docPr id="2" name="Picture 2"/>
+          <wp:inline distT="0" distB="0" distL="0" distR="0" wp14:anchorId="17D0F98F" wp14:editId="5555E3EA">
+            <wp:extent cx="5731510" cy="2913380"/>
+            <wp:effectExtent l="0" t="0" r="2540" b="1270"/>
+            <wp:docPr id="54" name="Picture 54"/>
             <wp:cNvGraphicFramePr>
               <a:graphicFrameLocks xmlns:a="http://schemas.openxmlformats.org/drawingml/2006/main" noChangeAspect="1"/>
             </wp:cNvGraphicFramePr>
@@ -8694,6 +9194,128 @@
                   <pic:spPr>
                     <a:xfrm>
                       <a:off x="0" y="0"/>
+                      <a:ext cx="5731510" cy="2913380"/>
+                    </a:xfrm>
+                    <a:prstGeom prst="rect">
+                      <a:avLst/>
+                    </a:prstGeom>
+                  </pic:spPr>
+                </pic:pic>
+              </a:graphicData>
+            </a:graphic>
+          </wp:inline>
+        </w:drawing>
+      </w:r>
+    </w:p>
+    <w:p>
+      <w:pPr>
+        <w:rPr>
+          <w:lang w:val="en-US"/>
+        </w:rPr>
+      </w:pPr>
+    </w:p>
+    <w:p>
+      <w:pPr>
+        <w:rPr>
+          <w:lang w:val="en-US"/>
+        </w:rPr>
+      </w:pPr>
+      <w:r>
+        <w:rPr>
+          <w:lang w:val="en-US"/>
+        </w:rPr>
+        <w:br w:type="page"/>
+      </w:r>
+    </w:p>
+    <w:p>
+      <w:pPr>
+        <w:pStyle w:val="Heading1"/>
+        <w:rPr>
+          <w:lang w:val="en-US"/>
+        </w:rPr>
+      </w:pPr>
+      <w:r>
+        <w:rPr>
+          <w:lang w:val="en-US"/>
+        </w:rPr>
+        <w:lastRenderedPageBreak/>
+        <w:t>Troubleshooting and workarounds</w:t>
+      </w:r>
+    </w:p>
+    <w:p>
+      <w:pPr>
+        <w:pStyle w:val="Heading2"/>
+        <w:rPr>
+          <w:lang w:val="en-US"/>
+        </w:rPr>
+      </w:pPr>
+      <w:r>
+        <w:rPr>
+          <w:lang w:val="en-US"/>
+        </w:rPr>
+        <w:t>Preloaded Sounds</w:t>
+      </w:r>
+    </w:p>
+    <w:p>
+      <w:pPr>
+        <w:rPr>
+          <w:lang w:val="en-US"/>
+        </w:rPr>
+      </w:pPr>
+      <w:r>
+        <w:rPr>
+          <w:lang w:val="en-US"/>
+        </w:rPr>
+        <w:t xml:space="preserve">Sometimes the Audio files don’t get loaded for streaming. In such cases, the Vowel </w:t>
+      </w:r>
+      <w:r>
+        <w:rPr>
+          <w:lang w:val="en-US"/>
+        </w:rPr>
+        <w:t>or Consonants</w:t>
+      </w:r>
+      <w:r>
+        <w:rPr>
+          <w:lang w:val="en-US"/>
+        </w:rPr>
+        <w:t xml:space="preserve"> button background color becomes red as shown below.</w:t>
+      </w:r>
+    </w:p>
+    <w:p>
+      <w:pPr>
+        <w:rPr>
+          <w:lang w:val="en-US"/>
+        </w:rPr>
+      </w:pPr>
+      <w:r>
+        <w:rPr>
+          <w:noProof/>
+          <w:lang w:val="en-US"/>
+        </w:rPr>
+        <w:drawing>
+          <wp:inline distT="0" distB="0" distL="0" distR="0" wp14:anchorId="38E62DC4" wp14:editId="71767FAF">
+            <wp:extent cx="1867161" cy="438211"/>
+            <wp:effectExtent l="0" t="0" r="0" b="0"/>
+            <wp:docPr id="2" name="Picture 2"/>
+            <wp:cNvGraphicFramePr>
+              <a:graphicFrameLocks xmlns:a="http://schemas.openxmlformats.org/drawingml/2006/main" noChangeAspect="1"/>
+            </wp:cNvGraphicFramePr>
+            <a:graphic xmlns:a="http://schemas.openxmlformats.org/drawingml/2006/main">
+              <a:graphicData uri="http://schemas.openxmlformats.org/drawingml/2006/picture">
+                <pic:pic xmlns:pic="http://schemas.openxmlformats.org/drawingml/2006/picture">
+                  <pic:nvPicPr>
+                    <pic:cNvPr id="1" name=""/>
+                    <pic:cNvPicPr/>
+                  </pic:nvPicPr>
+                  <pic:blipFill>
+                    <a:blip r:embed="rId46"/>
+                    <a:stretch>
+                      <a:fillRect/>
+                    </a:stretch>
+                  </pic:blipFill>
+                  <pic:spPr>
+                    <a:xfrm>
+                      <a:off x="0" y="0"/>
                       <a:ext cx="1867161" cy="438211"/>
                     </a:xfrm>
                     <a:prstGeom prst="rect">
@@ -8926,7 +9548,7 @@
         </w:rPr>
         <w:t xml:space="preserve">, kindly drop me an email at </w:t>
       </w:r>
-      <w:hyperlink r:id="rId46" w:history="1">
+      <w:hyperlink r:id="rId47" w:history="1">
         <w:r>
           <w:rPr>
             <w:rStyle w:val="Hyperlink"/>
@@ -8946,7 +9568,19 @@
         <w:rPr>
           <w:lang w:val="en-US"/>
         </w:rPr>
-        <w:t>aihinditutor</w:t>
+        <w:t>ai</w:t>
+      </w:r>
+      <w:r>
+        <w:rPr>
+          <w:lang w:val="en-US"/>
+        </w:rPr>
+        <w:t>kannada</w:t>
+      </w:r>
+      <w:r>
+        <w:rPr>
+          <w:lang w:val="en-US"/>
+        </w:rPr>
+        <w:t>tutor</w:t>
       </w:r>
       <w:proofErr w:type="spellEnd"/>
       <w:r>

--- a/Aksharamaale/Kannada/Learn ಕನ್ನಡ(Kannada) interactively with Sounds By Vedavyasa Rao.docx
+++ b/Aksharamaale/Kannada/Learn ಕನ್ನಡ(Kannada) interactively with Sounds By Vedavyasa Rao.docx
@@ -15,7 +15,6 @@
         </w:rPr>
         <w:t xml:space="preserve">Learn </w:t>
       </w:r>
-      <w:proofErr w:type="gramStart"/>
       <w:r>
         <w:rPr>
           <w:rFonts w:cs="Tunga"/>
@@ -24,7 +23,6 @@
         </w:rPr>
         <w:t>ಕನ್ನಡ(</w:t>
       </w:r>
-      <w:proofErr w:type="gramEnd"/>
       <w:r>
         <w:rPr>
           <w:lang w:val="en-US"/>
@@ -218,16 +216,8 @@
         <w:rPr>
           <w:lang w:val="en-US"/>
         </w:rPr>
-        <w:t xml:space="preserve">the JavaScript code </w:t>
-      </w:r>
-      <w:proofErr w:type="gramStart"/>
-      <w:r>
-        <w:rPr>
-          <w:lang w:val="en-US"/>
-        </w:rPr>
-        <w:t>is</w:t>
-      </w:r>
-      <w:proofErr w:type="gramEnd"/>
+        <w:t>the JavaScript code is</w:t>
+      </w:r>
       <w:r>
         <w:rPr>
           <w:lang w:val="en-US"/>
@@ -248,11 +238,6 @@
       </w:r>
     </w:p>
     <w:p>
-      <w:pPr>
-        <w:rPr>
-          <w:lang w:val="en-US"/>
-        </w:rPr>
-      </w:pPr>
       <w:r>
         <w:rPr>
           <w:lang w:val="en-US"/>
@@ -266,9 +251,8 @@
         <w:r>
           <w:rPr>
             <w:rStyle w:val="Hyperlink"/>
-            <w:lang w:val="en-US"/>
           </w:rPr>
-          <w:t>https://aikannadatutor.blogspot.com/</w:t>
+          <w:t>https://aiaksharamaale.blogspot.com/2026/10/learn-kannada-interactively-with-sounds.html</w:t>
         </w:r>
       </w:hyperlink>
     </w:p>
@@ -280,6 +264,7 @@
       </w:pPr>
       <w:r>
         <w:rPr>
+          <w:noProof/>
           <w:lang w:val="en-US"/>
         </w:rPr>
         <w:drawing>
@@ -2492,6 +2477,7 @@
       </w:r>
       <w:r>
         <w:rPr>
+          <w:noProof/>
           <w:lang w:val="en-US"/>
         </w:rPr>
         <w:drawing>
@@ -2562,30 +2548,16 @@
         <w:rPr>
           <w:lang w:val="en-US"/>
         </w:rPr>
-        <w:t xml:space="preserve">   </w:t>
+        <w:t xml:space="preserve">   Halant                                                                                                </w:t>
       </w:r>
       <w:proofErr w:type="spellStart"/>
       <w:r>
         <w:rPr>
           <w:lang w:val="en-US"/>
         </w:rPr>
-        <w:t>Halant</w:t>
+        <w:t>Ayogavaha</w:t>
       </w:r>
       <w:proofErr w:type="spellEnd"/>
-      <w:r>
-        <w:rPr>
-          <w:lang w:val="en-US"/>
-        </w:rPr>
-        <w:t xml:space="preserve">                                                                                                </w:t>
-      </w:r>
-      <w:proofErr w:type="spellStart"/>
-      <w:r>
-        <w:rPr>
-          <w:lang w:val="en-US"/>
-        </w:rPr>
-        <w:t>Ayogavaha</w:t>
-      </w:r>
-      <w:proofErr w:type="spellEnd"/>
     </w:p>
     <w:p>
       <w:pPr>
@@ -2611,7 +2583,6 @@
         </w:rPr>
         <w:t xml:space="preserve">    (</w:t>
       </w:r>
-      <w:proofErr w:type="gramStart"/>
       <w:r>
         <w:rPr>
           <w:lang w:val="en-US"/>
@@ -2622,14 +2593,7 @@
         <w:rPr>
           <w:lang w:val="en-US"/>
         </w:rPr>
-        <w:t>,  Visarga</w:t>
-      </w:r>
-      <w:proofErr w:type="gramEnd"/>
-      <w:r>
-        <w:rPr>
-          <w:lang w:val="en-US"/>
-        </w:rPr>
-        <w:t>)</w:t>
+        <w:t>,  Visarga)</w:t>
       </w:r>
     </w:p>
     <w:p>
@@ -2895,6 +2859,9 @@
         </mc:AlternateContent>
       </w:r>
       <w:r>
+        <w:rPr>
+          <w:noProof/>
+        </w:rPr>
         <w:drawing>
           <wp:inline distT="0" distB="0" distL="0" distR="0" wp14:anchorId="75A3E1B3" wp14:editId="21CCA3C4">
             <wp:extent cx="2086266" cy="752580"/>
@@ -3064,7 +3031,6 @@
           <w:lang w:val="en-US"/>
         </w:rPr>
       </w:pPr>
-      <w:proofErr w:type="gramStart"/>
       <w:r>
         <w:rPr>
           <w:lang w:val="en-US"/>
@@ -3075,14 +3041,7 @@
         <w:rPr>
           <w:lang w:val="en-US"/>
         </w:rPr>
-        <w:t xml:space="preserve"> this</w:t>
-      </w:r>
-      <w:proofErr w:type="gramEnd"/>
-      <w:r>
-        <w:rPr>
-          <w:lang w:val="en-US"/>
-        </w:rPr>
-        <w:t xml:space="preserve"> button clears all Radio button selections.</w:t>
+        <w:t xml:space="preserve"> this button clears all Radio button selections.</w:t>
       </w:r>
     </w:p>
     <w:p>
@@ -4274,7 +4233,6 @@
                               <w:t xml:space="preserve">a </w:t>
                             </w:r>
                             <w:proofErr w:type="spellStart"/>
-                            <w:proofErr w:type="gramStart"/>
                             <w:r>
                               <w:rPr>
                                 <w:lang w:val="en-US"/>
@@ -4302,7 +4260,6 @@
                               <w:t>Arkaottu</w:t>
                             </w:r>
                             <w:proofErr w:type="spellEnd"/>
-                            <w:proofErr w:type="gramEnd"/>
                             <w:r>
                               <w:rPr>
                                 <w:lang w:val="en-US"/>
@@ -4419,7 +4376,6 @@
                         <w:t xml:space="preserve">a </w:t>
                       </w:r>
                       <w:proofErr w:type="spellStart"/>
-                      <w:proofErr w:type="gramStart"/>
                       <w:r>
                         <w:rPr>
                           <w:lang w:val="en-US"/>
@@ -4447,7 +4403,6 @@
                         <w:t>Arkaottu</w:t>
                       </w:r>
                       <w:proofErr w:type="spellEnd"/>
-                      <w:proofErr w:type="gramEnd"/>
                       <w:r>
                         <w:rPr>
                           <w:lang w:val="en-US"/>
@@ -4942,6 +4897,7 @@
       </w:r>
       <w:r>
         <w:rPr>
+          <w:noProof/>
           <w:lang w:val="en-US"/>
         </w:rPr>
         <w:drawing>
@@ -5465,7 +5421,6 @@
         </w:rPr>
         <w:t xml:space="preserve"> (</w:t>
       </w:r>
-      <w:proofErr w:type="gramStart"/>
       <w:r>
         <w:rPr>
           <w:rFonts w:ascii="Segoe UI Emoji" w:hAnsi="Segoe UI Emoji" w:cs="Segoe UI Emoji" w:hint="cs"/>
@@ -5484,14 +5439,7 @@
         <w:rPr>
           <w:lang w:val="en-US"/>
         </w:rPr>
-        <w:t xml:space="preserve"> are</w:t>
-      </w:r>
-      <w:proofErr w:type="gramEnd"/>
-      <w:r>
-        <w:rPr>
-          <w:lang w:val="en-US"/>
-        </w:rPr>
-        <w:t xml:space="preserve"> allowed. Examples, </w:t>
+        <w:t xml:space="preserve"> are allowed. Examples, </w:t>
       </w:r>
       <w:r>
         <w:rPr>
@@ -5538,7 +5486,6 @@
         </w:rPr>
         <w:t xml:space="preserve">For e.g., </w:t>
       </w:r>
-      <w:proofErr w:type="gramStart"/>
       <w:r>
         <w:rPr>
           <w:rFonts w:cs="Tunga"/>
@@ -5562,7 +5509,6 @@
         </w:rPr>
         <w:t>ಕಾ</w:t>
       </w:r>
-      <w:proofErr w:type="gramEnd"/>
       <w:r>
         <w:rPr>
           <w:rFonts w:cs="Mangal"/>
@@ -5805,7 +5751,6 @@
         </w:rPr>
         <w:t xml:space="preserve">The numbers can be entered into the input box. Clicking the “Display Button” prints the number and populates its </w:t>
       </w:r>
-      <w:proofErr w:type="gramStart"/>
       <w:r>
         <w:rPr>
           <w:lang w:val="en-US"/>
@@ -5816,14 +5761,7 @@
         <w:rPr>
           <w:lang w:val="en-US"/>
         </w:rPr>
-        <w:t xml:space="preserve"> text</w:t>
-      </w:r>
-      <w:proofErr w:type="gramEnd"/>
-      <w:r>
-        <w:rPr>
-          <w:lang w:val="en-US"/>
-        </w:rPr>
-        <w:t xml:space="preserve"> </w:t>
+        <w:t xml:space="preserve"> text </w:t>
       </w:r>
       <w:r>
         <w:rPr>
@@ -6129,21 +6067,7 @@
                               <w:rPr>
                                 <w:lang w:val="en-US"/>
                               </w:rPr>
-                              <w:t xml:space="preserve"> number text. </w:t>
-                            </w:r>
-                            <w:proofErr w:type="gramStart"/>
-                            <w:r>
-                              <w:rPr>
-                                <w:lang w:val="en-US"/>
-                              </w:rPr>
-                              <w:t>E.g.</w:t>
-                            </w:r>
-                            <w:proofErr w:type="gramEnd"/>
-                            <w:r>
-                              <w:rPr>
-                                <w:lang w:val="en-US"/>
-                              </w:rPr>
-                              <w:t xml:space="preserve"> </w:t>
+                              <w:t xml:space="preserve"> number text. E.g. </w:t>
                             </w:r>
                             <w:r>
                               <w:rPr>
@@ -6203,21 +6127,7 @@
                         <w:rPr>
                           <w:lang w:val="en-US"/>
                         </w:rPr>
-                        <w:t xml:space="preserve"> number text. </w:t>
-                      </w:r>
-                      <w:proofErr w:type="gramStart"/>
-                      <w:r>
-                        <w:rPr>
-                          <w:lang w:val="en-US"/>
-                        </w:rPr>
-                        <w:t>E.g.</w:t>
-                      </w:r>
-                      <w:proofErr w:type="gramEnd"/>
-                      <w:r>
-                        <w:rPr>
-                          <w:lang w:val="en-US"/>
-                        </w:rPr>
-                        <w:t xml:space="preserve"> </w:t>
+                        <w:t xml:space="preserve"> number text. E.g. </w:t>
                       </w:r>
                       <w:r>
                         <w:rPr>
@@ -7067,6 +6977,7 @@
       </w:pPr>
       <w:r>
         <w:rPr>
+          <w:noProof/>
           <w:lang w:val="en-US"/>
         </w:rPr>
         <w:drawing>
@@ -7118,6 +7029,7 @@
       </w:pPr>
       <w:r>
         <w:rPr>
+          <w:noProof/>
           <w:lang w:val="en-US"/>
         </w:rPr>
         <w:drawing>
@@ -7169,6 +7081,7 @@
       </w:pPr>
       <w:r>
         <w:rPr>
+          <w:noProof/>
           <w:lang w:val="en-US"/>
         </w:rPr>
         <w:drawing>
@@ -7658,6 +7571,7 @@
       </w:pPr>
       <w:r>
         <w:rPr>
+          <w:noProof/>
           <w:lang w:val="en-US"/>
         </w:rPr>
         <w:drawing>
@@ -8286,7 +8200,6 @@
         </w:rPr>
         <w:t xml:space="preserve">For e.g., </w:t>
       </w:r>
-      <w:proofErr w:type="gramStart"/>
       <w:r>
         <w:rPr>
           <w:rFonts w:cs="Mangal"/>
@@ -8310,7 +8223,6 @@
         </w:rPr>
         <w:t>क्रा</w:t>
       </w:r>
-      <w:proofErr w:type="gramEnd"/>
       <w:r>
         <w:rPr>
           <w:rFonts w:cs="Mangal"/>
@@ -8730,7 +8642,6 @@
           <w:lang w:val="en-US"/>
         </w:rPr>
       </w:pPr>
-      <w:proofErr w:type="gramStart"/>
       <w:r>
         <w:rPr>
           <w:rFonts w:ascii="Segoe UI Emoji" w:hAnsi="Segoe UI Emoji" w:cs="Segoe UI Emoji"/>
@@ -8751,7 +8662,6 @@
         <w:t>Halant</w:t>
       </w:r>
       <w:proofErr w:type="spellEnd"/>
-      <w:proofErr w:type="gramEnd"/>
       <w:r>
         <w:rPr>
           <w:lang w:val="en-US"/>
@@ -9119,7 +9029,6 @@
         </w:rPr>
         <w:t xml:space="preserve">Converts decimal number into </w:t>
       </w:r>
-      <w:proofErr w:type="gramStart"/>
       <w:r>
         <w:rPr>
           <w:lang w:val="en-US"/>
@@ -9130,14 +9039,7 @@
         <w:rPr>
           <w:lang w:val="en-US"/>
         </w:rPr>
-        <w:t xml:space="preserve"> number</w:t>
-      </w:r>
-      <w:proofErr w:type="gramEnd"/>
-      <w:r>
-        <w:rPr>
-          <w:lang w:val="en-US"/>
-        </w:rPr>
-        <w:t xml:space="preserve"> and </w:t>
+        <w:t xml:space="preserve"> number and </w:t>
       </w:r>
       <w:proofErr w:type="spellStart"/>
       <w:r>
@@ -9168,6 +9070,7 @@
       </w:pPr>
       <w:r>
         <w:rPr>
+          <w:noProof/>
           <w:lang w:val="en-US"/>
         </w:rPr>
         <w:drawing>

--- a/Aksharamaale/Kannada/Learn ಕನ್ನಡ(Kannada) interactively with Sounds By Vedavyasa Rao.docx
+++ b/Aksharamaale/Kannada/Learn ಕನ್ನಡ(Kannada) interactively with Sounds By Vedavyasa Rao.docx
@@ -15,6 +15,7 @@
         </w:rPr>
         <w:t xml:space="preserve">Learn </w:t>
       </w:r>
+      <w:proofErr w:type="gramStart"/>
       <w:r>
         <w:rPr>
           <w:rFonts w:cs="Tunga"/>
@@ -23,6 +24,7 @@
         </w:rPr>
         <w:t>ಕನ್ನಡ(</w:t>
       </w:r>
+      <w:proofErr w:type="gramEnd"/>
       <w:r>
         <w:rPr>
           <w:lang w:val="en-US"/>
@@ -97,7 +99,19 @@
         <w:rPr>
           <w:lang w:val="en-US"/>
         </w:rPr>
-        <w:t xml:space="preserve"> language by forming words and later hearing the sounds of the words. The sounds are provided by the courtesy of Googles Text to Speech Synthesizers.</w:t>
+        <w:t xml:space="preserve"> language by forming words and later hearing the sounds of the words. The sounds are provided by the courtesy of </w:t>
+      </w:r>
+      <w:r>
+        <w:rPr>
+          <w:lang w:val="en-US"/>
+        </w:rPr>
+        <w:t xml:space="preserve">Sarvam </w:t>
+      </w:r>
+      <w:r>
+        <w:rPr>
+          <w:lang w:val="en-US"/>
+        </w:rPr>
+        <w:t>Text to Speech Synthesizers.</w:t>
       </w:r>
     </w:p>
     <w:p>
@@ -112,19 +126,17 @@
         </w:rPr>
         <w:t xml:space="preserve">The tool comes with preloaded sounds for vowels and consonants with </w:t>
       </w:r>
-      <w:proofErr w:type="spellStart"/>
       <w:r>
         <w:rPr>
           <w:lang w:val="en-US"/>
         </w:rPr>
         <w:t>Kagunita</w:t>
       </w:r>
-      <w:proofErr w:type="spellEnd"/>
-      <w:r>
-        <w:rPr>
-          <w:lang w:val="en-US"/>
-        </w:rPr>
-        <w:t>. These are again generated by the courtesy of Googles Text to Speech Synthesizers.</w:t>
+      <w:r>
+        <w:rPr>
+          <w:lang w:val="en-US"/>
+        </w:rPr>
+        <w:t>. These are generated by the courtesy of Googles Text to Speech Synthesizers.</w:t>
       </w:r>
     </w:p>
     <w:p>
@@ -216,7 +228,13 @@
         <w:rPr>
           <w:lang w:val="en-US"/>
         </w:rPr>
-        <w:t>the JavaScript code is</w:t>
+        <w:t xml:space="preserve">the JavaScript code </w:t>
+      </w:r>
+      <w:r>
+        <w:rPr>
+          <w:lang w:val="en-US"/>
+        </w:rPr>
+        <w:t>are</w:t>
       </w:r>
       <w:r>
         <w:rPr>
@@ -268,10 +286,10 @@
           <w:lang w:val="en-US"/>
         </w:rPr>
         <w:drawing>
-          <wp:inline distT="0" distB="0" distL="0" distR="0" wp14:anchorId="0EF0ACAF" wp14:editId="696CD22E">
-            <wp:extent cx="5731510" cy="3900805"/>
-            <wp:effectExtent l="0" t="0" r="2540" b="4445"/>
-            <wp:docPr id="12" name="Picture 12"/>
+          <wp:inline distT="0" distB="0" distL="0" distR="0" wp14:anchorId="43563147" wp14:editId="7F480732">
+            <wp:extent cx="5731510" cy="4054475"/>
+            <wp:effectExtent l="0" t="0" r="2540" b="3175"/>
+            <wp:docPr id="3" name="Picture 3"/>
             <wp:cNvGraphicFramePr>
               <a:graphicFrameLocks xmlns:a="http://schemas.openxmlformats.org/drawingml/2006/main" noChangeAspect="1"/>
             </wp:cNvGraphicFramePr>
@@ -291,7 +309,7 @@
                   <pic:spPr>
                     <a:xfrm>
                       <a:off x="0" y="0"/>
-                      <a:ext cx="5731510" cy="3900805"/>
+                      <a:ext cx="5731510" cy="4054475"/>
                     </a:xfrm>
                     <a:prstGeom prst="rect">
                       <a:avLst/>
@@ -618,7 +636,6 @@
           <w:lang w:bidi="kn-IN"/>
         </w:rPr>
       </w:pPr>
-      <w:proofErr w:type="spellStart"/>
       <w:r>
         <w:rPr>
           <w:rFonts w:cs="Mangal"/>
@@ -626,7 +643,6 @@
         </w:rPr>
         <w:t>Kagunita</w:t>
       </w:r>
-      <w:proofErr w:type="spellEnd"/>
       <w:r>
         <w:rPr>
           <w:rFonts w:cs="Mangal"/>
@@ -903,7 +919,6 @@
           <w:lang w:val="en-US" w:bidi="hi-IN"/>
         </w:rPr>
       </w:pPr>
-      <w:proofErr w:type="spellStart"/>
       <w:r>
         <w:rPr>
           <w:rFonts w:cs="Mangal"/>
@@ -918,7 +933,6 @@
         </w:rPr>
         <w:t>a</w:t>
       </w:r>
-      <w:proofErr w:type="spellEnd"/>
       <w:r>
         <w:rPr>
           <w:rFonts w:cs="Mangal"/>
@@ -951,7 +965,6 @@
           <w:lang w:val="en-US" w:bidi="hi-IN"/>
         </w:rPr>
       </w:pPr>
-      <w:proofErr w:type="spellStart"/>
       <w:r>
         <w:rPr>
           <w:lang w:val="en-US"/>
@@ -962,14 +975,7 @@
         <w:rPr>
           <w:lang w:val="en-US"/>
         </w:rPr>
-        <w:t>ogavaha</w:t>
-      </w:r>
-      <w:proofErr w:type="spellEnd"/>
-      <w:r>
-        <w:rPr>
-          <w:lang w:val="en-US"/>
-        </w:rPr>
-        <w:t xml:space="preserve">: </w:t>
+        <w:t xml:space="preserve">ogavaha: </w:t>
       </w:r>
       <w:r>
         <w:rPr>
@@ -1621,14 +1627,12 @@
           <w:lang w:val="en-US" w:bidi="hi-IN"/>
         </w:rPr>
       </w:pPr>
-      <w:proofErr w:type="spellStart"/>
       <w:r>
         <w:rPr>
           <w:lang w:val="en-US"/>
         </w:rPr>
         <w:t>Ottakshara</w:t>
       </w:r>
-      <w:proofErr w:type="spellEnd"/>
       <w:r>
         <w:rPr>
           <w:lang w:val="en-US"/>
@@ -1740,14 +1744,12 @@
           <w:lang w:val="en-US"/>
         </w:rPr>
       </w:pPr>
-      <w:proofErr w:type="spellStart"/>
       <w:r>
         <w:rPr>
           <w:lang w:val="en-US"/>
         </w:rPr>
         <w:t>Arakaouttu</w:t>
       </w:r>
-      <w:proofErr w:type="spellEnd"/>
     </w:p>
     <w:p>
       <w:pPr>
@@ -1822,7 +1824,6 @@
         </w:rPr>
         <w:t xml:space="preserve">atras, </w:t>
       </w:r>
-      <w:proofErr w:type="spellStart"/>
       <w:r>
         <w:rPr>
           <w:lang w:val="en-US"/>
@@ -1833,23 +1834,8 @@
         <w:rPr>
           <w:lang w:val="en-US"/>
         </w:rPr>
-        <w:t>alant</w:t>
-      </w:r>
-      <w:proofErr w:type="spellEnd"/>
-      <w:r>
-        <w:rPr>
-          <w:lang w:val="en-US"/>
-        </w:rPr>
-        <w:t xml:space="preserve"> and </w:t>
-      </w:r>
-      <w:proofErr w:type="spellStart"/>
-      <w:r>
-        <w:rPr>
-          <w:lang w:val="en-US"/>
-        </w:rPr>
-        <w:t>Ayogavaha</w:t>
-      </w:r>
-      <w:proofErr w:type="spellEnd"/>
+        <w:t>alant and Ayogavaha</w:t>
+      </w:r>
     </w:p>
     <w:p>
       <w:pPr>
@@ -2536,28 +2522,18 @@
         </w:rPr>
         <w:t xml:space="preserve">Vowels   </w:t>
       </w:r>
-      <w:proofErr w:type="spellStart"/>
       <w:r>
         <w:rPr>
           <w:lang w:val="en-US"/>
         </w:rPr>
         <w:t>Kagunita</w:t>
       </w:r>
-      <w:proofErr w:type="spellEnd"/>
-      <w:r>
-        <w:rPr>
-          <w:lang w:val="en-US"/>
-        </w:rPr>
-        <w:t xml:space="preserve">   Halant                                                                                                </w:t>
-      </w:r>
-      <w:proofErr w:type="spellStart"/>
-      <w:r>
-        <w:rPr>
-          <w:lang w:val="en-US"/>
-        </w:rPr>
-        <w:t>Ayogavaha</w:t>
-      </w:r>
-      <w:proofErr w:type="spellEnd"/>
+      <w:r>
+        <w:rPr>
+          <w:lang w:val="en-US"/>
+        </w:rPr>
+        <w:t xml:space="preserve">   Halant                                                                                                Ayogavaha</w:t>
+      </w:r>
     </w:p>
     <w:p>
       <w:pPr>
@@ -2583,6 +2559,7 @@
         </w:rPr>
         <w:t xml:space="preserve">    (</w:t>
       </w:r>
+      <w:proofErr w:type="gramStart"/>
       <w:r>
         <w:rPr>
           <w:lang w:val="en-US"/>
@@ -2593,7 +2570,14 @@
         <w:rPr>
           <w:lang w:val="en-US"/>
         </w:rPr>
-        <w:t>,  Visarga)</w:t>
+        <w:t>,  Visarga</w:t>
+      </w:r>
+      <w:proofErr w:type="gramEnd"/>
+      <w:r>
+        <w:rPr>
+          <w:lang w:val="en-US"/>
+        </w:rPr>
+        <w:t>)</w:t>
       </w:r>
     </w:p>
     <w:p>
@@ -2613,30 +2597,8 @@
         <w:rPr>
           <w:lang w:val="en-US"/>
         </w:rPr>
-        <w:t xml:space="preserve">, </w:t>
-      </w:r>
-      <w:proofErr w:type="spellStart"/>
-      <w:r>
-        <w:rPr>
-          <w:lang w:val="en-US"/>
-        </w:rPr>
-        <w:t>Ottakshara</w:t>
-      </w:r>
-      <w:proofErr w:type="spellEnd"/>
-      <w:r>
-        <w:rPr>
-          <w:lang w:val="en-US"/>
-        </w:rPr>
-        <w:t xml:space="preserve"> and </w:t>
-      </w:r>
-      <w:proofErr w:type="spellStart"/>
-      <w:r>
-        <w:rPr>
-          <w:lang w:val="en-US"/>
-        </w:rPr>
-        <w:t>Arkaottu</w:t>
-      </w:r>
-      <w:proofErr w:type="spellEnd"/>
+        <w:t>, Ottakshara and Arkaottu</w:t>
+      </w:r>
     </w:p>
     <w:p>
       <w:r>
@@ -2918,28 +2880,12 @@
         </w:rPr>
         <w:t xml:space="preserve">Consonant   </w:t>
       </w:r>
-      <w:proofErr w:type="spellStart"/>
-      <w:r>
-        <w:rPr>
-          <w:lang w:val="en-US"/>
-        </w:rPr>
-        <w:t>Ottakshara</w:t>
-      </w:r>
-      <w:proofErr w:type="spellEnd"/>
-      <w:r>
-        <w:rPr>
-          <w:lang w:val="en-US"/>
-        </w:rPr>
-        <w:t xml:space="preserve">             </w:t>
-      </w:r>
-      <w:proofErr w:type="spellStart"/>
-      <w:r>
-        <w:rPr>
-          <w:lang w:val="en-US"/>
-        </w:rPr>
-        <w:t>Arkaottu</w:t>
-      </w:r>
-      <w:proofErr w:type="spellEnd"/>
+      <w:r>
+        <w:rPr>
+          <w:lang w:val="en-US"/>
+        </w:rPr>
+        <w:t>Ottakshara             Arkaottu</w:t>
+      </w:r>
     </w:p>
     <w:p>
       <w:pPr>
@@ -3031,6 +2977,7 @@
           <w:lang w:val="en-US"/>
         </w:rPr>
       </w:pPr>
+      <w:proofErr w:type="gramStart"/>
       <w:r>
         <w:rPr>
           <w:lang w:val="en-US"/>
@@ -3041,7 +2988,14 @@
         <w:rPr>
           <w:lang w:val="en-US"/>
         </w:rPr>
-        <w:t xml:space="preserve"> this button clears all Radio button selections.</w:t>
+        <w:t xml:space="preserve"> this</w:t>
+      </w:r>
+      <w:proofErr w:type="gramEnd"/>
+      <w:r>
+        <w:rPr>
+          <w:lang w:val="en-US"/>
+        </w:rPr>
+        <w:t xml:space="preserve"> button clears all Radio button selections.</w:t>
       </w:r>
     </w:p>
     <w:p>
@@ -3167,27 +3121,27 @@
         <mc:AlternateContent>
           <mc:Choice Requires="wps">
             <w:drawing>
-              <wp:anchor distT="0" distB="0" distL="114300" distR="114300" simplePos="0" relativeHeight="251698176" behindDoc="0" locked="0" layoutInCell="1" allowOverlap="1" wp14:anchorId="77E4DE20" wp14:editId="3E02D7DE">
+              <wp:anchor distT="0" distB="0" distL="114300" distR="114300" simplePos="0" relativeHeight="251720704" behindDoc="0" locked="0" layoutInCell="1" allowOverlap="1" wp14:anchorId="19890D2D" wp14:editId="2F755F79">
                 <wp:simplePos x="0" y="0"/>
-                <wp:positionH relativeFrom="margin">
-                  <wp:posOffset>4010025</wp:posOffset>
+                <wp:positionH relativeFrom="column">
+                  <wp:posOffset>2371725</wp:posOffset>
                 </wp:positionH>
                 <wp:positionV relativeFrom="paragraph">
-                  <wp:posOffset>2332990</wp:posOffset>
+                  <wp:posOffset>2018665</wp:posOffset>
                 </wp:positionV>
-                <wp:extent cx="731520" cy="274320"/>
-                <wp:effectExtent l="0" t="0" r="68580" b="68580"/>
+                <wp:extent cx="209550" cy="1438275"/>
+                <wp:effectExtent l="38100" t="0" r="19050" b="47625"/>
                 <wp:wrapNone/>
-                <wp:docPr id="51" name="Straight Arrow Connector 51"/>
+                <wp:docPr id="25" name="Straight Arrow Connector 25"/>
                 <wp:cNvGraphicFramePr/>
                 <a:graphic xmlns:a="http://schemas.openxmlformats.org/drawingml/2006/main">
                   <a:graphicData uri="http://schemas.microsoft.com/office/word/2010/wordprocessingShape">
                     <wps:wsp>
                       <wps:cNvCnPr/>
                       <wps:spPr>
-                        <a:xfrm>
+                        <a:xfrm flipH="1">
                           <a:off x="0" y="0"/>
-                          <a:ext cx="731520" cy="274320"/>
+                          <a:ext cx="209550" cy="1438275"/>
                         </a:xfrm>
                         <a:prstGeom prst="straightConnector1">
                           <a:avLst/>
@@ -3225,9 +3179,12 @@
           </mc:Choice>
           <mc:Fallback>
             <w:pict>
-              <v:shape w14:anchorId="5AA53F27" id="Straight Arrow Connector 51" o:spid="_x0000_s1026" type="#_x0000_t32" style="position:absolute;margin-left:315.75pt;margin-top:183.7pt;width:57.6pt;height:21.6pt;z-index:251698176;visibility:visible;mso-wrap-style:square;mso-width-percent:0;mso-height-percent:0;mso-wrap-distance-left:9pt;mso-wrap-distance-top:0;mso-wrap-distance-right:9pt;mso-wrap-distance-bottom:0;mso-position-horizontal:absolute;mso-position-horizontal-relative:margin;mso-position-vertical:absolute;mso-position-vertical-relative:text;mso-width-percent:0;mso-height-percent:0;mso-width-relative:margin;mso-height-relative:margin" o:gfxdata="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" strokecolor="#4472c4 [3204]" strokeweight=".5pt">
+              <v:shapetype w14:anchorId="31222DED" id="_x0000_t32" coordsize="21600,21600" o:spt="32" o:oned="t" path="m,l21600,21600e" filled="f">
+                <v:path arrowok="t" fillok="f" o:connecttype="none"/>
+                <o:lock v:ext="edit" shapetype="t"/>
+              </v:shapetype>
+              <v:shape id="Straight Arrow Connector 25" o:spid="_x0000_s1026" type="#_x0000_t32" style="position:absolute;margin-left:186.75pt;margin-top:158.95pt;width:16.5pt;height:113.25pt;flip:x;z-index:251720704;visibility:visible;mso-wrap-style:square;mso-width-percent:0;mso-height-percent:0;mso-wrap-distance-left:9pt;mso-wrap-distance-top:0;mso-wrap-distance-right:9pt;mso-wrap-distance-bottom:0;mso-position-horizontal:absolute;mso-position-horizontal-relative:text;mso-position-vertical:absolute;mso-position-vertical-relative:text;mso-width-percent:0;mso-height-percent:0;mso-width-relative:margin;mso-height-relative:margin" o:gfxdata="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" strokecolor="#4472c4 [3204]" strokeweight=".5pt">
                 <v:stroke endarrow="block" joinstyle="miter"/>
-                <w10:wrap anchorx="margin"/>
               </v:shape>
             </w:pict>
           </mc:Fallback>
@@ -3241,27 +3198,27 @@
         <mc:AlternateContent>
           <mc:Choice Requires="wps">
             <w:drawing>
-              <wp:anchor distT="0" distB="0" distL="114300" distR="114300" simplePos="0" relativeHeight="251696128" behindDoc="0" locked="0" layoutInCell="1" allowOverlap="1" wp14:anchorId="1ADB5E0A" wp14:editId="547DE7C1">
+              <wp:anchor distT="0" distB="0" distL="114300" distR="114300" simplePos="0" relativeHeight="251675648" behindDoc="0" locked="0" layoutInCell="1" allowOverlap="1" wp14:anchorId="5EFB6B35" wp14:editId="1AC96A58">
                 <wp:simplePos x="0" y="0"/>
-                <wp:positionH relativeFrom="margin">
-                  <wp:posOffset>3667124</wp:posOffset>
+                <wp:positionH relativeFrom="column">
+                  <wp:posOffset>495299</wp:posOffset>
                 </wp:positionH>
                 <wp:positionV relativeFrom="paragraph">
-                  <wp:posOffset>1342390</wp:posOffset>
+                  <wp:posOffset>2666365</wp:posOffset>
                 </wp:positionV>
-                <wp:extent cx="1119505" cy="257175"/>
-                <wp:effectExtent l="0" t="57150" r="4445" b="28575"/>
+                <wp:extent cx="1381125" cy="447675"/>
+                <wp:effectExtent l="38100" t="0" r="28575" b="66675"/>
                 <wp:wrapNone/>
-                <wp:docPr id="50" name="Straight Arrow Connector 50"/>
+                <wp:docPr id="37" name="Straight Arrow Connector 37"/>
                 <wp:cNvGraphicFramePr/>
                 <a:graphic xmlns:a="http://schemas.openxmlformats.org/drawingml/2006/main">
                   <a:graphicData uri="http://schemas.microsoft.com/office/word/2010/wordprocessingShape">
                     <wps:wsp>
                       <wps:cNvCnPr/>
                       <wps:spPr>
-                        <a:xfrm flipV="1">
+                        <a:xfrm flipH="1">
                           <a:off x="0" y="0"/>
-                          <a:ext cx="1119505" cy="257175"/>
+                          <a:ext cx="1381125" cy="447675"/>
                         </a:xfrm>
                         <a:prstGeom prst="straightConnector1">
                           <a:avLst/>
@@ -3299,9 +3256,8 @@
           </mc:Choice>
           <mc:Fallback>
             <w:pict>
-              <v:shape w14:anchorId="0A97F3EA" id="Straight Arrow Connector 50" o:spid="_x0000_s1026" type="#_x0000_t32" style="position:absolute;margin-left:288.75pt;margin-top:105.7pt;width:88.15pt;height:20.25pt;flip:y;z-index:251696128;visibility:visible;mso-wrap-style:square;mso-width-percent:0;mso-height-percent:0;mso-wrap-distance-left:9pt;mso-wrap-distance-top:0;mso-wrap-distance-right:9pt;mso-wrap-distance-bottom:0;mso-position-horizontal:absolute;mso-position-horizontal-relative:margin;mso-position-vertical:absolute;mso-position-vertical-relative:text;mso-width-percent:0;mso-height-percent:0;mso-width-relative:margin;mso-height-relative:margin" o:gfxdata="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" strokecolor="#4472c4 [3204]" strokeweight=".5pt">
+              <v:shape w14:anchorId="25DAE0C4" id="Straight Arrow Connector 37" o:spid="_x0000_s1026" type="#_x0000_t32" style="position:absolute;margin-left:39pt;margin-top:209.95pt;width:108.75pt;height:35.25pt;flip:x;z-index:251675648;visibility:visible;mso-wrap-style:square;mso-width-percent:0;mso-height-percent:0;mso-wrap-distance-left:9pt;mso-wrap-distance-top:0;mso-wrap-distance-right:9pt;mso-wrap-distance-bottom:0;mso-position-horizontal:absolute;mso-position-horizontal-relative:text;mso-position-vertical:absolute;mso-position-vertical-relative:text;mso-width-percent:0;mso-height-percent:0;mso-width-relative:margin;mso-height-relative:margin" o:gfxdata="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" strokecolor="#4472c4 [3204]" strokeweight=".5pt">
                 <v:stroke endarrow="block" joinstyle="miter"/>
-                <w10:wrap anchorx="margin"/>
               </v:shape>
             </w:pict>
           </mc:Fallback>
@@ -3315,27 +3271,142 @@
         <mc:AlternateContent>
           <mc:Choice Requires="wps">
             <w:drawing>
-              <wp:anchor distT="0" distB="0" distL="114300" distR="114300" simplePos="0" relativeHeight="251694080" behindDoc="0" locked="0" layoutInCell="1" allowOverlap="1" wp14:anchorId="0E4B9762" wp14:editId="225CA074">
+              <wp:anchor distT="0" distB="0" distL="114300" distR="114300" simplePos="0" relativeHeight="251676672" behindDoc="0" locked="0" layoutInCell="1" allowOverlap="1" wp14:anchorId="581A3FAB" wp14:editId="1F887D04">
+                <wp:simplePos x="0" y="0"/>
+                <wp:positionH relativeFrom="column">
+                  <wp:posOffset>-685800</wp:posOffset>
+                </wp:positionH>
+                <wp:positionV relativeFrom="paragraph">
+                  <wp:posOffset>2992120</wp:posOffset>
+                </wp:positionV>
+                <wp:extent cx="1152525" cy="657225"/>
+                <wp:effectExtent l="0" t="0" r="28575" b="28575"/>
+                <wp:wrapNone/>
+                <wp:docPr id="39" name="Text Box 39"/>
+                <wp:cNvGraphicFramePr/>
+                <a:graphic xmlns:a="http://schemas.openxmlformats.org/drawingml/2006/main">
+                  <a:graphicData uri="http://schemas.microsoft.com/office/word/2010/wordprocessingShape">
+                    <wps:wsp>
+                      <wps:cNvSpPr txBox="1"/>
+                      <wps:spPr>
+                        <a:xfrm>
+                          <a:off x="0" y="0"/>
+                          <a:ext cx="1152525" cy="657225"/>
+                        </a:xfrm>
+                        <a:prstGeom prst="rect">
+                          <a:avLst/>
+                        </a:prstGeom>
+                        <a:solidFill>
+                          <a:schemeClr val="lt1"/>
+                        </a:solidFill>
+                        <a:ln w="6350">
+                          <a:solidFill>
+                            <a:prstClr val="black"/>
+                          </a:solidFill>
+                        </a:ln>
+                      </wps:spPr>
+                      <wps:txbx>
+                        <w:txbxContent>
+                          <w:p>
+                            <w:pPr>
+                              <w:rPr>
+                                <w:lang w:val="en-US"/>
+                              </w:rPr>
+                            </w:pPr>
+                            <w:r>
+                              <w:rPr>
+                                <w:lang w:val="en-US"/>
+                              </w:rPr>
+                              <w:t>Editable Play</w:t>
+                            </w:r>
+                            <w:r>
+                              <w:rPr>
+                                <w:lang w:val="en-US"/>
+                              </w:rPr>
+                              <w:t xml:space="preserve"> Buffer</w:t>
+                            </w:r>
+                          </w:p>
+                        </w:txbxContent>
+                      </wps:txbx>
+                      <wps:bodyPr rot="0" spcFirstLastPara="0" vertOverflow="overflow" horzOverflow="overflow" vert="horz" wrap="square" lIns="91440" tIns="45720" rIns="91440" bIns="45720" numCol="1" spcCol="0" rtlCol="0" fromWordArt="0" anchor="t" anchorCtr="0" forceAA="0" compatLnSpc="1">
+                        <a:prstTxWarp prst="textNoShape">
+                          <a:avLst/>
+                        </a:prstTxWarp>
+                        <a:noAutofit/>
+                      </wps:bodyPr>
+                    </wps:wsp>
+                  </a:graphicData>
+                </a:graphic>
+                <wp14:sizeRelV relativeFrom="margin">
+                  <wp14:pctHeight>0</wp14:pctHeight>
+                </wp14:sizeRelV>
+              </wp:anchor>
+            </w:drawing>
+          </mc:Choice>
+          <mc:Fallback>
+            <w:pict>
+              <v:shapetype w14:anchorId="581A3FAB" id="_x0000_t202" coordsize="21600,21600" o:spt="202" path="m,l,21600r21600,l21600,xe">
+                <v:stroke joinstyle="miter"/>
+                <v:path gradientshapeok="t" o:connecttype="rect"/>
+              </v:shapetype>
+              <v:shape id="Text Box 39" o:spid="_x0000_s1026" type="#_x0000_t202" style="position:absolute;margin-left:-54pt;margin-top:235.6pt;width:90.75pt;height:51.75pt;z-index:251676672;visibility:visible;mso-wrap-style:square;mso-height-percent:0;mso-wrap-distance-left:9pt;mso-wrap-distance-top:0;mso-wrap-distance-right:9pt;mso-wrap-distance-bottom:0;mso-position-horizontal:absolute;mso-position-horizontal-relative:text;mso-position-vertical:absolute;mso-position-vertical-relative:text;mso-height-percent:0;mso-height-relative:margin;v-text-anchor:top" o:gfxdata="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" fillcolor="white [3201]" strokeweight=".5pt">
+                <v:textbox>
+                  <w:txbxContent>
+                    <w:p>
+                      <w:pPr>
+                        <w:rPr>
+                          <w:lang w:val="en-US"/>
+                        </w:rPr>
+                      </w:pPr>
+                      <w:r>
+                        <w:rPr>
+                          <w:lang w:val="en-US"/>
+                        </w:rPr>
+                        <w:t>Editable Play</w:t>
+                      </w:r>
+                      <w:r>
+                        <w:rPr>
+                          <w:lang w:val="en-US"/>
+                        </w:rPr>
+                        <w:t xml:space="preserve"> Buffer</w:t>
+                      </w:r>
+                    </w:p>
+                  </w:txbxContent>
+                </v:textbox>
+              </v:shape>
+            </w:pict>
+          </mc:Fallback>
+        </mc:AlternateContent>
+      </w:r>
+      <w:r>
+        <w:rPr>
+          <w:noProof/>
+          <w:lang w:val="en-US"/>
+        </w:rPr>
+        <mc:AlternateContent>
+          <mc:Choice Requires="wps">
+            <w:drawing>
+              <wp:anchor distT="0" distB="0" distL="114300" distR="114300" simplePos="0" relativeHeight="251698176" behindDoc="0" locked="0" layoutInCell="1" allowOverlap="1" wp14:anchorId="77E4DE20" wp14:editId="7DEC0946">
                 <wp:simplePos x="0" y="0"/>
                 <wp:positionH relativeFrom="margin">
-                  <wp:posOffset>3305174</wp:posOffset>
+                  <wp:posOffset>4238625</wp:posOffset>
                 </wp:positionH>
                 <wp:positionV relativeFrom="paragraph">
-                  <wp:posOffset>647064</wp:posOffset>
+                  <wp:posOffset>2037715</wp:posOffset>
                 </wp:positionV>
-                <wp:extent cx="1447165" cy="647700"/>
-                <wp:effectExtent l="0" t="38100" r="57785" b="19050"/>
+                <wp:extent cx="502920" cy="569595"/>
+                <wp:effectExtent l="0" t="0" r="68580" b="59055"/>
                 <wp:wrapNone/>
-                <wp:docPr id="49" name="Straight Arrow Connector 49"/>
+                <wp:docPr id="51" name="Straight Arrow Connector 51"/>
                 <wp:cNvGraphicFramePr/>
                 <a:graphic xmlns:a="http://schemas.openxmlformats.org/drawingml/2006/main">
                   <a:graphicData uri="http://schemas.microsoft.com/office/word/2010/wordprocessingShape">
                     <wps:wsp>
                       <wps:cNvCnPr/>
                       <wps:spPr>
-                        <a:xfrm flipV="1">
+                        <a:xfrm>
                           <a:off x="0" y="0"/>
-                          <a:ext cx="1447165" cy="647700"/>
+                          <a:ext cx="502920" cy="569595"/>
                         </a:xfrm>
                         <a:prstGeom prst="straightConnector1">
                           <a:avLst/>
@@ -3373,7 +3444,7 @@
           </mc:Choice>
           <mc:Fallback>
             <w:pict>
-              <v:shape w14:anchorId="673AE1B2" id="Straight Arrow Connector 49" o:spid="_x0000_s1026" type="#_x0000_t32" style="position:absolute;margin-left:260.25pt;margin-top:50.95pt;width:113.95pt;height:51pt;flip:y;z-index:251694080;visibility:visible;mso-wrap-style:square;mso-width-percent:0;mso-height-percent:0;mso-wrap-distance-left:9pt;mso-wrap-distance-top:0;mso-wrap-distance-right:9pt;mso-wrap-distance-bottom:0;mso-position-horizontal:absolute;mso-position-horizontal-relative:margin;mso-position-vertical:absolute;mso-position-vertical-relative:text;mso-width-percent:0;mso-height-percent:0;mso-width-relative:margin;mso-height-relative:margin" o:gfxdata="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" strokecolor="#4472c4 [3204]" strokeweight=".5pt">
+              <v:shape w14:anchorId="30A9FED6" id="Straight Arrow Connector 51" o:spid="_x0000_s1026" type="#_x0000_t32" style="position:absolute;margin-left:333.75pt;margin-top:160.45pt;width:39.6pt;height:44.85pt;z-index:251698176;visibility:visible;mso-wrap-style:square;mso-width-percent:0;mso-height-percent:0;mso-wrap-distance-left:9pt;mso-wrap-distance-top:0;mso-wrap-distance-right:9pt;mso-wrap-distance-bottom:0;mso-position-horizontal:absolute;mso-position-horizontal-relative:margin;mso-position-vertical:absolute;mso-position-vertical-relative:text;mso-width-percent:0;mso-height-percent:0;mso-width-relative:margin;mso-height-relative:margin" o:gfxdata="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" strokecolor="#4472c4 [3204]" strokeweight=".5pt">
                 <v:stroke endarrow="block" joinstyle="miter"/>
                 <w10:wrap anchorx="margin"/>
               </v:shape>
@@ -3389,27 +3460,27 @@
         <mc:AlternateContent>
           <mc:Choice Requires="wps">
             <w:drawing>
-              <wp:anchor distT="0" distB="0" distL="114300" distR="114300" simplePos="0" relativeHeight="251675648" behindDoc="0" locked="0" layoutInCell="1" allowOverlap="1" wp14:anchorId="5EFB6B35" wp14:editId="108AE1A8">
+              <wp:anchor distT="0" distB="0" distL="114300" distR="114300" simplePos="0" relativeHeight="251696128" behindDoc="0" locked="0" layoutInCell="1" allowOverlap="1" wp14:anchorId="1ADB5E0A" wp14:editId="2E6C0BDD">
                 <wp:simplePos x="0" y="0"/>
-                <wp:positionH relativeFrom="column">
-                  <wp:posOffset>1162049</wp:posOffset>
+                <wp:positionH relativeFrom="margin">
+                  <wp:posOffset>4010025</wp:posOffset>
                 </wp:positionH>
                 <wp:positionV relativeFrom="paragraph">
-                  <wp:posOffset>3129280</wp:posOffset>
+                  <wp:posOffset>1342389</wp:posOffset>
                 </wp:positionV>
-                <wp:extent cx="1038225" cy="45719"/>
-                <wp:effectExtent l="19050" t="76200" r="28575" b="50165"/>
+                <wp:extent cx="776605" cy="161925"/>
+                <wp:effectExtent l="0" t="57150" r="4445" b="28575"/>
                 <wp:wrapNone/>
-                <wp:docPr id="37" name="Straight Arrow Connector 37"/>
+                <wp:docPr id="50" name="Straight Arrow Connector 50"/>
                 <wp:cNvGraphicFramePr/>
                 <a:graphic xmlns:a="http://schemas.openxmlformats.org/drawingml/2006/main">
                   <a:graphicData uri="http://schemas.microsoft.com/office/word/2010/wordprocessingShape">
                     <wps:wsp>
                       <wps:cNvCnPr/>
                       <wps:spPr>
-                        <a:xfrm flipH="1" flipV="1">
+                        <a:xfrm flipV="1">
                           <a:off x="0" y="0"/>
-                          <a:ext cx="1038225" cy="45719"/>
+                          <a:ext cx="776605" cy="161925"/>
                         </a:xfrm>
                         <a:prstGeom prst="straightConnector1">
                           <a:avLst/>
@@ -3447,8 +3518,9 @@
           </mc:Choice>
           <mc:Fallback>
             <w:pict>
-              <v:shape w14:anchorId="59B12237" id="Straight Arrow Connector 37" o:spid="_x0000_s1026" type="#_x0000_t32" style="position:absolute;margin-left:91.5pt;margin-top:246.4pt;width:81.75pt;height:3.6pt;flip:x y;z-index:251675648;visibility:visible;mso-wrap-style:square;mso-width-percent:0;mso-height-percent:0;mso-wrap-distance-left:9pt;mso-wrap-distance-top:0;mso-wrap-distance-right:9pt;mso-wrap-distance-bottom:0;mso-position-horizontal:absolute;mso-position-horizontal-relative:text;mso-position-vertical:absolute;mso-position-vertical-relative:text;mso-width-percent:0;mso-height-percent:0;mso-width-relative:margin;mso-height-relative:margin" o:gfxdata="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" strokecolor="#4472c4 [3204]" strokeweight=".5pt">
+              <v:shape w14:anchorId="5A99EA55" id="Straight Arrow Connector 50" o:spid="_x0000_s1026" type="#_x0000_t32" style="position:absolute;margin-left:315.75pt;margin-top:105.7pt;width:61.15pt;height:12.75pt;flip:y;z-index:251696128;visibility:visible;mso-wrap-style:square;mso-width-percent:0;mso-height-percent:0;mso-wrap-distance-left:9pt;mso-wrap-distance-top:0;mso-wrap-distance-right:9pt;mso-wrap-distance-bottom:0;mso-position-horizontal:absolute;mso-position-horizontal-relative:margin;mso-position-vertical:absolute;mso-position-vertical-relative:text;mso-width-percent:0;mso-height-percent:0;mso-width-relative:margin;mso-height-relative:margin" o:gfxdata="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" strokecolor="#4472c4 [3204]" strokeweight=".5pt">
                 <v:stroke endarrow="block" joinstyle="miter"/>
+                <w10:wrap anchorx="margin"/>
               </v:shape>
             </w:pict>
           </mc:Fallback>
@@ -3462,27 +3534,27 @@
         <mc:AlternateContent>
           <mc:Choice Requires="wps">
             <w:drawing>
-              <wp:anchor distT="0" distB="0" distL="114300" distR="114300" simplePos="0" relativeHeight="251678720" behindDoc="0" locked="0" layoutInCell="1" allowOverlap="1" wp14:anchorId="5A7D8A9A" wp14:editId="2F83EC40">
+              <wp:anchor distT="0" distB="0" distL="114300" distR="114300" simplePos="0" relativeHeight="251694080" behindDoc="0" locked="0" layoutInCell="1" allowOverlap="1" wp14:anchorId="0E4B9762" wp14:editId="04BDEB40">
                 <wp:simplePos x="0" y="0"/>
-                <wp:positionH relativeFrom="column">
-                  <wp:posOffset>981074</wp:posOffset>
+                <wp:positionH relativeFrom="margin">
+                  <wp:posOffset>3667125</wp:posOffset>
                 </wp:positionH>
                 <wp:positionV relativeFrom="paragraph">
-                  <wp:posOffset>2220595</wp:posOffset>
+                  <wp:posOffset>647065</wp:posOffset>
                 </wp:positionV>
-                <wp:extent cx="1123950" cy="45719"/>
-                <wp:effectExtent l="38100" t="38100" r="19050" b="88265"/>
+                <wp:extent cx="1085215" cy="523875"/>
+                <wp:effectExtent l="0" t="38100" r="57785" b="28575"/>
                 <wp:wrapNone/>
-                <wp:docPr id="40" name="Straight Arrow Connector 40"/>
+                <wp:docPr id="49" name="Straight Arrow Connector 49"/>
                 <wp:cNvGraphicFramePr/>
                 <a:graphic xmlns:a="http://schemas.openxmlformats.org/drawingml/2006/main">
                   <a:graphicData uri="http://schemas.microsoft.com/office/word/2010/wordprocessingShape">
                     <wps:wsp>
                       <wps:cNvCnPr/>
                       <wps:spPr>
-                        <a:xfrm flipH="1">
+                        <a:xfrm flipV="1">
                           <a:off x="0" y="0"/>
-                          <a:ext cx="1123950" cy="45719"/>
+                          <a:ext cx="1085215" cy="523875"/>
                         </a:xfrm>
                         <a:prstGeom prst="straightConnector1">
                           <a:avLst/>
@@ -3520,8 +3592,9 @@
           </mc:Choice>
           <mc:Fallback>
             <w:pict>
-              <v:shape w14:anchorId="28A73773" id="Straight Arrow Connector 40" o:spid="_x0000_s1026" type="#_x0000_t32" style="position:absolute;margin-left:77.25pt;margin-top:174.85pt;width:88.5pt;height:3.6pt;flip:x;z-index:251678720;visibility:visible;mso-wrap-style:square;mso-width-percent:0;mso-height-percent:0;mso-wrap-distance-left:9pt;mso-wrap-distance-top:0;mso-wrap-distance-right:9pt;mso-wrap-distance-bottom:0;mso-position-horizontal:absolute;mso-position-horizontal-relative:text;mso-position-vertical:absolute;mso-position-vertical-relative:text;mso-width-percent:0;mso-height-percent:0;mso-width-relative:margin;mso-height-relative:margin" o:gfxdata="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" strokecolor="#4472c4 [3204]" strokeweight=".5pt">
+              <v:shape w14:anchorId="6A87DE54" id="Straight Arrow Connector 49" o:spid="_x0000_s1026" type="#_x0000_t32" style="position:absolute;margin-left:288.75pt;margin-top:50.95pt;width:85.45pt;height:41.25pt;flip:y;z-index:251694080;visibility:visible;mso-wrap-style:square;mso-width-percent:0;mso-height-percent:0;mso-wrap-distance-left:9pt;mso-wrap-distance-top:0;mso-wrap-distance-right:9pt;mso-wrap-distance-bottom:0;mso-position-horizontal:absolute;mso-position-horizontal-relative:margin;mso-position-vertical:absolute;mso-position-vertical-relative:text;mso-width-percent:0;mso-height-percent:0;mso-width-relative:margin;mso-height-relative:margin" o:gfxdata="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" strokecolor="#4472c4 [3204]" strokeweight=".5pt">
                 <v:stroke endarrow="block" joinstyle="miter"/>
+                <w10:wrap anchorx="margin"/>
               </v:shape>
             </w:pict>
           </mc:Fallback>
@@ -3535,27 +3608,27 @@
         <mc:AlternateContent>
           <mc:Choice Requires="wps">
             <w:drawing>
-              <wp:anchor distT="0" distB="0" distL="114300" distR="114300" simplePos="0" relativeHeight="251681792" behindDoc="0" locked="0" layoutInCell="1" allowOverlap="1" wp14:anchorId="6D0554B5" wp14:editId="35AC7CFB">
+              <wp:anchor distT="0" distB="0" distL="114300" distR="114300" simplePos="0" relativeHeight="251678720" behindDoc="0" locked="0" layoutInCell="1" allowOverlap="1" wp14:anchorId="5A7D8A9A" wp14:editId="10358A38">
                 <wp:simplePos x="0" y="0"/>
                 <wp:positionH relativeFrom="column">
-                  <wp:posOffset>895349</wp:posOffset>
+                  <wp:posOffset>981075</wp:posOffset>
                 </wp:positionH>
                 <wp:positionV relativeFrom="paragraph">
-                  <wp:posOffset>1504315</wp:posOffset>
+                  <wp:posOffset>1599566</wp:posOffset>
                 </wp:positionV>
-                <wp:extent cx="1104900" cy="266700"/>
-                <wp:effectExtent l="38100" t="57150" r="19050" b="19050"/>
+                <wp:extent cx="781050" cy="664210"/>
+                <wp:effectExtent l="38100" t="0" r="19050" b="59690"/>
                 <wp:wrapNone/>
-                <wp:docPr id="42" name="Straight Arrow Connector 42"/>
+                <wp:docPr id="40" name="Straight Arrow Connector 40"/>
                 <wp:cNvGraphicFramePr/>
                 <a:graphic xmlns:a="http://schemas.openxmlformats.org/drawingml/2006/main">
                   <a:graphicData uri="http://schemas.microsoft.com/office/word/2010/wordprocessingShape">
                     <wps:wsp>
                       <wps:cNvCnPr/>
                       <wps:spPr>
-                        <a:xfrm flipH="1" flipV="1">
+                        <a:xfrm flipH="1">
                           <a:off x="0" y="0"/>
-                          <a:ext cx="1104900" cy="266700"/>
+                          <a:ext cx="781050" cy="664210"/>
                         </a:xfrm>
                         <a:prstGeom prst="straightConnector1">
                           <a:avLst/>
@@ -3593,7 +3666,7 @@
           </mc:Choice>
           <mc:Fallback>
             <w:pict>
-              <v:shape w14:anchorId="5F93DB5A" id="Straight Arrow Connector 42" o:spid="_x0000_s1026" type="#_x0000_t32" style="position:absolute;margin-left:70.5pt;margin-top:118.45pt;width:87pt;height:21pt;flip:x y;z-index:251681792;visibility:visible;mso-wrap-style:square;mso-width-percent:0;mso-height-percent:0;mso-wrap-distance-left:9pt;mso-wrap-distance-top:0;mso-wrap-distance-right:9pt;mso-wrap-distance-bottom:0;mso-position-horizontal:absolute;mso-position-horizontal-relative:text;mso-position-vertical:absolute;mso-position-vertical-relative:text;mso-width-percent:0;mso-height-percent:0;mso-width-relative:margin;mso-height-relative:margin" o:gfxdata="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" strokecolor="#4472c4 [3204]" strokeweight=".5pt">
+              <v:shape w14:anchorId="6BFA10F3" id="Straight Arrow Connector 40" o:spid="_x0000_s1026" type="#_x0000_t32" style="position:absolute;margin-left:77.25pt;margin-top:125.95pt;width:61.5pt;height:52.3pt;flip:x;z-index:251678720;visibility:visible;mso-wrap-style:square;mso-width-percent:0;mso-height-percent:0;mso-wrap-distance-left:9pt;mso-wrap-distance-top:0;mso-wrap-distance-right:9pt;mso-wrap-distance-bottom:0;mso-position-horizontal:absolute;mso-position-horizontal-relative:text;mso-position-vertical:absolute;mso-position-vertical-relative:text;mso-width-percent:0;mso-height-percent:0;mso-width-relative:margin;mso-height-relative:margin" o:gfxdata="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" strokecolor="#4472c4 [3204]" strokeweight=".5pt">
                 <v:stroke endarrow="block" joinstyle="miter"/>
               </v:shape>
             </w:pict>
@@ -3608,27 +3681,27 @@
         <mc:AlternateContent>
           <mc:Choice Requires="wps">
             <w:drawing>
-              <wp:anchor distT="0" distB="0" distL="114300" distR="114300" simplePos="0" relativeHeight="251684864" behindDoc="0" locked="0" layoutInCell="1" allowOverlap="1" wp14:anchorId="24A45FCA" wp14:editId="3E9542A2">
+              <wp:anchor distT="0" distB="0" distL="114300" distR="114300" simplePos="0" relativeHeight="251681792" behindDoc="0" locked="0" layoutInCell="1" allowOverlap="1" wp14:anchorId="6D0554B5" wp14:editId="0154D4E6">
                 <wp:simplePos x="0" y="0"/>
                 <wp:positionH relativeFrom="column">
-                  <wp:posOffset>952499</wp:posOffset>
+                  <wp:posOffset>895350</wp:posOffset>
                 </wp:positionH>
                 <wp:positionV relativeFrom="paragraph">
-                  <wp:posOffset>542289</wp:posOffset>
+                  <wp:posOffset>1170940</wp:posOffset>
                 </wp:positionV>
-                <wp:extent cx="1190625" cy="676275"/>
-                <wp:effectExtent l="38100" t="38100" r="28575" b="28575"/>
+                <wp:extent cx="828675" cy="333375"/>
+                <wp:effectExtent l="38100" t="0" r="28575" b="66675"/>
                 <wp:wrapNone/>
-                <wp:docPr id="44" name="Straight Arrow Connector 44"/>
+                <wp:docPr id="42" name="Straight Arrow Connector 42"/>
                 <wp:cNvGraphicFramePr/>
                 <a:graphic xmlns:a="http://schemas.openxmlformats.org/drawingml/2006/main">
                   <a:graphicData uri="http://schemas.microsoft.com/office/word/2010/wordprocessingShape">
                     <wps:wsp>
                       <wps:cNvCnPr/>
                       <wps:spPr>
-                        <a:xfrm flipH="1" flipV="1">
+                        <a:xfrm flipH="1">
                           <a:off x="0" y="0"/>
-                          <a:ext cx="1190625" cy="676275"/>
+                          <a:ext cx="828675" cy="333375"/>
                         </a:xfrm>
                         <a:prstGeom prst="straightConnector1">
                           <a:avLst/>
@@ -3666,7 +3739,80 @@
           </mc:Choice>
           <mc:Fallback>
             <w:pict>
-              <v:shape w14:anchorId="6D6D1D8A" id="Straight Arrow Connector 44" o:spid="_x0000_s1026" type="#_x0000_t32" style="position:absolute;margin-left:75pt;margin-top:42.7pt;width:93.75pt;height:53.25pt;flip:x y;z-index:251684864;visibility:visible;mso-wrap-style:square;mso-width-percent:0;mso-height-percent:0;mso-wrap-distance-left:9pt;mso-wrap-distance-top:0;mso-wrap-distance-right:9pt;mso-wrap-distance-bottom:0;mso-position-horizontal:absolute;mso-position-horizontal-relative:text;mso-position-vertical:absolute;mso-position-vertical-relative:text;mso-width-percent:0;mso-height-percent:0;mso-width-relative:margin;mso-height-relative:margin" o:gfxdata="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" strokecolor="#4472c4 [3204]" strokeweight=".5pt">
+              <v:shape w14:anchorId="6FDF5079" id="Straight Arrow Connector 42" o:spid="_x0000_s1026" type="#_x0000_t32" style="position:absolute;margin-left:70.5pt;margin-top:92.2pt;width:65.25pt;height:26.25pt;flip:x;z-index:251681792;visibility:visible;mso-wrap-style:square;mso-width-percent:0;mso-height-percent:0;mso-wrap-distance-left:9pt;mso-wrap-distance-top:0;mso-wrap-distance-right:9pt;mso-wrap-distance-bottom:0;mso-position-horizontal:absolute;mso-position-horizontal-relative:text;mso-position-vertical:absolute;mso-position-vertical-relative:text;mso-width-percent:0;mso-height-percent:0;mso-width-relative:margin;mso-height-relative:margin" o:gfxdata="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" strokecolor="#4472c4 [3204]" strokeweight=".5pt">
+                <v:stroke endarrow="block" joinstyle="miter"/>
+              </v:shape>
+            </w:pict>
+          </mc:Fallback>
+        </mc:AlternateContent>
+      </w:r>
+      <w:r>
+        <w:rPr>
+          <w:noProof/>
+          <w:lang w:val="en-US"/>
+        </w:rPr>
+        <mc:AlternateContent>
+          <mc:Choice Requires="wps">
+            <w:drawing>
+              <wp:anchor distT="0" distB="0" distL="114300" distR="114300" simplePos="0" relativeHeight="251684864" behindDoc="0" locked="0" layoutInCell="1" allowOverlap="1" wp14:anchorId="24A45FCA" wp14:editId="5E2DE736">
+                <wp:simplePos x="0" y="0"/>
+                <wp:positionH relativeFrom="column">
+                  <wp:posOffset>952500</wp:posOffset>
+                </wp:positionH>
+                <wp:positionV relativeFrom="paragraph">
+                  <wp:posOffset>542289</wp:posOffset>
+                </wp:positionV>
+                <wp:extent cx="781050" cy="200025"/>
+                <wp:effectExtent l="38100" t="57150" r="19050" b="28575"/>
+                <wp:wrapNone/>
+                <wp:docPr id="44" name="Straight Arrow Connector 44"/>
+                <wp:cNvGraphicFramePr/>
+                <a:graphic xmlns:a="http://schemas.openxmlformats.org/drawingml/2006/main">
+                  <a:graphicData uri="http://schemas.microsoft.com/office/word/2010/wordprocessingShape">
+                    <wps:wsp>
+                      <wps:cNvCnPr/>
+                      <wps:spPr>
+                        <a:xfrm flipH="1" flipV="1">
+                          <a:off x="0" y="0"/>
+                          <a:ext cx="781050" cy="200025"/>
+                        </a:xfrm>
+                        <a:prstGeom prst="straightConnector1">
+                          <a:avLst/>
+                        </a:prstGeom>
+                        <a:ln>
+                          <a:tailEnd type="triangle"/>
+                        </a:ln>
+                      </wps:spPr>
+                      <wps:style>
+                        <a:lnRef idx="1">
+                          <a:schemeClr val="accent1"/>
+                        </a:lnRef>
+                        <a:fillRef idx="0">
+                          <a:schemeClr val="accent1"/>
+                        </a:fillRef>
+                        <a:effectRef idx="0">
+                          <a:schemeClr val="accent1"/>
+                        </a:effectRef>
+                        <a:fontRef idx="minor">
+                          <a:schemeClr val="tx1"/>
+                        </a:fontRef>
+                      </wps:style>
+                      <wps:bodyPr/>
+                    </wps:wsp>
+                  </a:graphicData>
+                </a:graphic>
+                <wp14:sizeRelH relativeFrom="margin">
+                  <wp14:pctWidth>0</wp14:pctWidth>
+                </wp14:sizeRelH>
+                <wp14:sizeRelV relativeFrom="margin">
+                  <wp14:pctHeight>0</wp14:pctHeight>
+                </wp14:sizeRelV>
+              </wp:anchor>
+            </w:drawing>
+          </mc:Choice>
+          <mc:Fallback>
+            <w:pict>
+              <v:shape w14:anchorId="064F377F" id="Straight Arrow Connector 44" o:spid="_x0000_s1026" type="#_x0000_t32" style="position:absolute;margin-left:75pt;margin-top:42.7pt;width:61.5pt;height:15.75pt;flip:x y;z-index:251684864;visibility:visible;mso-wrap-style:square;mso-width-percent:0;mso-height-percent:0;mso-wrap-distance-left:9pt;mso-wrap-distance-top:0;mso-wrap-distance-right:9pt;mso-wrap-distance-bottom:0;mso-position-horizontal:absolute;mso-position-horizontal-relative:text;mso-position-vertical:absolute;mso-position-vertical-relative:text;mso-width-percent:0;mso-height-percent:0;mso-width-relative:margin;mso-height-relative:margin" o:gfxdata="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" strokecolor="#4472c4 [3204]" strokeweight=".5pt">
                 <v:stroke endarrow="block" joinstyle="miter"/>
               </v:shape>
             </w:pict>
@@ -3735,7 +3881,6 @@
                               </w:rPr>
                               <w:t xml:space="preserve"> a Vowel /With </w:t>
                             </w:r>
-                            <w:proofErr w:type="spellStart"/>
                             <w:r>
                               <w:rPr>
                                 <w:lang w:val="en-US"/>
@@ -3748,7 +3893,6 @@
                               </w:rPr>
                               <w:t>ogavaha</w:t>
                             </w:r>
-                            <w:proofErr w:type="spellEnd"/>
                             <w:r>
                               <w:rPr>
                                 <w:lang w:val="en-US"/>
@@ -3778,11 +3922,7 @@
           </mc:Choice>
           <mc:Fallback>
             <w:pict>
-              <v:shapetype w14:anchorId="1BB55B05" id="_x0000_t202" coordsize="21600,21600" o:spt="202" path="m,l,21600r21600,l21600,xe">
-                <v:stroke joinstyle="miter"/>
-                <v:path gradientshapeok="t" o:connecttype="rect"/>
-              </v:shapetype>
-              <v:shape id="Text Box 46" o:spid="_x0000_s1026" type="#_x0000_t202" style="position:absolute;margin-left:374.25pt;margin-top:3.15pt;width:115.5pt;height:62.25pt;z-index:251687936;visibility:visible;mso-wrap-style:square;mso-width-percent:0;mso-height-percent:0;mso-wrap-distance-left:9pt;mso-wrap-distance-top:0;mso-wrap-distance-right:9pt;mso-wrap-distance-bottom:0;mso-position-horizontal:absolute;mso-position-horizontal-relative:text;mso-position-vertical:absolute;mso-position-vertical-relative:text;mso-width-percent:0;mso-height-percent:0;mso-width-relative:margin;mso-height-relative:margin;v-text-anchor:top" o:gfxdata="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" fillcolor="white [3201]" strokeweight=".5pt">
+              <v:shape w14:anchorId="1BB55B05" id="Text Box 46" o:spid="_x0000_s1027" type="#_x0000_t202" style="position:absolute;margin-left:374.25pt;margin-top:3.15pt;width:115.5pt;height:62.25pt;z-index:251687936;visibility:visible;mso-wrap-style:square;mso-width-percent:0;mso-height-percent:0;mso-wrap-distance-left:9pt;mso-wrap-distance-top:0;mso-wrap-distance-right:9pt;mso-wrap-distance-bottom:0;mso-position-horizontal:absolute;mso-position-horizontal-relative:text;mso-position-vertical:absolute;mso-position-vertical-relative:text;mso-width-percent:0;mso-height-percent:0;mso-width-relative:margin;mso-height-relative:margin;v-text-anchor:top" o:gfxdata="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" fillcolor="white [3201]" strokeweight=".5pt">
                 <v:textbox>
                   <w:txbxContent>
                     <w:p>
@@ -3839,7 +3979,7 @@
         <mc:AlternateContent>
           <mc:Choice Requires="wps">
             <w:drawing>
-              <wp:anchor distT="0" distB="0" distL="114300" distR="114300" simplePos="0" relativeHeight="251679744" behindDoc="0" locked="0" layoutInCell="1" allowOverlap="1" wp14:anchorId="0248D09D" wp14:editId="1E992A6C">
+              <wp:anchor distT="0" distB="0" distL="114300" distR="114300" simplePos="0" relativeHeight="251679744" behindDoc="0" locked="0" layoutInCell="1" allowOverlap="1" wp14:anchorId="0248D09D" wp14:editId="277175C8">
                 <wp:simplePos x="0" y="0"/>
                 <wp:positionH relativeFrom="column">
                   <wp:posOffset>-657225</wp:posOffset>
@@ -3916,7 +4056,7 @@
           </mc:Choice>
           <mc:Fallback>
             <w:pict>
-              <v:shape w14:anchorId="0248D09D" id="Text Box 41" o:spid="_x0000_s1027" type="#_x0000_t202" style="position:absolute;margin-left:-51.75pt;margin-top:166.65pt;width:123.75pt;height:45pt;z-index:251679744;visibility:visible;mso-wrap-style:square;mso-width-percent:0;mso-height-percent:0;mso-wrap-distance-left:9pt;mso-wrap-distance-top:0;mso-wrap-distance-right:9pt;mso-wrap-distance-bottom:0;mso-position-horizontal:absolute;mso-position-horizontal-relative:text;mso-position-vertical:absolute;mso-position-vertical-relative:text;mso-width-percent:0;mso-height-percent:0;mso-width-relative:margin;mso-height-relative:margin;v-text-anchor:top" o:gfxdata="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" fillcolor="white [3201]" strokeweight=".5pt">
+              <v:shape w14:anchorId="0248D09D" id="Text Box 41" o:spid="_x0000_s1028" type="#_x0000_t202" style="position:absolute;margin-left:-51.75pt;margin-top:166.65pt;width:123.75pt;height:45pt;z-index:251679744;visibility:visible;mso-wrap-style:square;mso-width-percent:0;mso-height-percent:0;mso-wrap-distance-left:9pt;mso-wrap-distance-top:0;mso-wrap-distance-right:9pt;mso-wrap-distance-bottom:0;mso-position-horizontal:absolute;mso-position-horizontal-relative:text;mso-position-vertical:absolute;mso-position-vertical-relative:text;mso-width-percent:0;mso-height-percent:0;mso-width-relative:margin;mso-height-relative:margin;v-text-anchor:top" o:gfxdata="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" fillcolor="white [3201]" strokeweight=".5pt">
                 <v:textbox>
                   <w:txbxContent>
                     <w:p>
@@ -3936,117 +4076,6 @@
                           <w:lang w:val="en-US"/>
                         </w:rPr>
                         <w:t xml:space="preserve"> for the text in Play Buffer.</w:t>
-                      </w:r>
-                    </w:p>
-                  </w:txbxContent>
-                </v:textbox>
-              </v:shape>
-            </w:pict>
-          </mc:Fallback>
-        </mc:AlternateContent>
-      </w:r>
-      <w:r>
-        <w:rPr>
-          <w:noProof/>
-          <w:lang w:val="en-US"/>
-        </w:rPr>
-        <mc:AlternateContent>
-          <mc:Choice Requires="wps">
-            <w:drawing>
-              <wp:anchor distT="0" distB="0" distL="114300" distR="114300" simplePos="0" relativeHeight="251676672" behindDoc="0" locked="0" layoutInCell="1" allowOverlap="1" wp14:anchorId="581A3FAB" wp14:editId="39A4F07A">
-                <wp:simplePos x="0" y="0"/>
-                <wp:positionH relativeFrom="column">
-                  <wp:posOffset>-57150</wp:posOffset>
-                </wp:positionH>
-                <wp:positionV relativeFrom="paragraph">
-                  <wp:posOffset>3011804</wp:posOffset>
-                </wp:positionV>
-                <wp:extent cx="1152525" cy="657225"/>
-                <wp:effectExtent l="0" t="0" r="28575" b="28575"/>
-                <wp:wrapNone/>
-                <wp:docPr id="39" name="Text Box 39"/>
-                <wp:cNvGraphicFramePr/>
-                <a:graphic xmlns:a="http://schemas.openxmlformats.org/drawingml/2006/main">
-                  <a:graphicData uri="http://schemas.microsoft.com/office/word/2010/wordprocessingShape">
-                    <wps:wsp>
-                      <wps:cNvSpPr txBox="1"/>
-                      <wps:spPr>
-                        <a:xfrm>
-                          <a:off x="0" y="0"/>
-                          <a:ext cx="1152525" cy="657225"/>
-                        </a:xfrm>
-                        <a:prstGeom prst="rect">
-                          <a:avLst/>
-                        </a:prstGeom>
-                        <a:solidFill>
-                          <a:schemeClr val="lt1"/>
-                        </a:solidFill>
-                        <a:ln w="6350">
-                          <a:solidFill>
-                            <a:prstClr val="black"/>
-                          </a:solidFill>
-                        </a:ln>
-                      </wps:spPr>
-                      <wps:txbx>
-                        <w:txbxContent>
-                          <w:p>
-                            <w:pPr>
-                              <w:rPr>
-                                <w:lang w:val="en-US"/>
-                              </w:rPr>
-                            </w:pPr>
-                            <w:r>
-                              <w:rPr>
-                                <w:lang w:val="en-US"/>
-                              </w:rPr>
-                              <w:t>Editable Play</w:t>
-                            </w:r>
-                            <w:r>
-                              <w:rPr>
-                                <w:lang w:val="en-US"/>
-                              </w:rPr>
-                              <w:t xml:space="preserve"> Buffer</w:t>
-                            </w:r>
-                          </w:p>
-                        </w:txbxContent>
-                      </wps:txbx>
-                      <wps:bodyPr rot="0" spcFirstLastPara="0" vertOverflow="overflow" horzOverflow="overflow" vert="horz" wrap="square" lIns="91440" tIns="45720" rIns="91440" bIns="45720" numCol="1" spcCol="0" rtlCol="0" fromWordArt="0" anchor="t" anchorCtr="0" forceAA="0" compatLnSpc="1">
-                        <a:prstTxWarp prst="textNoShape">
-                          <a:avLst/>
-                        </a:prstTxWarp>
-                        <a:noAutofit/>
-                      </wps:bodyPr>
-                    </wps:wsp>
-                  </a:graphicData>
-                </a:graphic>
-                <wp14:sizeRelV relativeFrom="margin">
-                  <wp14:pctHeight>0</wp14:pctHeight>
-                </wp14:sizeRelV>
-              </wp:anchor>
-            </w:drawing>
-          </mc:Choice>
-          <mc:Fallback>
-            <w:pict>
-              <v:shape w14:anchorId="581A3FAB" id="Text Box 39" o:spid="_x0000_s1028" type="#_x0000_t202" style="position:absolute;margin-left:-4.5pt;margin-top:237.15pt;width:90.75pt;height:51.75pt;z-index:251676672;visibility:visible;mso-wrap-style:square;mso-height-percent:0;mso-wrap-distance-left:9pt;mso-wrap-distance-top:0;mso-wrap-distance-right:9pt;mso-wrap-distance-bottom:0;mso-position-horizontal:absolute;mso-position-horizontal-relative:text;mso-position-vertical:absolute;mso-position-vertical-relative:text;mso-height-percent:0;mso-height-relative:margin;v-text-anchor:top" o:gfxdata="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" fillcolor="white [3201]" strokeweight=".5pt">
-                <v:textbox>
-                  <w:txbxContent>
-                    <w:p>
-                      <w:pPr>
-                        <w:rPr>
-                          <w:lang w:val="en-US"/>
-                        </w:rPr>
-                      </w:pPr>
-                      <w:r>
-                        <w:rPr>
-                          <w:lang w:val="en-US"/>
-                        </w:rPr>
-                        <w:t>Editable Play</w:t>
-                      </w:r>
-                      <w:r>
-                        <w:rPr>
-                          <w:lang w:val="en-US"/>
-                        </w:rPr>
-                        <w:t xml:space="preserve"> Buffer</w:t>
                       </w:r>
                     </w:p>
                   </w:txbxContent>
@@ -4232,19 +4261,12 @@
                               </w:rPr>
                               <w:t xml:space="preserve">a </w:t>
                             </w:r>
-                            <w:proofErr w:type="spellStart"/>
+                            <w:proofErr w:type="gramStart"/>
                             <w:r>
                               <w:rPr>
                                 <w:lang w:val="en-US"/>
                               </w:rPr>
-                              <w:t>Ottakshara</w:t>
-                            </w:r>
-                            <w:proofErr w:type="spellEnd"/>
-                            <w:r>
-                              <w:rPr>
-                                <w:lang w:val="en-US"/>
-                              </w:rPr>
-                              <w:t xml:space="preserve">, </w:t>
+                              <w:t xml:space="preserve">Ottakshara, </w:t>
                             </w:r>
                             <w:r>
                               <w:rPr>
@@ -4252,14 +4274,13 @@
                               </w:rPr>
                               <w:t xml:space="preserve"> </w:t>
                             </w:r>
-                            <w:proofErr w:type="spellStart"/>
                             <w:r>
                               <w:rPr>
                                 <w:lang w:val="en-US"/>
                               </w:rPr>
                               <w:t>Arkaottu</w:t>
                             </w:r>
-                            <w:proofErr w:type="spellEnd"/>
+                            <w:proofErr w:type="gramEnd"/>
                             <w:r>
                               <w:rPr>
                                 <w:lang w:val="en-US"/>
@@ -4284,33 +4305,17 @@
                               </w:rPr>
                               <w:t>+</w:t>
                             </w:r>
-                            <w:proofErr w:type="spellStart"/>
                             <w:r>
                               <w:rPr>
                                 <w:lang w:val="en-US"/>
                               </w:rPr>
                               <w:t>Ayogavaha</w:t>
                             </w:r>
-                            <w:proofErr w:type="spellEnd"/>
                             <w:r>
                               <w:rPr>
                                 <w:lang w:val="en-US"/>
                               </w:rPr>
-                              <w:t xml:space="preserve"> and </w:t>
-                            </w:r>
-                            <w:proofErr w:type="spellStart"/>
-                            <w:r>
-                              <w:rPr>
-                                <w:lang w:val="en-US"/>
-                              </w:rPr>
-                              <w:t>Halant</w:t>
-                            </w:r>
-                            <w:proofErr w:type="spellEnd"/>
-                            <w:r>
-                              <w:rPr>
-                                <w:lang w:val="en-US"/>
-                              </w:rPr>
-                              <w:t xml:space="preserve"> </w:t>
+                              <w:t xml:space="preserve"> and Halant </w:t>
                             </w:r>
                             <w:r>
                               <w:rPr>
@@ -4376,6 +4381,7 @@
                         <w:t xml:space="preserve">a </w:t>
                       </w:r>
                       <w:proofErr w:type="spellStart"/>
+                      <w:proofErr w:type="gramStart"/>
                       <w:r>
                         <w:rPr>
                           <w:lang w:val="en-US"/>
@@ -4403,6 +4409,7 @@
                         <w:t>Arkaottu</w:t>
                       </w:r>
                       <w:proofErr w:type="spellEnd"/>
+                      <w:proofErr w:type="gramEnd"/>
                       <w:r>
                         <w:rPr>
                           <w:lang w:val="en-US"/>
@@ -4556,14 +4563,12 @@
                               </w:rPr>
                               <w:t xml:space="preserve"> </w:t>
                             </w:r>
-                            <w:proofErr w:type="spellStart"/>
                             <w:r>
                               <w:rPr>
                                 <w:lang w:val="en-US"/>
                               </w:rPr>
                               <w:t>Kagunita</w:t>
                             </w:r>
-                            <w:proofErr w:type="spellEnd"/>
                             <w:r>
                               <w:rPr>
                                 <w:lang w:val="en-US"/>
@@ -4582,7 +4587,6 @@
                               </w:rPr>
                               <w:t>+</w:t>
                             </w:r>
-                            <w:proofErr w:type="spellStart"/>
                             <w:r>
                               <w:rPr>
                                 <w:lang w:val="en-US"/>
@@ -4593,14 +4597,7 @@
                               <w:rPr>
                                 <w:lang w:val="en-US"/>
                               </w:rPr>
-                              <w:t>ogavaha</w:t>
-                            </w:r>
-                            <w:proofErr w:type="spellEnd"/>
-                            <w:r>
-                              <w:rPr>
-                                <w:lang w:val="en-US"/>
-                              </w:rPr>
-                              <w:t xml:space="preserve"> </w:t>
+                              <w:t xml:space="preserve">ogavaha </w:t>
                             </w:r>
                             <w:r>
                               <w:rPr>
@@ -4608,7 +4605,6 @@
                               </w:rPr>
                               <w:t>/+</w:t>
                             </w:r>
-                            <w:proofErr w:type="spellStart"/>
                             <w:r>
                               <w:rPr>
                                 <w:lang w:val="en-US"/>
@@ -4621,7 +4617,6 @@
                               </w:rPr>
                               <w:t>alant</w:t>
                             </w:r>
-                            <w:proofErr w:type="spellEnd"/>
                             <w:r>
                               <w:rPr>
                                 <w:lang w:val="en-US"/>
@@ -4893,7 +4888,7 @@
         <w:rPr>
           <w:lang w:val="en-US"/>
         </w:rPr>
-        <w:t xml:space="preserve">                                                       </w:t>
+        <w:t xml:space="preserve">                                             </w:t>
       </w:r>
       <w:r>
         <w:rPr>
@@ -4901,9 +4896,9 @@
           <w:lang w:val="en-US"/>
         </w:rPr>
         <w:drawing>
-          <wp:inline distT="0" distB="0" distL="0" distR="0" wp14:anchorId="512529ED" wp14:editId="19C64962">
-            <wp:extent cx="2762636" cy="3791479"/>
-            <wp:effectExtent l="0" t="0" r="0" b="0"/>
+          <wp:inline distT="0" distB="0" distL="0" distR="0" wp14:anchorId="14EE4FEC" wp14:editId="157CD3E0">
+            <wp:extent cx="3096057" cy="3124636"/>
+            <wp:effectExtent l="0" t="0" r="9525" b="0"/>
             <wp:docPr id="1" name="Picture 1"/>
             <wp:cNvGraphicFramePr>
               <a:graphicFrameLocks xmlns:a="http://schemas.openxmlformats.org/drawingml/2006/main" noChangeAspect="1"/>
@@ -4924,7 +4919,7 @@
                   <pic:spPr>
                     <a:xfrm>
                       <a:off x="0" y="0"/>
-                      <a:ext cx="2762636" cy="3791479"/>
+                      <a:ext cx="3096057" cy="3124636"/>
                     </a:xfrm>
                     <a:prstGeom prst="rect">
                       <a:avLst/>
@@ -4936,844 +4931,11 @@
           </wp:inline>
         </w:drawing>
       </w:r>
-    </w:p>
-    <w:p>
-      <w:pPr>
-        <w:rPr>
-          <w:lang w:val="en-US"/>
-        </w:rPr>
-      </w:pPr>
-    </w:p>
-    <w:p>
-      <w:pPr>
-        <w:pStyle w:val="Heading2"/>
-      </w:pPr>
-      <w:r>
-        <w:t>Grammar Rules</w:t>
-      </w:r>
-    </w:p>
-    <w:p>
-      <w:pPr>
-        <w:rPr>
-          <w:rFonts w:cs="Mangal"/>
-          <w:lang w:val="en-US" w:bidi="hi-IN"/>
-        </w:rPr>
-      </w:pPr>
-      <w:r>
-        <w:rPr>
-          <w:lang w:val="en-US"/>
-        </w:rPr>
-        <w:t>For Vowels, Vowels</w:t>
-      </w:r>
-      <w:r>
-        <w:rPr>
-          <w:lang w:val="en-US"/>
-        </w:rPr>
-        <w:t xml:space="preserve"> (</w:t>
-      </w:r>
-      <w:r>
-        <w:rPr>
-          <w:rFonts w:ascii="Segoe UI Emoji" w:hAnsi="Segoe UI Emoji" w:cs="Segoe UI Emoji" w:hint="cs"/>
-          <w:cs/>
-          <w:lang w:val="en-US" w:bidi="hi-IN"/>
-        </w:rPr>
-        <w:t>🔵</w:t>
-      </w:r>
-      <w:r>
-        <w:rPr>
-          <w:lang w:val="en-US"/>
-        </w:rPr>
-        <w:t>)</w:t>
-      </w:r>
-      <w:r>
-        <w:rPr>
-          <w:lang w:val="en-US"/>
-        </w:rPr>
-        <w:t xml:space="preserve"> and</w:t>
-      </w:r>
-      <w:r>
-        <w:rPr>
-          <w:lang w:val="en-US"/>
-        </w:rPr>
-        <w:t xml:space="preserve"> </w:t>
-      </w:r>
-      <w:proofErr w:type="spellStart"/>
-      <w:r>
-        <w:rPr>
-          <w:lang w:val="en-US"/>
-        </w:rPr>
-        <w:t>Y</w:t>
-      </w:r>
-      <w:r>
-        <w:rPr>
-          <w:lang w:val="en-US"/>
-        </w:rPr>
-        <w:t>ogavaha</w:t>
-      </w:r>
-      <w:proofErr w:type="spellEnd"/>
-      <w:r>
-        <w:rPr>
-          <w:lang w:val="en-US"/>
-        </w:rPr>
-        <w:t xml:space="preserve"> (</w:t>
-      </w:r>
-      <w:r>
-        <w:rPr>
-          <w:rFonts w:ascii="Segoe UI Emoji" w:hAnsi="Segoe UI Emoji" w:cs="Segoe UI Emoji" w:hint="cs"/>
-          <w:cs/>
-          <w:lang w:val="en-US" w:bidi="hi-IN"/>
-        </w:rPr>
-        <w:t>🟤</w:t>
-      </w:r>
-      <w:r>
-        <w:rPr>
-          <w:lang w:val="en-US"/>
-        </w:rPr>
-        <w:t>)</w:t>
-      </w:r>
-      <w:r>
-        <w:rPr>
-          <w:lang w:val="en-US"/>
-        </w:rPr>
-        <w:t xml:space="preserve"> are allowed. Examples, </w:t>
-      </w:r>
-      <w:r>
-        <w:rPr>
-          <w:rFonts w:cs="Tunga"/>
-          <w:cs/>
-          <w:lang w:val="en-US" w:bidi="kn-IN"/>
-        </w:rPr>
-        <w:t>ಏ</w:t>
-      </w:r>
-      <w:r>
-        <w:rPr>
-          <w:rFonts w:cs="Tunga"/>
-          <w:lang w:val="en-US" w:bidi="kn-IN"/>
-        </w:rPr>
-        <w:t>,</w:t>
-      </w:r>
-      <w:r>
-        <w:rPr>
-          <w:rFonts w:cs="Tunga"/>
-          <w:cs/>
-          <w:lang w:bidi="kn-IN"/>
-        </w:rPr>
-        <w:t xml:space="preserve"> </w:t>
-      </w:r>
-      <w:r>
-        <w:rPr>
-          <w:rFonts w:cs="Tunga"/>
-          <w:cs/>
-          <w:lang w:val="en-US" w:bidi="kn-IN"/>
-        </w:rPr>
-        <w:t>ಉಂ</w:t>
-      </w:r>
-    </w:p>
-    <w:p>
-      <w:pPr>
-        <w:rPr>
-          <w:rFonts w:cs="Tunga"/>
-          <w:lang w:val="en-US" w:bidi="kn-IN"/>
-        </w:rPr>
-      </w:pPr>
-      <w:r>
-        <w:rPr>
-          <w:lang w:val="en-US"/>
-        </w:rPr>
-        <w:t xml:space="preserve">For Consonants, </w:t>
-      </w:r>
-      <w:r>
-        <w:rPr>
-          <w:lang w:val="en-US"/>
-        </w:rPr>
-        <w:t>Consonants (</w:t>
-      </w:r>
-      <w:r>
-        <w:rPr>
-          <w:rFonts w:ascii="Segoe UI Emoji" w:hAnsi="Segoe UI Emoji" w:cs="Segoe UI Emoji" w:hint="cs"/>
-          <w:cs/>
-          <w:lang w:val="en-US" w:bidi="hi-IN"/>
-        </w:rPr>
-        <w:t>🟣</w:t>
-      </w:r>
-      <w:r>
-        <w:rPr>
-          <w:lang w:val="en-US"/>
-        </w:rPr>
-        <w:t xml:space="preserve">), </w:t>
-      </w:r>
-      <w:proofErr w:type="spellStart"/>
-      <w:r>
-        <w:rPr>
-          <w:lang w:val="en-US"/>
-        </w:rPr>
-        <w:t>Kagunita</w:t>
-      </w:r>
-      <w:proofErr w:type="spellEnd"/>
-      <w:r>
-        <w:rPr>
-          <w:lang w:val="en-US"/>
-        </w:rPr>
-        <w:t xml:space="preserve"> (</w:t>
-      </w:r>
-      <w:r>
-        <w:rPr>
-          <w:rFonts w:ascii="Segoe UI Emoji" w:hAnsi="Segoe UI Emoji" w:cs="Segoe UI Emoji" w:hint="cs"/>
-          <w:cs/>
-          <w:lang w:val="en-US" w:bidi="hi-IN"/>
-        </w:rPr>
-        <w:t>🔴</w:t>
-      </w:r>
-      <w:r>
-        <w:rPr>
-          <w:lang w:val="en-US"/>
-        </w:rPr>
-        <w:t xml:space="preserve">), </w:t>
-      </w:r>
-      <w:proofErr w:type="spellStart"/>
-      <w:r>
-        <w:rPr>
-          <w:lang w:val="en-US"/>
-        </w:rPr>
-        <w:t>Halant</w:t>
-      </w:r>
-      <w:proofErr w:type="spellEnd"/>
-      <w:r>
-        <w:rPr>
-          <w:lang w:val="en-US"/>
-        </w:rPr>
-        <w:t xml:space="preserve"> (</w:t>
-      </w:r>
-      <w:r>
-        <w:rPr>
-          <w:rFonts w:ascii="Segoe UI Emoji" w:hAnsi="Segoe UI Emoji" w:cs="Segoe UI Emoji" w:hint="cs"/>
-          <w:cs/>
-          <w:lang w:val="en-US" w:bidi="hi-IN"/>
-        </w:rPr>
-        <w:t>⚫</w:t>
-      </w:r>
-      <w:r>
-        <w:rPr>
-          <w:lang w:val="en-US"/>
-        </w:rPr>
-        <w:t xml:space="preserve">), </w:t>
-      </w:r>
-      <w:proofErr w:type="spellStart"/>
-      <w:r>
-        <w:rPr>
-          <w:lang w:val="en-US"/>
-        </w:rPr>
-        <w:t>Y</w:t>
-      </w:r>
-      <w:r>
-        <w:rPr>
-          <w:lang w:val="en-US"/>
-        </w:rPr>
-        <w:t>ogavaha</w:t>
-      </w:r>
-      <w:proofErr w:type="spellEnd"/>
-      <w:r>
-        <w:rPr>
-          <w:lang w:val="en-US"/>
-        </w:rPr>
-        <w:t xml:space="preserve"> (</w:t>
-      </w:r>
-      <w:r>
-        <w:rPr>
-          <w:rFonts w:ascii="Segoe UI Emoji" w:hAnsi="Segoe UI Emoji" w:cs="Segoe UI Emoji" w:hint="cs"/>
-          <w:cs/>
-          <w:lang w:val="en-US" w:bidi="hi-IN"/>
-        </w:rPr>
-        <w:t>🟤</w:t>
-      </w:r>
-      <w:r>
-        <w:rPr>
-          <w:lang w:val="en-US"/>
-        </w:rPr>
-        <w:t>)</w:t>
-      </w:r>
-      <w:r>
-        <w:rPr>
-          <w:lang w:val="en-US"/>
-        </w:rPr>
-        <w:t xml:space="preserve"> are allowed. Examples, </w:t>
-      </w:r>
-      <w:r>
-        <w:rPr>
-          <w:rFonts w:cs="Tunga"/>
-          <w:cs/>
-          <w:lang w:val="en-US" w:bidi="kn-IN"/>
-        </w:rPr>
-        <w:t>ರಾಮಶಂಕರ್</w:t>
-      </w:r>
-    </w:p>
-    <w:p>
-      <w:pPr>
-        <w:rPr>
-          <w:rFonts w:cs="Mangal"/>
-          <w:lang w:val="en-US" w:bidi="hi-IN"/>
-        </w:rPr>
-      </w:pPr>
-      <w:r>
-        <w:rPr>
-          <w:lang w:val="en-US"/>
-        </w:rPr>
-        <w:t xml:space="preserve">For </w:t>
-      </w:r>
-      <w:proofErr w:type="spellStart"/>
-      <w:r>
-        <w:rPr>
-          <w:lang w:val="en-US"/>
-        </w:rPr>
-        <w:t>Samyuktakshars</w:t>
-      </w:r>
-      <w:proofErr w:type="spellEnd"/>
-      <w:r>
-        <w:rPr>
-          <w:lang w:val="en-US"/>
-        </w:rPr>
-        <w:t xml:space="preserve">, </w:t>
-      </w:r>
-      <w:r>
-        <w:rPr>
-          <w:lang w:val="en-US"/>
-        </w:rPr>
-        <w:t>Ardha</w:t>
-      </w:r>
-      <w:r>
-        <w:rPr>
-          <w:lang w:val="en-US"/>
-        </w:rPr>
-        <w:t xml:space="preserve"> </w:t>
-      </w:r>
-      <w:proofErr w:type="spellStart"/>
-      <w:r>
-        <w:rPr>
-          <w:lang w:val="en-US"/>
-        </w:rPr>
-        <w:t>vyanjan</w:t>
-      </w:r>
-      <w:r>
-        <w:rPr>
-          <w:lang w:val="en-US"/>
-        </w:rPr>
-        <w:t>s</w:t>
-      </w:r>
-      <w:proofErr w:type="spellEnd"/>
-      <w:r>
-        <w:rPr>
-          <w:lang w:val="en-US"/>
-        </w:rPr>
-        <w:t xml:space="preserve"> (</w:t>
-      </w:r>
-      <w:r>
-        <w:rPr>
-          <w:rFonts w:ascii="Segoe UI Emoji" w:hAnsi="Segoe UI Emoji" w:cs="Segoe UI Emoji" w:hint="cs"/>
-          <w:cs/>
-          <w:lang w:val="en-US" w:bidi="hi-IN"/>
-        </w:rPr>
-        <w:t>🟢</w:t>
-      </w:r>
-      <w:r>
-        <w:rPr>
-          <w:lang w:val="en-US"/>
-        </w:rPr>
-        <w:t xml:space="preserve">), </w:t>
-      </w:r>
-      <w:r>
-        <w:rPr>
-          <w:lang w:val="en-US"/>
-        </w:rPr>
-        <w:t>Consonants</w:t>
-      </w:r>
-      <w:r>
-        <w:rPr>
-          <w:lang w:val="en-US"/>
-        </w:rPr>
-        <w:t>(</w:t>
-      </w:r>
-      <w:r>
-        <w:rPr>
-          <w:rFonts w:ascii="Segoe UI Emoji" w:hAnsi="Segoe UI Emoji" w:cs="Segoe UI Emoji" w:hint="cs"/>
-          <w:cs/>
-          <w:lang w:val="en-US" w:bidi="hi-IN"/>
-        </w:rPr>
-        <w:t>🟣</w:t>
-      </w:r>
-      <w:r>
-        <w:rPr>
-          <w:lang w:val="en-US"/>
-        </w:rPr>
-        <w:t>)</w:t>
-      </w:r>
-      <w:r>
-        <w:rPr>
-          <w:lang w:val="en-US"/>
-        </w:rPr>
-        <w:t xml:space="preserve">, </w:t>
-      </w:r>
-      <w:proofErr w:type="spellStart"/>
-      <w:r>
-        <w:rPr>
-          <w:lang w:val="en-US"/>
-        </w:rPr>
-        <w:t>Ayogavaha</w:t>
-      </w:r>
-      <w:proofErr w:type="spellEnd"/>
-      <w:r>
-        <w:rPr>
-          <w:lang w:val="en-US"/>
-        </w:rPr>
-        <w:t xml:space="preserve"> (</w:t>
-      </w:r>
-      <w:r>
-        <w:rPr>
-          <w:rFonts w:ascii="Segoe UI Emoji" w:hAnsi="Segoe UI Emoji" w:cs="Segoe UI Emoji" w:hint="cs"/>
-          <w:cs/>
-          <w:lang w:val="en-US" w:bidi="hi-IN"/>
-        </w:rPr>
-        <w:t>🟤</w:t>
-      </w:r>
-      <w:r>
-        <w:rPr>
-          <w:lang w:val="en-US"/>
-        </w:rPr>
-        <w:t>)</w:t>
-      </w:r>
-      <w:r>
-        <w:rPr>
-          <w:lang w:val="en-US"/>
-        </w:rPr>
-        <w:t xml:space="preserve">, </w:t>
-      </w:r>
-      <w:proofErr w:type="spellStart"/>
-      <w:r>
-        <w:rPr>
-          <w:lang w:val="en-US"/>
-        </w:rPr>
-        <w:t>Halant</w:t>
-      </w:r>
-      <w:proofErr w:type="spellEnd"/>
-      <w:r>
-        <w:rPr>
-          <w:lang w:val="en-US"/>
-        </w:rPr>
-        <w:t xml:space="preserve"> (</w:t>
-      </w:r>
-      <w:r>
-        <w:rPr>
-          <w:rFonts w:ascii="Segoe UI Emoji" w:hAnsi="Segoe UI Emoji" w:cs="Segoe UI Emoji" w:hint="cs"/>
-          <w:cs/>
-          <w:lang w:val="en-US" w:bidi="hi-IN"/>
-        </w:rPr>
-        <w:t>⚫</w:t>
-      </w:r>
-      <w:r>
-        <w:rPr>
-          <w:lang w:val="en-US"/>
-        </w:rPr>
-        <w:t xml:space="preserve">), </w:t>
-      </w:r>
-      <w:proofErr w:type="spellStart"/>
-      <w:r>
-        <w:rPr>
-          <w:lang w:val="en-US"/>
-        </w:rPr>
-        <w:t>Arkaottu</w:t>
-      </w:r>
-      <w:proofErr w:type="spellEnd"/>
-      <w:r>
-        <w:rPr>
-          <w:lang w:val="en-US"/>
-        </w:rPr>
-        <w:t xml:space="preserve"> (</w:t>
-      </w:r>
-      <w:r>
-        <w:rPr>
-          <w:rFonts w:ascii="Segoe UI Emoji" w:hAnsi="Segoe UI Emoji" w:cs="Segoe UI Emoji"/>
-          <w:lang w:val="en-US"/>
-        </w:rPr>
-        <w:t>🟠</w:t>
-      </w:r>
-      <w:r>
-        <w:rPr>
-          <w:lang w:val="en-US"/>
-        </w:rPr>
-        <w:t xml:space="preserve">) </w:t>
-      </w:r>
-      <w:r>
-        <w:rPr>
-          <w:lang w:val="en-US"/>
-        </w:rPr>
-        <w:t xml:space="preserve">and </w:t>
-      </w:r>
-      <w:proofErr w:type="spellStart"/>
-      <w:r>
-        <w:rPr>
-          <w:lang w:val="en-US"/>
-        </w:rPr>
-        <w:t>Kagunita</w:t>
-      </w:r>
-      <w:proofErr w:type="spellEnd"/>
-      <w:r>
-        <w:rPr>
-          <w:lang w:val="en-US"/>
-        </w:rPr>
-        <w:t xml:space="preserve"> (</w:t>
-      </w:r>
-      <w:r>
-        <w:rPr>
-          <w:rFonts w:ascii="Segoe UI Emoji" w:hAnsi="Segoe UI Emoji" w:cs="Segoe UI Emoji" w:hint="cs"/>
-          <w:cs/>
-          <w:lang w:val="en-US" w:bidi="hi-IN"/>
-        </w:rPr>
-        <w:t>🔴</w:t>
-      </w:r>
-      <w:r>
-        <w:rPr>
-          <w:lang w:val="en-US"/>
-        </w:rPr>
-        <w:t xml:space="preserve">) </w:t>
-      </w:r>
-      <w:r>
-        <w:rPr>
-          <w:lang w:val="en-US"/>
-        </w:rPr>
-        <w:t xml:space="preserve"> are allowed. Examples, </w:t>
-      </w:r>
-      <w:r>
-        <w:rPr>
-          <w:rFonts w:cs="Tunga"/>
-          <w:cs/>
-          <w:lang w:val="en-US" w:bidi="kn-IN"/>
-        </w:rPr>
-        <w:t>ಸೂರ್ಯಃ</w:t>
-      </w:r>
-      <w:r>
-        <w:rPr>
-          <w:rFonts w:cs="Tunga"/>
-          <w:lang w:val="en-US" w:bidi="kn-IN"/>
-        </w:rPr>
-        <w:t xml:space="preserve">  </w:t>
-      </w:r>
-    </w:p>
-    <w:p>
-      <w:pPr>
-        <w:rPr>
-          <w:rFonts w:cs="Mangal"/>
-          <w:lang w:val="en-US" w:bidi="hi-IN"/>
-        </w:rPr>
-      </w:pPr>
-      <w:r>
-        <w:rPr>
-          <w:rFonts w:cs="Mangal"/>
-          <w:lang w:val="en-US" w:bidi="hi-IN"/>
-        </w:rPr>
-        <w:t>The player is editable, so you can separate letters by putting comma. This will slow down the playback.</w:t>
-      </w:r>
-    </w:p>
-    <w:p>
-      <w:pPr>
-        <w:rPr>
-          <w:rFonts w:cs="Mangal"/>
-          <w:lang w:val="en-US" w:bidi="hi-IN"/>
-        </w:rPr>
-      </w:pPr>
-      <w:r>
-        <w:rPr>
-          <w:rFonts w:cs="Mangal"/>
-          <w:lang w:val="en-US" w:bidi="hi-IN"/>
-        </w:rPr>
-        <w:t xml:space="preserve">For e.g., </w:t>
-      </w:r>
-      <w:r>
-        <w:rPr>
-          <w:rFonts w:cs="Tunga"/>
-          <w:cs/>
-          <w:lang w:val="en-US" w:bidi="kn-IN"/>
-        </w:rPr>
-        <w:t>ಕ</w:t>
-      </w:r>
-      <w:r>
-        <w:rPr>
-          <w:rFonts w:cs="Mangal"/>
-          <w:lang w:val="en-US" w:bidi="hi-IN"/>
-        </w:rPr>
-        <w:t>,</w:t>
-      </w:r>
-      <w:r>
-        <w:rPr>
-          <w:rFonts w:cs="Tunga"/>
-          <w:cs/>
-          <w:lang w:val="en-US" w:bidi="kn-IN"/>
-        </w:rPr>
-        <w:t>ಕಾ</w:t>
-      </w:r>
-      <w:r>
-        <w:rPr>
-          <w:rFonts w:cs="Mangal"/>
-          <w:lang w:val="en-US" w:bidi="hi-IN"/>
-        </w:rPr>
-        <w:t>,</w:t>
-      </w:r>
-      <w:r>
-        <w:rPr>
-          <w:rFonts w:cs="Tunga"/>
-          <w:cs/>
-          <w:lang w:val="en-US" w:bidi="kn-IN"/>
-        </w:rPr>
-        <w:t>ಕಿ</w:t>
-      </w:r>
-      <w:r>
-        <w:rPr>
-          <w:rFonts w:cs="Mangal"/>
-          <w:lang w:val="en-US" w:bidi="hi-IN"/>
-        </w:rPr>
-        <w:t>,</w:t>
-      </w:r>
-      <w:r>
-        <w:rPr>
-          <w:rFonts w:cs="Tunga"/>
-          <w:cs/>
-          <w:lang w:val="en-US" w:bidi="kn-IN"/>
-        </w:rPr>
-        <w:t>ಕೀ</w:t>
-      </w:r>
-      <w:r>
-        <w:rPr>
-          <w:rFonts w:cs="Mangal"/>
-          <w:lang w:val="en-US" w:bidi="hi-IN"/>
-        </w:rPr>
-        <w:t>,</w:t>
-      </w:r>
-      <w:r>
-        <w:rPr>
-          <w:rFonts w:cs="Tunga"/>
-          <w:cs/>
-          <w:lang w:val="en-US" w:bidi="kn-IN"/>
-        </w:rPr>
-        <w:t>ಕು</w:t>
-      </w:r>
-      <w:r>
-        <w:rPr>
-          <w:rFonts w:cs="Mangal"/>
-          <w:lang w:val="en-US" w:bidi="hi-IN"/>
-        </w:rPr>
-        <w:t>,</w:t>
-      </w:r>
-      <w:r>
-        <w:rPr>
-          <w:rFonts w:cs="Tunga"/>
-          <w:cs/>
-          <w:lang w:val="en-US" w:bidi="kn-IN"/>
-        </w:rPr>
-        <w:t>ಕೂ</w:t>
-      </w:r>
-      <w:r>
-        <w:rPr>
-          <w:rFonts w:cs="Mangal"/>
-          <w:lang w:val="en-US" w:bidi="hi-IN"/>
-        </w:rPr>
-        <w:t>,</w:t>
-      </w:r>
-      <w:r>
-        <w:rPr>
-          <w:rFonts w:cs="Tunga"/>
-          <w:cs/>
-          <w:lang w:val="en-US" w:bidi="kn-IN"/>
-        </w:rPr>
-        <w:t>ಕೃ</w:t>
-      </w:r>
-      <w:r>
-        <w:rPr>
-          <w:rFonts w:cs="Mangal"/>
-          <w:lang w:val="en-US" w:bidi="hi-IN"/>
-        </w:rPr>
-        <w:t>,</w:t>
-      </w:r>
-      <w:r>
-        <w:rPr>
-          <w:rFonts w:cs="Tunga"/>
-          <w:cs/>
-          <w:lang w:val="en-US" w:bidi="kn-IN"/>
-        </w:rPr>
-        <w:t>ಕೆ</w:t>
-      </w:r>
-      <w:r>
-        <w:rPr>
-          <w:rFonts w:cs="Mangal"/>
-          <w:lang w:val="en-US" w:bidi="hi-IN"/>
-        </w:rPr>
-        <w:t>,</w:t>
-      </w:r>
-      <w:r>
-        <w:rPr>
-          <w:rFonts w:cs="Tunga"/>
-          <w:cs/>
-          <w:lang w:val="en-US" w:bidi="kn-IN"/>
-        </w:rPr>
-        <w:t>ಕೇ</w:t>
-      </w:r>
-      <w:r>
-        <w:rPr>
-          <w:rFonts w:cs="Mangal"/>
-          <w:lang w:val="en-US" w:bidi="hi-IN"/>
-        </w:rPr>
-        <w:t>,</w:t>
-      </w:r>
-      <w:r>
-        <w:rPr>
-          <w:rFonts w:cs="Tunga"/>
-          <w:cs/>
-          <w:lang w:val="en-US" w:bidi="kn-IN"/>
-        </w:rPr>
-        <w:t>ಕೈ</w:t>
-      </w:r>
-      <w:r>
-        <w:rPr>
-          <w:rFonts w:cs="Mangal"/>
-          <w:lang w:val="en-US" w:bidi="hi-IN"/>
-        </w:rPr>
-        <w:t>,</w:t>
-      </w:r>
-      <w:r>
-        <w:rPr>
-          <w:rFonts w:cs="Tunga"/>
-          <w:cs/>
-          <w:lang w:val="en-US" w:bidi="kn-IN"/>
-        </w:rPr>
-        <w:t>ಕೊ</w:t>
-      </w:r>
-      <w:r>
-        <w:rPr>
-          <w:rFonts w:cs="Mangal"/>
-          <w:lang w:val="en-US" w:bidi="hi-IN"/>
-        </w:rPr>
-        <w:t>,</w:t>
-      </w:r>
-      <w:r>
-        <w:rPr>
-          <w:rFonts w:cs="Tunga"/>
-          <w:cs/>
-          <w:lang w:val="en-US" w:bidi="kn-IN"/>
-        </w:rPr>
-        <w:t>ಕೋ</w:t>
-      </w:r>
-      <w:r>
-        <w:rPr>
-          <w:rFonts w:cs="Mangal"/>
-          <w:lang w:val="en-US" w:bidi="hi-IN"/>
-        </w:rPr>
-        <w:t>,</w:t>
-      </w:r>
-      <w:r>
-        <w:rPr>
-          <w:rFonts w:cs="Tunga"/>
-          <w:cs/>
-          <w:lang w:val="en-US" w:bidi="kn-IN"/>
-        </w:rPr>
-        <w:t>ಕೌ</w:t>
-      </w:r>
-      <w:r>
-        <w:rPr>
-          <w:rFonts w:cs="Mangal"/>
-          <w:lang w:val="en-US" w:bidi="hi-IN"/>
-        </w:rPr>
-        <w:t>,</w:t>
-      </w:r>
-      <w:r>
-        <w:rPr>
-          <w:rFonts w:cs="Tunga"/>
-          <w:cs/>
-          <w:lang w:val="en-US" w:bidi="kn-IN"/>
-        </w:rPr>
-        <w:t>ಕಂ</w:t>
-      </w:r>
-      <w:r>
-        <w:rPr>
-          <w:rFonts w:cs="Mangal"/>
-          <w:lang w:val="en-US" w:bidi="hi-IN"/>
-        </w:rPr>
-        <w:t>,</w:t>
-      </w:r>
-      <w:r>
-        <w:rPr>
-          <w:rFonts w:cs="Tunga"/>
-          <w:cs/>
-          <w:lang w:val="en-US" w:bidi="kn-IN"/>
-        </w:rPr>
-        <w:t>ಕಃ</w:t>
-      </w:r>
-    </w:p>
-    <w:p>
-      <w:pPr>
-        <w:rPr>
-          <w:lang w:val="en-US"/>
-        </w:rPr>
-      </w:pPr>
-      <w:r>
-        <w:rPr>
-          <w:lang w:val="en-US"/>
-        </w:rPr>
-        <w:br w:type="page"/>
-      </w:r>
-    </w:p>
-    <w:p>
-      <w:pPr>
-        <w:rPr>
-          <w:lang w:val="en-US"/>
-        </w:rPr>
-      </w:pPr>
-    </w:p>
-    <w:p>
-      <w:pPr>
-        <w:pStyle w:val="Heading1"/>
-        <w:rPr>
-          <w:lang w:val="en-US"/>
-        </w:rPr>
-      </w:pPr>
-      <w:r>
-        <w:rPr>
-          <w:lang w:val="en-US"/>
-        </w:rPr>
-        <w:t>Numerals</w:t>
-      </w:r>
-    </w:p>
-    <w:p>
-      <w:pPr>
-        <w:rPr>
-          <w:lang w:val="en-US"/>
-        </w:rPr>
-      </w:pPr>
-      <w:r>
-        <w:rPr>
-          <w:lang w:val="en-US"/>
-        </w:rPr>
-        <w:t xml:space="preserve">The numbers can be entered into the input box. Clicking the “Display Button” prints the number and populates its </w:t>
-      </w:r>
-      <w:r>
-        <w:rPr>
-          <w:lang w:val="en-US"/>
-        </w:rPr>
-        <w:t xml:space="preserve">Kannada </w:t>
-      </w:r>
-      <w:r>
-        <w:rPr>
-          <w:lang w:val="en-US"/>
-        </w:rPr>
-        <w:t xml:space="preserve"> text </w:t>
-      </w:r>
-      <w:r>
-        <w:rPr>
-          <w:lang w:val="en-US"/>
-        </w:rPr>
-        <w:t xml:space="preserve">in the “Play Buffer” </w:t>
-      </w:r>
-      <w:r>
-        <w:rPr>
-          <w:lang w:val="en-US"/>
-        </w:rPr>
-        <w:t>for audio sound as shown below.</w:t>
+      <w:r>
+        <w:rPr>
+          <w:lang w:val="en-US"/>
+        </w:rPr>
+        <w:t xml:space="preserve">          </w:t>
       </w:r>
     </w:p>
     <w:p>
@@ -5790,16 +4952,970 @@
         <mc:AlternateContent>
           <mc:Choice Requires="wps">
             <w:drawing>
-              <wp:anchor distT="0" distB="0" distL="114300" distR="114300" simplePos="0" relativeHeight="251713536" behindDoc="0" locked="0" layoutInCell="1" allowOverlap="1" wp14:anchorId="7EE325BE" wp14:editId="0722D449">
+              <wp:anchor distT="0" distB="0" distL="114300" distR="114300" simplePos="0" relativeHeight="251718656" behindDoc="0" locked="0" layoutInCell="1" allowOverlap="1" wp14:anchorId="77C5F736" wp14:editId="6BC7EE6A">
                 <wp:simplePos x="0" y="0"/>
                 <wp:positionH relativeFrom="column">
-                  <wp:posOffset>3209924</wp:posOffset>
+                  <wp:posOffset>1038225</wp:posOffset>
                 </wp:positionH>
                 <wp:positionV relativeFrom="paragraph">
-                  <wp:posOffset>2698115</wp:posOffset>
+                  <wp:posOffset>188595</wp:posOffset>
                 </wp:positionV>
-                <wp:extent cx="685800" cy="718185"/>
-                <wp:effectExtent l="38100" t="0" r="19050" b="62865"/>
+                <wp:extent cx="4343400" cy="533400"/>
+                <wp:effectExtent l="0" t="0" r="19050" b="19050"/>
+                <wp:wrapNone/>
+                <wp:docPr id="11" name="Text Box 11"/>
+                <wp:cNvGraphicFramePr/>
+                <a:graphic xmlns:a="http://schemas.openxmlformats.org/drawingml/2006/main">
+                  <a:graphicData uri="http://schemas.microsoft.com/office/word/2010/wordprocessingShape">
+                    <wps:wsp>
+                      <wps:cNvSpPr txBox="1"/>
+                      <wps:spPr>
+                        <a:xfrm>
+                          <a:off x="0" y="0"/>
+                          <a:ext cx="4343400" cy="533400"/>
+                        </a:xfrm>
+                        <a:prstGeom prst="rect">
+                          <a:avLst/>
+                        </a:prstGeom>
+                        <a:solidFill>
+                          <a:schemeClr val="lt1"/>
+                        </a:solidFill>
+                        <a:ln w="6350">
+                          <a:solidFill>
+                            <a:prstClr val="black"/>
+                          </a:solidFill>
+                        </a:ln>
+                      </wps:spPr>
+                      <wps:txbx>
+                        <w:txbxContent>
+                          <w:p>
+                            <w:pPr>
+                              <w:rPr>
+                                <w:lang w:val="en-US"/>
+                              </w:rPr>
+                            </w:pPr>
+                            <w:r>
+                              <w:rPr>
+                                <w:lang w:val="en-US"/>
+                              </w:rPr>
+                              <w:t xml:space="preserve">A free API Key can be obtained without any registration by logging into </w:t>
+                            </w:r>
+                            <w:hyperlink r:id="rId18" w:history="1">
+                              <w:r>
+                                <w:rPr>
+                                  <w:rStyle w:val="Hyperlink"/>
+                                  <w:lang w:val="en-US"/>
+                                </w:rPr>
+                                <w:t>https://indus.sarvam.ai/</w:t>
+                              </w:r>
+                            </w:hyperlink>
+                          </w:p>
+                          <w:p>
+                            <w:pPr>
+                              <w:rPr>
+                                <w:lang w:val="en-US"/>
+                              </w:rPr>
+                            </w:pPr>
+                            <w:r>
+                              <w:rPr>
+                                <w:lang w:val="en-US"/>
+                              </w:rPr>
+                              <w:t>Save this key and use it for playing.</w:t>
+                            </w:r>
+                          </w:p>
+                          <w:p>
+                            <w:pPr>
+                              <w:rPr>
+                                <w:lang w:val="en-US"/>
+                              </w:rPr>
+                            </w:pPr>
+                          </w:p>
+                        </w:txbxContent>
+                      </wps:txbx>
+                      <wps:bodyPr rot="0" spcFirstLastPara="0" vertOverflow="overflow" horzOverflow="overflow" vert="horz" wrap="square" lIns="91440" tIns="45720" rIns="91440" bIns="45720" numCol="1" spcCol="0" rtlCol="0" fromWordArt="0" anchor="t" anchorCtr="0" forceAA="0" compatLnSpc="1">
+                        <a:prstTxWarp prst="textNoShape">
+                          <a:avLst/>
+                        </a:prstTxWarp>
+                        <a:noAutofit/>
+                      </wps:bodyPr>
+                    </wps:wsp>
+                  </a:graphicData>
+                </a:graphic>
+                <wp14:sizeRelH relativeFrom="margin">
+                  <wp14:pctWidth>0</wp14:pctWidth>
+                </wp14:sizeRelH>
+                <wp14:sizeRelV relativeFrom="margin">
+                  <wp14:pctHeight>0</wp14:pctHeight>
+                </wp14:sizeRelV>
+              </wp:anchor>
+            </w:drawing>
+          </mc:Choice>
+          <mc:Fallback>
+            <w:pict>
+              <v:shape w14:anchorId="77C5F736" id="Text Box 11" o:spid="_x0000_s1033" type="#_x0000_t202" style="position:absolute;margin-left:81.75pt;margin-top:14.85pt;width:342pt;height:42pt;z-index:251718656;visibility:visible;mso-wrap-style:square;mso-width-percent:0;mso-height-percent:0;mso-wrap-distance-left:9pt;mso-wrap-distance-top:0;mso-wrap-distance-right:9pt;mso-wrap-distance-bottom:0;mso-position-horizontal:absolute;mso-position-horizontal-relative:text;mso-position-vertical:absolute;mso-position-vertical-relative:text;mso-width-percent:0;mso-height-percent:0;mso-width-relative:margin;mso-height-relative:margin;v-text-anchor:top" o:gfxdata="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" fillcolor="white [3201]" strokeweight=".5pt">
+                <v:textbox>
+                  <w:txbxContent>
+                    <w:p>
+                      <w:pPr>
+                        <w:rPr>
+                          <w:lang w:val="en-US"/>
+                        </w:rPr>
+                      </w:pPr>
+                      <w:r>
+                        <w:rPr>
+                          <w:lang w:val="en-US"/>
+                        </w:rPr>
+                        <w:t xml:space="preserve">A free API Key can be obtained without any registration by logging into </w:t>
+                      </w:r>
+                      <w:hyperlink r:id="rId19" w:history="1">
+                        <w:r>
+                          <w:rPr>
+                            <w:rStyle w:val="Hyperlink"/>
+                            <w:lang w:val="en-US"/>
+                          </w:rPr>
+                          <w:t>https://indus.sarvam.ai/</w:t>
+                        </w:r>
+                      </w:hyperlink>
+                    </w:p>
+                    <w:p>
+                      <w:pPr>
+                        <w:rPr>
+                          <w:lang w:val="en-US"/>
+                        </w:rPr>
+                      </w:pPr>
+                      <w:r>
+                        <w:rPr>
+                          <w:lang w:val="en-US"/>
+                        </w:rPr>
+                        <w:t>Save this key and use it for playing.</w:t>
+                      </w:r>
+                    </w:p>
+                    <w:p>
+                      <w:pPr>
+                        <w:rPr>
+                          <w:lang w:val="en-US"/>
+                        </w:rPr>
+                      </w:pPr>
+                    </w:p>
+                  </w:txbxContent>
+                </v:textbox>
+              </v:shape>
+            </w:pict>
+          </mc:Fallback>
+        </mc:AlternateContent>
+      </w:r>
+    </w:p>
+    <w:p>
+      <w:pPr>
+        <w:pStyle w:val="Heading2"/>
+      </w:pPr>
+    </w:p>
+    <w:p>
+      <w:pPr>
+        <w:pStyle w:val="Heading2"/>
+      </w:pPr>
+    </w:p>
+    <w:p/>
+    <w:p>
+      <w:pPr>
+        <w:pStyle w:val="Heading2"/>
+      </w:pPr>
+      <w:r>
+        <w:t>Grammar Rules</w:t>
+      </w:r>
+    </w:p>
+    <w:p>
+      <w:pPr>
+        <w:rPr>
+          <w:rFonts w:cs="Mangal"/>
+          <w:lang w:val="en-US" w:bidi="hi-IN"/>
+        </w:rPr>
+      </w:pPr>
+      <w:r>
+        <w:rPr>
+          <w:lang w:val="en-US"/>
+        </w:rPr>
+        <w:t>For Vowels, Vowels</w:t>
+      </w:r>
+      <w:r>
+        <w:rPr>
+          <w:lang w:val="en-US"/>
+        </w:rPr>
+        <w:t xml:space="preserve"> (</w:t>
+      </w:r>
+      <w:r>
+        <w:rPr>
+          <w:rFonts w:ascii="Segoe UI Emoji" w:hAnsi="Segoe UI Emoji" w:cs="Segoe UI Emoji" w:hint="cs"/>
+          <w:cs/>
+          <w:lang w:val="en-US" w:bidi="hi-IN"/>
+        </w:rPr>
+        <w:t>🔵</w:t>
+      </w:r>
+      <w:r>
+        <w:rPr>
+          <w:lang w:val="en-US"/>
+        </w:rPr>
+        <w:t>)</w:t>
+      </w:r>
+      <w:r>
+        <w:rPr>
+          <w:lang w:val="en-US"/>
+        </w:rPr>
+        <w:t xml:space="preserve"> and</w:t>
+      </w:r>
+      <w:r>
+        <w:rPr>
+          <w:lang w:val="en-US"/>
+        </w:rPr>
+        <w:t xml:space="preserve"> Y</w:t>
+      </w:r>
+      <w:r>
+        <w:rPr>
+          <w:lang w:val="en-US"/>
+        </w:rPr>
+        <w:t>ogavaha</w:t>
+      </w:r>
+      <w:r>
+        <w:rPr>
+          <w:lang w:val="en-US"/>
+        </w:rPr>
+        <w:t xml:space="preserve"> (</w:t>
+      </w:r>
+      <w:r>
+        <w:rPr>
+          <w:rFonts w:ascii="Segoe UI Emoji" w:hAnsi="Segoe UI Emoji" w:cs="Segoe UI Emoji" w:hint="cs"/>
+          <w:cs/>
+          <w:lang w:val="en-US" w:bidi="hi-IN"/>
+        </w:rPr>
+        <w:t>🟤</w:t>
+      </w:r>
+      <w:r>
+        <w:rPr>
+          <w:lang w:val="en-US"/>
+        </w:rPr>
+        <w:t>)</w:t>
+      </w:r>
+      <w:r>
+        <w:rPr>
+          <w:lang w:val="en-US"/>
+        </w:rPr>
+        <w:t xml:space="preserve"> are allowed. Examples, </w:t>
+      </w:r>
+      <w:r>
+        <w:rPr>
+          <w:rFonts w:cs="Tunga"/>
+          <w:cs/>
+          <w:lang w:val="en-US" w:bidi="kn-IN"/>
+        </w:rPr>
+        <w:t>ಏ</w:t>
+      </w:r>
+      <w:r>
+        <w:rPr>
+          <w:rFonts w:cs="Tunga"/>
+          <w:lang w:val="en-US" w:bidi="kn-IN"/>
+        </w:rPr>
+        <w:t>,</w:t>
+      </w:r>
+      <w:r>
+        <w:rPr>
+          <w:rFonts w:cs="Tunga"/>
+          <w:cs/>
+          <w:lang w:bidi="kn-IN"/>
+        </w:rPr>
+        <w:t xml:space="preserve"> </w:t>
+      </w:r>
+      <w:r>
+        <w:rPr>
+          <w:rFonts w:cs="Tunga"/>
+          <w:cs/>
+          <w:lang w:val="en-US" w:bidi="kn-IN"/>
+        </w:rPr>
+        <w:t>ಉಂ</w:t>
+      </w:r>
+    </w:p>
+    <w:p>
+      <w:pPr>
+        <w:rPr>
+          <w:rFonts w:cs="Tunga"/>
+          <w:lang w:val="en-US" w:bidi="kn-IN"/>
+        </w:rPr>
+      </w:pPr>
+      <w:r>
+        <w:rPr>
+          <w:lang w:val="en-US"/>
+        </w:rPr>
+        <w:t xml:space="preserve">For Consonants, </w:t>
+      </w:r>
+      <w:r>
+        <w:rPr>
+          <w:lang w:val="en-US"/>
+        </w:rPr>
+        <w:t>Consonants (</w:t>
+      </w:r>
+      <w:r>
+        <w:rPr>
+          <w:rFonts w:ascii="Segoe UI Emoji" w:hAnsi="Segoe UI Emoji" w:cs="Segoe UI Emoji" w:hint="cs"/>
+          <w:cs/>
+          <w:lang w:val="en-US" w:bidi="hi-IN"/>
+        </w:rPr>
+        <w:t>🟣</w:t>
+      </w:r>
+      <w:r>
+        <w:rPr>
+          <w:lang w:val="en-US"/>
+        </w:rPr>
+        <w:t xml:space="preserve">), </w:t>
+      </w:r>
+      <w:r>
+        <w:rPr>
+          <w:lang w:val="en-US"/>
+        </w:rPr>
+        <w:t>Kagunita</w:t>
+      </w:r>
+      <w:r>
+        <w:rPr>
+          <w:lang w:val="en-US"/>
+        </w:rPr>
+        <w:t xml:space="preserve"> (</w:t>
+      </w:r>
+      <w:r>
+        <w:rPr>
+          <w:rFonts w:ascii="Segoe UI Emoji" w:hAnsi="Segoe UI Emoji" w:cs="Segoe UI Emoji" w:hint="cs"/>
+          <w:cs/>
+          <w:lang w:val="en-US" w:bidi="hi-IN"/>
+        </w:rPr>
+        <w:t>🔴</w:t>
+      </w:r>
+      <w:r>
+        <w:rPr>
+          <w:lang w:val="en-US"/>
+        </w:rPr>
+        <w:t>), Halant (</w:t>
+      </w:r>
+      <w:r>
+        <w:rPr>
+          <w:rFonts w:ascii="Segoe UI Emoji" w:hAnsi="Segoe UI Emoji" w:cs="Segoe UI Emoji" w:hint="cs"/>
+          <w:cs/>
+          <w:lang w:val="en-US" w:bidi="hi-IN"/>
+        </w:rPr>
+        <w:t>⚫</w:t>
+      </w:r>
+      <w:r>
+        <w:rPr>
+          <w:lang w:val="en-US"/>
+        </w:rPr>
+        <w:t xml:space="preserve">), </w:t>
+      </w:r>
+      <w:r>
+        <w:rPr>
+          <w:lang w:val="en-US"/>
+        </w:rPr>
+        <w:t>Y</w:t>
+      </w:r>
+      <w:r>
+        <w:rPr>
+          <w:lang w:val="en-US"/>
+        </w:rPr>
+        <w:t>ogavaha (</w:t>
+      </w:r>
+      <w:r>
+        <w:rPr>
+          <w:rFonts w:ascii="Segoe UI Emoji" w:hAnsi="Segoe UI Emoji" w:cs="Segoe UI Emoji" w:hint="cs"/>
+          <w:cs/>
+          <w:lang w:val="en-US" w:bidi="hi-IN"/>
+        </w:rPr>
+        <w:t>🟤</w:t>
+      </w:r>
+      <w:r>
+        <w:rPr>
+          <w:lang w:val="en-US"/>
+        </w:rPr>
+        <w:t>)</w:t>
+      </w:r>
+      <w:r>
+        <w:rPr>
+          <w:lang w:val="en-US"/>
+        </w:rPr>
+        <w:t xml:space="preserve"> are allowed. Examples, </w:t>
+      </w:r>
+      <w:r>
+        <w:rPr>
+          <w:rFonts w:cs="Tunga"/>
+          <w:cs/>
+          <w:lang w:val="en-US" w:bidi="kn-IN"/>
+        </w:rPr>
+        <w:t>ರಾಮಶಂಕರ್</w:t>
+      </w:r>
+    </w:p>
+    <w:p>
+      <w:pPr>
+        <w:rPr>
+          <w:rFonts w:cs="Mangal"/>
+          <w:lang w:val="en-US" w:bidi="hi-IN"/>
+        </w:rPr>
+      </w:pPr>
+      <w:r>
+        <w:rPr>
+          <w:lang w:val="en-US"/>
+        </w:rPr>
+        <w:t xml:space="preserve">For </w:t>
+      </w:r>
+      <w:r>
+        <w:rPr>
+          <w:lang w:val="en-US"/>
+        </w:rPr>
+        <w:t xml:space="preserve">Samyuktakshars, </w:t>
+      </w:r>
+      <w:r>
+        <w:rPr>
+          <w:lang w:val="en-US"/>
+        </w:rPr>
+        <w:t>Ardha</w:t>
+      </w:r>
+      <w:r>
+        <w:rPr>
+          <w:lang w:val="en-US"/>
+        </w:rPr>
+        <w:t xml:space="preserve"> vyanjan</w:t>
+      </w:r>
+      <w:r>
+        <w:rPr>
+          <w:lang w:val="en-US"/>
+        </w:rPr>
+        <w:t>s (</w:t>
+      </w:r>
+      <w:r>
+        <w:rPr>
+          <w:rFonts w:ascii="Segoe UI Emoji" w:hAnsi="Segoe UI Emoji" w:cs="Segoe UI Emoji" w:hint="cs"/>
+          <w:cs/>
+          <w:lang w:val="en-US" w:bidi="hi-IN"/>
+        </w:rPr>
+        <w:t>🟢</w:t>
+      </w:r>
+      <w:r>
+        <w:rPr>
+          <w:lang w:val="en-US"/>
+        </w:rPr>
+        <w:t xml:space="preserve">), </w:t>
+      </w:r>
+      <w:r>
+        <w:rPr>
+          <w:lang w:val="en-US"/>
+        </w:rPr>
+        <w:t>Consonants</w:t>
+      </w:r>
+      <w:r>
+        <w:rPr>
+          <w:lang w:val="en-US"/>
+        </w:rPr>
+        <w:t>(</w:t>
+      </w:r>
+      <w:r>
+        <w:rPr>
+          <w:rFonts w:ascii="Segoe UI Emoji" w:hAnsi="Segoe UI Emoji" w:cs="Segoe UI Emoji" w:hint="cs"/>
+          <w:cs/>
+          <w:lang w:val="en-US" w:bidi="hi-IN"/>
+        </w:rPr>
+        <w:t>🟣</w:t>
+      </w:r>
+      <w:r>
+        <w:rPr>
+          <w:lang w:val="en-US"/>
+        </w:rPr>
+        <w:t>)</w:t>
+      </w:r>
+      <w:r>
+        <w:rPr>
+          <w:lang w:val="en-US"/>
+        </w:rPr>
+        <w:t xml:space="preserve">, </w:t>
+      </w:r>
+      <w:r>
+        <w:rPr>
+          <w:lang w:val="en-US"/>
+        </w:rPr>
+        <w:t>Ayogavaha</w:t>
+      </w:r>
+      <w:r>
+        <w:rPr>
+          <w:lang w:val="en-US"/>
+        </w:rPr>
+        <w:t xml:space="preserve"> (</w:t>
+      </w:r>
+      <w:r>
+        <w:rPr>
+          <w:rFonts w:ascii="Segoe UI Emoji" w:hAnsi="Segoe UI Emoji" w:cs="Segoe UI Emoji" w:hint="cs"/>
+          <w:cs/>
+          <w:lang w:val="en-US" w:bidi="hi-IN"/>
+        </w:rPr>
+        <w:t>🟤</w:t>
+      </w:r>
+      <w:r>
+        <w:rPr>
+          <w:lang w:val="en-US"/>
+        </w:rPr>
+        <w:t>)</w:t>
+      </w:r>
+      <w:r>
+        <w:rPr>
+          <w:lang w:val="en-US"/>
+        </w:rPr>
+        <w:t xml:space="preserve">, </w:t>
+      </w:r>
+      <w:r>
+        <w:rPr>
+          <w:lang w:val="en-US"/>
+        </w:rPr>
+        <w:t>Halant (</w:t>
+      </w:r>
+      <w:r>
+        <w:rPr>
+          <w:rFonts w:ascii="Segoe UI Emoji" w:hAnsi="Segoe UI Emoji" w:cs="Segoe UI Emoji" w:hint="cs"/>
+          <w:cs/>
+          <w:lang w:val="en-US" w:bidi="hi-IN"/>
+        </w:rPr>
+        <w:t>⚫</w:t>
+      </w:r>
+      <w:r>
+        <w:rPr>
+          <w:lang w:val="en-US"/>
+        </w:rPr>
+        <w:t xml:space="preserve">), </w:t>
+      </w:r>
+      <w:r>
+        <w:rPr>
+          <w:lang w:val="en-US"/>
+        </w:rPr>
+        <w:t>Arkaottu (</w:t>
+      </w:r>
+      <w:r>
+        <w:rPr>
+          <w:rFonts w:ascii="Segoe UI Emoji" w:hAnsi="Segoe UI Emoji" w:cs="Segoe UI Emoji"/>
+          <w:lang w:val="en-US"/>
+        </w:rPr>
+        <w:t>🟠</w:t>
+      </w:r>
+      <w:r>
+        <w:rPr>
+          <w:lang w:val="en-US"/>
+        </w:rPr>
+        <w:t xml:space="preserve">) </w:t>
+      </w:r>
+      <w:r>
+        <w:rPr>
+          <w:lang w:val="en-US"/>
+        </w:rPr>
+        <w:t xml:space="preserve">and </w:t>
+      </w:r>
+      <w:r>
+        <w:rPr>
+          <w:lang w:val="en-US"/>
+        </w:rPr>
+        <w:t>Kagunita</w:t>
+      </w:r>
+      <w:r>
+        <w:rPr>
+          <w:lang w:val="en-US"/>
+        </w:rPr>
+        <w:t xml:space="preserve"> (</w:t>
+      </w:r>
+      <w:proofErr w:type="gramStart"/>
+      <w:r>
+        <w:rPr>
+          <w:rFonts w:ascii="Segoe UI Emoji" w:hAnsi="Segoe UI Emoji" w:cs="Segoe UI Emoji" w:hint="cs"/>
+          <w:cs/>
+          <w:lang w:val="en-US" w:bidi="hi-IN"/>
+        </w:rPr>
+        <w:t>🔴</w:t>
+      </w:r>
+      <w:r>
+        <w:rPr>
+          <w:lang w:val="en-US"/>
+        </w:rPr>
+        <w:t xml:space="preserve">) </w:t>
+      </w:r>
+      <w:r>
+        <w:rPr>
+          <w:lang w:val="en-US"/>
+        </w:rPr>
+        <w:t xml:space="preserve"> are</w:t>
+      </w:r>
+      <w:proofErr w:type="gramEnd"/>
+      <w:r>
+        <w:rPr>
+          <w:lang w:val="en-US"/>
+        </w:rPr>
+        <w:t xml:space="preserve"> allowed. Examples, </w:t>
+      </w:r>
+      <w:r>
+        <w:rPr>
+          <w:rFonts w:cs="Tunga"/>
+          <w:cs/>
+          <w:lang w:val="en-US" w:bidi="kn-IN"/>
+        </w:rPr>
+        <w:t>ಸೂರ್ಯಃ</w:t>
+      </w:r>
+      <w:r>
+        <w:rPr>
+          <w:rFonts w:cs="Tunga"/>
+          <w:lang w:val="en-US" w:bidi="kn-IN"/>
+        </w:rPr>
+        <w:t xml:space="preserve">  </w:t>
+      </w:r>
+    </w:p>
+    <w:p>
+      <w:pPr>
+        <w:rPr>
+          <w:rFonts w:cs="Mangal"/>
+          <w:lang w:val="en-US" w:bidi="hi-IN"/>
+        </w:rPr>
+      </w:pPr>
+      <w:r>
+        <w:rPr>
+          <w:rFonts w:cs="Mangal"/>
+          <w:lang w:val="en-US" w:bidi="hi-IN"/>
+        </w:rPr>
+        <w:t>The player is editable, so you can separate letters by putting comma. This will slow down the playback.</w:t>
+      </w:r>
+    </w:p>
+    <w:p>
+      <w:pPr>
+        <w:rPr>
+          <w:rFonts w:cs="Mangal"/>
+          <w:lang w:val="en-US" w:bidi="hi-IN"/>
+        </w:rPr>
+      </w:pPr>
+      <w:r>
+        <w:rPr>
+          <w:rFonts w:cs="Mangal"/>
+          <w:lang w:val="en-US" w:bidi="hi-IN"/>
+        </w:rPr>
+        <w:t xml:space="preserve">For e.g., </w:t>
+      </w:r>
+      <w:proofErr w:type="gramStart"/>
+      <w:r>
+        <w:rPr>
+          <w:rFonts w:cs="Tunga"/>
+          <w:cs/>
+          <w:lang w:val="en-US" w:bidi="kn-IN"/>
+        </w:rPr>
+        <w:t>ಕ</w:t>
+      </w:r>
+      <w:r>
+        <w:rPr>
+          <w:rFonts w:cs="Mangal"/>
+          <w:lang w:val="en-US" w:bidi="hi-IN"/>
+        </w:rPr>
+        <w:t>,</w:t>
+      </w:r>
+      <w:r>
+        <w:rPr>
+          <w:rFonts w:cs="Tunga"/>
+          <w:cs/>
+          <w:lang w:val="en-US" w:bidi="kn-IN"/>
+        </w:rPr>
+        <w:t>ಕಾ</w:t>
+      </w:r>
+      <w:proofErr w:type="gramEnd"/>
+      <w:r>
+        <w:rPr>
+          <w:rFonts w:cs="Mangal"/>
+          <w:lang w:val="en-US" w:bidi="hi-IN"/>
+        </w:rPr>
+        <w:t>,</w:t>
+      </w:r>
+      <w:r>
+        <w:rPr>
+          <w:rFonts w:cs="Tunga"/>
+          <w:cs/>
+          <w:lang w:val="en-US" w:bidi="kn-IN"/>
+        </w:rPr>
+        <w:t>ಕಿ</w:t>
+      </w:r>
+      <w:r>
+        <w:rPr>
+          <w:rFonts w:cs="Mangal"/>
+          <w:lang w:val="en-US" w:bidi="hi-IN"/>
+        </w:rPr>
+        <w:t>,</w:t>
+      </w:r>
+      <w:r>
+        <w:rPr>
+          <w:rFonts w:cs="Tunga"/>
+          <w:cs/>
+          <w:lang w:val="en-US" w:bidi="kn-IN"/>
+        </w:rPr>
+        <w:t>ಕೀ</w:t>
+      </w:r>
+      <w:r>
+        <w:rPr>
+          <w:rFonts w:cs="Mangal"/>
+          <w:lang w:val="en-US" w:bidi="hi-IN"/>
+        </w:rPr>
+        <w:t>,</w:t>
+      </w:r>
+      <w:r>
+        <w:rPr>
+          <w:rFonts w:cs="Tunga"/>
+          <w:cs/>
+          <w:lang w:val="en-US" w:bidi="kn-IN"/>
+        </w:rPr>
+        <w:t>ಕು</w:t>
+      </w:r>
+      <w:r>
+        <w:rPr>
+          <w:rFonts w:cs="Mangal"/>
+          <w:lang w:val="en-US" w:bidi="hi-IN"/>
+        </w:rPr>
+        <w:t>,</w:t>
+      </w:r>
+      <w:r>
+        <w:rPr>
+          <w:rFonts w:cs="Tunga"/>
+          <w:cs/>
+          <w:lang w:val="en-US" w:bidi="kn-IN"/>
+        </w:rPr>
+        <w:t>ಕೂ</w:t>
+      </w:r>
+      <w:r>
+        <w:rPr>
+          <w:rFonts w:cs="Mangal"/>
+          <w:lang w:val="en-US" w:bidi="hi-IN"/>
+        </w:rPr>
+        <w:t>,</w:t>
+      </w:r>
+      <w:r>
+        <w:rPr>
+          <w:rFonts w:cs="Tunga"/>
+          <w:cs/>
+          <w:lang w:val="en-US" w:bidi="kn-IN"/>
+        </w:rPr>
+        <w:t>ಕೃ</w:t>
+      </w:r>
+      <w:r>
+        <w:rPr>
+          <w:rFonts w:cs="Mangal"/>
+          <w:lang w:val="en-US" w:bidi="hi-IN"/>
+        </w:rPr>
+        <w:t>,</w:t>
+      </w:r>
+      <w:r>
+        <w:rPr>
+          <w:rFonts w:cs="Tunga"/>
+          <w:cs/>
+          <w:lang w:val="en-US" w:bidi="kn-IN"/>
+        </w:rPr>
+        <w:t>ಕೆ</w:t>
+      </w:r>
+      <w:r>
+        <w:rPr>
+          <w:rFonts w:cs="Mangal"/>
+          <w:lang w:val="en-US" w:bidi="hi-IN"/>
+        </w:rPr>
+        <w:t>,</w:t>
+      </w:r>
+      <w:r>
+        <w:rPr>
+          <w:rFonts w:cs="Tunga"/>
+          <w:cs/>
+          <w:lang w:val="en-US" w:bidi="kn-IN"/>
+        </w:rPr>
+        <w:t>ಕೇ</w:t>
+      </w:r>
+      <w:r>
+        <w:rPr>
+          <w:rFonts w:cs="Mangal"/>
+          <w:lang w:val="en-US" w:bidi="hi-IN"/>
+        </w:rPr>
+        <w:t>,</w:t>
+      </w:r>
+      <w:r>
+        <w:rPr>
+          <w:rFonts w:cs="Tunga"/>
+          <w:cs/>
+          <w:lang w:val="en-US" w:bidi="kn-IN"/>
+        </w:rPr>
+        <w:t>ಕೈ</w:t>
+      </w:r>
+      <w:r>
+        <w:rPr>
+          <w:rFonts w:cs="Mangal"/>
+          <w:lang w:val="en-US" w:bidi="hi-IN"/>
+        </w:rPr>
+        <w:t>,</w:t>
+      </w:r>
+      <w:r>
+        <w:rPr>
+          <w:rFonts w:cs="Tunga"/>
+          <w:cs/>
+          <w:lang w:val="en-US" w:bidi="kn-IN"/>
+        </w:rPr>
+        <w:t>ಕೊ</w:t>
+      </w:r>
+      <w:r>
+        <w:rPr>
+          <w:rFonts w:cs="Mangal"/>
+          <w:lang w:val="en-US" w:bidi="hi-IN"/>
+        </w:rPr>
+        <w:t>,</w:t>
+      </w:r>
+      <w:r>
+        <w:rPr>
+          <w:rFonts w:cs="Tunga"/>
+          <w:cs/>
+          <w:lang w:val="en-US" w:bidi="kn-IN"/>
+        </w:rPr>
+        <w:t>ಕೋ</w:t>
+      </w:r>
+      <w:r>
+        <w:rPr>
+          <w:rFonts w:cs="Mangal"/>
+          <w:lang w:val="en-US" w:bidi="hi-IN"/>
+        </w:rPr>
+        <w:t>,</w:t>
+      </w:r>
+      <w:r>
+        <w:rPr>
+          <w:rFonts w:cs="Tunga"/>
+          <w:cs/>
+          <w:lang w:val="en-US" w:bidi="kn-IN"/>
+        </w:rPr>
+        <w:t>ಕೌ</w:t>
+      </w:r>
+      <w:r>
+        <w:rPr>
+          <w:rFonts w:cs="Mangal"/>
+          <w:lang w:val="en-US" w:bidi="hi-IN"/>
+        </w:rPr>
+        <w:t>,</w:t>
+      </w:r>
+      <w:r>
+        <w:rPr>
+          <w:rFonts w:cs="Tunga"/>
+          <w:cs/>
+          <w:lang w:val="en-US" w:bidi="kn-IN"/>
+        </w:rPr>
+        <w:t>ಕಂ</w:t>
+      </w:r>
+      <w:r>
+        <w:rPr>
+          <w:rFonts w:cs="Mangal"/>
+          <w:lang w:val="en-US" w:bidi="hi-IN"/>
+        </w:rPr>
+        <w:t>,</w:t>
+      </w:r>
+      <w:r>
+        <w:rPr>
+          <w:rFonts w:cs="Tunga"/>
+          <w:cs/>
+          <w:lang w:val="en-US" w:bidi="kn-IN"/>
+        </w:rPr>
+        <w:t>ಕಃ</w:t>
+      </w:r>
+    </w:p>
+    <w:p>
+      <w:pPr>
+        <w:rPr>
+          <w:lang w:val="en-US"/>
+        </w:rPr>
+      </w:pPr>
+      <w:r>
+        <w:rPr>
+          <w:lang w:val="en-US"/>
+        </w:rPr>
+        <w:br w:type="page"/>
+      </w:r>
+    </w:p>
+    <w:p>
+      <w:pPr>
+        <w:rPr>
+          <w:lang w:val="en-US"/>
+        </w:rPr>
+      </w:pPr>
+    </w:p>
+    <w:p>
+      <w:pPr>
+        <w:pStyle w:val="Heading1"/>
+        <w:rPr>
+          <w:lang w:val="en-US"/>
+        </w:rPr>
+      </w:pPr>
+      <w:r>
+        <w:rPr>
+          <w:lang w:val="en-US"/>
+        </w:rPr>
+        <w:t>Numerals</w:t>
+      </w:r>
+    </w:p>
+    <w:p>
+      <w:pPr>
+        <w:rPr>
+          <w:lang w:val="en-US"/>
+        </w:rPr>
+      </w:pPr>
+      <w:r>
+        <w:rPr>
+          <w:lang w:val="en-US"/>
+        </w:rPr>
+        <w:t xml:space="preserve">The numbers can be entered into the input box. Clicking the “Display Button” prints the number and populates its </w:t>
+      </w:r>
+      <w:proofErr w:type="gramStart"/>
+      <w:r>
+        <w:rPr>
+          <w:lang w:val="en-US"/>
+        </w:rPr>
+        <w:t xml:space="preserve">Kannada </w:t>
+      </w:r>
+      <w:r>
+        <w:rPr>
+          <w:lang w:val="en-US"/>
+        </w:rPr>
+        <w:t xml:space="preserve"> text</w:t>
+      </w:r>
+      <w:proofErr w:type="gramEnd"/>
+      <w:r>
+        <w:rPr>
+          <w:lang w:val="en-US"/>
+        </w:rPr>
+        <w:t xml:space="preserve"> </w:t>
+      </w:r>
+      <w:r>
+        <w:rPr>
+          <w:lang w:val="en-US"/>
+        </w:rPr>
+        <w:t xml:space="preserve">in the “Play Buffer” </w:t>
+      </w:r>
+      <w:r>
+        <w:rPr>
+          <w:lang w:val="en-US"/>
+        </w:rPr>
+        <w:t>for audio sound as shown below.</w:t>
+      </w:r>
+    </w:p>
+    <w:p>
+      <w:pPr>
+        <w:rPr>
+          <w:lang w:val="en-US"/>
+        </w:rPr>
+      </w:pPr>
+      <w:r>
+        <w:rPr>
+          <w:noProof/>
+          <w:lang w:val="en-US"/>
+        </w:rPr>
+        <mc:AlternateContent>
+          <mc:Choice Requires="wps">
+            <w:drawing>
+              <wp:anchor distT="0" distB="0" distL="114300" distR="114300" simplePos="0" relativeHeight="251713536" behindDoc="0" locked="0" layoutInCell="1" allowOverlap="1" wp14:anchorId="7EE325BE" wp14:editId="5C9A976B">
+                <wp:simplePos x="0" y="0"/>
+                <wp:positionH relativeFrom="column">
+                  <wp:posOffset>3209925</wp:posOffset>
+                </wp:positionH>
+                <wp:positionV relativeFrom="paragraph">
+                  <wp:posOffset>2860040</wp:posOffset>
+                </wp:positionV>
+                <wp:extent cx="638175" cy="556260"/>
+                <wp:effectExtent l="38100" t="0" r="28575" b="53340"/>
                 <wp:wrapNone/>
                 <wp:docPr id="88" name="Straight Arrow Connector 88"/>
                 <wp:cNvGraphicFramePr/>
@@ -5810,7 +5926,7 @@
                       <wps:spPr>
                         <a:xfrm flipH="1">
                           <a:off x="0" y="0"/>
-                          <a:ext cx="685800" cy="718185"/>
+                          <a:ext cx="638175" cy="556260"/>
                         </a:xfrm>
                         <a:prstGeom prst="straightConnector1">
                           <a:avLst/>
@@ -5848,7 +5964,7 @@
           </mc:Choice>
           <mc:Fallback>
             <w:pict>
-              <v:shape w14:anchorId="57C149D4" id="Straight Arrow Connector 88" o:spid="_x0000_s1026" type="#_x0000_t32" style="position:absolute;margin-left:252.75pt;margin-top:212.45pt;width:54pt;height:56.55pt;flip:x;z-index:251713536;visibility:visible;mso-wrap-style:square;mso-width-percent:0;mso-height-percent:0;mso-wrap-distance-left:9pt;mso-wrap-distance-top:0;mso-wrap-distance-right:9pt;mso-wrap-distance-bottom:0;mso-position-horizontal:absolute;mso-position-horizontal-relative:text;mso-position-vertical:absolute;mso-position-vertical-relative:text;mso-width-percent:0;mso-height-percent:0;mso-width-relative:margin;mso-height-relative:margin" o:gfxdata="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" strokecolor="#4472c4 [3204]" strokeweight=".5pt">
+              <v:shape w14:anchorId="083D223C" id="Straight Arrow Connector 88" o:spid="_x0000_s1026" type="#_x0000_t32" style="position:absolute;margin-left:252.75pt;margin-top:225.2pt;width:50.25pt;height:43.8pt;flip:x;z-index:251713536;visibility:visible;mso-wrap-style:square;mso-width-percent:0;mso-height-percent:0;mso-wrap-distance-left:9pt;mso-wrap-distance-top:0;mso-wrap-distance-right:9pt;mso-wrap-distance-bottom:0;mso-position-horizontal:absolute;mso-position-horizontal-relative:text;mso-position-vertical:absolute;mso-position-vertical-relative:text;mso-width-percent:0;mso-height-percent:0;mso-width-relative:margin;mso-height-relative:margin" o:gfxdata="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" strokecolor="#4472c4 [3204]" strokeweight=".5pt">
                 <v:stroke endarrow="block" joinstyle="miter"/>
               </v:shape>
             </w:pict>
@@ -5863,16 +5979,16 @@
         <mc:AlternateContent>
           <mc:Choice Requires="wps">
             <w:drawing>
-              <wp:anchor distT="0" distB="0" distL="114300" distR="114300" simplePos="0" relativeHeight="251710464" behindDoc="0" locked="0" layoutInCell="1" allowOverlap="1" wp14:anchorId="38271461" wp14:editId="2793263A">
+              <wp:anchor distT="0" distB="0" distL="114300" distR="114300" simplePos="0" relativeHeight="251710464" behindDoc="0" locked="0" layoutInCell="1" allowOverlap="1" wp14:anchorId="38271461" wp14:editId="18201E61">
                 <wp:simplePos x="0" y="0"/>
                 <wp:positionH relativeFrom="column">
                   <wp:posOffset>1276349</wp:posOffset>
                 </wp:positionH>
                 <wp:positionV relativeFrom="paragraph">
-                  <wp:posOffset>2707641</wp:posOffset>
+                  <wp:posOffset>2879090</wp:posOffset>
                 </wp:positionV>
-                <wp:extent cx="771525" cy="689610"/>
-                <wp:effectExtent l="38100" t="0" r="28575" b="53340"/>
+                <wp:extent cx="781050" cy="518160"/>
+                <wp:effectExtent l="38100" t="0" r="19050" b="53340"/>
                 <wp:wrapNone/>
                 <wp:docPr id="86" name="Straight Arrow Connector 86"/>
                 <wp:cNvGraphicFramePr/>
@@ -5883,7 +5999,7 @@
                       <wps:spPr>
                         <a:xfrm flipH="1">
                           <a:off x="0" y="0"/>
-                          <a:ext cx="771525" cy="689610"/>
+                          <a:ext cx="781050" cy="518160"/>
                         </a:xfrm>
                         <a:prstGeom prst="straightConnector1">
                           <a:avLst/>
@@ -5921,7 +6037,7 @@
           </mc:Choice>
           <mc:Fallback>
             <w:pict>
-              <v:shape w14:anchorId="1B8E118A" id="Straight Arrow Connector 86" o:spid="_x0000_s1026" type="#_x0000_t32" style="position:absolute;margin-left:100.5pt;margin-top:213.2pt;width:60.75pt;height:54.3pt;flip:x;z-index:251710464;visibility:visible;mso-wrap-style:square;mso-width-percent:0;mso-height-percent:0;mso-wrap-distance-left:9pt;mso-wrap-distance-top:0;mso-wrap-distance-right:9pt;mso-wrap-distance-bottom:0;mso-position-horizontal:absolute;mso-position-horizontal-relative:text;mso-position-vertical:absolute;mso-position-vertical-relative:text;mso-width-percent:0;mso-height-percent:0;mso-width-relative:margin;mso-height-relative:margin" o:gfxdata="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" strokecolor="#4472c4 [3204]" strokeweight=".5pt">
+              <v:shape w14:anchorId="24467BE8" id="Straight Arrow Connector 86" o:spid="_x0000_s1026" type="#_x0000_t32" style="position:absolute;margin-left:100.5pt;margin-top:226.7pt;width:61.5pt;height:40.8pt;flip:x;z-index:251710464;visibility:visible;mso-wrap-style:square;mso-width-percent:0;mso-height-percent:0;mso-wrap-distance-left:9pt;mso-wrap-distance-top:0;mso-wrap-distance-right:9pt;mso-wrap-distance-bottom:0;mso-position-horizontal:absolute;mso-position-horizontal-relative:text;mso-position-vertical:absolute;mso-position-vertical-relative:text;mso-width-percent:0;mso-height-percent:0;mso-width-relative:margin;mso-height-relative:margin" o:gfxdata="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" strokecolor="#4472c4 [3204]" strokeweight=".5pt">
                 <v:stroke endarrow="block" joinstyle="miter"/>
               </v:shape>
             </w:pict>
@@ -6067,7 +6183,21 @@
                               <w:rPr>
                                 <w:lang w:val="en-US"/>
                               </w:rPr>
-                              <w:t xml:space="preserve"> number text. E.g. </w:t>
+                              <w:t xml:space="preserve"> number text. </w:t>
+                            </w:r>
+                            <w:proofErr w:type="gramStart"/>
+                            <w:r>
+                              <w:rPr>
+                                <w:lang w:val="en-US"/>
+                              </w:rPr>
+                              <w:t>E.g.</w:t>
+                            </w:r>
+                            <w:proofErr w:type="gramEnd"/>
+                            <w:r>
+                              <w:rPr>
+                                <w:lang w:val="en-US"/>
+                              </w:rPr>
+                              <w:t xml:space="preserve"> </w:t>
                             </w:r>
                             <w:r>
                               <w:rPr>
@@ -6102,7 +6232,7 @@
           </mc:Choice>
           <mc:Fallback>
             <w:pict>
-              <v:shape w14:anchorId="197BB729" id="Text Box 85" o:spid="_x0000_s1033" type="#_x0000_t202" style="position:absolute;margin-left:0;margin-top:105pt;width:90.75pt;height:51.75pt;z-index:251708416;visibility:visible;mso-wrap-style:square;mso-height-percent:0;mso-wrap-distance-left:9pt;mso-wrap-distance-top:0;mso-wrap-distance-right:9pt;mso-wrap-distance-bottom:0;mso-position-horizontal:center;mso-position-horizontal-relative:margin;mso-position-vertical:absolute;mso-position-vertical-relative:text;mso-height-percent:0;mso-height-relative:margin;v-text-anchor:top" o:gfxdata="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" fillcolor="white [3201]" strokeweight=".5pt">
+              <v:shape w14:anchorId="197BB729" id="Text Box 85" o:spid="_x0000_s1034" type="#_x0000_t202" style="position:absolute;margin-left:0;margin-top:105pt;width:90.75pt;height:51.75pt;z-index:251708416;visibility:visible;mso-wrap-style:square;mso-height-percent:0;mso-wrap-distance-left:9pt;mso-wrap-distance-top:0;mso-wrap-distance-right:9pt;mso-wrap-distance-bottom:0;mso-position-horizontal:center;mso-position-horizontal-relative:margin;mso-position-vertical:absolute;mso-position-vertical-relative:text;mso-height-percent:0;mso-height-relative:margin;v-text-anchor:top" o:gfxdata="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" fillcolor="white [3201]" strokeweight=".5pt">
                 <v:textbox>
                   <w:txbxContent>
                     <w:p>
@@ -6127,7 +6257,21 @@
                         <w:rPr>
                           <w:lang w:val="en-US"/>
                         </w:rPr>
-                        <w:t xml:space="preserve"> number text. E.g. </w:t>
+                        <w:t xml:space="preserve"> number text. </w:t>
+                      </w:r>
+                      <w:proofErr w:type="gramStart"/>
+                      <w:r>
+                        <w:rPr>
+                          <w:lang w:val="en-US"/>
+                        </w:rPr>
+                        <w:t>E.g.</w:t>
+                      </w:r>
+                      <w:proofErr w:type="gramEnd"/>
+                      <w:r>
+                        <w:rPr>
+                          <w:lang w:val="en-US"/>
+                        </w:rPr>
+                        <w:t xml:space="preserve"> </w:t>
                       </w:r>
                       <w:r>
                         <w:rPr>
@@ -6157,10 +6301,10 @@
           <w:lang w:val="en-US"/>
         </w:rPr>
         <w:drawing>
-          <wp:inline distT="0" distB="0" distL="0" distR="0" wp14:anchorId="694C2D7B" wp14:editId="19E2CB08">
-            <wp:extent cx="5724525" cy="2809875"/>
+          <wp:inline distT="0" distB="0" distL="0" distR="0" wp14:anchorId="399E6F59" wp14:editId="42C8E37A">
+            <wp:extent cx="5724525" cy="3000375"/>
             <wp:effectExtent l="0" t="0" r="9525" b="9525"/>
-            <wp:docPr id="13" name="Picture 13"/>
+            <wp:docPr id="5" name="Picture 5"/>
             <wp:cNvGraphicFramePr>
               <a:graphicFrameLocks xmlns:a="http://schemas.openxmlformats.org/drawingml/2006/main" noChangeAspect="1"/>
             </wp:cNvGraphicFramePr>
@@ -6174,7 +6318,7 @@
                     </pic:cNvPicPr>
                   </pic:nvPicPr>
                   <pic:blipFill>
-                    <a:blip r:embed="rId18">
+                    <a:blip r:embed="rId20">
                       <a:extLst>
                         <a:ext uri="{28A0092B-C50C-407E-A947-70E740481C1C}">
                           <a14:useLocalDpi xmlns:a14="http://schemas.microsoft.com/office/drawing/2010/main" val="0"/>
@@ -6189,7 +6333,7 @@
                   <pic:spPr bwMode="auto">
                     <a:xfrm>
                       <a:off x="0" y="0"/>
-                      <a:ext cx="5724525" cy="2809875"/>
+                      <a:ext cx="5724525" cy="3000375"/>
                     </a:xfrm>
                     <a:prstGeom prst="rect">
                       <a:avLst/>
@@ -6278,21 +6422,7 @@
                               <w:rPr>
                                 <w:lang w:val="en-US"/>
                               </w:rPr>
-                              <w:t xml:space="preserve"> number. </w:t>
-                            </w:r>
-                            <w:proofErr w:type="spellStart"/>
-                            <w:r>
-                              <w:rPr>
-                                <w:lang w:val="en-US"/>
-                              </w:rPr>
-                              <w:t>E.g</w:t>
-                            </w:r>
-                            <w:proofErr w:type="spellEnd"/>
-                            <w:r>
-                              <w:rPr>
-                                <w:lang w:val="en-US"/>
-                              </w:rPr>
-                              <w:t xml:space="preserve">, </w:t>
+                              <w:t xml:space="preserve"> number. E.g, </w:t>
                             </w:r>
                             <w:r>
                               <w:rPr>
@@ -6322,7 +6452,7 @@
           </mc:Choice>
           <mc:Fallback>
             <w:pict>
-              <v:shape w14:anchorId="0D07F8CB" id="Text Box 89" o:spid="_x0000_s1034" type="#_x0000_t202" style="position:absolute;margin-left:165.05pt;margin-top:3.45pt;width:90.75pt;height:51.75pt;z-index:251714560;visibility:visible;mso-wrap-style:square;mso-height-percent:0;mso-wrap-distance-left:9pt;mso-wrap-distance-top:0;mso-wrap-distance-right:9pt;mso-wrap-distance-bottom:0;mso-position-horizontal:absolute;mso-position-horizontal-relative:margin;mso-position-vertical:absolute;mso-position-vertical-relative:text;mso-height-percent:0;mso-height-relative:margin;v-text-anchor:top" o:gfxdata="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" fillcolor="white [3201]" strokeweight=".5pt">
+              <v:shape w14:anchorId="0D07F8CB" id="Text Box 89" o:spid="_x0000_s1035" type="#_x0000_t202" style="position:absolute;margin-left:165.05pt;margin-top:3.45pt;width:90.75pt;height:51.75pt;z-index:251714560;visibility:visible;mso-wrap-style:square;mso-height-percent:0;mso-wrap-distance-left:9pt;mso-wrap-distance-top:0;mso-wrap-distance-right:9pt;mso-wrap-distance-bottom:0;mso-position-horizontal:absolute;mso-position-horizontal-relative:margin;mso-position-vertical:absolute;mso-position-vertical-relative:text;mso-height-percent:0;mso-height-relative:margin;v-text-anchor:top" o:gfxdata="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" fillcolor="white [3201]" strokeweight=".5pt">
                 <v:textbox>
                   <w:txbxContent>
                     <w:p>
@@ -6434,21 +6564,7 @@
                               <w:rPr>
                                 <w:lang w:val="en-US"/>
                               </w:rPr>
-                              <w:t xml:space="preserve">Enter a decimal number. </w:t>
-                            </w:r>
-                            <w:proofErr w:type="spellStart"/>
-                            <w:r>
-                              <w:rPr>
-                                <w:lang w:val="en-US"/>
-                              </w:rPr>
-                              <w:t>E.g</w:t>
-                            </w:r>
-                            <w:proofErr w:type="spellEnd"/>
-                            <w:r>
-                              <w:rPr>
-                                <w:lang w:val="en-US"/>
-                              </w:rPr>
-                              <w:t>, 0</w:t>
+                              <w:t>Enter a decimal number. E.g, 0</w:t>
                             </w:r>
                           </w:p>
                         </w:txbxContent>
@@ -6470,7 +6586,7 @@
           </mc:Choice>
           <mc:Fallback>
             <w:pict>
-              <v:shape w14:anchorId="5EA958A5" id="Text Box 87" o:spid="_x0000_s1035" type="#_x0000_t202" style="position:absolute;margin-left:12.9pt;margin-top:1.75pt;width:90.75pt;height:51.75pt;z-index:251711488;visibility:visible;mso-wrap-style:square;mso-height-percent:0;mso-wrap-distance-left:9pt;mso-wrap-distance-top:0;mso-wrap-distance-right:9pt;mso-wrap-distance-bottom:0;mso-position-horizontal:absolute;mso-position-horizontal-relative:margin;mso-position-vertical:absolute;mso-position-vertical-relative:text;mso-height-percent:0;mso-height-relative:margin;v-text-anchor:top" o:gfxdata="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" fillcolor="white [3201]" strokeweight=".5pt">
+              <v:shape w14:anchorId="5EA958A5" id="Text Box 87" o:spid="_x0000_s1036" type="#_x0000_t202" style="position:absolute;margin-left:12.9pt;margin-top:1.75pt;width:90.75pt;height:51.75pt;z-index:251711488;visibility:visible;mso-wrap-style:square;mso-height-percent:0;mso-wrap-distance-left:9pt;mso-wrap-distance-top:0;mso-wrap-distance-right:9pt;mso-wrap-distance-bottom:0;mso-position-horizontal:absolute;mso-position-horizontal-relative:margin;mso-position-vertical:absolute;mso-position-vertical-relative:text;mso-height-percent:0;mso-height-relative:margin;v-text-anchor:top" o:gfxdata="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" fillcolor="white [3201]" strokeweight=".5pt">
                 <v:textbox>
                   <w:txbxContent>
                     <w:p>
@@ -6531,7 +6647,7 @@
                 <wp:cNvGraphicFramePr/>
                 <a:graphic xmlns:a="http://schemas.openxmlformats.org/drawingml/2006/main">
                   <a:graphicData uri="http://schemas.microsoft.com/office/word/2010/wordprocessingInk">
-                    <w14:contentPart bwMode="auto" r:id="rId19">
+                    <w14:contentPart bwMode="auto" r:id="rId21">
                       <w14:nvContentPartPr>
                         <w14:cNvContentPartPr/>
                       </w14:nvContentPartPr>
@@ -6568,7 +6684,7 @@
                         <pic:cNvPicPr/>
                       </pic:nvPicPr>
                       <pic:blipFill>
-                        <a:blip r:embed="rId20"/>
+                        <a:blip r:embed="rId22"/>
                         <a:stretch>
                           <a:fillRect/>
                         </a:stretch>
@@ -6646,7 +6762,7 @@
                     <pic:cNvPicPr/>
                   </pic:nvPicPr>
                   <pic:blipFill>
-                    <a:blip r:embed="rId21"/>
+                    <a:blip r:embed="rId23"/>
                     <a:stretch>
                       <a:fillRect/>
                     </a:stretch>
@@ -6758,19 +6874,11 @@
         </w:rPr>
         <w:t xml:space="preserve">❌ </w:t>
       </w:r>
-      <w:proofErr w:type="spellStart"/>
-      <w:r>
-        <w:rPr>
-          <w:lang w:val="en-US"/>
-        </w:rPr>
-        <w:t>Ottakshara</w:t>
-      </w:r>
-      <w:proofErr w:type="spellEnd"/>
-      <w:r>
-        <w:rPr>
-          <w:lang w:val="en-US"/>
-        </w:rPr>
-        <w:t xml:space="preserve"> </w:t>
+      <w:r>
+        <w:rPr>
+          <w:lang w:val="en-US"/>
+        </w:rPr>
+        <w:t xml:space="preserve">Ottakshara </w:t>
       </w:r>
       <w:r>
         <w:rPr>
@@ -6805,14 +6913,83 @@
         </w:rPr>
         <w:t xml:space="preserve">❌ </w:t>
       </w:r>
-      <w:proofErr w:type="spellStart"/>
-      <w:r>
-        <w:rPr>
-          <w:lang w:val="en-US"/>
-        </w:rPr>
-        <w:t>Arkaottu</w:t>
-      </w:r>
-      <w:proofErr w:type="spellEnd"/>
+      <w:r>
+        <w:rPr>
+          <w:lang w:val="en-US"/>
+        </w:rPr>
+        <w:t>Arkaottu (</w:t>
+      </w:r>
+      <w:r>
+        <w:rPr>
+          <w:rFonts w:ascii="Segoe UI Emoji" w:hAnsi="Segoe UI Emoji" w:cs="Segoe UI Emoji"/>
+          <w:lang w:val="en-US"/>
+        </w:rPr>
+        <w:t>🟠</w:t>
+      </w:r>
+      <w:r>
+        <w:rPr>
+          <w:lang w:val="en-US"/>
+        </w:rPr>
+        <w:t xml:space="preserve">)  </w:t>
+      </w:r>
+    </w:p>
+    <w:p>
+      <w:pPr>
+        <w:rPr>
+          <w:lang w:val="en-US"/>
+        </w:rPr>
+      </w:pPr>
+      <w:r>
+        <w:rPr>
+          <w:rFonts w:ascii="Segoe UI Emoji" w:hAnsi="Segoe UI Emoji" w:cs="Segoe UI Emoji"/>
+        </w:rPr>
+        <w:t xml:space="preserve">✅ </w:t>
+      </w:r>
+      <w:r>
+        <w:rPr>
+          <w:lang w:val="en-US"/>
+        </w:rPr>
+        <w:t>Y</w:t>
+      </w:r>
+      <w:r>
+        <w:rPr>
+          <w:lang w:val="en-US"/>
+        </w:rPr>
+        <w:t>ogavaha (</w:t>
+      </w:r>
+      <w:r>
+        <w:rPr>
+          <w:rFonts w:ascii="Segoe UI Emoji" w:hAnsi="Segoe UI Emoji" w:cs="Segoe UI Emoji" w:hint="cs"/>
+          <w:cs/>
+          <w:lang w:val="en-US" w:bidi="hi-IN"/>
+        </w:rPr>
+        <w:t>🟤</w:t>
+      </w:r>
+      <w:r>
+        <w:rPr>
+          <w:lang w:val="en-US"/>
+        </w:rPr>
+        <w:t xml:space="preserve">) </w:t>
+      </w:r>
+    </w:p>
+    <w:p>
+      <w:pPr>
+        <w:rPr>
+          <w:lang w:val="en-US"/>
+        </w:rPr>
+      </w:pPr>
+      <w:r>
+        <w:rPr>
+          <w:rFonts w:ascii="Segoe UI Emoji" w:hAnsi="Segoe UI Emoji" w:cs="Segoe UI Emoji"/>
+        </w:rPr>
+        <w:t xml:space="preserve">❌ </w:t>
+      </w:r>
+      <w:r>
+        <w:rPr>
+          <w:lang w:val="en-US"/>
+        </w:rPr>
+        <w:t>Kagunita</w:t>
+      </w:r>
       <w:r>
         <w:rPr>
           <w:lang w:val="en-US"/>
@@ -6821,131 +6998,36 @@
       </w:r>
       <w:r>
         <w:rPr>
+          <w:rFonts w:ascii="Segoe UI Emoji" w:hAnsi="Segoe UI Emoji" w:cs="Segoe UI Emoji" w:hint="cs"/>
+          <w:cs/>
+          <w:lang w:val="en-US" w:bidi="hi-IN"/>
+        </w:rPr>
+        <w:t>🔴</w:t>
+      </w:r>
+      <w:r>
+        <w:rPr>
+          <w:lang w:val="en-US"/>
+        </w:rPr>
+        <w:t xml:space="preserve">)  </w:t>
+      </w:r>
+    </w:p>
+    <w:p>
+      <w:pPr>
+        <w:rPr>
+          <w:lang w:val="en-US"/>
+        </w:rPr>
+      </w:pPr>
+      <w:r>
+        <w:rPr>
           <w:rFonts w:ascii="Segoe UI Emoji" w:hAnsi="Segoe UI Emoji" w:cs="Segoe UI Emoji"/>
-          <w:lang w:val="en-US"/>
-        </w:rPr>
-        <w:t>🟠</w:t>
-      </w:r>
-      <w:r>
-        <w:rPr>
-          <w:lang w:val="en-US"/>
-        </w:rPr>
-        <w:t xml:space="preserve">)  </w:t>
-      </w:r>
-    </w:p>
-    <w:p>
-      <w:pPr>
-        <w:rPr>
-          <w:lang w:val="en-US"/>
-        </w:rPr>
-      </w:pPr>
-      <w:r>
-        <w:rPr>
-          <w:rFonts w:ascii="Segoe UI Emoji" w:hAnsi="Segoe UI Emoji" w:cs="Segoe UI Emoji"/>
-        </w:rPr>
-        <w:t xml:space="preserve">✅ </w:t>
-      </w:r>
-      <w:proofErr w:type="spellStart"/>
-      <w:r>
-        <w:rPr>
-          <w:lang w:val="en-US"/>
-        </w:rPr>
-        <w:t>Y</w:t>
-      </w:r>
-      <w:r>
-        <w:rPr>
-          <w:lang w:val="en-US"/>
-        </w:rPr>
-        <w:t>ogavaha</w:t>
-      </w:r>
-      <w:proofErr w:type="spellEnd"/>
-      <w:r>
-        <w:rPr>
-          <w:lang w:val="en-US"/>
-        </w:rPr>
-        <w:t xml:space="preserve"> (</w:t>
-      </w:r>
-      <w:r>
-        <w:rPr>
-          <w:rFonts w:ascii="Segoe UI Emoji" w:hAnsi="Segoe UI Emoji" w:cs="Segoe UI Emoji" w:hint="cs"/>
-          <w:cs/>
-          <w:lang w:val="en-US" w:bidi="hi-IN"/>
-        </w:rPr>
-        <w:t>🟤</w:t>
-      </w:r>
-      <w:r>
-        <w:rPr>
-          <w:lang w:val="en-US"/>
-        </w:rPr>
-        <w:t xml:space="preserve">) </w:t>
-      </w:r>
-    </w:p>
-    <w:p>
-      <w:pPr>
-        <w:rPr>
-          <w:lang w:val="en-US"/>
-        </w:rPr>
-      </w:pPr>
-      <w:r>
-        <w:rPr>
-          <w:rFonts w:ascii="Segoe UI Emoji" w:hAnsi="Segoe UI Emoji" w:cs="Segoe UI Emoji"/>
         </w:rPr>
         <w:t xml:space="preserve">❌ </w:t>
       </w:r>
-      <w:proofErr w:type="spellStart"/>
-      <w:r>
-        <w:rPr>
-          <w:lang w:val="en-US"/>
-        </w:rPr>
-        <w:t>Kagunita</w:t>
-      </w:r>
-      <w:proofErr w:type="spellEnd"/>
-      <w:r>
-        <w:rPr>
-          <w:lang w:val="en-US"/>
-        </w:rPr>
-        <w:t xml:space="preserve"> (</w:t>
-      </w:r>
-      <w:r>
-        <w:rPr>
-          <w:rFonts w:ascii="Segoe UI Emoji" w:hAnsi="Segoe UI Emoji" w:cs="Segoe UI Emoji" w:hint="cs"/>
-          <w:cs/>
-          <w:lang w:val="en-US" w:bidi="hi-IN"/>
-        </w:rPr>
-        <w:t>🔴</w:t>
-      </w:r>
-      <w:r>
-        <w:rPr>
-          <w:lang w:val="en-US"/>
-        </w:rPr>
-        <w:t xml:space="preserve">)  </w:t>
-      </w:r>
-    </w:p>
-    <w:p>
-      <w:pPr>
-        <w:rPr>
-          <w:lang w:val="en-US"/>
-        </w:rPr>
-      </w:pPr>
-      <w:r>
-        <w:rPr>
-          <w:rFonts w:ascii="Segoe UI Emoji" w:hAnsi="Segoe UI Emoji" w:cs="Segoe UI Emoji"/>
-        </w:rPr>
-        <w:t xml:space="preserve">❌ </w:t>
-      </w:r>
-      <w:proofErr w:type="spellStart"/>
-      <w:r>
-        <w:rPr>
-          <w:lang w:val="en-US"/>
-        </w:rPr>
-        <w:t>Halant</w:t>
-      </w:r>
-      <w:proofErr w:type="spellEnd"/>
-      <w:r>
-        <w:rPr>
-          <w:lang w:val="en-US"/>
-        </w:rPr>
-        <w:t xml:space="preserve"> (</w:t>
+      <w:r>
+        <w:rPr>
+          <w:lang w:val="en-US"/>
+        </w:rPr>
+        <w:t>Halant (</w:t>
       </w:r>
       <w:r>
         <w:rPr>
@@ -6985,110 +7067,6 @@
             <wp:extent cx="5731510" cy="788670"/>
             <wp:effectExtent l="0" t="0" r="2540" b="0"/>
             <wp:docPr id="14" name="Picture 14"/>
-            <wp:cNvGraphicFramePr>
-              <a:graphicFrameLocks xmlns:a="http://schemas.openxmlformats.org/drawingml/2006/main" noChangeAspect="1"/>
-            </wp:cNvGraphicFramePr>
-            <a:graphic xmlns:a="http://schemas.openxmlformats.org/drawingml/2006/main">
-              <a:graphicData uri="http://schemas.openxmlformats.org/drawingml/2006/picture">
-                <pic:pic xmlns:pic="http://schemas.openxmlformats.org/drawingml/2006/picture">
-                  <pic:nvPicPr>
-                    <pic:cNvPr id="1" name=""/>
-                    <pic:cNvPicPr/>
-                  </pic:nvPicPr>
-                  <pic:blipFill>
-                    <a:blip r:embed="rId22"/>
-                    <a:stretch>
-                      <a:fillRect/>
-                    </a:stretch>
-                  </pic:blipFill>
-                  <pic:spPr>
-                    <a:xfrm>
-                      <a:off x="0" y="0"/>
-                      <a:ext cx="5731510" cy="788670"/>
-                    </a:xfrm>
-                    <a:prstGeom prst="rect">
-                      <a:avLst/>
-                    </a:prstGeom>
-                  </pic:spPr>
-                </pic:pic>
-              </a:graphicData>
-            </a:graphic>
-          </wp:inline>
-        </w:drawing>
-      </w:r>
-    </w:p>
-    <w:p>
-      <w:pPr>
-        <w:pBdr>
-          <w:top w:val="dotted" w:sz="24" w:space="1" w:color="auto"/>
-          <w:bottom w:val="dotted" w:sz="24" w:space="1" w:color="auto"/>
-        </w:pBdr>
-        <w:rPr>
-          <w:lang w:val="en-US"/>
-        </w:rPr>
-      </w:pPr>
-      <w:r>
-        <w:rPr>
-          <w:noProof/>
-          <w:lang w:val="en-US"/>
-        </w:rPr>
-        <w:drawing>
-          <wp:inline distT="0" distB="0" distL="0" distR="0" wp14:anchorId="7E53EA55" wp14:editId="574CB8FE">
-            <wp:extent cx="5731510" cy="774700"/>
-            <wp:effectExtent l="0" t="0" r="2540" b="6350"/>
-            <wp:docPr id="16" name="Picture 16"/>
-            <wp:cNvGraphicFramePr>
-              <a:graphicFrameLocks xmlns:a="http://schemas.openxmlformats.org/drawingml/2006/main" noChangeAspect="1"/>
-            </wp:cNvGraphicFramePr>
-            <a:graphic xmlns:a="http://schemas.openxmlformats.org/drawingml/2006/main">
-              <a:graphicData uri="http://schemas.openxmlformats.org/drawingml/2006/picture">
-                <pic:pic xmlns:pic="http://schemas.openxmlformats.org/drawingml/2006/picture">
-                  <pic:nvPicPr>
-                    <pic:cNvPr id="1" name=""/>
-                    <pic:cNvPicPr/>
-                  </pic:nvPicPr>
-                  <pic:blipFill>
-                    <a:blip r:embed="rId23"/>
-                    <a:stretch>
-                      <a:fillRect/>
-                    </a:stretch>
-                  </pic:blipFill>
-                  <pic:spPr>
-                    <a:xfrm>
-                      <a:off x="0" y="0"/>
-                      <a:ext cx="5731510" cy="774700"/>
-                    </a:xfrm>
-                    <a:prstGeom prst="rect">
-                      <a:avLst/>
-                    </a:prstGeom>
-                  </pic:spPr>
-                </pic:pic>
-              </a:graphicData>
-            </a:graphic>
-          </wp:inline>
-        </w:drawing>
-      </w:r>
-    </w:p>
-    <w:p>
-      <w:pPr>
-        <w:pBdr>
-          <w:bottom w:val="dotted" w:sz="24" w:space="1" w:color="auto"/>
-          <w:between w:val="dotted" w:sz="24" w:space="1" w:color="auto"/>
-        </w:pBdr>
-        <w:rPr>
-          <w:lang w:val="en-US"/>
-        </w:rPr>
-      </w:pPr>
-      <w:r>
-        <w:rPr>
-          <w:noProof/>
-          <w:lang w:val="en-US"/>
-        </w:rPr>
-        <w:drawing>
-          <wp:inline distT="0" distB="0" distL="0" distR="0" wp14:anchorId="5A449881" wp14:editId="1AA8826D">
-            <wp:extent cx="5731510" cy="776605"/>
-            <wp:effectExtent l="0" t="0" r="2540" b="4445"/>
-            <wp:docPr id="28" name="Picture 28"/>
             <wp:cNvGraphicFramePr>
               <a:graphicFrameLocks xmlns:a="http://schemas.openxmlformats.org/drawingml/2006/main" noChangeAspect="1"/>
             </wp:cNvGraphicFramePr>
@@ -7108,7 +7086,7 @@
                   <pic:spPr>
                     <a:xfrm>
                       <a:off x="0" y="0"/>
-                      <a:ext cx="5731510" cy="776605"/>
+                      <a:ext cx="5731510" cy="788670"/>
                     </a:xfrm>
                     <a:prstGeom prst="rect">
                       <a:avLst/>
@@ -7123,26 +7101,10 @@
     </w:p>
     <w:p>
       <w:pPr>
-        <w:rPr>
-          <w:lang w:val="en-US"/>
-        </w:rPr>
-      </w:pPr>
-    </w:p>
-    <w:p>
-      <w:pPr>
-        <w:rPr>
-          <w:lang w:val="en-US"/>
-        </w:rPr>
-      </w:pPr>
-      <w:r>
-        <w:rPr>
-          <w:lang w:val="en-US"/>
-        </w:rPr>
-        <w:br w:type="page"/>
-      </w:r>
-    </w:p>
-    <w:p>
-      <w:pPr>
+        <w:pBdr>
+          <w:top w:val="dotted" w:sz="24" w:space="1" w:color="auto"/>
+          <w:bottom w:val="dotted" w:sz="24" w:space="1" w:color="auto"/>
+        </w:pBdr>
         <w:rPr>
           <w:lang w:val="en-US"/>
         </w:rPr>
@@ -7152,12 +7114,11 @@
           <w:noProof/>
           <w:lang w:val="en-US"/>
         </w:rPr>
-        <w:lastRenderedPageBreak/>
         <w:drawing>
-          <wp:inline distT="0" distB="0" distL="0" distR="0" wp14:anchorId="2B8530B2" wp14:editId="2FA9EA37">
-            <wp:extent cx="2267266" cy="523948"/>
-            <wp:effectExtent l="0" t="0" r="0" b="9525"/>
-            <wp:docPr id="60" name="Picture 60"/>
+          <wp:inline distT="0" distB="0" distL="0" distR="0" wp14:anchorId="7E53EA55" wp14:editId="574CB8FE">
+            <wp:extent cx="5731510" cy="774700"/>
+            <wp:effectExtent l="0" t="0" r="2540" b="6350"/>
+            <wp:docPr id="16" name="Picture 16"/>
             <wp:cNvGraphicFramePr>
               <a:graphicFrameLocks xmlns:a="http://schemas.openxmlformats.org/drawingml/2006/main" noChangeAspect="1"/>
             </wp:cNvGraphicFramePr>
@@ -7177,6 +7138,127 @@
                   <pic:spPr>
                     <a:xfrm>
                       <a:off x="0" y="0"/>
+                      <a:ext cx="5731510" cy="774700"/>
+                    </a:xfrm>
+                    <a:prstGeom prst="rect">
+                      <a:avLst/>
+                    </a:prstGeom>
+                  </pic:spPr>
+                </pic:pic>
+              </a:graphicData>
+            </a:graphic>
+          </wp:inline>
+        </w:drawing>
+      </w:r>
+    </w:p>
+    <w:p>
+      <w:pPr>
+        <w:pBdr>
+          <w:bottom w:val="dotted" w:sz="24" w:space="1" w:color="auto"/>
+          <w:between w:val="dotted" w:sz="24" w:space="1" w:color="auto"/>
+        </w:pBdr>
+        <w:rPr>
+          <w:lang w:val="en-US"/>
+        </w:rPr>
+      </w:pPr>
+      <w:r>
+        <w:rPr>
+          <w:noProof/>
+          <w:lang w:val="en-US"/>
+        </w:rPr>
+        <w:drawing>
+          <wp:inline distT="0" distB="0" distL="0" distR="0" wp14:anchorId="5A449881" wp14:editId="1AA8826D">
+            <wp:extent cx="5731510" cy="776605"/>
+            <wp:effectExtent l="0" t="0" r="2540" b="4445"/>
+            <wp:docPr id="28" name="Picture 28"/>
+            <wp:cNvGraphicFramePr>
+              <a:graphicFrameLocks xmlns:a="http://schemas.openxmlformats.org/drawingml/2006/main" noChangeAspect="1"/>
+            </wp:cNvGraphicFramePr>
+            <a:graphic xmlns:a="http://schemas.openxmlformats.org/drawingml/2006/main">
+              <a:graphicData uri="http://schemas.openxmlformats.org/drawingml/2006/picture">
+                <pic:pic xmlns:pic="http://schemas.openxmlformats.org/drawingml/2006/picture">
+                  <pic:nvPicPr>
+                    <pic:cNvPr id="1" name=""/>
+                    <pic:cNvPicPr/>
+                  </pic:nvPicPr>
+                  <pic:blipFill>
+                    <a:blip r:embed="rId26"/>
+                    <a:stretch>
+                      <a:fillRect/>
+                    </a:stretch>
+                  </pic:blipFill>
+                  <pic:spPr>
+                    <a:xfrm>
+                      <a:off x="0" y="0"/>
+                      <a:ext cx="5731510" cy="776605"/>
+                    </a:xfrm>
+                    <a:prstGeom prst="rect">
+                      <a:avLst/>
+                    </a:prstGeom>
+                  </pic:spPr>
+                </pic:pic>
+              </a:graphicData>
+            </a:graphic>
+          </wp:inline>
+        </w:drawing>
+      </w:r>
+    </w:p>
+    <w:p>
+      <w:pPr>
+        <w:rPr>
+          <w:lang w:val="en-US"/>
+        </w:rPr>
+      </w:pPr>
+    </w:p>
+    <w:p>
+      <w:pPr>
+        <w:rPr>
+          <w:lang w:val="en-US"/>
+        </w:rPr>
+      </w:pPr>
+      <w:r>
+        <w:rPr>
+          <w:lang w:val="en-US"/>
+        </w:rPr>
+        <w:br w:type="page"/>
+      </w:r>
+    </w:p>
+    <w:p>
+      <w:pPr>
+        <w:rPr>
+          <w:lang w:val="en-US"/>
+        </w:rPr>
+      </w:pPr>
+      <w:r>
+        <w:rPr>
+          <w:noProof/>
+          <w:lang w:val="en-US"/>
+        </w:rPr>
+        <w:lastRenderedPageBreak/>
+        <w:drawing>
+          <wp:inline distT="0" distB="0" distL="0" distR="0" wp14:anchorId="2B8530B2" wp14:editId="2FA9EA37">
+            <wp:extent cx="2267266" cy="523948"/>
+            <wp:effectExtent l="0" t="0" r="0" b="9525"/>
+            <wp:docPr id="60" name="Picture 60"/>
+            <wp:cNvGraphicFramePr>
+              <a:graphicFrameLocks xmlns:a="http://schemas.openxmlformats.org/drawingml/2006/main" noChangeAspect="1"/>
+            </wp:cNvGraphicFramePr>
+            <a:graphic xmlns:a="http://schemas.openxmlformats.org/drawingml/2006/main">
+              <a:graphicData uri="http://schemas.openxmlformats.org/drawingml/2006/picture">
+                <pic:pic xmlns:pic="http://schemas.openxmlformats.org/drawingml/2006/picture">
+                  <pic:nvPicPr>
+                    <pic:cNvPr id="1" name=""/>
+                    <pic:cNvPicPr/>
+                  </pic:nvPicPr>
+                  <pic:blipFill>
+                    <a:blip r:embed="rId27"/>
+                    <a:stretch>
+                      <a:fillRect/>
+                    </a:stretch>
+                  </pic:blipFill>
+                  <pic:spPr>
+                    <a:xfrm>
+                      <a:off x="0" y="0"/>
                       <a:ext cx="2267266" cy="523948"/>
                     </a:xfrm>
                     <a:prstGeom prst="rect">
@@ -7281,19 +7363,11 @@
         </w:rPr>
         <w:t xml:space="preserve">❌ </w:t>
       </w:r>
-      <w:proofErr w:type="spellStart"/>
-      <w:r>
-        <w:rPr>
-          <w:lang w:val="en-US"/>
-        </w:rPr>
-        <w:t>Ottakshara</w:t>
-      </w:r>
-      <w:proofErr w:type="spellEnd"/>
-      <w:r>
-        <w:rPr>
-          <w:lang w:val="en-US"/>
-        </w:rPr>
-        <w:t xml:space="preserve"> </w:t>
+      <w:r>
+        <w:rPr>
+          <w:lang w:val="en-US"/>
+        </w:rPr>
+        <w:t xml:space="preserve">Ottakshara </w:t>
       </w:r>
       <w:r>
         <w:rPr>
@@ -7328,19 +7402,11 @@
         </w:rPr>
         <w:t xml:space="preserve">❌ </w:t>
       </w:r>
-      <w:proofErr w:type="spellStart"/>
-      <w:r>
-        <w:rPr>
-          <w:lang w:val="en-US"/>
-        </w:rPr>
-        <w:t>Arkaottu</w:t>
-      </w:r>
-      <w:proofErr w:type="spellEnd"/>
-      <w:r>
-        <w:rPr>
-          <w:lang w:val="en-US"/>
-        </w:rPr>
-        <w:t xml:space="preserve"> (</w:t>
+      <w:r>
+        <w:rPr>
+          <w:lang w:val="en-US"/>
+        </w:rPr>
+        <w:t>Arkaottu (</w:t>
       </w:r>
       <w:r>
         <w:rPr>
@@ -7374,19 +7440,11 @@
         </w:rPr>
         <w:t>Y</w:t>
       </w:r>
-      <w:proofErr w:type="spellStart"/>
-      <w:r>
-        <w:rPr>
-          <w:lang w:val="en-US"/>
-        </w:rPr>
-        <w:t>ogavaha</w:t>
-      </w:r>
-      <w:proofErr w:type="spellEnd"/>
-      <w:r>
-        <w:rPr>
-          <w:lang w:val="en-US"/>
-        </w:rPr>
-        <w:t xml:space="preserve"> (</w:t>
+      <w:r>
+        <w:rPr>
+          <w:lang w:val="en-US"/>
+        </w:rPr>
+        <w:t>ogavaha (</w:t>
       </w:r>
       <w:r>
         <w:rPr>
@@ -7415,19 +7473,11 @@
         </w:rPr>
         <w:t xml:space="preserve">✅ </w:t>
       </w:r>
-      <w:proofErr w:type="spellStart"/>
-      <w:r>
-        <w:rPr>
-          <w:lang w:val="en-US"/>
-        </w:rPr>
-        <w:t>Kagunita</w:t>
-      </w:r>
-      <w:proofErr w:type="spellEnd"/>
-      <w:r>
-        <w:rPr>
-          <w:lang w:val="en-US"/>
-        </w:rPr>
-        <w:t xml:space="preserve"> </w:t>
+      <w:r>
+        <w:rPr>
+          <w:lang w:val="en-US"/>
+        </w:rPr>
+        <w:t xml:space="preserve">Kagunita </w:t>
       </w:r>
       <w:r>
         <w:rPr>
@@ -7462,19 +7512,11 @@
         </w:rPr>
         <w:t xml:space="preserve">✅ </w:t>
       </w:r>
-      <w:proofErr w:type="spellStart"/>
-      <w:r>
-        <w:rPr>
-          <w:lang w:val="en-US"/>
-        </w:rPr>
-        <w:t>Halant</w:t>
-      </w:r>
-      <w:proofErr w:type="spellEnd"/>
-      <w:r>
-        <w:rPr>
-          <w:lang w:val="en-US"/>
-        </w:rPr>
-        <w:t xml:space="preserve"> (</w:t>
+      <w:r>
+        <w:rPr>
+          <w:lang w:val="en-US"/>
+        </w:rPr>
+        <w:t>Halant (</w:t>
       </w:r>
       <w:r>
         <w:rPr>
@@ -7527,7 +7569,7 @@
                     </pic:cNvPicPr>
                   </pic:nvPicPr>
                   <pic:blipFill>
-                    <a:blip r:embed="rId26">
+                    <a:blip r:embed="rId28">
                       <a:extLst>
                         <a:ext uri="{28A0092B-C50C-407E-A947-70E740481C1C}">
                           <a14:useLocalDpi xmlns:a14="http://schemas.microsoft.com/office/drawing/2010/main" val="0"/>
@@ -7590,7 +7632,7 @@
                     <pic:cNvPicPr/>
                   </pic:nvPicPr>
                   <pic:blipFill>
-                    <a:blip r:embed="rId27"/>
+                    <a:blip r:embed="rId29"/>
                     <a:stretch>
                       <a:fillRect/>
                     </a:stretch>
@@ -7644,7 +7686,7 @@
                     </pic:cNvPicPr>
                   </pic:nvPicPr>
                   <pic:blipFill>
-                    <a:blip r:embed="rId28">
+                    <a:blip r:embed="rId30">
                       <a:extLst>
                         <a:ext uri="{28A0092B-C50C-407E-A947-70E740481C1C}">
                           <a14:useLocalDpi xmlns:a14="http://schemas.microsoft.com/office/drawing/2010/main" val="0"/>
@@ -7711,7 +7753,7 @@
                 <wp:cNvGraphicFramePr/>
                 <a:graphic xmlns:a="http://schemas.openxmlformats.org/drawingml/2006/main">
                   <a:graphicData uri="http://schemas.microsoft.com/office/word/2010/wordprocessingInk">
-                    <w14:contentPart bwMode="auto" r:id="rId29">
+                    <w14:contentPart bwMode="auto" r:id="rId31">
                       <w14:nvContentPartPr>
                         <w14:cNvContentPartPr/>
                       </w14:nvContentPartPr>
@@ -7748,7 +7790,7 @@
                         <pic:cNvPicPr/>
                       </pic:nvPicPr>
                       <pic:blipFill>
-                        <a:blip r:embed="rId30"/>
+                        <a:blip r:embed="rId32"/>
                         <a:stretch>
                           <a:fillRect/>
                         </a:stretch>
@@ -7793,7 +7835,7 @@
                 <wp:cNvGraphicFramePr/>
                 <a:graphic xmlns:a="http://schemas.openxmlformats.org/drawingml/2006/main">
                   <a:graphicData uri="http://schemas.microsoft.com/office/word/2010/wordprocessingInk">
-                    <w14:contentPart bwMode="auto" r:id="rId31">
+                    <w14:contentPart bwMode="auto" r:id="rId33">
                       <w14:nvContentPartPr>
                         <w14:cNvContentPartPr/>
                       </w14:nvContentPartPr>
@@ -7830,7 +7872,7 @@
                         <pic:cNvPicPr/>
                       </pic:nvPicPr>
                       <pic:blipFill>
-                        <a:blip r:embed="rId32"/>
+                        <a:blip r:embed="rId34"/>
                         <a:stretch>
                           <a:fillRect/>
                         </a:stretch>
@@ -7875,7 +7917,7 @@
                 <wp:cNvGraphicFramePr/>
                 <a:graphic xmlns:a="http://schemas.openxmlformats.org/drawingml/2006/main">
                   <a:graphicData uri="http://schemas.microsoft.com/office/word/2010/wordprocessingInk">
-                    <w14:contentPart bwMode="auto" r:id="rId33">
+                    <w14:contentPart bwMode="auto" r:id="rId35">
                       <w14:nvContentPartPr>
                         <w14:cNvContentPartPr/>
                       </w14:nvContentPartPr>
@@ -7912,7 +7954,7 @@
                         <pic:cNvPicPr/>
                       </pic:nvPicPr>
                       <pic:blipFill>
-                        <a:blip r:embed="rId34"/>
+                        <a:blip r:embed="rId36"/>
                         <a:stretch>
                           <a:fillRect/>
                         </a:stretch>
@@ -7957,7 +7999,7 @@
                 <wp:cNvGraphicFramePr/>
                 <a:graphic xmlns:a="http://schemas.openxmlformats.org/drawingml/2006/main">
                   <a:graphicData uri="http://schemas.microsoft.com/office/word/2010/wordprocessingInk">
-                    <w14:contentPart bwMode="auto" r:id="rId35">
+                    <w14:contentPart bwMode="auto" r:id="rId37">
                       <w14:nvContentPartPr>
                         <w14:cNvContentPartPr/>
                       </w14:nvContentPartPr>
@@ -7994,7 +8036,7 @@
                         <pic:cNvPicPr/>
                       </pic:nvPicPr>
                       <pic:blipFill>
-                        <a:blip r:embed="rId36"/>
+                        <a:blip r:embed="rId38"/>
                         <a:stretch>
                           <a:fillRect/>
                         </a:stretch>
@@ -8039,7 +8081,7 @@
                 <wp:cNvGraphicFramePr/>
                 <a:graphic xmlns:a="http://schemas.openxmlformats.org/drawingml/2006/main">
                   <a:graphicData uri="http://schemas.microsoft.com/office/word/2010/wordprocessingInk">
-                    <w14:contentPart bwMode="auto" r:id="rId37">
+                    <w14:contentPart bwMode="auto" r:id="rId39">
                       <w14:nvContentPartPr>
                         <w14:cNvContentPartPr/>
                       </w14:nvContentPartPr>
@@ -8076,7 +8118,7 @@
                         <pic:cNvPicPr/>
                       </pic:nvPicPr>
                       <pic:blipFill>
-                        <a:blip r:embed="rId38"/>
+                        <a:blip r:embed="rId40"/>
                         <a:stretch>
                           <a:fillRect/>
                         </a:stretch>
@@ -8133,7 +8175,7 @@
                     <pic:cNvPicPr/>
                   </pic:nvPicPr>
                   <pic:blipFill>
-                    <a:blip r:embed="rId39"/>
+                    <a:blip r:embed="rId41"/>
                     <a:stretch>
                       <a:fillRect/>
                     </a:stretch>
@@ -8164,21 +8206,7 @@
         <w:rPr>
           <w:lang w:val="en-US"/>
         </w:rPr>
-        <w:t xml:space="preserve">Prints </w:t>
-      </w:r>
-      <w:proofErr w:type="spellStart"/>
-      <w:r>
-        <w:rPr>
-          <w:lang w:val="en-US"/>
-        </w:rPr>
-        <w:t>Samyuktakshars</w:t>
-      </w:r>
-      <w:proofErr w:type="spellEnd"/>
-      <w:r>
-        <w:rPr>
-          <w:lang w:val="en-US"/>
-        </w:rPr>
-        <w:t xml:space="preserve"> only.</w:t>
+        <w:t>Prints Samyuktakshars only.</w:t>
       </w:r>
       <w:r>
         <w:rPr>
@@ -8200,6 +8228,7 @@
         </w:rPr>
         <w:t xml:space="preserve">For e.g., </w:t>
       </w:r>
+      <w:proofErr w:type="gramStart"/>
       <w:r>
         <w:rPr>
           <w:rFonts w:cs="Mangal"/>
@@ -8223,6 +8252,7 @@
         </w:rPr>
         <w:t>क्रा</w:t>
       </w:r>
+      <w:proofErr w:type="gramEnd"/>
       <w:r>
         <w:rPr>
           <w:rFonts w:cs="Mangal"/>
@@ -8467,17 +8497,159 @@
         </w:rPr>
         <w:t xml:space="preserve">✅ </w:t>
       </w:r>
-      <w:proofErr w:type="spellStart"/>
-      <w:r>
-        <w:rPr>
-          <w:lang w:val="en-US"/>
-        </w:rPr>
-        <w:t>Ottakshara</w:t>
-      </w:r>
-      <w:proofErr w:type="spellEnd"/>
-      <w:r>
-        <w:rPr>
-          <w:lang w:val="en-US"/>
+      <w:r>
+        <w:rPr>
+          <w:lang w:val="en-US"/>
+        </w:rPr>
+        <w:t xml:space="preserve">Ottakshara </w:t>
+      </w:r>
+      <w:r>
+        <w:rPr>
+          <w:lang w:val="en-US"/>
+        </w:rPr>
+        <w:t>(</w:t>
+      </w:r>
+      <w:r>
+        <w:rPr>
+          <w:rFonts w:ascii="Segoe UI Emoji" w:hAnsi="Segoe UI Emoji" w:cs="Segoe UI Emoji" w:hint="cs"/>
+          <w:cs/>
+          <w:lang w:val="en-US" w:bidi="hi-IN"/>
+        </w:rPr>
+        <w:t>🟢</w:t>
+      </w:r>
+      <w:r>
+        <w:rPr>
+          <w:lang w:val="en-US"/>
+        </w:rPr>
+        <w:t xml:space="preserve">)  </w:t>
+      </w:r>
+    </w:p>
+    <w:p>
+      <w:pPr>
+        <w:rPr>
+          <w:lang w:val="en-US"/>
+        </w:rPr>
+      </w:pPr>
+      <w:r>
+        <w:rPr>
+          <w:rFonts w:ascii="Segoe UI Emoji" w:hAnsi="Segoe UI Emoji" w:cs="Segoe UI Emoji"/>
+        </w:rPr>
+        <w:t xml:space="preserve">✅ </w:t>
+      </w:r>
+      <w:r>
+        <w:rPr>
+          <w:lang w:val="en-US"/>
+        </w:rPr>
+        <w:t>Arkaottu (</w:t>
+      </w:r>
+      <w:r>
+        <w:rPr>
+          <w:rFonts w:ascii="Segoe UI Emoji" w:hAnsi="Segoe UI Emoji" w:cs="Segoe UI Emoji"/>
+          <w:lang w:val="en-US"/>
+        </w:rPr>
+        <w:t>🟠</w:t>
+      </w:r>
+      <w:r>
+        <w:rPr>
+          <w:lang w:val="en-US"/>
+        </w:rPr>
+        <w:t xml:space="preserve">)  </w:t>
+      </w:r>
+    </w:p>
+    <w:p>
+      <w:pPr>
+        <w:rPr>
+          <w:lang w:val="en-US"/>
+        </w:rPr>
+      </w:pPr>
+      <w:r>
+        <w:rPr>
+          <w:rFonts w:ascii="Segoe UI Emoji" w:hAnsi="Segoe UI Emoji" w:cs="Segoe UI Emoji"/>
+        </w:rPr>
+        <w:t xml:space="preserve">✅ </w:t>
+      </w:r>
+      <w:r>
+        <w:rPr>
+          <w:rFonts w:ascii="Segoe UI Emoji" w:hAnsi="Segoe UI Emoji" w:cs="Segoe UI Emoji"/>
+        </w:rPr>
+        <w:t>Y</w:t>
+      </w:r>
+      <w:r>
+        <w:rPr>
+          <w:lang w:val="en-US"/>
+        </w:rPr>
+        <w:t>ogavaha (</w:t>
+      </w:r>
+      <w:r>
+        <w:rPr>
+          <w:rFonts w:ascii="Segoe UI Emoji" w:hAnsi="Segoe UI Emoji" w:cs="Segoe UI Emoji" w:hint="cs"/>
+          <w:cs/>
+          <w:lang w:val="en-US" w:bidi="hi-IN"/>
+        </w:rPr>
+        <w:t>🟤</w:t>
+      </w:r>
+      <w:r>
+        <w:rPr>
+          <w:lang w:val="en-US"/>
+        </w:rPr>
+        <w:t xml:space="preserve">) </w:t>
+      </w:r>
+    </w:p>
+    <w:p>
+      <w:pPr>
+        <w:rPr>
+          <w:lang w:val="en-US"/>
+        </w:rPr>
+      </w:pPr>
+      <w:r>
+        <w:rPr>
+          <w:rFonts w:ascii="Segoe UI Emoji" w:hAnsi="Segoe UI Emoji" w:cs="Segoe UI Emoji"/>
+        </w:rPr>
+        <w:t xml:space="preserve">✅ </w:t>
+      </w:r>
+      <w:r>
+        <w:rPr>
+          <w:lang w:val="en-US"/>
+        </w:rPr>
+        <w:t xml:space="preserve">Kagunita </w:t>
+      </w:r>
+      <w:r>
+        <w:rPr>
+          <w:lang w:val="en-US"/>
+        </w:rPr>
+        <w:t>(</w:t>
+      </w:r>
+      <w:r>
+        <w:rPr>
+          <w:rFonts w:ascii="Segoe UI Emoji" w:hAnsi="Segoe UI Emoji" w:cs="Segoe UI Emoji" w:hint="cs"/>
+          <w:cs/>
+          <w:lang w:val="en-US" w:bidi="hi-IN"/>
+        </w:rPr>
+        <w:t>🔴</w:t>
+      </w:r>
+      <w:r>
+        <w:rPr>
+          <w:lang w:val="en-US"/>
+        </w:rPr>
+        <w:t xml:space="preserve">)  </w:t>
+      </w:r>
+    </w:p>
+    <w:p>
+      <w:pPr>
+        <w:rPr>
+          <w:lang w:val="en-US"/>
+        </w:rPr>
+      </w:pPr>
+      <w:proofErr w:type="gramStart"/>
+      <w:r>
+        <w:rPr>
+          <w:rFonts w:ascii="Segoe UI Emoji" w:hAnsi="Segoe UI Emoji" w:cs="Segoe UI Emoji"/>
+        </w:rPr>
+        <w:t xml:space="preserve">✅ </w:t>
+      </w:r>
+      <w:r>
+        <w:rPr>
+          <w:rFonts w:ascii="Segoe UI Emoji" w:hAnsi="Segoe UI Emoji" w:cs="Segoe UI Emoji"/>
         </w:rPr>
         <w:t xml:space="preserve"> </w:t>
       </w:r>
@@ -8485,183 +8657,9 @@
         <w:rPr>
           <w:lang w:val="en-US"/>
         </w:rPr>
-        <w:t>(</w:t>
-      </w:r>
-      <w:r>
-        <w:rPr>
-          <w:rFonts w:ascii="Segoe UI Emoji" w:hAnsi="Segoe UI Emoji" w:cs="Segoe UI Emoji" w:hint="cs"/>
-          <w:cs/>
-          <w:lang w:val="en-US" w:bidi="hi-IN"/>
-        </w:rPr>
-        <w:t>🟢</w:t>
-      </w:r>
-      <w:r>
-        <w:rPr>
-          <w:lang w:val="en-US"/>
-        </w:rPr>
-        <w:t xml:space="preserve">)  </w:t>
-      </w:r>
-    </w:p>
-    <w:p>
-      <w:pPr>
-        <w:rPr>
-          <w:lang w:val="en-US"/>
-        </w:rPr>
-      </w:pPr>
-      <w:r>
-        <w:rPr>
-          <w:rFonts w:ascii="Segoe UI Emoji" w:hAnsi="Segoe UI Emoji" w:cs="Segoe UI Emoji"/>
-        </w:rPr>
-        <w:t xml:space="preserve">✅ </w:t>
-      </w:r>
-      <w:proofErr w:type="spellStart"/>
-      <w:r>
-        <w:rPr>
-          <w:lang w:val="en-US"/>
-        </w:rPr>
-        <w:t>Arkaottu</w:t>
-      </w:r>
-      <w:proofErr w:type="spellEnd"/>
-      <w:r>
-        <w:rPr>
-          <w:lang w:val="en-US"/>
-        </w:rPr>
-        <w:t xml:space="preserve"> (</w:t>
-      </w:r>
-      <w:r>
-        <w:rPr>
-          <w:rFonts w:ascii="Segoe UI Emoji" w:hAnsi="Segoe UI Emoji" w:cs="Segoe UI Emoji"/>
-          <w:lang w:val="en-US"/>
-        </w:rPr>
-        <w:t>🟠</w:t>
-      </w:r>
-      <w:r>
-        <w:rPr>
-          <w:lang w:val="en-US"/>
-        </w:rPr>
-        <w:t xml:space="preserve">)  </w:t>
-      </w:r>
-    </w:p>
-    <w:p>
-      <w:pPr>
-        <w:rPr>
-          <w:lang w:val="en-US"/>
-        </w:rPr>
-      </w:pPr>
-      <w:r>
-        <w:rPr>
-          <w:rFonts w:ascii="Segoe UI Emoji" w:hAnsi="Segoe UI Emoji" w:cs="Segoe UI Emoji"/>
-        </w:rPr>
-        <w:t xml:space="preserve">✅ </w:t>
-      </w:r>
-      <w:r>
-        <w:rPr>
-          <w:rFonts w:ascii="Segoe UI Emoji" w:hAnsi="Segoe UI Emoji" w:cs="Segoe UI Emoji"/>
-        </w:rPr>
-        <w:t>Y</w:t>
-      </w:r>
-      <w:proofErr w:type="spellStart"/>
-      <w:r>
-        <w:rPr>
-          <w:lang w:val="en-US"/>
-        </w:rPr>
-        <w:t>ogavaha</w:t>
-      </w:r>
-      <w:proofErr w:type="spellEnd"/>
-      <w:r>
-        <w:rPr>
-          <w:lang w:val="en-US"/>
-        </w:rPr>
-        <w:t xml:space="preserve"> (</w:t>
-      </w:r>
-      <w:r>
-        <w:rPr>
-          <w:rFonts w:ascii="Segoe UI Emoji" w:hAnsi="Segoe UI Emoji" w:cs="Segoe UI Emoji" w:hint="cs"/>
-          <w:cs/>
-          <w:lang w:val="en-US" w:bidi="hi-IN"/>
-        </w:rPr>
-        <w:t>🟤</w:t>
-      </w:r>
-      <w:r>
-        <w:rPr>
-          <w:lang w:val="en-US"/>
-        </w:rPr>
-        <w:t xml:space="preserve">) </w:t>
-      </w:r>
-    </w:p>
-    <w:p>
-      <w:pPr>
-        <w:rPr>
-          <w:lang w:val="en-US"/>
-        </w:rPr>
-      </w:pPr>
-      <w:r>
-        <w:rPr>
-          <w:rFonts w:ascii="Segoe UI Emoji" w:hAnsi="Segoe UI Emoji" w:cs="Segoe UI Emoji"/>
-        </w:rPr>
-        <w:t xml:space="preserve">✅ </w:t>
-      </w:r>
-      <w:proofErr w:type="spellStart"/>
-      <w:r>
-        <w:rPr>
-          <w:lang w:val="en-US"/>
-        </w:rPr>
-        <w:t>Kagunita</w:t>
-      </w:r>
-      <w:proofErr w:type="spellEnd"/>
-      <w:r>
-        <w:rPr>
-          <w:lang w:val="en-US"/>
-        </w:rPr>
-        <w:t xml:space="preserve"> </w:t>
-      </w:r>
-      <w:r>
-        <w:rPr>
-          <w:lang w:val="en-US"/>
-        </w:rPr>
-        <w:t>(</w:t>
-      </w:r>
-      <w:r>
-        <w:rPr>
-          <w:rFonts w:ascii="Segoe UI Emoji" w:hAnsi="Segoe UI Emoji" w:cs="Segoe UI Emoji" w:hint="cs"/>
-          <w:cs/>
-          <w:lang w:val="en-US" w:bidi="hi-IN"/>
-        </w:rPr>
-        <w:t>🔴</w:t>
-      </w:r>
-      <w:r>
-        <w:rPr>
-          <w:lang w:val="en-US"/>
-        </w:rPr>
-        <w:t xml:space="preserve">)  </w:t>
-      </w:r>
-    </w:p>
-    <w:p>
-      <w:pPr>
-        <w:rPr>
-          <w:lang w:val="en-US"/>
-        </w:rPr>
-      </w:pPr>
-      <w:r>
-        <w:rPr>
-          <w:rFonts w:ascii="Segoe UI Emoji" w:hAnsi="Segoe UI Emoji" w:cs="Segoe UI Emoji"/>
-        </w:rPr>
-        <w:t xml:space="preserve">✅ </w:t>
-      </w:r>
-      <w:r>
-        <w:rPr>
-          <w:rFonts w:ascii="Segoe UI Emoji" w:hAnsi="Segoe UI Emoji" w:cs="Segoe UI Emoji"/>
-        </w:rPr>
-        <w:t xml:space="preserve"> </w:t>
-      </w:r>
-      <w:proofErr w:type="spellStart"/>
-      <w:r>
-        <w:rPr>
-          <w:lang w:val="en-US"/>
-        </w:rPr>
         <w:t>Halant</w:t>
       </w:r>
-      <w:proofErr w:type="spellEnd"/>
+      <w:proofErr w:type="gramEnd"/>
       <w:r>
         <w:rPr>
           <w:lang w:val="en-US"/>
@@ -8719,7 +8717,7 @@
                     </pic:cNvPicPr>
                   </pic:nvPicPr>
                   <pic:blipFill>
-                    <a:blip r:embed="rId40">
+                    <a:blip r:embed="rId42">
                       <a:extLst>
                         <a:ext uri="{28A0092B-C50C-407E-A947-70E740481C1C}">
                           <a14:useLocalDpi xmlns:a14="http://schemas.microsoft.com/office/drawing/2010/main" val="0"/>
@@ -8784,7 +8782,7 @@
                     </pic:cNvPicPr>
                   </pic:nvPicPr>
                   <pic:blipFill>
-                    <a:blip r:embed="rId41">
+                    <a:blip r:embed="rId43">
                       <a:extLst>
                         <a:ext uri="{28A0092B-C50C-407E-A947-70E740481C1C}">
                           <a14:useLocalDpi xmlns:a14="http://schemas.microsoft.com/office/drawing/2010/main" val="0"/>
@@ -8849,7 +8847,7 @@
                     </pic:cNvPicPr>
                   </pic:nvPicPr>
                   <pic:blipFill>
-                    <a:blip r:embed="rId42">
+                    <a:blip r:embed="rId44">
                       <a:extLst>
                         <a:ext uri="{28A0092B-C50C-407E-A947-70E740481C1C}">
                           <a14:useLocalDpi xmlns:a14="http://schemas.microsoft.com/office/drawing/2010/main" val="0"/>
@@ -8900,10 +8898,10 @@
           <w:lang w:val="en-US"/>
         </w:rPr>
         <w:drawing>
-          <wp:inline distT="0" distB="0" distL="0" distR="0" wp14:anchorId="0189B58A" wp14:editId="054E5BB1">
-            <wp:extent cx="5731510" cy="2780030"/>
+          <wp:inline distT="0" distB="0" distL="0" distR="0" wp14:anchorId="77EEAB73" wp14:editId="3BD83E7F">
+            <wp:extent cx="5731510" cy="2646680"/>
             <wp:effectExtent l="0" t="0" r="2540" b="1270"/>
-            <wp:docPr id="53" name="Picture 53"/>
+            <wp:docPr id="6" name="Picture 6"/>
             <wp:cNvGraphicFramePr>
               <a:graphicFrameLocks xmlns:a="http://schemas.openxmlformats.org/drawingml/2006/main" noChangeAspect="1"/>
             </wp:cNvGraphicFramePr>
@@ -8911,13 +8909,13 @@
               <a:graphicData uri="http://schemas.openxmlformats.org/drawingml/2006/picture">
                 <pic:pic xmlns:pic="http://schemas.openxmlformats.org/drawingml/2006/picture">
                   <pic:nvPicPr>
-                    <pic:cNvPr id="0" name="Picture 7"/>
+                    <pic:cNvPr id="0" name="Picture 2"/>
                     <pic:cNvPicPr>
                       <a:picLocks noChangeAspect="1" noChangeArrowheads="1"/>
                     </pic:cNvPicPr>
                   </pic:nvPicPr>
                   <pic:blipFill>
-                    <a:blip r:embed="rId43">
+                    <a:blip r:embed="rId45">
                       <a:extLst>
                         <a:ext uri="{28A0092B-C50C-407E-A947-70E740481C1C}">
                           <a14:useLocalDpi xmlns:a14="http://schemas.microsoft.com/office/drawing/2010/main" val="0"/>
@@ -8932,7 +8930,7 @@
                   <pic:spPr bwMode="auto">
                     <a:xfrm>
                       <a:off x="0" y="0"/>
-                      <a:ext cx="5731510" cy="2780030"/>
+                      <a:ext cx="5731510" cy="2646680"/>
                     </a:xfrm>
                     <a:prstGeom prst="rect">
                       <a:avLst/>
@@ -8985,221 +8983,6 @@
             <wp:extent cx="2086266" cy="476316"/>
             <wp:effectExtent l="0" t="0" r="9525" b="0"/>
             <wp:docPr id="90" name="Picture 90"/>
-            <wp:cNvGraphicFramePr>
-              <a:graphicFrameLocks xmlns:a="http://schemas.openxmlformats.org/drawingml/2006/main" noChangeAspect="1"/>
-            </wp:cNvGraphicFramePr>
-            <a:graphic xmlns:a="http://schemas.openxmlformats.org/drawingml/2006/main">
-              <a:graphicData uri="http://schemas.openxmlformats.org/drawingml/2006/picture">
-                <pic:pic xmlns:pic="http://schemas.openxmlformats.org/drawingml/2006/picture">
-                  <pic:nvPicPr>
-                    <pic:cNvPr id="1" name=""/>
-                    <pic:cNvPicPr/>
-                  </pic:nvPicPr>
-                  <pic:blipFill>
-                    <a:blip r:embed="rId44"/>
-                    <a:stretch>
-                      <a:fillRect/>
-                    </a:stretch>
-                  </pic:blipFill>
-                  <pic:spPr>
-                    <a:xfrm>
-                      <a:off x="0" y="0"/>
-                      <a:ext cx="2086266" cy="476316"/>
-                    </a:xfrm>
-                    <a:prstGeom prst="rect">
-                      <a:avLst/>
-                    </a:prstGeom>
-                  </pic:spPr>
-                </pic:pic>
-              </a:graphicData>
-            </a:graphic>
-          </wp:inline>
-        </w:drawing>
-      </w:r>
-    </w:p>
-    <w:p>
-      <w:pPr>
-        <w:rPr>
-          <w:lang w:val="en-US"/>
-        </w:rPr>
-      </w:pPr>
-      <w:r>
-        <w:rPr>
-          <w:lang w:val="en-US"/>
-        </w:rPr>
-        <w:t xml:space="preserve">Converts decimal number into </w:t>
-      </w:r>
-      <w:r>
-        <w:rPr>
-          <w:lang w:val="en-US"/>
-        </w:rPr>
-        <w:t xml:space="preserve">Kannada </w:t>
-      </w:r>
-      <w:r>
-        <w:rPr>
-          <w:lang w:val="en-US"/>
-        </w:rPr>
-        <w:t xml:space="preserve"> number and </w:t>
-      </w:r>
-      <w:proofErr w:type="spellStart"/>
-      <w:r>
-        <w:rPr>
-          <w:lang w:val="en-US"/>
-        </w:rPr>
-        <w:t>kannada</w:t>
-      </w:r>
-      <w:proofErr w:type="spellEnd"/>
-      <w:r>
-        <w:rPr>
-          <w:lang w:val="en-US"/>
-        </w:rPr>
-        <w:t xml:space="preserve"> </w:t>
-      </w:r>
-      <w:r>
-        <w:rPr>
-          <w:lang w:val="en-US"/>
-        </w:rPr>
-        <w:t>text for the same.</w:t>
-      </w:r>
-    </w:p>
-    <w:p>
-      <w:pPr>
-        <w:rPr>
-          <w:lang w:val="en-US"/>
-        </w:rPr>
-      </w:pPr>
-      <w:r>
-        <w:rPr>
-          <w:noProof/>
-          <w:lang w:val="en-US"/>
-        </w:rPr>
-        <w:drawing>
-          <wp:inline distT="0" distB="0" distL="0" distR="0" wp14:anchorId="17D0F98F" wp14:editId="5555E3EA">
-            <wp:extent cx="5731510" cy="2913380"/>
-            <wp:effectExtent l="0" t="0" r="2540" b="1270"/>
-            <wp:docPr id="54" name="Picture 54"/>
-            <wp:cNvGraphicFramePr>
-              <a:graphicFrameLocks xmlns:a="http://schemas.openxmlformats.org/drawingml/2006/main" noChangeAspect="1"/>
-            </wp:cNvGraphicFramePr>
-            <a:graphic xmlns:a="http://schemas.openxmlformats.org/drawingml/2006/main">
-              <a:graphicData uri="http://schemas.openxmlformats.org/drawingml/2006/picture">
-                <pic:pic xmlns:pic="http://schemas.openxmlformats.org/drawingml/2006/picture">
-                  <pic:nvPicPr>
-                    <pic:cNvPr id="1" name=""/>
-                    <pic:cNvPicPr/>
-                  </pic:nvPicPr>
-                  <pic:blipFill>
-                    <a:blip r:embed="rId45"/>
-                    <a:stretch>
-                      <a:fillRect/>
-                    </a:stretch>
-                  </pic:blipFill>
-                  <pic:spPr>
-                    <a:xfrm>
-                      <a:off x="0" y="0"/>
-                      <a:ext cx="5731510" cy="2913380"/>
-                    </a:xfrm>
-                    <a:prstGeom prst="rect">
-                      <a:avLst/>
-                    </a:prstGeom>
-                  </pic:spPr>
-                </pic:pic>
-              </a:graphicData>
-            </a:graphic>
-          </wp:inline>
-        </w:drawing>
-      </w:r>
-    </w:p>
-    <w:p>
-      <w:pPr>
-        <w:rPr>
-          <w:lang w:val="en-US"/>
-        </w:rPr>
-      </w:pPr>
-    </w:p>
-    <w:p>
-      <w:pPr>
-        <w:rPr>
-          <w:lang w:val="en-US"/>
-        </w:rPr>
-      </w:pPr>
-      <w:r>
-        <w:rPr>
-          <w:lang w:val="en-US"/>
-        </w:rPr>
-        <w:br w:type="page"/>
-      </w:r>
-    </w:p>
-    <w:p>
-      <w:pPr>
-        <w:pStyle w:val="Heading1"/>
-        <w:rPr>
-          <w:lang w:val="en-US"/>
-        </w:rPr>
-      </w:pPr>
-      <w:r>
-        <w:rPr>
-          <w:lang w:val="en-US"/>
-        </w:rPr>
-        <w:lastRenderedPageBreak/>
-        <w:t>Troubleshooting and workarounds</w:t>
-      </w:r>
-    </w:p>
-    <w:p>
-      <w:pPr>
-        <w:pStyle w:val="Heading2"/>
-        <w:rPr>
-          <w:lang w:val="en-US"/>
-        </w:rPr>
-      </w:pPr>
-      <w:r>
-        <w:rPr>
-          <w:lang w:val="en-US"/>
-        </w:rPr>
-        <w:t>Preloaded Sounds</w:t>
-      </w:r>
-    </w:p>
-    <w:p>
-      <w:pPr>
-        <w:rPr>
-          <w:lang w:val="en-US"/>
-        </w:rPr>
-      </w:pPr>
-      <w:r>
-        <w:rPr>
-          <w:lang w:val="en-US"/>
-        </w:rPr>
-        <w:t xml:space="preserve">Sometimes the Audio files don’t get loaded for streaming. In such cases, the Vowel </w:t>
-      </w:r>
-      <w:r>
-        <w:rPr>
-          <w:lang w:val="en-US"/>
-        </w:rPr>
-        <w:t>or Consonants</w:t>
-      </w:r>
-      <w:r>
-        <w:rPr>
-          <w:lang w:val="en-US"/>
-        </w:rPr>
-        <w:t xml:space="preserve"> button background color becomes red as shown below.</w:t>
-      </w:r>
-    </w:p>
-    <w:p>
-      <w:pPr>
-        <w:rPr>
-          <w:lang w:val="en-US"/>
-        </w:rPr>
-      </w:pPr>
-      <w:r>
-        <w:rPr>
-          <w:noProof/>
-          <w:lang w:val="en-US"/>
-        </w:rPr>
-        <w:drawing>
-          <wp:inline distT="0" distB="0" distL="0" distR="0" wp14:anchorId="38E62DC4" wp14:editId="71767FAF">
-            <wp:extent cx="1867161" cy="438211"/>
-            <wp:effectExtent l="0" t="0" r="0" b="0"/>
-            <wp:docPr id="2" name="Picture 2"/>
             <wp:cNvGraphicFramePr>
               <a:graphicFrameLocks xmlns:a="http://schemas.openxmlformats.org/drawingml/2006/main" noChangeAspect="1"/>
             </wp:cNvGraphicFramePr>
@@ -9219,6 +9002,234 @@
                   <pic:spPr>
                     <a:xfrm>
                       <a:off x="0" y="0"/>
+                      <a:ext cx="2086266" cy="476316"/>
+                    </a:xfrm>
+                    <a:prstGeom prst="rect">
+                      <a:avLst/>
+                    </a:prstGeom>
+                  </pic:spPr>
+                </pic:pic>
+              </a:graphicData>
+            </a:graphic>
+          </wp:inline>
+        </w:drawing>
+      </w:r>
+    </w:p>
+    <w:p>
+      <w:pPr>
+        <w:rPr>
+          <w:lang w:val="en-US"/>
+        </w:rPr>
+      </w:pPr>
+      <w:r>
+        <w:rPr>
+          <w:lang w:val="en-US"/>
+        </w:rPr>
+        <w:t xml:space="preserve">Converts decimal number into </w:t>
+      </w:r>
+      <w:proofErr w:type="gramStart"/>
+      <w:r>
+        <w:rPr>
+          <w:lang w:val="en-US"/>
+        </w:rPr>
+        <w:t xml:space="preserve">Kannada </w:t>
+      </w:r>
+      <w:r>
+        <w:rPr>
+          <w:lang w:val="en-US"/>
+        </w:rPr>
+        <w:t xml:space="preserve"> number</w:t>
+      </w:r>
+      <w:proofErr w:type="gramEnd"/>
+      <w:r>
+        <w:rPr>
+          <w:lang w:val="en-US"/>
+        </w:rPr>
+        <w:t xml:space="preserve"> and </w:t>
+      </w:r>
+      <w:r>
+        <w:rPr>
+          <w:lang w:val="en-US"/>
+        </w:rPr>
+        <w:t xml:space="preserve">kannada </w:t>
+      </w:r>
+      <w:r>
+        <w:rPr>
+          <w:lang w:val="en-US"/>
+        </w:rPr>
+        <w:t>text for the same.</w:t>
+      </w:r>
+    </w:p>
+    <w:p>
+      <w:pPr>
+        <w:rPr>
+          <w:lang w:val="en-US"/>
+        </w:rPr>
+      </w:pPr>
+      <w:r>
+        <w:rPr>
+          <w:noProof/>
+          <w:lang w:val="en-US"/>
+        </w:rPr>
+        <w:drawing>
+          <wp:inline distT="0" distB="0" distL="0" distR="0" wp14:anchorId="29B97DD4" wp14:editId="27A3EFA8">
+            <wp:extent cx="5724525" cy="2886075"/>
+            <wp:effectExtent l="0" t="0" r="9525" b="9525"/>
+            <wp:docPr id="7" name="Picture 7"/>
+            <wp:cNvGraphicFramePr>
+              <a:graphicFrameLocks xmlns:a="http://schemas.openxmlformats.org/drawingml/2006/main" noChangeAspect="1"/>
+            </wp:cNvGraphicFramePr>
+            <a:graphic xmlns:a="http://schemas.openxmlformats.org/drawingml/2006/main">
+              <a:graphicData uri="http://schemas.openxmlformats.org/drawingml/2006/picture">
+                <pic:pic xmlns:pic="http://schemas.openxmlformats.org/drawingml/2006/picture">
+                  <pic:nvPicPr>
+                    <pic:cNvPr id="0" name="Picture 3"/>
+                    <pic:cNvPicPr>
+                      <a:picLocks noChangeAspect="1" noChangeArrowheads="1"/>
+                    </pic:cNvPicPr>
+                  </pic:nvPicPr>
+                  <pic:blipFill>
+                    <a:blip r:embed="rId47">
+                      <a:extLst>
+                        <a:ext uri="{28A0092B-C50C-407E-A947-70E740481C1C}">
+                          <a14:useLocalDpi xmlns:a14="http://schemas.microsoft.com/office/drawing/2010/main" val="0"/>
+                        </a:ext>
+                      </a:extLst>
+                    </a:blip>
+                    <a:srcRect/>
+                    <a:stretch>
+                      <a:fillRect/>
+                    </a:stretch>
+                  </pic:blipFill>
+                  <pic:spPr bwMode="auto">
+                    <a:xfrm>
+                      <a:off x="0" y="0"/>
+                      <a:ext cx="5724525" cy="2886075"/>
+                    </a:xfrm>
+                    <a:prstGeom prst="rect">
+                      <a:avLst/>
+                    </a:prstGeom>
+                    <a:noFill/>
+                    <a:ln>
+                      <a:noFill/>
+                    </a:ln>
+                  </pic:spPr>
+                </pic:pic>
+              </a:graphicData>
+            </a:graphic>
+          </wp:inline>
+        </w:drawing>
+      </w:r>
+    </w:p>
+    <w:p>
+      <w:pPr>
+        <w:rPr>
+          <w:lang w:val="en-US"/>
+        </w:rPr>
+      </w:pPr>
+    </w:p>
+    <w:p>
+      <w:pPr>
+        <w:rPr>
+          <w:lang w:val="en-US"/>
+        </w:rPr>
+      </w:pPr>
+      <w:r>
+        <w:rPr>
+          <w:lang w:val="en-US"/>
+        </w:rPr>
+        <w:br w:type="page"/>
+      </w:r>
+    </w:p>
+    <w:p>
+      <w:pPr>
+        <w:pStyle w:val="Heading1"/>
+        <w:rPr>
+          <w:lang w:val="en-US"/>
+        </w:rPr>
+      </w:pPr>
+      <w:r>
+        <w:rPr>
+          <w:lang w:val="en-US"/>
+        </w:rPr>
+        <w:lastRenderedPageBreak/>
+        <w:t>Troubleshooting and workarounds</w:t>
+      </w:r>
+    </w:p>
+    <w:p>
+      <w:pPr>
+        <w:pStyle w:val="Heading2"/>
+        <w:rPr>
+          <w:lang w:val="en-US"/>
+        </w:rPr>
+      </w:pPr>
+      <w:r>
+        <w:rPr>
+          <w:lang w:val="en-US"/>
+        </w:rPr>
+        <w:t>Preloaded Sounds</w:t>
+      </w:r>
+    </w:p>
+    <w:p>
+      <w:pPr>
+        <w:rPr>
+          <w:lang w:val="en-US"/>
+        </w:rPr>
+      </w:pPr>
+      <w:r>
+        <w:rPr>
+          <w:lang w:val="en-US"/>
+        </w:rPr>
+        <w:t xml:space="preserve">Sometimes the Audio files don’t get loaded for streaming. In such cases, the Vowel </w:t>
+      </w:r>
+      <w:r>
+        <w:rPr>
+          <w:lang w:val="en-US"/>
+        </w:rPr>
+        <w:t>or Consonants</w:t>
+      </w:r>
+      <w:r>
+        <w:rPr>
+          <w:lang w:val="en-US"/>
+        </w:rPr>
+        <w:t xml:space="preserve"> button background color becomes red as shown below.</w:t>
+      </w:r>
+    </w:p>
+    <w:p>
+      <w:pPr>
+        <w:rPr>
+          <w:lang w:val="en-US"/>
+        </w:rPr>
+      </w:pPr>
+      <w:r>
+        <w:rPr>
+          <w:noProof/>
+          <w:lang w:val="en-US"/>
+        </w:rPr>
+        <w:drawing>
+          <wp:inline distT="0" distB="0" distL="0" distR="0" wp14:anchorId="38E62DC4" wp14:editId="71767FAF">
+            <wp:extent cx="1867161" cy="438211"/>
+            <wp:effectExtent l="0" t="0" r="0" b="0"/>
+            <wp:docPr id="2" name="Picture 2"/>
+            <wp:cNvGraphicFramePr>
+              <a:graphicFrameLocks xmlns:a="http://schemas.openxmlformats.org/drawingml/2006/main" noChangeAspect="1"/>
+            </wp:cNvGraphicFramePr>
+            <a:graphic xmlns:a="http://schemas.openxmlformats.org/drawingml/2006/main">
+              <a:graphicData uri="http://schemas.openxmlformats.org/drawingml/2006/picture">
+                <pic:pic xmlns:pic="http://schemas.openxmlformats.org/drawingml/2006/picture">
+                  <pic:nvPicPr>
+                    <pic:cNvPr id="1" name=""/>
+                    <pic:cNvPicPr/>
+                  </pic:nvPicPr>
+                  <pic:blipFill>
+                    <a:blip r:embed="rId48"/>
+                    <a:stretch>
+                      <a:fillRect/>
+                    </a:stretch>
+                  </pic:blipFill>
+                  <pic:spPr>
+                    <a:xfrm>
+                      <a:off x="0" y="0"/>
                       <a:ext cx="1867161" cy="438211"/>
                     </a:xfrm>
                     <a:prstGeom prst="rect">
@@ -9352,57 +9363,6 @@
     </w:p>
     <w:p>
       <w:pPr>
-        <w:pStyle w:val="Heading2"/>
-        <w:rPr>
-          <w:lang w:val="en-US"/>
-        </w:rPr>
-      </w:pPr>
-      <w:r>
-        <w:rPr>
-          <w:lang w:val="en-US"/>
-        </w:rPr>
-        <w:t>Sound Quality</w:t>
-      </w:r>
-      <w:r>
-        <w:rPr>
-          <w:lang w:val="en-US"/>
-        </w:rPr>
-        <w:t xml:space="preserve"> on Mobile devices</w:t>
-      </w:r>
-    </w:p>
-    <w:p>
-      <w:pPr>
-        <w:rPr>
-          <w:lang w:val="en-US"/>
-        </w:rPr>
-      </w:pPr>
-      <w:r>
-        <w:rPr>
-          <w:lang w:val="en-US"/>
-        </w:rPr>
-        <w:t xml:space="preserve">Due to CORS network restrictions, locally installed device voices </w:t>
-      </w:r>
-      <w:r>
-        <w:rPr>
-          <w:lang w:val="en-US"/>
-        </w:rPr>
-        <w:t xml:space="preserve">are used </w:t>
-      </w:r>
-      <w:r>
-        <w:rPr>
-          <w:lang w:val="en-US"/>
-        </w:rPr>
-        <w:t>instead of high-quality Google neural models. For the best sound quality and experience, please use a Desktop or Laptop</w:t>
-      </w:r>
-      <w:r>
-        <w:rPr>
-          <w:lang w:val="en-US"/>
-        </w:rPr>
-        <w:t xml:space="preserve"> if possible.</w:t>
-      </w:r>
-    </w:p>
-    <w:p>
-      <w:pPr>
         <w:pStyle w:val="Heading1"/>
         <w:rPr>
           <w:lang w:val="en-US"/>
@@ -9451,7 +9411,7 @@
         </w:rPr>
         <w:t xml:space="preserve">, kindly drop me an email at </w:t>
       </w:r>
-      <w:hyperlink r:id="rId47" w:history="1">
+      <w:hyperlink r:id="rId49" w:history="1">
         <w:r>
           <w:rPr>
             <w:rStyle w:val="Hyperlink"/>
@@ -9464,14 +9424,7 @@
         <w:rPr>
           <w:lang w:val="en-US"/>
         </w:rPr>
-        <w:t xml:space="preserve"> with the subject starting with “</w:t>
-      </w:r>
-      <w:proofErr w:type="spellStart"/>
-      <w:r>
-        <w:rPr>
-          <w:lang w:val="en-US"/>
-        </w:rPr>
-        <w:t>ai</w:t>
+        <w:t xml:space="preserve"> with the subject starting with “ai</w:t>
       </w:r>
       <w:r>
         <w:rPr>
@@ -9483,14 +9436,7 @@
         <w:rPr>
           <w:lang w:val="en-US"/>
         </w:rPr>
-        <w:t>tutor</w:t>
-      </w:r>
-      <w:proofErr w:type="spellEnd"/>
-      <w:r>
-        <w:rPr>
-          <w:lang w:val="en-US"/>
-        </w:rPr>
-        <w:t>”.</w:t>
+        <w:t>tutor”.</w:t>
       </w:r>
     </w:p>
     <w:p>
